--- a/fuentes/41430001_CF01_DI.docx
+++ b/fuentes/41430001_CF01_DI.docx
@@ -4193,7 +4193,7 @@
         <w:pStyle w:val="Ttulo1"/>
         <w:numPr>
           <w:ilvl w:val="0"/>
-          <w:numId w:val="26"/>
+          <w:numId w:val="2"/>
         </w:numPr>
         <w:spacing w:line="360" w:lineRule="auto"/>
         <w:rPr>
@@ -4403,34 +4403,13 @@
           <w:szCs w:val="20"/>
         </w:rPr>
       </w:pPr>
-      <w:r>
-        <w:rPr>
-          <w:sz w:val="20"/>
-          <w:szCs w:val="20"/>
-        </w:rPr>
-        <w:t xml:space="preserve">Este nuevo orden social se sustenta en dinámicas que posteriormente se profundizan: la influencia de la globalización en la cultura contemporánea, el papel de la tecnología como motor de cambio, la consolidación de la sociedad de la información, la evolución hacia la sociedad del conocimiento, la organización en estructuras de sociedad </w:t>
-      </w:r>
-      <w:r>
-        <w:rPr>
-          <w:sz w:val="20"/>
-          <w:szCs w:val="20"/>
-        </w:rPr>
-        <w:t xml:space="preserve">de </w:t>
-      </w:r>
-      <w:r>
-        <w:rPr>
-          <w:sz w:val="20"/>
-          <w:szCs w:val="20"/>
-        </w:rPr>
-        <w:t>red y sus implicaciones para la educación. Comprender esta emergencia permite contextualizar los cambios educativos actuales y orientar procesos formativos pertinentes frente a las demandas del mundo digital.</w:t>
-      </w:r>
     </w:p>
     <w:p>
       <w:pPr>
         <w:pStyle w:val="Ttulo2"/>
         <w:numPr>
           <w:ilvl w:val="1"/>
-          <w:numId w:val="26"/>
+          <w:numId w:val="2"/>
         </w:numPr>
         <w:spacing w:line="360" w:lineRule="auto"/>
         <w:rPr>
@@ -4479,7 +4458,16 @@
           <w:sz w:val="20"/>
           <w:szCs w:val="20"/>
         </w:rPr>
-        <w:t>; llevando a la sociedad, n</w:t>
+        <w:t>,</w:t>
+      </w:r>
+      <w:r>
+        <w:rPr>
+          <w:rStyle w:val="Refdecomentario"/>
+          <w:rFonts w:ascii="Arial" w:hAnsi="Arial" w:cs="Arial"/>
+          <w:sz w:val="20"/>
+          <w:szCs w:val="20"/>
+        </w:rPr>
+        <w:t xml:space="preserve"> llevando a la sociedad n</w:t>
       </w:r>
       <w:r>
         <w:rPr>
@@ -4572,16 +4560,7 @@
           <w:sz w:val="20"/>
           <w:szCs w:val="20"/>
         </w:rPr>
-        <w:t xml:space="preserve">por el contrario, se nutre </w:t>
-      </w:r>
-      <w:r>
-        <w:rPr>
-          <w:rStyle w:val="Refdecomentario"/>
-          <w:rFonts w:ascii="Arial" w:hAnsi="Arial" w:cs="Arial"/>
-          <w:sz w:val="20"/>
-          <w:szCs w:val="20"/>
-        </w:rPr>
-        <w:t>de perspectivas, metodologías y recursos provenientes de distintos sistemas educativos</w:t>
+        <w:t>por el contrario, se nutre de perspectivas, metodologías y recursos provenientes de distintos sistemas educativos</w:t>
       </w:r>
       <w:r>
         <w:rPr>
@@ -4791,7 +4770,7 @@
         <w:pStyle w:val="Prrafodelista"/>
         <w:numPr>
           <w:ilvl w:val="0"/>
-          <w:numId w:val="27"/>
+          <w:numId w:val="3"/>
         </w:numPr>
         <w:spacing w:line="360" w:lineRule="auto"/>
         <w:rPr>
@@ -4904,7 +4883,7 @@
         <w:pStyle w:val="Ttulo2"/>
         <w:numPr>
           <w:ilvl w:val="1"/>
-          <w:numId w:val="52"/>
+          <w:numId w:val="24"/>
         </w:numPr>
         <w:spacing w:line="360" w:lineRule="auto"/>
         <w:rPr>
@@ -5204,15 +5183,7 @@
           <w:sz w:val="20"/>
           <w:szCs w:val="20"/>
         </w:rPr>
-        <w:t xml:space="preserve"> que ahora se desarrollan en </w:t>
-      </w:r>
-      <w:r>
-        <w:rPr>
-          <w:bCs/>
-          <w:sz w:val="20"/>
-          <w:szCs w:val="20"/>
-        </w:rPr>
-        <w:t>entornos digitales mediante plataformas virtuales, redes sociales, aplicaciones de mensajería y espacios colaborativos que facilitan la comunicación en tiempo real y la construcción colectiva de conocimiento.</w:t>
+        <w:t xml:space="preserve"> que ahora se desarrollan en entornos digitales mediante plataformas virtuales, redes sociales, aplicaciones de mensajería y espacios colaborativos que facilitan la comunicación en tiempo real y la construcción colectiva de conocimiento.</w:t>
       </w:r>
     </w:p>
     <w:tbl>
@@ -5367,7 +5338,7 @@
               <w:pStyle w:val="Normal0"/>
               <w:numPr>
                 <w:ilvl w:val="0"/>
-                <w:numId w:val="28"/>
+                <w:numId w:val="4"/>
               </w:numPr>
               <w:pBdr>
                 <w:top w:val="nil"/>
@@ -5397,7 +5368,7 @@
               <w:pStyle w:val="Normal0"/>
               <w:numPr>
                 <w:ilvl w:val="0"/>
-                <w:numId w:val="28"/>
+                <w:numId w:val="4"/>
               </w:numPr>
               <w:pBdr>
                 <w:top w:val="nil"/>
@@ -5427,7 +5398,7 @@
               <w:pStyle w:val="Normal0"/>
               <w:numPr>
                 <w:ilvl w:val="0"/>
-                <w:numId w:val="28"/>
+                <w:numId w:val="4"/>
               </w:numPr>
               <w:pBdr>
                 <w:top w:val="nil"/>
@@ -5457,7 +5428,7 @@
               <w:pStyle w:val="Normal0"/>
               <w:numPr>
                 <w:ilvl w:val="0"/>
-                <w:numId w:val="28"/>
+                <w:numId w:val="4"/>
               </w:numPr>
               <w:pBdr>
                 <w:top w:val="nil"/>
@@ -5996,7 +5967,7 @@
               <w:pStyle w:val="Normal0"/>
               <w:numPr>
                 <w:ilvl w:val="0"/>
-                <w:numId w:val="29"/>
+                <w:numId w:val="5"/>
               </w:numPr>
               <w:spacing w:line="360" w:lineRule="auto"/>
               <w:rPr>
@@ -6019,7 +5990,7 @@
               <w:pStyle w:val="Normal0"/>
               <w:numPr>
                 <w:ilvl w:val="0"/>
-                <w:numId w:val="29"/>
+                <w:numId w:val="5"/>
               </w:numPr>
               <w:spacing w:line="360" w:lineRule="auto"/>
               <w:rPr>
@@ -6042,7 +6013,7 @@
               <w:pStyle w:val="Normal0"/>
               <w:numPr>
                 <w:ilvl w:val="0"/>
-                <w:numId w:val="29"/>
+                <w:numId w:val="5"/>
               </w:numPr>
               <w:spacing w:line="360" w:lineRule="auto"/>
               <w:rPr>
@@ -6085,7 +6056,7 @@
               <w:pStyle w:val="Normal0"/>
               <w:numPr>
                 <w:ilvl w:val="0"/>
-                <w:numId w:val="30"/>
+                <w:numId w:val="6"/>
               </w:numPr>
               <w:spacing w:line="360" w:lineRule="auto"/>
               <w:rPr>
@@ -6108,7 +6079,7 @@
               <w:pStyle w:val="Normal0"/>
               <w:numPr>
                 <w:ilvl w:val="0"/>
-                <w:numId w:val="30"/>
+                <w:numId w:val="6"/>
               </w:numPr>
               <w:spacing w:line="360" w:lineRule="auto"/>
               <w:rPr>
@@ -6226,7 +6197,7 @@
               <w:pStyle w:val="Normal0"/>
               <w:numPr>
                 <w:ilvl w:val="0"/>
-                <w:numId w:val="31"/>
+                <w:numId w:val="7"/>
               </w:numPr>
               <w:spacing w:line="360" w:lineRule="auto"/>
               <w:rPr>
@@ -6249,7 +6220,7 @@
               <w:pStyle w:val="Normal0"/>
               <w:numPr>
                 <w:ilvl w:val="0"/>
-                <w:numId w:val="31"/>
+                <w:numId w:val="7"/>
               </w:numPr>
               <w:spacing w:line="360" w:lineRule="auto"/>
               <w:rPr>
@@ -6272,7 +6243,7 @@
               <w:pStyle w:val="Normal0"/>
               <w:numPr>
                 <w:ilvl w:val="0"/>
-                <w:numId w:val="31"/>
+                <w:numId w:val="7"/>
               </w:numPr>
               <w:spacing w:line="360" w:lineRule="auto"/>
               <w:rPr>
@@ -6326,7 +6297,7 @@
               <w:pStyle w:val="Normal0"/>
               <w:numPr>
                 <w:ilvl w:val="0"/>
-                <w:numId w:val="32"/>
+                <w:numId w:val="8"/>
               </w:numPr>
               <w:spacing w:line="360" w:lineRule="auto"/>
               <w:rPr>
@@ -6349,7 +6320,7 @@
               <w:pStyle w:val="Normal0"/>
               <w:numPr>
                 <w:ilvl w:val="0"/>
-                <w:numId w:val="32"/>
+                <w:numId w:val="8"/>
               </w:numPr>
               <w:spacing w:line="360" w:lineRule="auto"/>
               <w:rPr>
@@ -6467,7 +6438,7 @@
               <w:pStyle w:val="Normal0"/>
               <w:numPr>
                 <w:ilvl w:val="0"/>
-                <w:numId w:val="33"/>
+                <w:numId w:val="9"/>
               </w:numPr>
               <w:spacing w:line="360" w:lineRule="auto"/>
               <w:rPr>
@@ -6490,7 +6461,7 @@
               <w:pStyle w:val="Normal0"/>
               <w:numPr>
                 <w:ilvl w:val="0"/>
-                <w:numId w:val="33"/>
+                <w:numId w:val="9"/>
               </w:numPr>
               <w:spacing w:line="360" w:lineRule="auto"/>
               <w:rPr>
@@ -6513,7 +6484,7 @@
               <w:pStyle w:val="Normal0"/>
               <w:numPr>
                 <w:ilvl w:val="0"/>
-                <w:numId w:val="33"/>
+                <w:numId w:val="9"/>
               </w:numPr>
               <w:spacing w:line="360" w:lineRule="auto"/>
               <w:rPr>
@@ -6556,7 +6527,7 @@
               <w:pStyle w:val="Normal0"/>
               <w:numPr>
                 <w:ilvl w:val="0"/>
-                <w:numId w:val="34"/>
+                <w:numId w:val="10"/>
               </w:numPr>
               <w:spacing w:line="360" w:lineRule="auto"/>
               <w:rPr>
@@ -6579,7 +6550,7 @@
               <w:pStyle w:val="Normal0"/>
               <w:numPr>
                 <w:ilvl w:val="0"/>
-                <w:numId w:val="34"/>
+                <w:numId w:val="10"/>
               </w:numPr>
               <w:spacing w:line="360" w:lineRule="auto"/>
               <w:rPr>
@@ -6697,7 +6668,7 @@
               <w:pStyle w:val="Normal0"/>
               <w:numPr>
                 <w:ilvl w:val="0"/>
-                <w:numId w:val="35"/>
+                <w:numId w:val="11"/>
               </w:numPr>
               <w:spacing w:line="360" w:lineRule="auto"/>
               <w:rPr>
@@ -6720,7 +6691,7 @@
               <w:pStyle w:val="Normal0"/>
               <w:numPr>
                 <w:ilvl w:val="0"/>
-                <w:numId w:val="35"/>
+                <w:numId w:val="11"/>
               </w:numPr>
               <w:spacing w:line="360" w:lineRule="auto"/>
               <w:rPr>
@@ -6743,7 +6714,7 @@
               <w:pStyle w:val="Normal0"/>
               <w:numPr>
                 <w:ilvl w:val="0"/>
-                <w:numId w:val="35"/>
+                <w:numId w:val="11"/>
               </w:numPr>
               <w:spacing w:line="360" w:lineRule="auto"/>
               <w:rPr>
@@ -6786,7 +6757,7 @@
               <w:pStyle w:val="Normal0"/>
               <w:numPr>
                 <w:ilvl w:val="0"/>
-                <w:numId w:val="36"/>
+                <w:numId w:val="12"/>
               </w:numPr>
               <w:spacing w:line="360" w:lineRule="auto"/>
               <w:rPr>
@@ -6809,7 +6780,7 @@
               <w:pStyle w:val="Normal0"/>
               <w:numPr>
                 <w:ilvl w:val="0"/>
-                <w:numId w:val="36"/>
+                <w:numId w:val="12"/>
               </w:numPr>
               <w:spacing w:line="360" w:lineRule="auto"/>
               <w:rPr>
@@ -6832,7 +6803,7 @@
               <w:pStyle w:val="Normal0"/>
               <w:numPr>
                 <w:ilvl w:val="0"/>
-                <w:numId w:val="36"/>
+                <w:numId w:val="12"/>
               </w:numPr>
               <w:spacing w:line="360" w:lineRule="auto"/>
               <w:rPr>
@@ -6950,7 +6921,7 @@
               <w:pStyle w:val="Normal0"/>
               <w:numPr>
                 <w:ilvl w:val="0"/>
-                <w:numId w:val="37"/>
+                <w:numId w:val="13"/>
               </w:numPr>
               <w:spacing w:line="360" w:lineRule="auto"/>
               <w:rPr>
@@ -6973,7 +6944,7 @@
               <w:pStyle w:val="Normal0"/>
               <w:numPr>
                 <w:ilvl w:val="0"/>
-                <w:numId w:val="37"/>
+                <w:numId w:val="13"/>
               </w:numPr>
               <w:spacing w:line="360" w:lineRule="auto"/>
               <w:rPr>
@@ -6996,7 +6967,7 @@
               <w:pStyle w:val="Normal0"/>
               <w:numPr>
                 <w:ilvl w:val="0"/>
-                <w:numId w:val="37"/>
+                <w:numId w:val="13"/>
               </w:numPr>
               <w:spacing w:line="360" w:lineRule="auto"/>
               <w:rPr>
@@ -7039,7 +7010,7 @@
               <w:pStyle w:val="Normal0"/>
               <w:numPr>
                 <w:ilvl w:val="0"/>
-                <w:numId w:val="38"/>
+                <w:numId w:val="14"/>
               </w:numPr>
               <w:spacing w:line="360" w:lineRule="auto"/>
               <w:rPr>
@@ -7062,7 +7033,7 @@
               <w:pStyle w:val="Normal0"/>
               <w:numPr>
                 <w:ilvl w:val="0"/>
-                <w:numId w:val="38"/>
+                <w:numId w:val="14"/>
               </w:numPr>
               <w:spacing w:line="360" w:lineRule="auto"/>
               <w:rPr>
@@ -7185,7 +7156,7 @@
         <w:pStyle w:val="Ttulo2"/>
         <w:numPr>
           <w:ilvl w:val="1"/>
-          <w:numId w:val="52"/>
+          <w:numId w:val="24"/>
         </w:numPr>
         <w:spacing w:line="360" w:lineRule="auto"/>
         <w:rPr>
@@ -7228,30 +7199,47 @@
         </w:pBdr>
         <w:spacing w:line="360" w:lineRule="auto"/>
         <w:rPr>
-          <w:bCs/>
           <w:sz w:val="20"/>
           <w:szCs w:val="20"/>
         </w:rPr>
       </w:pPr>
       <w:r>
         <w:rPr>
-          <w:bCs/>
-          <w:sz w:val="20"/>
-          <w:szCs w:val="20"/>
-        </w:rPr>
-        <w:t xml:space="preserve">La sociedad de la información se define por la producción, circulación y acceso masivo a datos a través de medios digitales. La información se convierte en un recurso estratégico para el desarrollo social, económico, científico y educativo, </w:t>
+          <w:sz w:val="20"/>
+          <w:szCs w:val="20"/>
+        </w:rPr>
+        <w:t>La sociedad de la información se define por la producción, circulación y acceso masivo a datos a través de medios digitales. La información se convierte en un recurso estratégico para el desarrollo social, económico, científico y educativo</w:t>
       </w:r>
       <w:r>
         <w:rPr>
-          <w:bCs/>
-          <w:sz w:val="20"/>
-          <w:szCs w:val="20"/>
-        </w:rPr>
-        <w:t>así mismo,</w:t>
+          <w:sz w:val="20"/>
+          <w:szCs w:val="20"/>
+        </w:rPr>
+        <w:t>. A</w:t>
       </w:r>
       <w:r>
         <w:rPr>
-          <w:bCs/>
+          <w:sz w:val="20"/>
+          <w:szCs w:val="20"/>
+        </w:rPr>
+        <w:t>s</w:t>
+      </w:r>
+      <w:r>
+        <w:rPr>
+          <w:sz w:val="20"/>
+          <w:szCs w:val="20"/>
+        </w:rPr>
+        <w:t>i</w:t>
+      </w:r>
+      <w:r>
+        <w:rPr>
+          <w:sz w:val="20"/>
+          <w:szCs w:val="20"/>
+        </w:rPr>
+        <w:t>mismo,</w:t>
+      </w:r>
+      <w:r>
+        <w:rPr>
           <w:sz w:val="20"/>
           <w:szCs w:val="20"/>
         </w:rPr>
@@ -7624,7 +7612,7 @@
         <w:pStyle w:val="Normal0"/>
         <w:numPr>
           <w:ilvl w:val="0"/>
-          <w:numId w:val="39"/>
+          <w:numId w:val="15"/>
         </w:numPr>
         <w:pBdr>
           <w:top w:val="nil"/>
@@ -7654,7 +7642,7 @@
         <w:pStyle w:val="Normal0"/>
         <w:numPr>
           <w:ilvl w:val="0"/>
-          <w:numId w:val="39"/>
+          <w:numId w:val="15"/>
         </w:numPr>
         <w:pBdr>
           <w:top w:val="nil"/>
@@ -7684,7 +7672,7 @@
         <w:pStyle w:val="Normal0"/>
         <w:numPr>
           <w:ilvl w:val="0"/>
-          <w:numId w:val="39"/>
+          <w:numId w:val="15"/>
         </w:numPr>
         <w:pBdr>
           <w:top w:val="nil"/>
@@ -7714,7 +7702,7 @@
         <w:pStyle w:val="Normal0"/>
         <w:numPr>
           <w:ilvl w:val="0"/>
-          <w:numId w:val="39"/>
+          <w:numId w:val="15"/>
         </w:numPr>
         <w:pBdr>
           <w:top w:val="nil"/>
@@ -7744,7 +7732,7 @@
         <w:pStyle w:val="Normal0"/>
         <w:numPr>
           <w:ilvl w:val="0"/>
-          <w:numId w:val="39"/>
+          <w:numId w:val="15"/>
         </w:numPr>
         <w:pBdr>
           <w:top w:val="nil"/>
@@ -7888,7 +7876,7 @@
         <w:pStyle w:val="Ttulo2"/>
         <w:numPr>
           <w:ilvl w:val="1"/>
-          <w:numId w:val="52"/>
+          <w:numId w:val="24"/>
         </w:numPr>
         <w:spacing w:line="360" w:lineRule="auto"/>
         <w:rPr>
@@ -8009,7 +7997,7 @@
         <w:pStyle w:val="Normal0"/>
         <w:numPr>
           <w:ilvl w:val="0"/>
-          <w:numId w:val="50"/>
+          <w:numId w:val="22"/>
         </w:numPr>
         <w:pBdr>
           <w:top w:val="nil"/>
@@ -8055,7 +8043,7 @@
         <w:pStyle w:val="Normal0"/>
         <w:numPr>
           <w:ilvl w:val="0"/>
-          <w:numId w:val="50"/>
+          <w:numId w:val="22"/>
         </w:numPr>
         <w:pBdr>
           <w:top w:val="nil"/>
@@ -8101,7 +8089,7 @@
         <w:pStyle w:val="Normal0"/>
         <w:numPr>
           <w:ilvl w:val="0"/>
-          <w:numId w:val="50"/>
+          <w:numId w:val="22"/>
         </w:numPr>
         <w:pBdr>
           <w:top w:val="nil"/>
@@ -8147,7 +8135,7 @@
         <w:pStyle w:val="Normal0"/>
         <w:numPr>
           <w:ilvl w:val="0"/>
-          <w:numId w:val="50"/>
+          <w:numId w:val="22"/>
         </w:numPr>
         <w:pBdr>
           <w:top w:val="nil"/>
@@ -9347,7 +9335,7 @@
               <w:pStyle w:val="Normal0"/>
               <w:numPr>
                 <w:ilvl w:val="0"/>
-                <w:numId w:val="44"/>
+                <w:numId w:val="18"/>
               </w:numPr>
               <w:spacing w:line="360" w:lineRule="auto"/>
               <w:ind w:left="290" w:hanging="284"/>
@@ -9441,7 +9429,7 @@
               <w:pStyle w:val="Normal0"/>
               <w:numPr>
                 <w:ilvl w:val="0"/>
-                <w:numId w:val="44"/>
+                <w:numId w:val="18"/>
               </w:numPr>
               <w:spacing w:line="360" w:lineRule="auto"/>
               <w:rPr>
@@ -9491,7 +9479,7 @@
               <w:pStyle w:val="Normal0"/>
               <w:numPr>
                 <w:ilvl w:val="0"/>
-                <w:numId w:val="43"/>
+                <w:numId w:val="17"/>
               </w:numPr>
               <w:spacing w:line="360" w:lineRule="auto"/>
               <w:ind w:left="290" w:hanging="284"/>
@@ -9521,7 +9509,7 @@
               <w:pStyle w:val="Normal0"/>
               <w:numPr>
                 <w:ilvl w:val="0"/>
-                <w:numId w:val="43"/>
+                <w:numId w:val="17"/>
               </w:numPr>
               <w:spacing w:line="360" w:lineRule="auto"/>
               <w:rPr>
@@ -9571,7 +9559,7 @@
               <w:pStyle w:val="Normal0"/>
               <w:numPr>
                 <w:ilvl w:val="0"/>
-                <w:numId w:val="42"/>
+                <w:numId w:val="16"/>
               </w:numPr>
               <w:spacing w:line="360" w:lineRule="auto"/>
               <w:ind w:left="290" w:hanging="284"/>
@@ -9595,7 +9583,7 @@
               <w:pStyle w:val="Normal0"/>
               <w:numPr>
                 <w:ilvl w:val="0"/>
-                <w:numId w:val="42"/>
+                <w:numId w:val="16"/>
               </w:numPr>
               <w:spacing w:line="360" w:lineRule="auto"/>
               <w:ind w:left="290" w:hanging="284"/>
@@ -9619,7 +9607,7 @@
               <w:pStyle w:val="Normal0"/>
               <w:numPr>
                 <w:ilvl w:val="0"/>
-                <w:numId w:val="42"/>
+                <w:numId w:val="16"/>
               </w:numPr>
               <w:spacing w:line="360" w:lineRule="auto"/>
               <w:ind w:left="290" w:hanging="284"/>
@@ -9643,7 +9631,7 @@
               <w:pStyle w:val="Normal0"/>
               <w:numPr>
                 <w:ilvl w:val="0"/>
-                <w:numId w:val="42"/>
+                <w:numId w:val="16"/>
               </w:numPr>
               <w:spacing w:line="360" w:lineRule="auto"/>
               <w:ind w:left="290" w:hanging="284"/>
@@ -9667,7 +9655,7 @@
               <w:pStyle w:val="Normal0"/>
               <w:numPr>
                 <w:ilvl w:val="0"/>
-                <w:numId w:val="42"/>
+                <w:numId w:val="16"/>
               </w:numPr>
               <w:spacing w:line="360" w:lineRule="auto"/>
               <w:ind w:left="290" w:hanging="284"/>
@@ -9709,7 +9697,7 @@
               <w:pStyle w:val="Normal0"/>
               <w:numPr>
                 <w:ilvl w:val="0"/>
-                <w:numId w:val="42"/>
+                <w:numId w:val="16"/>
               </w:numPr>
               <w:spacing w:line="360" w:lineRule="auto"/>
               <w:rPr>
@@ -9745,7 +9733,7 @@
         <w:pStyle w:val="Ttulo2"/>
         <w:numPr>
           <w:ilvl w:val="1"/>
-          <w:numId w:val="52"/>
+          <w:numId w:val="24"/>
         </w:numPr>
         <w:spacing w:line="360" w:lineRule="auto"/>
         <w:rPr>
@@ -9858,7 +9846,7 @@
         <w:pStyle w:val="Prrafodelista"/>
         <w:numPr>
           <w:ilvl w:val="0"/>
-          <w:numId w:val="45"/>
+          <w:numId w:val="19"/>
         </w:numPr>
         <w:spacing w:line="360" w:lineRule="auto"/>
         <w:rPr>
@@ -9879,7 +9867,7 @@
         <w:pStyle w:val="Prrafodelista"/>
         <w:numPr>
           <w:ilvl w:val="0"/>
-          <w:numId w:val="45"/>
+          <w:numId w:val="19"/>
         </w:numPr>
         <w:spacing w:line="360" w:lineRule="auto"/>
         <w:rPr>
@@ -9900,7 +9888,7 @@
         <w:pStyle w:val="Prrafodelista"/>
         <w:numPr>
           <w:ilvl w:val="0"/>
-          <w:numId w:val="45"/>
+          <w:numId w:val="19"/>
         </w:numPr>
         <w:spacing w:line="360" w:lineRule="auto"/>
         <w:rPr>
@@ -9930,7 +9918,7 @@
         <w:pStyle w:val="Ttulo2"/>
         <w:numPr>
           <w:ilvl w:val="1"/>
-          <w:numId w:val="52"/>
+          <w:numId w:val="24"/>
         </w:numPr>
         <w:spacing w:line="360" w:lineRule="auto"/>
         <w:rPr>
@@ -10151,7 +10139,7 @@
         <w:pStyle w:val="Ttulo1"/>
         <w:numPr>
           <w:ilvl w:val="0"/>
-          <w:numId w:val="52"/>
+          <w:numId w:val="24"/>
         </w:numPr>
         <w:spacing w:line="360" w:lineRule="auto"/>
         <w:rPr>
@@ -10823,7 +10811,7 @@
         <w:pStyle w:val="Ttulo2"/>
         <w:numPr>
           <w:ilvl w:val="1"/>
-          <w:numId w:val="53"/>
+          <w:numId w:val="25"/>
         </w:numPr>
         <w:spacing w:line="360" w:lineRule="auto"/>
         <w:rPr>
@@ -11146,7 +11134,24 @@
                 <w:sz w:val="20"/>
                 <w:szCs w:val="20"/>
               </w:rPr>
-              <w:t>LMS (Learning Management System)</w:t>
+              <w:t>LMS (</w:t>
+            </w:r>
+            <w:r>
+              <w:rPr>
+                <w:i/>
+                <w:iCs/>
+                <w:sz w:val="20"/>
+                <w:szCs w:val="20"/>
+                <w:highlight w:val="yellow"/>
+              </w:rPr>
+              <w:t>Learning Management System</w:t>
+            </w:r>
+            <w:r>
+              <w:rPr>
+                <w:sz w:val="20"/>
+                <w:szCs w:val="20"/>
+              </w:rPr>
+              <w:t>)</w:t>
             </w:r>
             <w:r>
               <w:rPr>
@@ -11510,7 +11515,7 @@
         <w:pStyle w:val="Ttulo2"/>
         <w:numPr>
           <w:ilvl w:val="1"/>
-          <w:numId w:val="53"/>
+          <w:numId w:val="25"/>
         </w:numPr>
         <w:spacing w:line="360" w:lineRule="auto"/>
         <w:ind w:left="567"/>
@@ -12042,7 +12047,7 @@
       <w:pPr>
         <w:numPr>
           <w:ilvl w:val="0"/>
-          <w:numId w:val="47"/>
+          <w:numId w:val="20"/>
         </w:numPr>
         <w:spacing w:line="360" w:lineRule="auto"/>
         <w:rPr>
@@ -12062,7 +12067,7 @@
       <w:pPr>
         <w:numPr>
           <w:ilvl w:val="0"/>
-          <w:numId w:val="47"/>
+          <w:numId w:val="20"/>
         </w:numPr>
         <w:spacing w:line="360" w:lineRule="auto"/>
         <w:rPr>
@@ -12082,7 +12087,7 @@
       <w:pPr>
         <w:numPr>
           <w:ilvl w:val="0"/>
-          <w:numId w:val="47"/>
+          <w:numId w:val="20"/>
         </w:numPr>
         <w:spacing w:line="360" w:lineRule="auto"/>
         <w:rPr>
@@ -12112,7 +12117,7 @@
         <w:pStyle w:val="Ttulo2"/>
         <w:numPr>
           <w:ilvl w:val="1"/>
-          <w:numId w:val="53"/>
+          <w:numId w:val="25"/>
         </w:numPr>
         <w:spacing w:line="360" w:lineRule="auto"/>
         <w:ind w:left="567"/>
@@ -12563,7 +12568,24 @@
                 <w:sz w:val="20"/>
                 <w:szCs w:val="20"/>
               </w:rPr>
-              <w:t>Foros, proyectos grupales, wikis colaborativas.</w:t>
+              <w:t xml:space="preserve">Foros, proyectos grupales, </w:t>
+            </w:r>
+            <w:r>
+              <w:rPr>
+                <w:i/>
+                <w:iCs/>
+                <w:sz w:val="20"/>
+                <w:szCs w:val="20"/>
+                <w:highlight w:val="yellow"/>
+              </w:rPr>
+              <w:t>wikis</w:t>
+            </w:r>
+            <w:r>
+              <w:rPr>
+                <w:sz w:val="20"/>
+                <w:szCs w:val="20"/>
+              </w:rPr>
+              <w:t xml:space="preserve"> colaborativas.</w:t>
             </w:r>
           </w:p>
         </w:tc>
@@ -12719,7 +12741,7 @@
         <w:pStyle w:val="Ttulo1"/>
         <w:numPr>
           <w:ilvl w:val="0"/>
-          <w:numId w:val="53"/>
+          <w:numId w:val="25"/>
         </w:numPr>
         <w:spacing w:line="360" w:lineRule="auto"/>
         <w:rPr>
@@ -12796,7 +12818,7 @@
               </wp:anchor>
             </w:drawing>
           </mc:Choice>
-          <mc:Fallback>
+          <mc:Fallback xmlns:dgm="http://schemas.openxmlformats.org/drawingml/2006/diagram" xmlns:a14="http://schemas.microsoft.com/office/drawing/2010/main" xmlns:pic="http://schemas.openxmlformats.org/drawingml/2006/picture" xmlns:a="http://schemas.openxmlformats.org/drawingml/2006/main">
             <w:pict w14:anchorId="6B1D0C61">
               <v:rect id="Rectángulo 1" style="position:absolute;margin-left:-6.5pt;margin-top:56.15pt;width:509.6pt;height:309.65pt;z-index:251667456;visibility:visible;mso-wrap-style:square;mso-height-percent:0;mso-wrap-distance-left:9pt;mso-wrap-distance-top:0;mso-wrap-distance-right:9pt;mso-wrap-distance-bottom:0;mso-position-horizontal:absolute;mso-position-horizontal-relative:text;mso-position-vertical:absolute;mso-position-vertical-relative:text;mso-height-percent:0;mso-height-relative:margin;v-text-anchor:middle" o:spid="_x0000_s1026" filled="f" strokecolor="#4579b8 [3044]" w14:anchorId="5F3B4B98" o:gfxdata="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">
                 <v:shadow on="t" color="black" opacity="22937f" offset="0,.63889mm" origin=",.5"/>
@@ -13115,7 +13137,7 @@
         <w:pStyle w:val="Normal0"/>
         <w:numPr>
           <w:ilvl w:val="0"/>
-          <w:numId w:val="48"/>
+          <w:numId w:val="21"/>
         </w:numPr>
         <w:spacing w:line="360" w:lineRule="auto"/>
         <w:rPr>
@@ -13154,7 +13176,7 @@
         <w:pStyle w:val="Normal0"/>
         <w:numPr>
           <w:ilvl w:val="0"/>
-          <w:numId w:val="48"/>
+          <w:numId w:val="21"/>
         </w:numPr>
         <w:spacing w:line="360" w:lineRule="auto"/>
         <w:rPr>
@@ -13193,7 +13215,7 @@
         <w:pStyle w:val="Normal0"/>
         <w:numPr>
           <w:ilvl w:val="0"/>
-          <w:numId w:val="48"/>
+          <w:numId w:val="21"/>
         </w:numPr>
         <w:spacing w:line="360" w:lineRule="auto"/>
         <w:rPr>
@@ -13624,8 +13646,8 @@
       </w:r>
       <w:r>
         <w:rPr>
-          <w:b w:val="1"/>
-          <w:bCs w:val="1"/>
+          <w:b/>
+          <w:bCs/>
           <w:sz w:val="20"/>
           <w:szCs w:val="20"/>
         </w:rPr>
@@ -13641,7 +13663,6 @@
     </w:p>
     <w:p>
       <w:pPr>
-        <w:pStyle w:val="Normal"/>
         <w:spacing w:line="360" w:lineRule="auto"/>
         <w:rPr>
           <w:sz w:val="20"/>
@@ -13926,14 +13947,7 @@
                 <w:sz w:val="20"/>
                 <w:szCs w:val="20"/>
               </w:rPr>
-              <w:t xml:space="preserve">Busca, analiza y contrasta información proveniente de </w:t>
-            </w:r>
-            <w:r>
-              <w:rPr>
-                <w:sz w:val="20"/>
-                <w:szCs w:val="20"/>
-              </w:rPr>
-              <w:t>diversas fuentes digitales para ampliar su conocimiento.</w:t>
+              <w:t>Busca, analiza y contrasta información proveniente de diversas fuentes digitales para ampliar su conocimiento.</w:t>
             </w:r>
           </w:p>
         </w:tc>
@@ -13955,14 +13969,7 @@
                 <w:sz w:val="20"/>
                 <w:szCs w:val="20"/>
               </w:rPr>
-              <w:t xml:space="preserve">Consulta artículos académicos, videos educativos y bases de </w:t>
-            </w:r>
-            <w:r>
-              <w:rPr>
-                <w:sz w:val="20"/>
-                <w:szCs w:val="20"/>
-              </w:rPr>
-              <w:t xml:space="preserve">datos para complementar un tema </w:t>
+              <w:t xml:space="preserve">Consulta artículos académicos, videos educativos y bases de datos para complementar un tema </w:t>
             </w:r>
             <w:r>
               <w:rPr>
@@ -14203,7 +14210,7 @@
                 <w:szCs w:val="20"/>
               </w:rPr>
             </w:pPr>
-            <w:commentRangeStart w:id="33"/>
+            <w:commentRangeStart w:id="32"/>
             <w:r>
               <w:rPr>
                 <w:color w:val="auto"/>
@@ -14220,7 +14227,7 @@
               </w:rPr>
               <w:t>ódcas</w:t>
             </w:r>
-            <w:commentRangeEnd w:id="33"/>
+            <w:commentRangeEnd w:id="32"/>
             <w:r>
               <w:rPr>
                 <w:rStyle w:val="Refdecomentario"/>
@@ -14228,7 +14235,7 @@
                 <w:sz w:val="20"/>
                 <w:szCs w:val="20"/>
               </w:rPr>
-              <w:commentReference w:id="33"/>
+              <w:commentReference w:id="32"/>
             </w:r>
             <w:r>
               <w:rPr>
@@ -14299,7 +14306,7 @@
               <w:pStyle w:val="Prrafodelista"/>
               <w:numPr>
                 <w:ilvl w:val="0"/>
-                <w:numId w:val="51"/>
+                <w:numId w:val="23"/>
               </w:numPr>
               <w:spacing w:line="360" w:lineRule="auto"/>
               <w:rPr>
@@ -14340,7 +14347,7 @@
           <w:szCs w:val="20"/>
         </w:rPr>
       </w:pPr>
-      <w:bookmarkStart w:name="_Toc223762496" w:id="34"/>
+      <w:bookmarkStart w:name="_Toc223762496" w:id="33"/>
       <w:r>
         <w:rPr>
           <w:b/>
@@ -14359,7 +14366,7 @@
         </w:rPr>
         <w:t>Ventajas y desventajas de los procesos tecnológicos actuales</w:t>
       </w:r>
-      <w:bookmarkEnd w:id="34"/>
+      <w:bookmarkEnd w:id="33"/>
       <w:r>
         <w:rPr>
           <w:b/>
@@ -14707,7 +14714,14 @@
                 <w:sz w:val="20"/>
                 <w:szCs w:val="20"/>
               </w:rPr>
-              <w:t>La educación mediada por tecnologías permite estudiar en diferentes tiempos y espacios. Los estudiantes pueden avanzar a su propio ritmo, combinar el estudio con el trabajo y acceder a los contenidos desde diversos dispositivos, ampliando así las oportunidades de formación.</w:t>
+              <w:t xml:space="preserve">La educación mediada por tecnologías permite estudiar en diferentes tiempos y espacios. Los estudiantes pueden avanzar a su propio ritmo, </w:t>
+            </w:r>
+            <w:r>
+              <w:rPr>
+                <w:sz w:val="20"/>
+                <w:szCs w:val="20"/>
+              </w:rPr>
+              <w:t>combinar el estudio con el trabajo y acceder a los contenidos desde diversos dispositivos, ampliando así las oportunidades de formación.</w:t>
             </w:r>
           </w:p>
         </w:tc>
@@ -14993,7 +15007,7 @@
         <w:pStyle w:val="Ttulo1"/>
         <w:numPr>
           <w:ilvl w:val="0"/>
-          <w:numId w:val="53"/>
+          <w:numId w:val="25"/>
         </w:numPr>
         <w:spacing w:line="360" w:lineRule="auto"/>
         <w:rPr>
@@ -15003,7 +15017,7 @@
           <w:szCs w:val="20"/>
         </w:rPr>
       </w:pPr>
-      <w:bookmarkStart w:name="_Toc223762497" w:id="35"/>
+      <w:bookmarkStart w:name="_Toc223762497" w:id="34"/>
       <w:r>
         <w:rPr>
           <w:b/>
@@ -15022,7 +15036,7 @@
         </w:rPr>
         <w:t>entre la sociedad de la información, la sociedad del conocimiento y la sociedad red</w:t>
       </w:r>
-      <w:bookmarkEnd w:id="35"/>
+      <w:bookmarkEnd w:id="34"/>
     </w:p>
     <w:p>
       <w:pPr>
@@ -15262,25 +15276,7 @@
                 <w:sz w:val="20"/>
                 <w:szCs w:val="20"/>
               </w:rPr>
-              <w:t xml:space="preserve">Sociedad </w:t>
-            </w:r>
-            <w:r>
-              <w:rPr>
-                <w:b/>
-                <w:bCs/>
-                <w:sz w:val="20"/>
-                <w:szCs w:val="20"/>
-              </w:rPr>
-              <w:t xml:space="preserve">de </w:t>
-            </w:r>
-            <w:r>
-              <w:rPr>
-                <w:b/>
-                <w:bCs/>
-                <w:sz w:val="20"/>
-                <w:szCs w:val="20"/>
-              </w:rPr>
-              <w:t>red</w:t>
+              <w:t>Sociedad red</w:t>
             </w:r>
           </w:p>
         </w:tc>
@@ -15764,11 +15760,8 @@
       <w:pPr>
         <w:spacing w:line="360" w:lineRule="auto"/>
         <w:rPr>
-          <w:rFonts w:ascii="Arial" w:hAnsi="Arial" w:eastAsia="Arial" w:cs="Arial"/>
-          <w:noProof w:val="0"/>
-          <w:sz w:val="20"/>
-          <w:szCs w:val="20"/>
-          <w:lang w:val="es-CO"/>
+          <w:sz w:val="20"/>
+          <w:szCs w:val="20"/>
         </w:rPr>
       </w:pPr>
       <w:r>
@@ -15778,7 +15771,7 @@
         </w:rPr>
         <w:t>En la transición hacia la sociedad del conocimiento y en red, la formación se centra en construir conocimiento a partir de la información. En este contexto,</w:t>
       </w:r>
-      <w:commentRangeStart w:id="1804656615"/>
+      <w:commentRangeStart w:id="35"/>
       <w:r>
         <w:rPr>
           <w:sz w:val="20"/>
@@ -15788,20 +15781,19 @@
       </w:r>
       <w:r>
         <w:rPr>
-          <w:rFonts w:ascii="Arial" w:hAnsi="Arial" w:eastAsia="Arial" w:cs="Arial"/>
-          <w:noProof w:val="0"/>
-          <w:sz w:val="20"/>
-          <w:szCs w:val="20"/>
-          <w:lang w:val="es-CO"/>
+          <w:sz w:val="20"/>
+          <w:szCs w:val="20"/>
         </w:rPr>
         <w:t>la encuesta constituye una técnica de recolección de información que permite identificar necesidades, percepciones y tendencias de una población. Además, las tecnologías digitales facilitan su aplicación, sistematización y análisis, así como la socialización colaborativa de los resultados.</w:t>
       </w:r>
-      <w:commentRangeEnd w:id="1804656615"/>
+      <w:commentRangeEnd w:id="35"/>
       <w:r>
         <w:rPr>
-          <w:rStyle w:val="CommentReference"/>
-        </w:rPr>
-        <w:commentReference w:id="1804656615"/>
+          <w:rStyle w:val="Refdecomentario"/>
+          <w:sz w:val="20"/>
+          <w:szCs w:val="20"/>
+        </w:rPr>
+        <w:commentReference w:id="35"/>
       </w:r>
     </w:p>
     <w:p>
@@ -15818,7 +15810,7 @@
         <w:pStyle w:val="Prrafodelista"/>
         <w:numPr>
           <w:ilvl w:val="0"/>
-          <w:numId w:val="27"/>
+          <w:numId w:val="3"/>
         </w:numPr>
         <w:spacing w:line="360" w:lineRule="auto"/>
         <w:rPr>
@@ -15980,140 +15972,795 @@
       <w:pPr>
         <w:spacing w:line="360" w:lineRule="auto"/>
         <w:rPr>
-          <w:b w:val="1"/>
-          <w:bCs w:val="1"/>
+          <w:sz w:val="20"/>
+          <w:szCs w:val="20"/>
+        </w:rPr>
+      </w:pPr>
+    </w:p>
+    <w:p>
+      <w:pPr>
+        <w:pStyle w:val="Prrafodelista"/>
+        <w:numPr>
+          <w:ilvl w:val="0"/>
+          <w:numId w:val="3"/>
+        </w:numPr>
+        <w:spacing w:after="200" w:line="360" w:lineRule="auto"/>
+        <w:rPr>
           <w:sz w:val="20"/>
           <w:szCs w:val="20"/>
         </w:rPr>
       </w:pPr>
       <w:r>
         <w:rPr>
-          <w:b w:val="1"/>
-          <w:bCs w:val="1"/>
-          <w:sz w:val="20"/>
-          <w:szCs w:val="20"/>
-        </w:rPr>
-        <w:t xml:space="preserve">Rol del estudiante en la era </w:t>
-      </w:r>
-      <w:r>
-        <w:rPr>
-          <w:b w:val="1"/>
-          <w:bCs w:val="1"/>
-          <w:sz w:val="20"/>
-          <w:szCs w:val="20"/>
-        </w:rPr>
-        <w:t>digital</w:t>
+          <w:rFonts w:eastAsia="Aptos"/>
+          <w:b/>
+          <w:bCs/>
+          <w:sz w:val="20"/>
+          <w:szCs w:val="20"/>
+        </w:rPr>
+        <w:t>Rol del estudiante en la era digital</w:t>
       </w:r>
     </w:p>
     <w:p>
       <w:pPr>
-        <w:spacing w:line="360" w:lineRule="auto"/>
-        <w:rPr>
-          <w:b w:val="1"/>
-          <w:bCs w:val="1"/>
-          <w:sz w:val="20"/>
-          <w:szCs w:val="20"/>
-        </w:rPr>
-      </w:pPr>
-    </w:p>
-    <w:p>
-      <w:pPr>
-        <w:pStyle w:val="Normal"/>
-        <w:spacing w:line="360" w:lineRule="auto"/>
+        <w:spacing w:after="200" w:line="360" w:lineRule="auto"/>
+        <w:rPr>
+          <w:rFonts w:eastAsia="Aptos"/>
+          <w:sz w:val="20"/>
+          <w:szCs w:val="20"/>
+        </w:rPr>
       </w:pPr>
       <w:r>
         <w:rPr>
-          <w:rFonts w:ascii="Arial" w:hAnsi="Arial" w:eastAsia="Arial" w:cs="Arial"/>
-          <w:noProof w:val="0"/>
-          <w:sz w:val="20"/>
-          <w:szCs w:val="20"/>
-          <w:lang w:val="es-CO"/>
-        </w:rPr>
-        <w:t>Para ampliar la comprensión del tema, se presenta a continuación una infografía diseñada para brindar mayor claridad sobre el rol del estudiante, destacando sus funciones, responsabilidades y actitudes clave en el proceso formativo. Este recurso facilita la identificación de buenas prácticas y orienta al estudiante en el desarrollo de un aprendizaje autónomo, participativo y significativo.</w:t>
+          <w:rFonts w:eastAsia="Aptos"/>
+          <w:sz w:val="20"/>
+          <w:szCs w:val="20"/>
+        </w:rPr>
+        <w:t>El estudiante es gestor activo de su aprendizaje en la educación mediada por tecnologías.</w:t>
       </w:r>
     </w:p>
     <w:p>
       <w:pPr>
-        <w:pStyle w:val="Normal"/>
-        <w:spacing w:line="360" w:lineRule="auto"/>
-        <w:rPr>
-          <w:rFonts w:ascii="Arial" w:hAnsi="Arial" w:eastAsia="Arial" w:cs="Arial"/>
-          <w:noProof w:val="0"/>
-          <w:sz w:val="20"/>
-          <w:szCs w:val="20"/>
-          <w:lang w:val="es-CO"/>
-        </w:rPr>
-      </w:pPr>
+        <w:spacing w:after="200" w:line="360" w:lineRule="auto"/>
+        <w:rPr>
+          <w:sz w:val="20"/>
+          <w:szCs w:val="20"/>
+        </w:rPr>
+      </w:pPr>
+      <w:r>
+        <w:rPr>
+          <w:rFonts w:eastAsia="Aptos"/>
+          <w:b/>
+          <w:bCs/>
+          <w:sz w:val="20"/>
+          <w:szCs w:val="20"/>
+        </w:rPr>
+        <w:t>Tabla 9.</w:t>
+      </w:r>
+      <w:r>
+        <w:rPr>
+          <w:rFonts w:eastAsia="Aptos"/>
+          <w:sz w:val="20"/>
+          <w:szCs w:val="20"/>
+        </w:rPr>
+        <w:t xml:space="preserve"> </w:t>
+      </w:r>
+      <w:r>
+        <w:rPr>
+          <w:rFonts w:eastAsia="Aptos"/>
+          <w:i/>
+          <w:iCs/>
+          <w:sz w:val="20"/>
+          <w:szCs w:val="20"/>
+        </w:rPr>
+        <w:t>Rol del estudiante</w:t>
+      </w:r>
     </w:p>
     <w:tbl>
       <w:tblPr>
         <w:tblStyle w:val="Tablaconcuadrcula"/>
         <w:tblW w:w="0" w:type="auto"/>
-        <w:tblLook w:val="06A0" w:firstRow="1" w:lastRow="0" w:firstColumn="1" w:lastColumn="0" w:noHBand="1" w:noVBand="1"/>
+        <w:tblLook w:val="04A0" w:firstRow="1" w:lastRow="0" w:firstColumn="1" w:lastColumn="0" w:noHBand="0" w:noVBand="1"/>
       </w:tblPr>
       <w:tblGrid>
-        <w:gridCol w:w="9960"/>
+        <w:gridCol w:w="2395"/>
+        <w:gridCol w:w="4066"/>
       </w:tblGrid>
+      <w:tr>
+        <w:tc>
+          <w:tcPr>
+            <w:tcW w:w="0" w:type="auto"/>
+            <w:hideMark/>
+          </w:tcPr>
+          <w:p>
+            <w:pPr>
+              <w:spacing w:line="360" w:lineRule="auto"/>
+              <w:jc w:val="center"/>
+              <w:rPr>
+                <w:rFonts w:eastAsia="Times New Roman"/>
+                <w:b/>
+                <w:bCs/>
+                <w:sz w:val="20"/>
+                <w:szCs w:val="20"/>
+                <w:lang w:eastAsia="es-CO"/>
+              </w:rPr>
+            </w:pPr>
+            <w:r>
+              <w:rPr>
+                <w:rFonts w:eastAsia="Times New Roman"/>
+                <w:b/>
+                <w:bCs/>
+                <w:sz w:val="20"/>
+                <w:szCs w:val="20"/>
+                <w:lang w:eastAsia="es-CO"/>
+              </w:rPr>
+              <w:t>Rol</w:t>
+            </w:r>
+            <w:r>
+              <w:rPr>
+                <w:rFonts w:eastAsia="Times New Roman"/>
+                <w:b/>
+                <w:bCs/>
+                <w:sz w:val="20"/>
+                <w:szCs w:val="20"/>
+                <w:lang w:eastAsia="es-CO"/>
+              </w:rPr>
+              <w:t xml:space="preserve"> estudiante</w:t>
+            </w:r>
+          </w:p>
+        </w:tc>
+        <w:tc>
+          <w:tcPr>
+            <w:tcW w:w="0" w:type="auto"/>
+            <w:hideMark/>
+          </w:tcPr>
+          <w:p>
+            <w:pPr>
+              <w:spacing w:line="360" w:lineRule="auto"/>
+              <w:jc w:val="center"/>
+              <w:rPr>
+                <w:rFonts w:eastAsia="Times New Roman"/>
+                <w:b/>
+                <w:bCs/>
+                <w:sz w:val="20"/>
+                <w:szCs w:val="20"/>
+                <w:lang w:eastAsia="es-CO"/>
+              </w:rPr>
+            </w:pPr>
+            <w:r>
+              <w:rPr>
+                <w:rFonts w:eastAsia="Times New Roman"/>
+                <w:b/>
+                <w:bCs/>
+                <w:sz w:val="20"/>
+                <w:szCs w:val="20"/>
+                <w:lang w:eastAsia="es-CO"/>
+              </w:rPr>
+              <w:t>Características y acciones principales</w:t>
+            </w:r>
+          </w:p>
+        </w:tc>
+      </w:tr>
+      <w:tr>
+        <w:tc>
+          <w:tcPr>
+            <w:tcW w:w="0" w:type="auto"/>
+            <w:hideMark/>
+          </w:tcPr>
+          <w:p>
+            <w:pPr>
+              <w:spacing w:line="360" w:lineRule="auto"/>
+              <w:rPr>
+                <w:rFonts w:eastAsia="Times New Roman"/>
+                <w:sz w:val="20"/>
+                <w:szCs w:val="20"/>
+                <w:lang w:eastAsia="es-CO"/>
+              </w:rPr>
+            </w:pPr>
+            <w:r>
+              <w:rPr>
+                <w:rFonts w:eastAsia="Times New Roman"/>
+                <w:b/>
+                <w:bCs/>
+                <w:sz w:val="20"/>
+                <w:szCs w:val="20"/>
+                <w:lang w:eastAsia="es-CO"/>
+              </w:rPr>
+              <w:t>Autónomo</w:t>
+            </w:r>
+          </w:p>
+        </w:tc>
+        <w:tc>
+          <w:tcPr>
+            <w:tcW w:w="0" w:type="auto"/>
+            <w:hideMark/>
+          </w:tcPr>
+          <w:p>
+            <w:pPr>
+              <w:spacing w:line="360" w:lineRule="auto"/>
+              <w:rPr>
+                <w:rFonts w:eastAsia="Times New Roman"/>
+                <w:sz w:val="20"/>
+                <w:szCs w:val="20"/>
+                <w:lang w:eastAsia="es-CO"/>
+              </w:rPr>
+            </w:pPr>
+            <w:r>
+              <w:rPr>
+                <w:rFonts w:eastAsia="Times New Roman"/>
+                <w:sz w:val="20"/>
+                <w:szCs w:val="20"/>
+                <w:lang w:eastAsia="es-CO"/>
+              </w:rPr>
+              <w:t>• Administra su tiempo.</w:t>
+            </w:r>
+          </w:p>
+          <w:p>
+            <w:pPr>
+              <w:spacing w:line="360" w:lineRule="auto"/>
+              <w:rPr>
+                <w:rFonts w:eastAsia="Times New Roman"/>
+                <w:sz w:val="20"/>
+                <w:szCs w:val="20"/>
+                <w:lang w:eastAsia="es-CO"/>
+              </w:rPr>
+            </w:pPr>
+            <w:r>
+              <w:rPr>
+                <w:rFonts w:eastAsia="Times New Roman"/>
+                <w:sz w:val="20"/>
+                <w:szCs w:val="20"/>
+                <w:lang w:eastAsia="es-CO"/>
+              </w:rPr>
+              <w:t>• Planifica sus actividades.</w:t>
+            </w:r>
+          </w:p>
+          <w:p>
+            <w:pPr>
+              <w:spacing w:line="360" w:lineRule="auto"/>
+              <w:rPr>
+                <w:rFonts w:eastAsia="Times New Roman"/>
+                <w:sz w:val="20"/>
+                <w:szCs w:val="20"/>
+                <w:lang w:eastAsia="es-CO"/>
+              </w:rPr>
+            </w:pPr>
+            <w:r>
+              <w:rPr>
+                <w:rFonts w:eastAsia="Times New Roman"/>
+                <w:sz w:val="20"/>
+                <w:szCs w:val="20"/>
+                <w:lang w:eastAsia="es-CO"/>
+              </w:rPr>
+              <w:t>• Regula su ritmo de estudio.</w:t>
+            </w:r>
+          </w:p>
+        </w:tc>
+      </w:tr>
+      <w:tr>
+        <w:tc>
+          <w:tcPr>
+            <w:tcW w:w="0" w:type="auto"/>
+            <w:hideMark/>
+          </w:tcPr>
+          <w:p>
+            <w:pPr>
+              <w:spacing w:line="360" w:lineRule="auto"/>
+              <w:rPr>
+                <w:rFonts w:eastAsia="Times New Roman"/>
+                <w:sz w:val="20"/>
+                <w:szCs w:val="20"/>
+                <w:lang w:eastAsia="es-CO"/>
+              </w:rPr>
+            </w:pPr>
+            <w:r>
+              <w:rPr>
+                <w:rFonts w:eastAsia="Times New Roman"/>
+                <w:b/>
+                <w:bCs/>
+                <w:sz w:val="20"/>
+                <w:szCs w:val="20"/>
+                <w:lang w:eastAsia="es-CO"/>
+              </w:rPr>
+              <w:t>Investigador</w:t>
+            </w:r>
+          </w:p>
+        </w:tc>
+        <w:tc>
+          <w:tcPr>
+            <w:tcW w:w="0" w:type="auto"/>
+            <w:hideMark/>
+          </w:tcPr>
+          <w:p>
+            <w:pPr>
+              <w:spacing w:line="360" w:lineRule="auto"/>
+              <w:rPr>
+                <w:rFonts w:eastAsia="Times New Roman"/>
+                <w:sz w:val="20"/>
+                <w:szCs w:val="20"/>
+                <w:lang w:eastAsia="es-CO"/>
+              </w:rPr>
+            </w:pPr>
+            <w:r>
+              <w:rPr>
+                <w:rFonts w:eastAsia="Times New Roman"/>
+                <w:sz w:val="20"/>
+                <w:szCs w:val="20"/>
+                <w:lang w:eastAsia="es-CO"/>
+              </w:rPr>
+              <w:t>• Busca y contrasta información.</w:t>
+            </w:r>
+          </w:p>
+          <w:p>
+            <w:pPr>
+              <w:spacing w:line="360" w:lineRule="auto"/>
+              <w:rPr>
+                <w:rFonts w:eastAsia="Times New Roman"/>
+                <w:sz w:val="20"/>
+                <w:szCs w:val="20"/>
+                <w:lang w:eastAsia="es-CO"/>
+              </w:rPr>
+            </w:pPr>
+            <w:r>
+              <w:rPr>
+                <w:rFonts w:eastAsia="Times New Roman"/>
+                <w:sz w:val="20"/>
+                <w:szCs w:val="20"/>
+                <w:lang w:eastAsia="es-CO"/>
+              </w:rPr>
+              <w:t>• Valida múltiples fuentes.</w:t>
+            </w:r>
+          </w:p>
+        </w:tc>
+      </w:tr>
+      <w:tr>
+        <w:tc>
+          <w:tcPr>
+            <w:tcW w:w="0" w:type="auto"/>
+            <w:hideMark/>
+          </w:tcPr>
+          <w:p>
+            <w:pPr>
+              <w:spacing w:line="360" w:lineRule="auto"/>
+              <w:rPr>
+                <w:rFonts w:eastAsia="Times New Roman"/>
+                <w:sz w:val="20"/>
+                <w:szCs w:val="20"/>
+                <w:lang w:eastAsia="es-CO"/>
+              </w:rPr>
+            </w:pPr>
+            <w:r>
+              <w:rPr>
+                <w:rFonts w:eastAsia="Times New Roman"/>
+                <w:b/>
+                <w:bCs/>
+                <w:sz w:val="20"/>
+                <w:szCs w:val="20"/>
+                <w:lang w:eastAsia="es-CO"/>
+              </w:rPr>
+              <w:t>Colaborador</w:t>
+            </w:r>
+          </w:p>
+        </w:tc>
+        <w:tc>
+          <w:tcPr>
+            <w:tcW w:w="0" w:type="auto"/>
+            <w:hideMark/>
+          </w:tcPr>
+          <w:p>
+            <w:pPr>
+              <w:spacing w:line="360" w:lineRule="auto"/>
+              <w:rPr>
+                <w:rFonts w:eastAsia="Times New Roman"/>
+                <w:sz w:val="20"/>
+                <w:szCs w:val="20"/>
+                <w:lang w:eastAsia="es-CO"/>
+              </w:rPr>
+            </w:pPr>
+            <w:r>
+              <w:rPr>
+                <w:rFonts w:eastAsia="Times New Roman"/>
+                <w:sz w:val="20"/>
+                <w:szCs w:val="20"/>
+                <w:lang w:eastAsia="es-CO"/>
+              </w:rPr>
+              <w:t>• Participa en comunidades virtuales.</w:t>
+            </w:r>
+          </w:p>
+          <w:p>
+            <w:pPr>
+              <w:spacing w:line="360" w:lineRule="auto"/>
+              <w:rPr>
+                <w:rFonts w:eastAsia="Times New Roman"/>
+                <w:sz w:val="20"/>
+                <w:szCs w:val="20"/>
+                <w:lang w:eastAsia="es-CO"/>
+              </w:rPr>
+            </w:pPr>
+            <w:r>
+              <w:rPr>
+                <w:rFonts w:eastAsia="Times New Roman"/>
+                <w:sz w:val="20"/>
+                <w:szCs w:val="20"/>
+                <w:lang w:eastAsia="es-CO"/>
+              </w:rPr>
+              <w:t>• Interviene en foros y proyectos colectivos.</w:t>
+            </w:r>
+          </w:p>
+        </w:tc>
+      </w:tr>
+      <w:tr>
+        <w:tc>
+          <w:tcPr>
+            <w:tcW w:w="0" w:type="auto"/>
+            <w:hideMark/>
+          </w:tcPr>
+          <w:p>
+            <w:pPr>
+              <w:spacing w:line="360" w:lineRule="auto"/>
+              <w:rPr>
+                <w:rFonts w:eastAsia="Times New Roman"/>
+                <w:sz w:val="20"/>
+                <w:szCs w:val="20"/>
+                <w:lang w:eastAsia="es-CO"/>
+              </w:rPr>
+            </w:pPr>
+            <w:r>
+              <w:rPr>
+                <w:rFonts w:eastAsia="Times New Roman"/>
+                <w:b/>
+                <w:bCs/>
+                <w:sz w:val="20"/>
+                <w:szCs w:val="20"/>
+                <w:lang w:eastAsia="es-CO"/>
+              </w:rPr>
+              <w:t>Creador de contenidos</w:t>
+            </w:r>
+          </w:p>
+        </w:tc>
+        <w:tc>
+          <w:tcPr>
+            <w:tcW w:w="0" w:type="auto"/>
+            <w:hideMark/>
+          </w:tcPr>
+          <w:p>
+            <w:pPr>
+              <w:spacing w:line="360" w:lineRule="auto"/>
+              <w:rPr>
+                <w:rFonts w:eastAsia="Times New Roman"/>
+                <w:sz w:val="20"/>
+                <w:szCs w:val="20"/>
+                <w:lang w:eastAsia="es-CO"/>
+              </w:rPr>
+            </w:pPr>
+            <w:r>
+              <w:rPr>
+                <w:rFonts w:eastAsia="Times New Roman"/>
+                <w:sz w:val="20"/>
+                <w:szCs w:val="20"/>
+                <w:lang w:eastAsia="es-CO"/>
+              </w:rPr>
+              <w:t>• Produce recursos digitales</w:t>
+            </w:r>
+            <w:r>
+              <w:rPr>
+                <w:rFonts w:eastAsia="Times New Roman"/>
+                <w:sz w:val="20"/>
+                <w:szCs w:val="20"/>
+                <w:lang w:eastAsia="es-CO"/>
+              </w:rPr>
+              <w:t>.</w:t>
+            </w:r>
+          </w:p>
+          <w:p>
+            <w:pPr>
+              <w:spacing w:line="360" w:lineRule="auto"/>
+              <w:rPr>
+                <w:rFonts w:eastAsia="Times New Roman"/>
+                <w:sz w:val="20"/>
+                <w:szCs w:val="20"/>
+                <w:lang w:eastAsia="es-CO"/>
+              </w:rPr>
+            </w:pPr>
+            <w:r>
+              <w:rPr>
+                <w:rFonts w:eastAsia="Times New Roman"/>
+                <w:sz w:val="20"/>
+                <w:szCs w:val="20"/>
+                <w:lang w:eastAsia="es-CO"/>
+              </w:rPr>
+              <w:t>• Genera proyectos de aprendizaje.</w:t>
+            </w:r>
+          </w:p>
+          <w:p>
+            <w:pPr>
+              <w:spacing w:line="360" w:lineRule="auto"/>
+              <w:rPr>
+                <w:rFonts w:eastAsia="Times New Roman"/>
+                <w:sz w:val="20"/>
+                <w:szCs w:val="20"/>
+                <w:lang w:eastAsia="es-CO"/>
+              </w:rPr>
+            </w:pPr>
+          </w:p>
+        </w:tc>
+      </w:tr>
+    </w:tbl>
+    <w:p>
+      <w:pPr>
+        <w:spacing w:line="360" w:lineRule="auto"/>
+        <w:rPr>
+          <w:sz w:val="20"/>
+          <w:szCs w:val="20"/>
+        </w:rPr>
+      </w:pPr>
+    </w:p>
+    <w:p>
+      <w:pPr>
+        <w:spacing w:line="360" w:lineRule="auto"/>
+        <w:rPr>
+          <w:sz w:val="20"/>
+          <w:szCs w:val="20"/>
+        </w:rPr>
+      </w:pPr>
+    </w:p>
+    <w:p>
+      <w:pPr>
+        <w:pStyle w:val="Prrafodelista"/>
+        <w:numPr>
+          <w:ilvl w:val="0"/>
+          <w:numId w:val="3"/>
+        </w:numPr>
+        <w:spacing w:line="360" w:lineRule="auto"/>
+        <w:rPr>
+          <w:b/>
+          <w:bCs/>
+          <w:sz w:val="20"/>
+          <w:szCs w:val="20"/>
+        </w:rPr>
+      </w:pPr>
+      <w:r>
+        <w:rPr>
+          <w:b/>
+          <w:bCs/>
+          <w:sz w:val="20"/>
+          <w:szCs w:val="20"/>
+        </w:rPr>
+        <w:t>Impacto en la formación y proyección del estudiante</w:t>
+      </w:r>
+    </w:p>
+    <w:p>
+      <w:pPr>
+        <w:spacing w:line="360" w:lineRule="auto"/>
+        <w:rPr>
+          <w:b/>
+          <w:bCs/>
+          <w:sz w:val="20"/>
+          <w:szCs w:val="20"/>
+        </w:rPr>
+      </w:pPr>
+    </w:p>
+    <w:p>
+      <w:pPr>
+        <w:spacing w:line="360" w:lineRule="auto"/>
+        <w:rPr>
+          <w:sz w:val="20"/>
+          <w:szCs w:val="20"/>
+        </w:rPr>
+      </w:pPr>
+      <w:r>
+        <w:rPr>
+          <w:sz w:val="20"/>
+          <w:szCs w:val="20"/>
+        </w:rPr>
+        <w:t>Estos roles fortalecen las competencias necesarias para aprender continuamente y desenvolverse en entornos académicos y laborales digitalizados.</w:t>
+      </w:r>
+    </w:p>
+    <w:p>
+      <w:pPr>
+        <w:spacing w:line="360" w:lineRule="auto"/>
+        <w:rPr>
+          <w:b/>
+          <w:bCs/>
+          <w:sz w:val="20"/>
+          <w:szCs w:val="20"/>
+        </w:rPr>
+      </w:pPr>
+    </w:p>
+    <w:p>
+      <w:pPr>
+        <w:spacing w:line="360" w:lineRule="auto"/>
+        <w:rPr>
+          <w:b/>
+          <w:bCs/>
+          <w:sz w:val="20"/>
+          <w:szCs w:val="20"/>
+        </w:rPr>
+      </w:pPr>
+      <w:r>
+        <w:rPr>
+          <w:b/>
+          <w:bCs/>
+          <w:sz w:val="20"/>
+          <w:szCs w:val="20"/>
+        </w:rPr>
+        <w:t xml:space="preserve">Tabla 10. </w:t>
+      </w:r>
+      <w:r>
+        <w:rPr>
+          <w:i/>
+          <w:iCs/>
+          <w:sz w:val="20"/>
+          <w:szCs w:val="20"/>
+        </w:rPr>
+        <w:t>Impactos generados</w:t>
+      </w:r>
+    </w:p>
+    <w:tbl>
+      <w:tblPr>
+        <w:tblStyle w:val="Tablaconcuadrcula"/>
+        <w:tblW w:w="0" w:type="auto"/>
+        <w:tblLook w:val="04A0" w:firstRow="1" w:lastRow="0" w:firstColumn="1" w:lastColumn="0" w:noHBand="0" w:noVBand="1"/>
+      </w:tblPr>
+      <w:tblGrid>
+        <w:gridCol w:w="2781"/>
+        <w:gridCol w:w="7181"/>
+      </w:tblGrid>
+      <w:tr>
+        <w:tc>
+          <w:tcPr>
+            <w:tcW w:w="0" w:type="auto"/>
+            <w:tcMar/>
+            <w:hideMark/>
+          </w:tcPr>
+          <w:p>
+            <w:pPr>
+              <w:spacing w:line="360" w:lineRule="auto"/>
+              <w:rPr>
+                <w:b/>
+                <w:bCs/>
+                <w:sz w:val="20"/>
+                <w:szCs w:val="20"/>
+              </w:rPr>
+            </w:pPr>
+            <w:r>
+              <w:rPr>
+                <w:b/>
+                <w:bCs/>
+                <w:sz w:val="20"/>
+                <w:szCs w:val="20"/>
+              </w:rPr>
+              <w:t>Impacto generado</w:t>
+            </w:r>
+          </w:p>
+        </w:tc>
+        <w:tc>
+          <w:tcPr>
+            <w:tcW w:w="0" w:type="auto"/>
+            <w:tcMar/>
+            <w:hideMark/>
+          </w:tcPr>
+          <w:p>
+            <w:pPr>
+              <w:spacing w:line="360" w:lineRule="auto"/>
+              <w:rPr>
+                <w:b/>
+                <w:bCs/>
+                <w:sz w:val="20"/>
+                <w:szCs w:val="20"/>
+              </w:rPr>
+            </w:pPr>
+            <w:r>
+              <w:rPr>
+                <w:b/>
+                <w:bCs/>
+                <w:sz w:val="20"/>
+                <w:szCs w:val="20"/>
+              </w:rPr>
+              <w:t>Descripción</w:t>
+            </w:r>
+          </w:p>
+        </w:tc>
+      </w:tr>
+      <w:tr>
+        <w:tc>
+          <w:tcPr>
+            <w:tcW w:w="0" w:type="auto"/>
+            <w:tcMar/>
+            <w:hideMark/>
+          </w:tcPr>
+          <w:p>
+            <w:pPr>
+              <w:spacing w:line="360" w:lineRule="auto"/>
+              <w:rPr>
+                <w:sz w:val="20"/>
+                <w:szCs w:val="20"/>
+              </w:rPr>
+            </w:pPr>
+            <w:r>
+              <w:rPr>
+                <w:b/>
+                <w:bCs/>
+                <w:sz w:val="20"/>
+                <w:szCs w:val="20"/>
+              </w:rPr>
+              <w:t>Aprendizaje permanente</w:t>
+            </w:r>
+          </w:p>
+        </w:tc>
+        <w:tc>
+          <w:tcPr>
+            <w:tcW w:w="0" w:type="auto"/>
+            <w:tcMar/>
+            <w:hideMark/>
+          </w:tcPr>
+          <w:p>
+            <w:pPr>
+              <w:spacing w:line="360" w:lineRule="auto"/>
+              <w:rPr>
+                <w:sz w:val="20"/>
+                <w:szCs w:val="20"/>
+              </w:rPr>
+            </w:pPr>
+            <w:r>
+              <w:rPr>
+                <w:sz w:val="20"/>
+                <w:szCs w:val="20"/>
+              </w:rPr>
+              <w:t>Fortalece competencias para aprender, actualizar sus conocimientos y adaptarse continuamente a nuevos contextos.</w:t>
+            </w:r>
+          </w:p>
+        </w:tc>
+      </w:tr>
       <w:tr>
         <w:trPr>
           <w:trHeight w:val="300"/>
         </w:trPr>
         <w:tc>
           <w:tcPr>
-            <w:tcW w:w="9960" w:type="dxa"/>
+            <w:tcW w:w="0" w:type="auto"/>
             <w:tcMar/>
+            <w:hideMark/>
           </w:tcPr>
           <w:p>
             <w:pPr>
-              <w:pStyle w:val="Normal"/>
-              <w:rPr>
-                <w:rFonts w:ascii="Arial" w:hAnsi="Arial" w:eastAsia="Arial" w:cs="Arial"/>
-                <w:noProof w:val="0"/>
-                <w:sz w:val="20"/>
-                <w:szCs w:val="20"/>
-                <w:highlight w:val="yellow"/>
-                <w:lang w:val="es-CO"/>
+              <w:spacing w:line="360" w:lineRule="auto"/>
+              <w:rPr>
+                <w:sz w:val="20"/>
+                <w:szCs w:val="20"/>
               </w:rPr>
             </w:pPr>
             <w:r>
               <w:rPr>
-                <w:rFonts w:ascii="Arial" w:hAnsi="Arial" w:eastAsia="Arial" w:cs="Arial"/>
-                <w:noProof w:val="0"/>
-                <w:sz w:val="20"/>
-                <w:szCs w:val="20"/>
-                <w:highlight w:val="yellow"/>
-                <w:lang w:val="es-CO"/>
-              </w:rPr>
-              <w:t xml:space="preserve">Se solicita a Diseño crear una infografía dentro del Componente, No como anexo.  Se debe construir con lo expuesto por el experto en el documento </w:t>
-            </w:r>
-            <w:commentRangeStart w:id="184451526"/>
-            <w:r>
-              <w:rPr>
-                <w:rFonts w:ascii="Arial" w:hAnsi="Arial" w:eastAsia="Arial" w:cs="Arial"/>
-                <w:noProof w:val="0"/>
-                <w:sz w:val="20"/>
-                <w:szCs w:val="20"/>
-                <w:highlight w:val="yellow"/>
-                <w:lang w:val="es-CO"/>
-              </w:rPr>
-              <w:t>adjunto</w:t>
-            </w:r>
-            <w:commentRangeEnd w:id="184451526"/>
-            <w:r>
-              <w:rPr>
-                <w:rStyle w:val="CommentReference"/>
-              </w:rPr>
-              <w:commentReference w:id="184451526"/>
-            </w:r>
-            <w:r>
-              <w:rPr>
-                <w:rFonts w:ascii="Arial" w:hAnsi="Arial" w:eastAsia="Arial" w:cs="Arial"/>
-                <w:noProof w:val="0"/>
-                <w:sz w:val="20"/>
-                <w:szCs w:val="20"/>
-                <w:lang w:val="es-CO"/>
-              </w:rPr>
-              <w:t xml:space="preserve"> </w:t>
+                <w:b/>
+                <w:bCs/>
+                <w:sz w:val="20"/>
+                <w:szCs w:val="20"/>
+              </w:rPr>
+              <w:t>Inserción laboral en entornos digitales</w:t>
+            </w:r>
+          </w:p>
+        </w:tc>
+        <w:tc>
+          <w:tcPr>
+            <w:tcW w:w="0" w:type="auto"/>
+            <w:tcMar/>
+            <w:hideMark/>
+          </w:tcPr>
+          <w:p>
+            <w:pPr>
+              <w:spacing w:line="360" w:lineRule="auto"/>
+              <w:rPr>
+                <w:sz w:val="20"/>
+                <w:szCs w:val="20"/>
+              </w:rPr>
+            </w:pPr>
+            <w:r>
+              <w:rPr>
+                <w:sz w:val="20"/>
+                <w:szCs w:val="20"/>
+              </w:rPr>
+              <w:t>Desarrolla habilidades tecnológicas, colaborativas y creativas que facilitan su desempeño en escenarios laborales digitalizados.</w:t>
             </w:r>
           </w:p>
         </w:tc>
@@ -16130,19 +16777,10 @@
     </w:p>
     <w:p>
       <w:pPr>
-        <w:spacing w:line="360" w:lineRule="auto"/>
-        <w:rPr>
-          <w:sz w:val="20"/>
-          <w:szCs w:val="20"/>
-        </w:rPr>
-      </w:pPr>
-    </w:p>
-    <w:p>
-      <w:pPr>
         <w:pStyle w:val="Ttulo1"/>
         <w:numPr>
           <w:ilvl w:val="0"/>
-          <w:numId w:val="53"/>
+          <w:numId w:val="25"/>
         </w:numPr>
         <w:spacing w:line="360" w:lineRule="auto"/>
         <w:rPr>
@@ -16987,14 +17625,7 @@
           <w:sz w:val="20"/>
           <w:szCs w:val="20"/>
         </w:rPr>
-        <w:t xml:space="preserve">La transformación social impulsada por la tecnología ha configurado nuevos escenarios educativos donde la información circula en red, el conocimiento se construye colaborativamente y los roles pedagógicos </w:t>
-      </w:r>
-      <w:r>
-        <w:rPr>
-          <w:sz w:val="20"/>
-          <w:szCs w:val="20"/>
-        </w:rPr>
-        <w:t>evolucionan.</w:t>
+        <w:t>La transformación social impulsada por la tecnología ha configurado nuevos escenarios educativos donde la información circula en red, el conocimiento se construye colaborativamente y los roles pedagógicos evolucionan.</w:t>
       </w:r>
       <w:r>
         <w:rPr>
@@ -19979,7 +20610,7 @@
       </w:hyperlink>
     </w:p>
   </w:comment>
-  <w:comment w:initials="SM" w:author="Sandra Paola Morales Paez" w:date="2026-03-07T19:10:00Z" w:id="33">
+  <w:comment w:initials="SM" w:author="Sandra Paola Morales Paez" w:date="2026-03-07T19:10:00Z" w:id="32">
     <w:p>
       <w:pPr>
         <w:pStyle w:val="Textocomentario"/>
@@ -19990,7 +20621,7 @@
         </w:rPr>
         <w:annotationRef/>
       </w:r>
-      <w:hyperlink w:history="1" r:id="rId11">
+      <w:hyperlink w:history="1" r:id="rId10">
         <w:r>
           <w:rPr>
             <w:rStyle w:val="Hipervnculo"/>
@@ -20003,6 +20634,28 @@
       </w:r>
     </w:p>
   </w:comment>
+  <w:comment w:initials="SP" w:author="Sandra Paola Morales Páez" w:date="2026-08-03T08:25:00Z" w:id="35">
+    <w:p>
+      <w:r>
+        <w:annotationRef/>
+      </w:r>
+      <w:r>
+        <w:t>S</w:t>
+      </w:r>
+      <w:r>
+        <w:rPr>
+          <w:highlight w:val="yellow"/>
+        </w:rPr>
+        <w:t xml:space="preserve">e </w:t>
+      </w:r>
+      <w:r>
+        <w:rPr>
+          <w:highlight w:val="cyan"/>
+        </w:rPr>
+        <w:t xml:space="preserve">ajusta párrafo para dar mayor claridad </w:t>
+      </w:r>
+    </w:p>
+  </w:comment>
   <w:comment w:initials="SM" w:author="Sandra Paola Morales Paez" w:date="2026-03-08T07:28:00Z" w:id="36">
     <w:p>
       <w:pPr>
@@ -20014,7 +20667,7 @@
         </w:rPr>
         <w:annotationRef/>
       </w:r>
-      <w:hyperlink w:history="1" w:anchor="fromView=search&amp;page=1&amp;position=12&amp;uuid=ab274a3b-b077-4863-bddb-bfa477f45483&amp;query=encuesta" r:id="rId12">
+      <w:hyperlink w:history="1" w:anchor="fromView=search&amp;page=1&amp;position=12&amp;uuid=ab274a3b-b077-4863-bddb-bfa477f45483&amp;query=encuesta" r:id="rId11">
         <w:r>
           <w:rPr>
             <w:rStyle w:val="Hipervnculo"/>
@@ -20041,7 +20694,7 @@
       <w:r>
         <w:br/>
       </w:r>
-      <w:hyperlink w:history="1" r:id="rId13">
+      <w:hyperlink w:history="1" r:id="rId12">
         <w:r>
           <w:rPr>
             <w:rStyle w:val="Hipervnculo"/>
@@ -20091,87 +20744,37 @@
       </w:r>
     </w:p>
   </w:comment>
-  <w:comment xmlns:w="http://schemas.openxmlformats.org/wordprocessingml/2006/main" w:initials="SP" w:author="Sandra Paola Morales Páez" w:date="2026-03-26T17:09:33" w:id="184451526">
-    <w:p xmlns:w14="http://schemas.microsoft.com/office/word/2010/wordml" xmlns:w="http://schemas.openxmlformats.org/wordprocessingml/2006/main">
-      <w:pPr>
-        <w:pStyle w:val="CommentText"/>
-      </w:pPr>
-      <w:r>
-        <w:rPr>
-          <w:rStyle w:val="CommentReference"/>
-        </w:rPr>
-        <w:annotationRef/>
-      </w:r>
-      <w:hyperlink xmlns:r="http://schemas.openxmlformats.org/officeDocument/2006/relationships" r:id="Rd4e901d198f540bb">
-        <w:r>
-          <w:rPr>
-            <w:rStyle w:val="Hyperlink"/>
-          </w:rPr>
-          <w:t>Anexo_Rol_Estudiante_en_la_era_digital.pptx</w:t>
-        </w:r>
-      </w:hyperlink>
-    </w:p>
-  </w:comment>
-  <w:comment xmlns:w="http://schemas.openxmlformats.org/wordprocessingml/2006/main" w:initials="SP" w:author="Sandra Paola Morales Páez" w:date="2026-08-03T08:25:06" w:id="1804656615">
-    <w:p xmlns:w14="http://schemas.microsoft.com/office/word/2010/wordml" xmlns:w="http://schemas.openxmlformats.org/wordprocessingml/2006/main">
-      <w:pPr>
-        <w:pStyle w:val="CommentText"/>
-      </w:pPr>
-      <w:r>
-        <w:rPr>
-          <w:rStyle w:val="CommentReference"/>
-        </w:rPr>
-        <w:annotationRef/>
-      </w:r>
-      <w:r>
-        <w:t>S</w:t>
-      </w:r>
-      <w:r>
-        <w:rPr>
-          <w:highlight w:val="yellow"/>
-        </w:rPr>
-        <w:t xml:space="preserve">e </w:t>
-      </w:r>
-      <w:r>
-        <w:rPr>
-          <w:highlight w:val="cyan"/>
-        </w:rPr>
-        <w:t xml:space="preserve">ajusta párrafo para dar mayor claridad </w:t>
-      </w:r>
-    </w:p>
-  </w:comment>
 </w:comments>
 </file>
 
 <file path=word/commentsExtended.xml><?xml version="1.0" encoding="utf-8"?>
-<w15:commentsEx xmlns:mc="http://schemas.openxmlformats.org/markup-compatibility/2006" xmlns:w15="http://schemas.microsoft.com/office/word/2012/wordml" mc:Ignorable="w15">
-  <w15:commentEx w15:done="0" w15:paraId="5A6E97E4"/>
-  <w15:commentEx w15:done="0" w15:paraId="344D4D95"/>
-  <w15:commentEx w15:done="0" w15:paraId="6167FCC4"/>
-  <w15:commentEx w15:done="0" w15:paraId="7B5C2F00"/>
-  <w15:commentEx w15:done="0" w15:paraId="1526A6F7"/>
-  <w15:commentEx w15:done="0" w15:paraId="33F91632" w15:paraIdParent="1526A6F7"/>
-  <w15:commentEx w15:done="0" w15:paraId="0EBF91F4"/>
-  <w15:commentEx w15:done="0" w15:paraId="681B50BE"/>
-  <w15:commentEx w15:done="0" w15:paraId="50454D14"/>
-  <w15:commentEx w15:done="0" w15:paraId="2DDEE895"/>
-  <w15:commentEx w15:done="0" w15:paraId="3B45FE16"/>
-  <w15:commentEx w15:done="0" w15:paraId="5E4F632E"/>
-  <w15:commentEx w15:done="0" w15:paraId="76DB7DC8" w15:paraIdParent="5E4F632E"/>
-  <w15:commentEx w15:done="0" w15:paraId="1B613040"/>
-  <w15:commentEx w15:done="0" w15:paraId="103A0320"/>
-  <w15:commentEx w15:done="0" w15:paraId="4B4F5D63"/>
-  <w15:commentEx w15:done="0" w15:paraId="01A7E647"/>
-  <w15:commentEx w15:done="0" w15:paraId="1084D511"/>
-  <w15:commentEx w15:done="0" w15:paraId="40C4F420"/>
-  <w15:commentEx w15:done="0" w15:paraId="348D90CF"/>
-  <w15:commentEx w15:done="0" w15:paraId="21048DD4"/>
-  <w15:commentEx w15:done="0" w15:paraId="1376B824"/>
+<w15:commentsEx xmlns:wpc="http://schemas.microsoft.com/office/word/2010/wordprocessingCanvas" xmlns:cx="http://schemas.microsoft.com/office/drawing/2014/chartex" xmlns:cx1="http://schemas.microsoft.com/office/drawing/2015/9/8/chartex" xmlns:cx2="http://schemas.microsoft.com/office/drawing/2015/10/21/chartex" xmlns:cx3="http://schemas.microsoft.com/office/drawing/2016/5/9/chartex" xmlns:cx4="http://schemas.microsoft.com/office/drawing/2016/5/10/chartex" xmlns:cx5="http://schemas.microsoft.com/office/drawing/2016/5/11/chartex" xmlns:cx6="http://schemas.microsoft.com/office/drawing/2016/5/12/chartex" xmlns:cx7="http://schemas.microsoft.com/office/drawing/2016/5/13/chartex" xmlns:cx8="http://schemas.microsoft.com/office/drawing/2016/5/14/chartex" xmlns:mc="http://schemas.openxmlformats.org/markup-compatibility/2006" xmlns:aink="http://schemas.microsoft.com/office/drawing/2016/ink" xmlns:am3d="http://schemas.microsoft.com/office/drawing/2017/model3d" xmlns:o="urn:schemas-microsoft-com:office:office" xmlns:oel="http://schemas.microsoft.com/office/2019/extlst" xmlns:r="http://schemas.openxmlformats.org/officeDocument/2006/relationships" xmlns:m="http://schemas.openxmlformats.org/officeDocument/2006/math" xmlns:v="urn:schemas-microsoft-com:vml" xmlns:wp14="http://schemas.microsoft.com/office/word/2010/wordprocessingDrawing" xmlns:wp="http://schemas.openxmlformats.org/drawingml/2006/wordprocessingDrawing" xmlns:w10="urn:schemas-microsoft-com:office:word" xmlns:w="http://schemas.openxmlformats.org/wordprocessingml/2006/main" xmlns:w14="http://schemas.microsoft.com/office/word/2010/wordml" xmlns:w15="http://schemas.microsoft.com/office/word/2012/wordml" xmlns:w16cex="http://schemas.microsoft.com/office/word/2018/wordml/cex" xmlns:w16cid="http://schemas.microsoft.com/office/word/2016/wordml/cid" xmlns:w16="http://schemas.microsoft.com/office/word/2018/wordml" xmlns:w16du="http://schemas.microsoft.com/office/word/2023/wordml/word16du" xmlns:w16sdtdh="http://schemas.microsoft.com/office/word/2020/wordml/sdtdatahash" xmlns:w16sdtfl="http://schemas.microsoft.com/office/word/2024/wordml/sdtformatlock" xmlns:w16se="http://schemas.microsoft.com/office/word/2015/wordml/symex" xmlns:wpg="http://schemas.microsoft.com/office/word/2010/wordprocessingGroup" xmlns:wpi="http://schemas.microsoft.com/office/word/2010/wordprocessingInk" xmlns:wne="http://schemas.microsoft.com/office/word/2006/wordml" xmlns:wps="http://schemas.microsoft.com/office/word/2010/wordprocessingShape" mc:Ignorable="w14 w15 w16se w16cid w16 w16cex w16sdtdh w16sdtfl w16du wp14">
+  <w15:commentEx w15:paraId="5A6E97E4" w15:done="0"/>
+  <w15:commentEx w15:paraId="344D4D95" w15:done="0"/>
+  <w15:commentEx w15:paraId="6167FCC4" w15:done="0"/>
+  <w15:commentEx w15:paraId="7B5C2F00" w15:done="0"/>
+  <w15:commentEx w15:paraId="1526A6F7" w15:done="0"/>
+  <w15:commentEx w15:paraId="33F91632" w15:paraIdParent="1526A6F7" w15:done="0"/>
+  <w15:commentEx w15:paraId="0EBF91F4" w15:done="0"/>
+  <w15:commentEx w15:paraId="681B50BE" w15:done="0"/>
+  <w15:commentEx w15:paraId="50454D14" w15:done="0"/>
+  <w15:commentEx w15:paraId="2DDEE895" w15:done="0"/>
+  <w15:commentEx w15:paraId="3B45FE16" w15:done="0"/>
+  <w15:commentEx w15:paraId="5E4F632E" w15:done="0"/>
+  <w15:commentEx w15:paraId="76DB7DC8" w15:paraIdParent="5E4F632E" w15:done="0"/>
+  <w15:commentEx w15:paraId="1B613040" w15:done="0"/>
+  <w15:commentEx w15:paraId="103A0320" w15:done="0"/>
+  <w15:commentEx w15:paraId="4B4F5D63" w15:done="0"/>
+  <w15:commentEx w15:paraId="1376B824" w15:done="0"/>
+  <w15:commentEx w15:paraId="01A7E647" w15:done="0"/>
+  <w15:commentEx w15:paraId="1084D511" w15:done="0"/>
+  <w15:commentEx w15:paraId="40C4F420" w15:done="0"/>
+  <w15:commentEx w15:paraId="348D90CF" w15:done="0"/>
 </w15:commentsEx>
 </file>
 
 <file path=word/commentsExtensible.xml><?xml version="1.0" encoding="utf-8"?>
-<w16cex:commentsExtensible xmlns:w16="http://schemas.microsoft.com/office/word/2018/wordml" xmlns:w16cex="http://schemas.microsoft.com/office/word/2018/wordml/cex" xmlns:mc="http://schemas.openxmlformats.org/markup-compatibility/2006" mc:Ignorable="w16 w16cex">
+<w16cex:commentsExtensible xmlns:wpc="http://schemas.microsoft.com/office/word/2010/wordprocessingCanvas" xmlns:cx="http://schemas.microsoft.com/office/drawing/2014/chartex" xmlns:cx1="http://schemas.microsoft.com/office/drawing/2015/9/8/chartex" xmlns:cx2="http://schemas.microsoft.com/office/drawing/2015/10/21/chartex" xmlns:cx3="http://schemas.microsoft.com/office/drawing/2016/5/9/chartex" xmlns:cx4="http://schemas.microsoft.com/office/drawing/2016/5/10/chartex" xmlns:cx5="http://schemas.microsoft.com/office/drawing/2016/5/11/chartex" xmlns:cx6="http://schemas.microsoft.com/office/drawing/2016/5/12/chartex" xmlns:cx7="http://schemas.microsoft.com/office/drawing/2016/5/13/chartex" xmlns:cx8="http://schemas.microsoft.com/office/drawing/2016/5/14/chartex" xmlns:cr="http://schemas.microsoft.com/office/comments/2020/reactions" xmlns:mc="http://schemas.openxmlformats.org/markup-compatibility/2006" xmlns:aink="http://schemas.microsoft.com/office/drawing/2016/ink" xmlns:am3d="http://schemas.microsoft.com/office/drawing/2017/model3d" xmlns:o="urn:schemas-microsoft-com:office:office" xmlns:oel="http://schemas.microsoft.com/office/2019/extlst" xmlns:r="http://schemas.openxmlformats.org/officeDocument/2006/relationships" xmlns:m="http://schemas.openxmlformats.org/officeDocument/2006/math" xmlns:v="urn:schemas-microsoft-com:vml" xmlns:wp14="http://schemas.microsoft.com/office/word/2010/wordprocessingDrawing" xmlns:wp="http://schemas.openxmlformats.org/drawingml/2006/wordprocessingDrawing" xmlns:w10="urn:schemas-microsoft-com:office:word" xmlns:w="http://schemas.openxmlformats.org/wordprocessingml/2006/main" xmlns:w14="http://schemas.microsoft.com/office/word/2010/wordml" xmlns:w15="http://schemas.microsoft.com/office/word/2012/wordml" xmlns:w16cex="http://schemas.microsoft.com/office/word/2018/wordml/cex" xmlns:w16cid="http://schemas.microsoft.com/office/word/2016/wordml/cid" xmlns:w16="http://schemas.microsoft.com/office/word/2018/wordml" xmlns:w16du="http://schemas.microsoft.com/office/word/2023/wordml/word16du" xmlns:w16sdtdh="http://schemas.microsoft.com/office/word/2020/wordml/sdtdatahash" xmlns:w16sdtfl="http://schemas.microsoft.com/office/word/2024/wordml/sdtformatlock" xmlns:w16se="http://schemas.microsoft.com/office/word/2015/wordml/symex" xmlns:wpg="http://schemas.microsoft.com/office/word/2010/wordprocessingGroup" xmlns:wpi="http://schemas.microsoft.com/office/word/2010/wordprocessingInk" xmlns:wne="http://schemas.microsoft.com/office/word/2006/wordml" xmlns:wps="http://schemas.microsoft.com/office/word/2010/wordprocessingShape" mc:Ignorable="w14 w15 w16se w16cid w16 w16cex w16sdtdh w16sdtfl cr w16du wp14">
   <w16cex:commentExtensible w16cex:durableId="4A14E223" w16cex:dateUtc="2026-03-02T13:10:00Z"/>
   <w16cex:commentExtensible w16cex:durableId="7172CC1C" w16cex:dateUtc="2026-03-02T13:08:00Z"/>
   <w16cex:commentExtensible w16cex:durableId="3C0979F1" w16cex:dateUtc="2026-03-02T13:33:00Z"/>
@@ -20188,17 +20791,16 @@
   <w16cex:commentExtensible w16cex:durableId="21123FF6" w16cex:dateUtc="2026-03-05T19:41:00Z"/>
   <w16cex:commentExtensible w16cex:durableId="3EE4CD58" w16cex:dateUtc="2026-03-05T21:08:00Z"/>
   <w16cex:commentExtensible w16cex:durableId="4981A68E" w16cex:dateUtc="2026-03-08T00:10:00Z"/>
+  <w16cex:commentExtensible w16cex:durableId="1F62F08B" w16cex:dateUtc="2026-08-03T13:25:00Z"/>
   <w16cex:commentExtensible w16cex:durableId="712E0DD7" w16cex:dateUtc="2026-03-08T12:28:00Z"/>
   <w16cex:commentExtensible w16cex:durableId="2798D78B" w16cex:dateUtc="2026-02-16T23:11:00Z"/>
   <w16cex:commentExtensible w16cex:durableId="5CC2E90D" w16cex:dateUtc="2026-03-08T00:41:00Z"/>
   <w16cex:commentExtensible w16cex:durableId="4C0C57B3" w16cex:dateUtc="2026-03-08T01:01:00Z"/>
-  <w16cex:commentExtensible w16cex:durableId="0FA721F0" w16cex:dateUtc="2026-03-26T22:09:33.746Z"/>
-  <w16cex:commentExtensible w16cex:durableId="1F62F08B" w16cex:dateUtc="2026-08-03T13:25:06.037Z"/>
 </w16cex:commentsExtensible>
 </file>
 
 <file path=word/commentsIds.xml><?xml version="1.0" encoding="utf-8"?>
-<w16cid:commentsIds xmlns:mc="http://schemas.openxmlformats.org/markup-compatibility/2006" xmlns:w16cid="http://schemas.microsoft.com/office/word/2016/wordml/cid" mc:Ignorable="w16cid">
+<w16cid:commentsIds xmlns:wpc="http://schemas.microsoft.com/office/word/2010/wordprocessingCanvas" xmlns:cx="http://schemas.microsoft.com/office/drawing/2014/chartex" xmlns:cx1="http://schemas.microsoft.com/office/drawing/2015/9/8/chartex" xmlns:cx2="http://schemas.microsoft.com/office/drawing/2015/10/21/chartex" xmlns:cx3="http://schemas.microsoft.com/office/drawing/2016/5/9/chartex" xmlns:cx4="http://schemas.microsoft.com/office/drawing/2016/5/10/chartex" xmlns:cx5="http://schemas.microsoft.com/office/drawing/2016/5/11/chartex" xmlns:cx6="http://schemas.microsoft.com/office/drawing/2016/5/12/chartex" xmlns:cx7="http://schemas.microsoft.com/office/drawing/2016/5/13/chartex" xmlns:cx8="http://schemas.microsoft.com/office/drawing/2016/5/14/chartex" xmlns:mc="http://schemas.openxmlformats.org/markup-compatibility/2006" xmlns:aink="http://schemas.microsoft.com/office/drawing/2016/ink" xmlns:am3d="http://schemas.microsoft.com/office/drawing/2017/model3d" xmlns:o="urn:schemas-microsoft-com:office:office" xmlns:oel="http://schemas.microsoft.com/office/2019/extlst" xmlns:r="http://schemas.openxmlformats.org/officeDocument/2006/relationships" xmlns:m="http://schemas.openxmlformats.org/officeDocument/2006/math" xmlns:v="urn:schemas-microsoft-com:vml" xmlns:wp14="http://schemas.microsoft.com/office/word/2010/wordprocessingDrawing" xmlns:wp="http://schemas.openxmlformats.org/drawingml/2006/wordprocessingDrawing" xmlns:w10="urn:schemas-microsoft-com:office:word" xmlns:w="http://schemas.openxmlformats.org/wordprocessingml/2006/main" xmlns:w14="http://schemas.microsoft.com/office/word/2010/wordml" xmlns:w15="http://schemas.microsoft.com/office/word/2012/wordml" xmlns:w16cex="http://schemas.microsoft.com/office/word/2018/wordml/cex" xmlns:w16cid="http://schemas.microsoft.com/office/word/2016/wordml/cid" xmlns:w16="http://schemas.microsoft.com/office/word/2018/wordml" xmlns:w16du="http://schemas.microsoft.com/office/word/2023/wordml/word16du" xmlns:w16sdtdh="http://schemas.microsoft.com/office/word/2020/wordml/sdtdatahash" xmlns:w16sdtfl="http://schemas.microsoft.com/office/word/2024/wordml/sdtformatlock" xmlns:w16se="http://schemas.microsoft.com/office/word/2015/wordml/symex" xmlns:wpg="http://schemas.microsoft.com/office/word/2010/wordprocessingGroup" xmlns:wpi="http://schemas.microsoft.com/office/word/2010/wordprocessingInk" xmlns:wne="http://schemas.microsoft.com/office/word/2006/wordml" xmlns:wps="http://schemas.microsoft.com/office/word/2010/wordprocessingShape" mc:Ignorable="w14 w15 w16se w16cid w16 w16cex w16sdtdh w16sdtfl w16du wp14">
   <w16cid:commentId w16cid:paraId="5A6E97E4" w16cid:durableId="4A14E223"/>
   <w16cid:commentId w16cid:paraId="344D4D95" w16cid:durableId="7172CC1C"/>
   <w16cid:commentId w16cid:paraId="6167FCC4" w16cid:durableId="3C0979F1"/>
@@ -20215,12 +20817,11 @@
   <w16cid:commentId w16cid:paraId="1B613040" w16cid:durableId="21123FF6"/>
   <w16cid:commentId w16cid:paraId="103A0320" w16cid:durableId="3EE4CD58"/>
   <w16cid:commentId w16cid:paraId="4B4F5D63" w16cid:durableId="4981A68E"/>
+  <w16cid:commentId w16cid:paraId="1376B824" w16cid:durableId="1F62F08B"/>
   <w16cid:commentId w16cid:paraId="01A7E647" w16cid:durableId="712E0DD7"/>
   <w16cid:commentId w16cid:paraId="1084D511" w16cid:durableId="2798D78B"/>
   <w16cid:commentId w16cid:paraId="40C4F420" w16cid:durableId="5CC2E90D"/>
   <w16cid:commentId w16cid:paraId="348D90CF" w16cid:durableId="4C0C57B3"/>
-  <w16cid:commentId w16cid:paraId="21048DD4" w16cid:durableId="0FA721F0"/>
-  <w16cid:commentId w16cid:paraId="1376B824" w16cid:durableId="1F62F08B"/>
 </w16cid:commentsIds>
 </file>
 
@@ -20474,13 +21075,13 @@
 <file path=word/numbering.xml><?xml version="1.0" encoding="utf-8"?>
 <w:numbering xmlns:wpc="http://schemas.microsoft.com/office/word/2010/wordprocessingCanvas" xmlns:cx="http://schemas.microsoft.com/office/drawing/2014/chartex" xmlns:cx1="http://schemas.microsoft.com/office/drawing/2015/9/8/chartex" xmlns:cx2="http://schemas.microsoft.com/office/drawing/2015/10/21/chartex" xmlns:cx3="http://schemas.microsoft.com/office/drawing/2016/5/9/chartex" xmlns:cx4="http://schemas.microsoft.com/office/drawing/2016/5/10/chartex" xmlns:cx5="http://schemas.microsoft.com/office/drawing/2016/5/11/chartex" xmlns:cx6="http://schemas.microsoft.com/office/drawing/2016/5/12/chartex" xmlns:cx7="http://schemas.microsoft.com/office/drawing/2016/5/13/chartex" xmlns:cx8="http://schemas.microsoft.com/office/drawing/2016/5/14/chartex" xmlns:mc="http://schemas.openxmlformats.org/markup-compatibility/2006" xmlns:aink="http://schemas.microsoft.com/office/drawing/2016/ink" xmlns:am3d="http://schemas.microsoft.com/office/drawing/2017/model3d" xmlns:o="urn:schemas-microsoft-com:office:office" xmlns:oel="http://schemas.microsoft.com/office/2019/extlst" xmlns:r="http://schemas.openxmlformats.org/officeDocument/2006/relationships" xmlns:m="http://schemas.openxmlformats.org/officeDocument/2006/math" xmlns:v="urn:schemas-microsoft-com:vml" xmlns:wp14="http://schemas.microsoft.com/office/word/2010/wordprocessingDrawing" xmlns:wp="http://schemas.openxmlformats.org/drawingml/2006/wordprocessingDrawing" xmlns:w10="urn:schemas-microsoft-com:office:word" xmlns:w="http://schemas.openxmlformats.org/wordprocessingml/2006/main" xmlns:w14="http://schemas.microsoft.com/office/word/2010/wordml" xmlns:w15="http://schemas.microsoft.com/office/word/2012/wordml" xmlns:w16cex="http://schemas.microsoft.com/office/word/2018/wordml/cex" xmlns:w16cid="http://schemas.microsoft.com/office/word/2016/wordml/cid" xmlns:w16="http://schemas.microsoft.com/office/word/2018/wordml" xmlns:w16du="http://schemas.microsoft.com/office/word/2023/wordml/word16du" xmlns:w16sdtdh="http://schemas.microsoft.com/office/word/2020/wordml/sdtdatahash" xmlns:w16sdtfl="http://schemas.microsoft.com/office/word/2024/wordml/sdtformatlock" xmlns:w16se="http://schemas.microsoft.com/office/word/2015/wordml/symex" xmlns:wpg="http://schemas.microsoft.com/office/word/2010/wordprocessingGroup" xmlns:wpi="http://schemas.microsoft.com/office/word/2010/wordprocessingInk" xmlns:wne="http://schemas.microsoft.com/office/word/2006/wordml" xmlns:wps="http://schemas.microsoft.com/office/word/2010/wordprocessingShape" mc:Ignorable="w14 w15 w16se w16cid w16 w16cex w16sdtdh w16sdtfl w16du wp14">
   <w:abstractNum w:abstractNumId="0" w15:restartNumberingAfterBreak="0">
-    <w:nsid w:val="0106765C"/>
+    <w:nsid w:val="06AE72A0"/>
     <w:multiLevelType w:val="multilevel"/>
-    <w:tmpl w:val="D0D28FF4"/>
+    <w:tmpl w:val="49FA4BE2"/>
     <w:lvl w:ilvl="0">
       <w:start w:val="1"/>
-      <w:numFmt w:val="lowerLetter"/>
-      <w:lvlText w:val="%1."/>
+      <w:numFmt w:val="bullet"/>
+      <w:lvlText w:val=""/>
       <w:lvlJc w:val="left"/>
       <w:pPr>
         <w:tabs>
@@ -20489,7 +21090,7 @@
         <w:ind w:left="720" w:hanging="360"/>
       </w:pPr>
       <w:rPr>
-        <w:rFonts w:hint="default"/>
+        <w:rFonts w:hint="default" w:ascii="Symbol" w:hAnsi="Symbol"/>
         <w:sz w:val="20"/>
       </w:rPr>
     </w:lvl>
@@ -20623,9 +21224,122 @@
     </w:lvl>
   </w:abstractNum>
   <w:abstractNum w:abstractNumId="1" w15:restartNumberingAfterBreak="0">
-    <w:nsid w:val="06AE72A0"/>
+    <w:nsid w:val="11DB2AD3"/>
+    <w:multiLevelType w:val="hybridMultilevel"/>
+    <w:tmpl w:val="4060FA52"/>
+    <w:lvl w:ilvl="0" w:tplc="240A0001">
+      <w:start w:val="1"/>
+      <w:numFmt w:val="bullet"/>
+      <w:lvlText w:val=""/>
+      <w:lvlJc w:val="left"/>
+      <w:pPr>
+        <w:ind w:left="720" w:hanging="360"/>
+      </w:pPr>
+      <w:rPr>
+        <w:rFonts w:hint="default" w:ascii="Symbol" w:hAnsi="Symbol"/>
+      </w:rPr>
+    </w:lvl>
+    <w:lvl w:ilvl="1" w:tplc="240A0003" w:tentative="1">
+      <w:start w:val="1"/>
+      <w:numFmt w:val="bullet"/>
+      <w:lvlText w:val="o"/>
+      <w:lvlJc w:val="left"/>
+      <w:pPr>
+        <w:ind w:left="1440" w:hanging="360"/>
+      </w:pPr>
+      <w:rPr>
+        <w:rFonts w:hint="default" w:ascii="Courier New" w:hAnsi="Courier New" w:cs="Courier New"/>
+      </w:rPr>
+    </w:lvl>
+    <w:lvl w:ilvl="2" w:tplc="240A0005" w:tentative="1">
+      <w:start w:val="1"/>
+      <w:numFmt w:val="bullet"/>
+      <w:lvlText w:val=""/>
+      <w:lvlJc w:val="left"/>
+      <w:pPr>
+        <w:ind w:left="2160" w:hanging="360"/>
+      </w:pPr>
+      <w:rPr>
+        <w:rFonts w:hint="default" w:ascii="Wingdings" w:hAnsi="Wingdings"/>
+      </w:rPr>
+    </w:lvl>
+    <w:lvl w:ilvl="3" w:tplc="240A0001" w:tentative="1">
+      <w:start w:val="1"/>
+      <w:numFmt w:val="bullet"/>
+      <w:lvlText w:val=""/>
+      <w:lvlJc w:val="left"/>
+      <w:pPr>
+        <w:ind w:left="2880" w:hanging="360"/>
+      </w:pPr>
+      <w:rPr>
+        <w:rFonts w:hint="default" w:ascii="Symbol" w:hAnsi="Symbol"/>
+      </w:rPr>
+    </w:lvl>
+    <w:lvl w:ilvl="4" w:tplc="240A0003" w:tentative="1">
+      <w:start w:val="1"/>
+      <w:numFmt w:val="bullet"/>
+      <w:lvlText w:val="o"/>
+      <w:lvlJc w:val="left"/>
+      <w:pPr>
+        <w:ind w:left="3600" w:hanging="360"/>
+      </w:pPr>
+      <w:rPr>
+        <w:rFonts w:hint="default" w:ascii="Courier New" w:hAnsi="Courier New" w:cs="Courier New"/>
+      </w:rPr>
+    </w:lvl>
+    <w:lvl w:ilvl="5" w:tplc="240A0005" w:tentative="1">
+      <w:start w:val="1"/>
+      <w:numFmt w:val="bullet"/>
+      <w:lvlText w:val=""/>
+      <w:lvlJc w:val="left"/>
+      <w:pPr>
+        <w:ind w:left="4320" w:hanging="360"/>
+      </w:pPr>
+      <w:rPr>
+        <w:rFonts w:hint="default" w:ascii="Wingdings" w:hAnsi="Wingdings"/>
+      </w:rPr>
+    </w:lvl>
+    <w:lvl w:ilvl="6" w:tplc="240A0001" w:tentative="1">
+      <w:start w:val="1"/>
+      <w:numFmt w:val="bullet"/>
+      <w:lvlText w:val=""/>
+      <w:lvlJc w:val="left"/>
+      <w:pPr>
+        <w:ind w:left="5040" w:hanging="360"/>
+      </w:pPr>
+      <w:rPr>
+        <w:rFonts w:hint="default" w:ascii="Symbol" w:hAnsi="Symbol"/>
+      </w:rPr>
+    </w:lvl>
+    <w:lvl w:ilvl="7" w:tplc="240A0003" w:tentative="1">
+      <w:start w:val="1"/>
+      <w:numFmt w:val="bullet"/>
+      <w:lvlText w:val="o"/>
+      <w:lvlJc w:val="left"/>
+      <w:pPr>
+        <w:ind w:left="5760" w:hanging="360"/>
+      </w:pPr>
+      <w:rPr>
+        <w:rFonts w:hint="default" w:ascii="Courier New" w:hAnsi="Courier New" w:cs="Courier New"/>
+      </w:rPr>
+    </w:lvl>
+    <w:lvl w:ilvl="8" w:tplc="240A0005" w:tentative="1">
+      <w:start w:val="1"/>
+      <w:numFmt w:val="bullet"/>
+      <w:lvlText w:val=""/>
+      <w:lvlJc w:val="left"/>
+      <w:pPr>
+        <w:ind w:left="6480" w:hanging="360"/>
+      </w:pPr>
+      <w:rPr>
+        <w:rFonts w:hint="default" w:ascii="Wingdings" w:hAnsi="Wingdings"/>
+      </w:rPr>
+    </w:lvl>
+  </w:abstractNum>
+  <w:abstractNum w:abstractNumId="2" w15:restartNumberingAfterBreak="0">
+    <w:nsid w:val="15436023"/>
     <w:multiLevelType w:val="multilevel"/>
-    <w:tmpl w:val="49FA4BE2"/>
+    <w:tmpl w:val="B58A0C40"/>
     <w:lvl w:ilvl="0">
       <w:start w:val="1"/>
       <w:numFmt w:val="bullet"/>
@@ -20771,10 +21485,10 @@
       </w:rPr>
     </w:lvl>
   </w:abstractNum>
-  <w:abstractNum w:abstractNumId="2" w15:restartNumberingAfterBreak="0">
-    <w:nsid w:val="07D1044B"/>
+  <w:abstractNum w:abstractNumId="3" w15:restartNumberingAfterBreak="0">
+    <w:nsid w:val="15E77341"/>
     <w:multiLevelType w:val="multilevel"/>
-    <w:tmpl w:val="CF48ABA6"/>
+    <w:tmpl w:val="9FA06C58"/>
     <w:lvl w:ilvl="0">
       <w:start w:val="1"/>
       <w:numFmt w:val="bullet"/>
@@ -20920,10 +21634,10 @@
       </w:rPr>
     </w:lvl>
   </w:abstractNum>
-  <w:abstractNum w:abstractNumId="3" w15:restartNumberingAfterBreak="0">
-    <w:nsid w:val="0FC525AC"/>
+  <w:abstractNum w:abstractNumId="4" w15:restartNumberingAfterBreak="0">
+    <w:nsid w:val="1BD57153"/>
     <w:multiLevelType w:val="multilevel"/>
-    <w:tmpl w:val="084CCAFE"/>
+    <w:tmpl w:val="81B47240"/>
     <w:lvl w:ilvl="0">
       <w:start w:val="1"/>
       <w:numFmt w:val="bullet"/>
@@ -21069,10 +21783,10 @@
       </w:rPr>
     </w:lvl>
   </w:abstractNum>
-  <w:abstractNum w:abstractNumId="4" w15:restartNumberingAfterBreak="0">
-    <w:nsid w:val="11DB2AD3"/>
+  <w:abstractNum w:abstractNumId="5" w15:restartNumberingAfterBreak="0">
+    <w:nsid w:val="2271081E"/>
     <w:multiLevelType w:val="hybridMultilevel"/>
-    <w:tmpl w:val="040CC0B8"/>
+    <w:tmpl w:val="1960C720"/>
     <w:lvl w:ilvl="0" w:tplc="240A0001">
       <w:start w:val="1"/>
       <w:numFmt w:val="bullet"/>
@@ -21182,10 +21896,212 @@
       </w:rPr>
     </w:lvl>
   </w:abstractNum>
-  <w:abstractNum w:abstractNumId="5" w15:restartNumberingAfterBreak="0">
-    <w:nsid w:val="12120098"/>
+  <w:abstractNum w:abstractNumId="6" w15:restartNumberingAfterBreak="0">
+    <w:nsid w:val="23BF113E"/>
+    <w:multiLevelType w:val="hybridMultilevel"/>
+    <w:tmpl w:val="448293A0"/>
+    <w:lvl w:ilvl="0" w:tplc="56AC62C8">
+      <w:start w:val="1"/>
+      <w:numFmt w:val="bullet"/>
+      <w:lvlText w:val=""/>
+      <w:lvlJc w:val="left"/>
+      <w:pPr>
+        <w:ind w:left="720" w:hanging="360"/>
+      </w:pPr>
+      <w:rPr>
+        <w:rFonts w:hint="default" w:ascii="Symbol" w:hAnsi="Symbol"/>
+      </w:rPr>
+    </w:lvl>
+    <w:lvl w:ilvl="1" w:tplc="240A0003" w:tentative="1">
+      <w:start w:val="1"/>
+      <w:numFmt w:val="bullet"/>
+      <w:lvlText w:val="o"/>
+      <w:lvlJc w:val="left"/>
+      <w:pPr>
+        <w:ind w:left="1440" w:hanging="360"/>
+      </w:pPr>
+      <w:rPr>
+        <w:rFonts w:hint="default" w:ascii="Courier New" w:hAnsi="Courier New" w:cs="Courier New"/>
+      </w:rPr>
+    </w:lvl>
+    <w:lvl w:ilvl="2" w:tplc="240A0005" w:tentative="1">
+      <w:start w:val="1"/>
+      <w:numFmt w:val="bullet"/>
+      <w:lvlText w:val=""/>
+      <w:lvlJc w:val="left"/>
+      <w:pPr>
+        <w:ind w:left="2160" w:hanging="360"/>
+      </w:pPr>
+      <w:rPr>
+        <w:rFonts w:hint="default" w:ascii="Wingdings" w:hAnsi="Wingdings"/>
+      </w:rPr>
+    </w:lvl>
+    <w:lvl w:ilvl="3" w:tplc="240A0001" w:tentative="1">
+      <w:start w:val="1"/>
+      <w:numFmt w:val="bullet"/>
+      <w:lvlText w:val=""/>
+      <w:lvlJc w:val="left"/>
+      <w:pPr>
+        <w:ind w:left="2880" w:hanging="360"/>
+      </w:pPr>
+      <w:rPr>
+        <w:rFonts w:hint="default" w:ascii="Symbol" w:hAnsi="Symbol"/>
+      </w:rPr>
+    </w:lvl>
+    <w:lvl w:ilvl="4" w:tplc="240A0003" w:tentative="1">
+      <w:start w:val="1"/>
+      <w:numFmt w:val="bullet"/>
+      <w:lvlText w:val="o"/>
+      <w:lvlJc w:val="left"/>
+      <w:pPr>
+        <w:ind w:left="3600" w:hanging="360"/>
+      </w:pPr>
+      <w:rPr>
+        <w:rFonts w:hint="default" w:ascii="Courier New" w:hAnsi="Courier New" w:cs="Courier New"/>
+      </w:rPr>
+    </w:lvl>
+    <w:lvl w:ilvl="5" w:tplc="240A0005" w:tentative="1">
+      <w:start w:val="1"/>
+      <w:numFmt w:val="bullet"/>
+      <w:lvlText w:val=""/>
+      <w:lvlJc w:val="left"/>
+      <w:pPr>
+        <w:ind w:left="4320" w:hanging="360"/>
+      </w:pPr>
+      <w:rPr>
+        <w:rFonts w:hint="default" w:ascii="Wingdings" w:hAnsi="Wingdings"/>
+      </w:rPr>
+    </w:lvl>
+    <w:lvl w:ilvl="6" w:tplc="240A0001" w:tentative="1">
+      <w:start w:val="1"/>
+      <w:numFmt w:val="bullet"/>
+      <w:lvlText w:val=""/>
+      <w:lvlJc w:val="left"/>
+      <w:pPr>
+        <w:ind w:left="5040" w:hanging="360"/>
+      </w:pPr>
+      <w:rPr>
+        <w:rFonts w:hint="default" w:ascii="Symbol" w:hAnsi="Symbol"/>
+      </w:rPr>
+    </w:lvl>
+    <w:lvl w:ilvl="7" w:tplc="240A0003" w:tentative="1">
+      <w:start w:val="1"/>
+      <w:numFmt w:val="bullet"/>
+      <w:lvlText w:val="o"/>
+      <w:lvlJc w:val="left"/>
+      <w:pPr>
+        <w:ind w:left="5760" w:hanging="360"/>
+      </w:pPr>
+      <w:rPr>
+        <w:rFonts w:hint="default" w:ascii="Courier New" w:hAnsi="Courier New" w:cs="Courier New"/>
+      </w:rPr>
+    </w:lvl>
+    <w:lvl w:ilvl="8" w:tplc="240A0005" w:tentative="1">
+      <w:start w:val="1"/>
+      <w:numFmt w:val="bullet"/>
+      <w:lvlText w:val=""/>
+      <w:lvlJc w:val="left"/>
+      <w:pPr>
+        <w:ind w:left="6480" w:hanging="360"/>
+      </w:pPr>
+      <w:rPr>
+        <w:rFonts w:hint="default" w:ascii="Wingdings" w:hAnsi="Wingdings"/>
+      </w:rPr>
+    </w:lvl>
+  </w:abstractNum>
+  <w:abstractNum w:abstractNumId="7" w15:restartNumberingAfterBreak="0">
+    <w:nsid w:val="26AE2691"/>
+    <w:multiLevelType w:val="hybridMultilevel"/>
+    <w:tmpl w:val="68946BC8"/>
+    <w:lvl w:ilvl="0" w:tplc="240A0015">
+      <w:start w:val="1"/>
+      <w:numFmt w:val="upperLetter"/>
+      <w:lvlText w:val="%1."/>
+      <w:lvlJc w:val="left"/>
+      <w:pPr>
+        <w:ind w:left="720" w:hanging="360"/>
+      </w:pPr>
+      <w:rPr>
+        <w:rFonts w:hint="default"/>
+      </w:rPr>
+    </w:lvl>
+    <w:lvl w:ilvl="1" w:tplc="240A0019" w:tentative="1">
+      <w:start w:val="1"/>
+      <w:numFmt w:val="lowerLetter"/>
+      <w:lvlText w:val="%2."/>
+      <w:lvlJc w:val="left"/>
+      <w:pPr>
+        <w:ind w:left="1440" w:hanging="360"/>
+      </w:pPr>
+    </w:lvl>
+    <w:lvl w:ilvl="2" w:tplc="240A001B" w:tentative="1">
+      <w:start w:val="1"/>
+      <w:numFmt w:val="lowerRoman"/>
+      <w:lvlText w:val="%3."/>
+      <w:lvlJc w:val="right"/>
+      <w:pPr>
+        <w:ind w:left="2160" w:hanging="180"/>
+      </w:pPr>
+    </w:lvl>
+    <w:lvl w:ilvl="3" w:tplc="240A000F" w:tentative="1">
+      <w:start w:val="1"/>
+      <w:numFmt w:val="decimal"/>
+      <w:lvlText w:val="%4."/>
+      <w:lvlJc w:val="left"/>
+      <w:pPr>
+        <w:ind w:left="2880" w:hanging="360"/>
+      </w:pPr>
+    </w:lvl>
+    <w:lvl w:ilvl="4" w:tplc="240A0019" w:tentative="1">
+      <w:start w:val="1"/>
+      <w:numFmt w:val="lowerLetter"/>
+      <w:lvlText w:val="%5."/>
+      <w:lvlJc w:val="left"/>
+      <w:pPr>
+        <w:ind w:left="3600" w:hanging="360"/>
+      </w:pPr>
+    </w:lvl>
+    <w:lvl w:ilvl="5" w:tplc="240A001B" w:tentative="1">
+      <w:start w:val="1"/>
+      <w:numFmt w:val="lowerRoman"/>
+      <w:lvlText w:val="%6."/>
+      <w:lvlJc w:val="right"/>
+      <w:pPr>
+        <w:ind w:left="4320" w:hanging="180"/>
+      </w:pPr>
+    </w:lvl>
+    <w:lvl w:ilvl="6" w:tplc="240A000F" w:tentative="1">
+      <w:start w:val="1"/>
+      <w:numFmt w:val="decimal"/>
+      <w:lvlText w:val="%7."/>
+      <w:lvlJc w:val="left"/>
+      <w:pPr>
+        <w:ind w:left="5040" w:hanging="360"/>
+      </w:pPr>
+    </w:lvl>
+    <w:lvl w:ilvl="7" w:tplc="240A0019" w:tentative="1">
+      <w:start w:val="1"/>
+      <w:numFmt w:val="lowerLetter"/>
+      <w:lvlText w:val="%8."/>
+      <w:lvlJc w:val="left"/>
+      <w:pPr>
+        <w:ind w:left="5760" w:hanging="360"/>
+      </w:pPr>
+    </w:lvl>
+    <w:lvl w:ilvl="8" w:tplc="240A001B" w:tentative="1">
+      <w:start w:val="1"/>
+      <w:numFmt w:val="lowerRoman"/>
+      <w:lvlText w:val="%9."/>
+      <w:lvlJc w:val="right"/>
+      <w:pPr>
+        <w:ind w:left="6480" w:hanging="180"/>
+      </w:pPr>
+    </w:lvl>
+  </w:abstractNum>
+  <w:abstractNum w:abstractNumId="8" w15:restartNumberingAfterBreak="0">
+    <w:nsid w:val="2E203312"/>
     <w:multiLevelType w:val="multilevel"/>
-    <w:tmpl w:val="DB062E66"/>
+    <w:tmpl w:val="F63C219C"/>
     <w:lvl w:ilvl="0">
       <w:start w:val="1"/>
       <w:numFmt w:val="bullet"/>
@@ -21331,10 +22247,470 @@
       </w:rPr>
     </w:lvl>
   </w:abstractNum>
-  <w:abstractNum w:abstractNumId="6" w15:restartNumberingAfterBreak="0">
-    <w:nsid w:val="15436023"/>
+  <w:abstractNum w:abstractNumId="9" w15:restartNumberingAfterBreak="0">
+    <w:nsid w:val="2E5E0CF0"/>
     <w:multiLevelType w:val="multilevel"/>
-    <w:tmpl w:val="B58A0C40"/>
+    <w:tmpl w:val="501807E0"/>
+    <w:lvl w:ilvl="0">
+      <w:start w:val="1"/>
+      <w:numFmt w:val="decimal"/>
+      <w:lvlText w:val="%1."/>
+      <w:lvlJc w:val="left"/>
+      <w:pPr>
+        <w:ind w:left="720" w:hanging="360"/>
+      </w:pPr>
+      <w:rPr>
+        <w:rFonts w:hint="default"/>
+      </w:rPr>
+    </w:lvl>
+    <w:lvl w:ilvl="1">
+      <w:start w:val="1"/>
+      <w:numFmt w:val="decimal"/>
+      <w:isLgl/>
+      <w:lvlText w:val="%1.%2."/>
+      <w:lvlJc w:val="left"/>
+      <w:pPr>
+        <w:ind w:left="720" w:hanging="360"/>
+      </w:pPr>
+      <w:rPr>
+        <w:rFonts w:hint="default"/>
+      </w:rPr>
+    </w:lvl>
+    <w:lvl w:ilvl="2">
+      <w:start w:val="1"/>
+      <w:numFmt w:val="decimal"/>
+      <w:isLgl/>
+      <w:lvlText w:val="%1.%2.%3."/>
+      <w:lvlJc w:val="left"/>
+      <w:pPr>
+        <w:ind w:left="1080" w:hanging="720"/>
+      </w:pPr>
+      <w:rPr>
+        <w:rFonts w:hint="default"/>
+      </w:rPr>
+    </w:lvl>
+    <w:lvl w:ilvl="3">
+      <w:start w:val="1"/>
+      <w:numFmt w:val="decimal"/>
+      <w:isLgl/>
+      <w:lvlText w:val="%1.%2.%3.%4."/>
+      <w:lvlJc w:val="left"/>
+      <w:pPr>
+        <w:ind w:left="1080" w:hanging="720"/>
+      </w:pPr>
+      <w:rPr>
+        <w:rFonts w:hint="default"/>
+      </w:rPr>
+    </w:lvl>
+    <w:lvl w:ilvl="4">
+      <w:start w:val="1"/>
+      <w:numFmt w:val="decimal"/>
+      <w:isLgl/>
+      <w:lvlText w:val="%1.%2.%3.%4.%5."/>
+      <w:lvlJc w:val="left"/>
+      <w:pPr>
+        <w:ind w:left="1440" w:hanging="1080"/>
+      </w:pPr>
+      <w:rPr>
+        <w:rFonts w:hint="default"/>
+      </w:rPr>
+    </w:lvl>
+    <w:lvl w:ilvl="5">
+      <w:start w:val="1"/>
+      <w:numFmt w:val="decimal"/>
+      <w:isLgl/>
+      <w:lvlText w:val="%1.%2.%3.%4.%5.%6."/>
+      <w:lvlJc w:val="left"/>
+      <w:pPr>
+        <w:ind w:left="1440" w:hanging="1080"/>
+      </w:pPr>
+      <w:rPr>
+        <w:rFonts w:hint="default"/>
+      </w:rPr>
+    </w:lvl>
+    <w:lvl w:ilvl="6">
+      <w:start w:val="1"/>
+      <w:numFmt w:val="decimal"/>
+      <w:isLgl/>
+      <w:lvlText w:val="%1.%2.%3.%4.%5.%6.%7."/>
+      <w:lvlJc w:val="left"/>
+      <w:pPr>
+        <w:ind w:left="1800" w:hanging="1440"/>
+      </w:pPr>
+      <w:rPr>
+        <w:rFonts w:hint="default"/>
+      </w:rPr>
+    </w:lvl>
+    <w:lvl w:ilvl="7">
+      <w:start w:val="1"/>
+      <w:numFmt w:val="decimal"/>
+      <w:isLgl/>
+      <w:lvlText w:val="%1.%2.%3.%4.%5.%6.%7.%8."/>
+      <w:lvlJc w:val="left"/>
+      <w:pPr>
+        <w:ind w:left="1800" w:hanging="1440"/>
+      </w:pPr>
+      <w:rPr>
+        <w:rFonts w:hint="default"/>
+      </w:rPr>
+    </w:lvl>
+    <w:lvl w:ilvl="8">
+      <w:start w:val="1"/>
+      <w:numFmt w:val="decimal"/>
+      <w:isLgl/>
+      <w:lvlText w:val="%1.%2.%3.%4.%5.%6.%7.%8.%9."/>
+      <w:lvlJc w:val="left"/>
+      <w:pPr>
+        <w:ind w:left="2160" w:hanging="1800"/>
+      </w:pPr>
+      <w:rPr>
+        <w:rFonts w:hint="default"/>
+      </w:rPr>
+    </w:lvl>
+  </w:abstractNum>
+  <w:abstractNum w:abstractNumId="10" w15:restartNumberingAfterBreak="0">
+    <w:nsid w:val="352E53D0"/>
+    <w:multiLevelType w:val="multilevel"/>
+    <w:tmpl w:val="24229F54"/>
+    <w:lvl w:ilvl="0">
+      <w:start w:val="1"/>
+      <w:numFmt w:val="decimal"/>
+      <w:lvlText w:val="%1"/>
+      <w:lvlJc w:val="left"/>
+      <w:pPr>
+        <w:ind w:left="360" w:hanging="360"/>
+      </w:pPr>
+      <w:rPr>
+        <w:rFonts w:hint="default"/>
+      </w:rPr>
+    </w:lvl>
+    <w:lvl w:ilvl="1">
+      <w:start w:val="2"/>
+      <w:numFmt w:val="decimal"/>
+      <w:lvlText w:val="%1.%2"/>
+      <w:lvlJc w:val="left"/>
+      <w:pPr>
+        <w:ind w:left="1080" w:hanging="360"/>
+      </w:pPr>
+      <w:rPr>
+        <w:rFonts w:hint="default"/>
+      </w:rPr>
+    </w:lvl>
+    <w:lvl w:ilvl="2">
+      <w:start w:val="1"/>
+      <w:numFmt w:val="decimal"/>
+      <w:lvlText w:val="%1.%2.%3"/>
+      <w:lvlJc w:val="left"/>
+      <w:pPr>
+        <w:ind w:left="2160" w:hanging="720"/>
+      </w:pPr>
+      <w:rPr>
+        <w:rFonts w:hint="default"/>
+      </w:rPr>
+    </w:lvl>
+    <w:lvl w:ilvl="3">
+      <w:start w:val="1"/>
+      <w:numFmt w:val="decimal"/>
+      <w:lvlText w:val="%1.%2.%3.%4"/>
+      <w:lvlJc w:val="left"/>
+      <w:pPr>
+        <w:ind w:left="2880" w:hanging="720"/>
+      </w:pPr>
+      <w:rPr>
+        <w:rFonts w:hint="default"/>
+      </w:rPr>
+    </w:lvl>
+    <w:lvl w:ilvl="4">
+      <w:start w:val="1"/>
+      <w:numFmt w:val="decimal"/>
+      <w:lvlText w:val="%1.%2.%3.%4.%5"/>
+      <w:lvlJc w:val="left"/>
+      <w:pPr>
+        <w:ind w:left="3960" w:hanging="1080"/>
+      </w:pPr>
+      <w:rPr>
+        <w:rFonts w:hint="default"/>
+      </w:rPr>
+    </w:lvl>
+    <w:lvl w:ilvl="5">
+      <w:start w:val="1"/>
+      <w:numFmt w:val="decimal"/>
+      <w:lvlText w:val="%1.%2.%3.%4.%5.%6"/>
+      <w:lvlJc w:val="left"/>
+      <w:pPr>
+        <w:ind w:left="4680" w:hanging="1080"/>
+      </w:pPr>
+      <w:rPr>
+        <w:rFonts w:hint="default"/>
+      </w:rPr>
+    </w:lvl>
+    <w:lvl w:ilvl="6">
+      <w:start w:val="1"/>
+      <w:numFmt w:val="decimal"/>
+      <w:lvlText w:val="%1.%2.%3.%4.%5.%6.%7"/>
+      <w:lvlJc w:val="left"/>
+      <w:pPr>
+        <w:ind w:left="5760" w:hanging="1440"/>
+      </w:pPr>
+      <w:rPr>
+        <w:rFonts w:hint="default"/>
+      </w:rPr>
+    </w:lvl>
+    <w:lvl w:ilvl="7">
+      <w:start w:val="1"/>
+      <w:numFmt w:val="decimal"/>
+      <w:lvlText w:val="%1.%2.%3.%4.%5.%6.%7.%8"/>
+      <w:lvlJc w:val="left"/>
+      <w:pPr>
+        <w:ind w:left="6480" w:hanging="1440"/>
+      </w:pPr>
+      <w:rPr>
+        <w:rFonts w:hint="default"/>
+      </w:rPr>
+    </w:lvl>
+    <w:lvl w:ilvl="8">
+      <w:start w:val="1"/>
+      <w:numFmt w:val="decimal"/>
+      <w:lvlText w:val="%1.%2.%3.%4.%5.%6.%7.%8.%9"/>
+      <w:lvlJc w:val="left"/>
+      <w:pPr>
+        <w:ind w:left="7560" w:hanging="1800"/>
+      </w:pPr>
+      <w:rPr>
+        <w:rFonts w:hint="default"/>
+      </w:rPr>
+    </w:lvl>
+  </w:abstractNum>
+  <w:abstractNum w:abstractNumId="11" w15:restartNumberingAfterBreak="0">
+    <w:nsid w:val="3791733B"/>
+    <w:multiLevelType w:val="hybridMultilevel"/>
+    <w:tmpl w:val="C4E638A8"/>
+    <w:lvl w:ilvl="0" w:tplc="240A000D">
+      <w:start w:val="1"/>
+      <w:numFmt w:val="bullet"/>
+      <w:lvlText w:val=""/>
+      <w:lvlJc w:val="left"/>
+      <w:pPr>
+        <w:ind w:left="720" w:hanging="360"/>
+      </w:pPr>
+      <w:rPr>
+        <w:rFonts w:hint="default" w:ascii="Wingdings" w:hAnsi="Wingdings"/>
+      </w:rPr>
+    </w:lvl>
+    <w:lvl w:ilvl="1" w:tplc="FFFFFFFF" w:tentative="1">
+      <w:start w:val="1"/>
+      <w:numFmt w:val="bullet"/>
+      <w:lvlText w:val="o"/>
+      <w:lvlJc w:val="left"/>
+      <w:pPr>
+        <w:ind w:left="1440" w:hanging="360"/>
+      </w:pPr>
+      <w:rPr>
+        <w:rFonts w:hint="default" w:ascii="Courier New" w:hAnsi="Courier New" w:cs="Courier New"/>
+      </w:rPr>
+    </w:lvl>
+    <w:lvl w:ilvl="2" w:tplc="FFFFFFFF" w:tentative="1">
+      <w:start w:val="1"/>
+      <w:numFmt w:val="bullet"/>
+      <w:lvlText w:val=""/>
+      <w:lvlJc w:val="left"/>
+      <w:pPr>
+        <w:ind w:left="2160" w:hanging="360"/>
+      </w:pPr>
+      <w:rPr>
+        <w:rFonts w:hint="default" w:ascii="Wingdings" w:hAnsi="Wingdings"/>
+      </w:rPr>
+    </w:lvl>
+    <w:lvl w:ilvl="3" w:tplc="FFFFFFFF" w:tentative="1">
+      <w:start w:val="1"/>
+      <w:numFmt w:val="bullet"/>
+      <w:lvlText w:val=""/>
+      <w:lvlJc w:val="left"/>
+      <w:pPr>
+        <w:ind w:left="2880" w:hanging="360"/>
+      </w:pPr>
+      <w:rPr>
+        <w:rFonts w:hint="default" w:ascii="Symbol" w:hAnsi="Symbol"/>
+      </w:rPr>
+    </w:lvl>
+    <w:lvl w:ilvl="4" w:tplc="FFFFFFFF" w:tentative="1">
+      <w:start w:val="1"/>
+      <w:numFmt w:val="bullet"/>
+      <w:lvlText w:val="o"/>
+      <w:lvlJc w:val="left"/>
+      <w:pPr>
+        <w:ind w:left="3600" w:hanging="360"/>
+      </w:pPr>
+      <w:rPr>
+        <w:rFonts w:hint="default" w:ascii="Courier New" w:hAnsi="Courier New" w:cs="Courier New"/>
+      </w:rPr>
+    </w:lvl>
+    <w:lvl w:ilvl="5" w:tplc="FFFFFFFF" w:tentative="1">
+      <w:start w:val="1"/>
+      <w:numFmt w:val="bullet"/>
+      <w:lvlText w:val=""/>
+      <w:lvlJc w:val="left"/>
+      <w:pPr>
+        <w:ind w:left="4320" w:hanging="360"/>
+      </w:pPr>
+      <w:rPr>
+        <w:rFonts w:hint="default" w:ascii="Wingdings" w:hAnsi="Wingdings"/>
+      </w:rPr>
+    </w:lvl>
+    <w:lvl w:ilvl="6" w:tplc="FFFFFFFF" w:tentative="1">
+      <w:start w:val="1"/>
+      <w:numFmt w:val="bullet"/>
+      <w:lvlText w:val=""/>
+      <w:lvlJc w:val="left"/>
+      <w:pPr>
+        <w:ind w:left="5040" w:hanging="360"/>
+      </w:pPr>
+      <w:rPr>
+        <w:rFonts w:hint="default" w:ascii="Symbol" w:hAnsi="Symbol"/>
+      </w:rPr>
+    </w:lvl>
+    <w:lvl w:ilvl="7" w:tplc="FFFFFFFF" w:tentative="1">
+      <w:start w:val="1"/>
+      <w:numFmt w:val="bullet"/>
+      <w:lvlText w:val="o"/>
+      <w:lvlJc w:val="left"/>
+      <w:pPr>
+        <w:ind w:left="5760" w:hanging="360"/>
+      </w:pPr>
+      <w:rPr>
+        <w:rFonts w:hint="default" w:ascii="Courier New" w:hAnsi="Courier New" w:cs="Courier New"/>
+      </w:rPr>
+    </w:lvl>
+    <w:lvl w:ilvl="8" w:tplc="FFFFFFFF" w:tentative="1">
+      <w:start w:val="1"/>
+      <w:numFmt w:val="bullet"/>
+      <w:lvlText w:val=""/>
+      <w:lvlJc w:val="left"/>
+      <w:pPr>
+        <w:ind w:left="6480" w:hanging="360"/>
+      </w:pPr>
+      <w:rPr>
+        <w:rFonts w:hint="default" w:ascii="Wingdings" w:hAnsi="Wingdings"/>
+      </w:rPr>
+    </w:lvl>
+  </w:abstractNum>
+  <w:abstractNum w:abstractNumId="12" w15:restartNumberingAfterBreak="0">
+    <w:nsid w:val="38D20A9C"/>
+    <w:multiLevelType w:val="hybridMultilevel"/>
+    <w:tmpl w:val="83DC0966"/>
+    <w:lvl w:ilvl="0" w:tplc="240A000D">
+      <w:start w:val="1"/>
+      <w:numFmt w:val="bullet"/>
+      <w:lvlText w:val=""/>
+      <w:lvlJc w:val="left"/>
+      <w:pPr>
+        <w:ind w:left="720" w:hanging="360"/>
+      </w:pPr>
+      <w:rPr>
+        <w:rFonts w:hint="default" w:ascii="Wingdings" w:hAnsi="Wingdings"/>
+      </w:rPr>
+    </w:lvl>
+    <w:lvl w:ilvl="1" w:tplc="240A0003" w:tentative="1">
+      <w:start w:val="1"/>
+      <w:numFmt w:val="bullet"/>
+      <w:lvlText w:val="o"/>
+      <w:lvlJc w:val="left"/>
+      <w:pPr>
+        <w:ind w:left="1440" w:hanging="360"/>
+      </w:pPr>
+      <w:rPr>
+        <w:rFonts w:hint="default" w:ascii="Courier New" w:hAnsi="Courier New" w:cs="Courier New"/>
+      </w:rPr>
+    </w:lvl>
+    <w:lvl w:ilvl="2" w:tplc="240A0005" w:tentative="1">
+      <w:start w:val="1"/>
+      <w:numFmt w:val="bullet"/>
+      <w:lvlText w:val=""/>
+      <w:lvlJc w:val="left"/>
+      <w:pPr>
+        <w:ind w:left="2160" w:hanging="360"/>
+      </w:pPr>
+      <w:rPr>
+        <w:rFonts w:hint="default" w:ascii="Wingdings" w:hAnsi="Wingdings"/>
+      </w:rPr>
+    </w:lvl>
+    <w:lvl w:ilvl="3" w:tplc="240A0001" w:tentative="1">
+      <w:start w:val="1"/>
+      <w:numFmt w:val="bullet"/>
+      <w:lvlText w:val=""/>
+      <w:lvlJc w:val="left"/>
+      <w:pPr>
+        <w:ind w:left="2880" w:hanging="360"/>
+      </w:pPr>
+      <w:rPr>
+        <w:rFonts w:hint="default" w:ascii="Symbol" w:hAnsi="Symbol"/>
+      </w:rPr>
+    </w:lvl>
+    <w:lvl w:ilvl="4" w:tplc="240A0003" w:tentative="1">
+      <w:start w:val="1"/>
+      <w:numFmt w:val="bullet"/>
+      <w:lvlText w:val="o"/>
+      <w:lvlJc w:val="left"/>
+      <w:pPr>
+        <w:ind w:left="3600" w:hanging="360"/>
+      </w:pPr>
+      <w:rPr>
+        <w:rFonts w:hint="default" w:ascii="Courier New" w:hAnsi="Courier New" w:cs="Courier New"/>
+      </w:rPr>
+    </w:lvl>
+    <w:lvl w:ilvl="5" w:tplc="240A0005" w:tentative="1">
+      <w:start w:val="1"/>
+      <w:numFmt w:val="bullet"/>
+      <w:lvlText w:val=""/>
+      <w:lvlJc w:val="left"/>
+      <w:pPr>
+        <w:ind w:left="4320" w:hanging="360"/>
+      </w:pPr>
+      <w:rPr>
+        <w:rFonts w:hint="default" w:ascii="Wingdings" w:hAnsi="Wingdings"/>
+      </w:rPr>
+    </w:lvl>
+    <w:lvl w:ilvl="6" w:tplc="240A0001" w:tentative="1">
+      <w:start w:val="1"/>
+      <w:numFmt w:val="bullet"/>
+      <w:lvlText w:val=""/>
+      <w:lvlJc w:val="left"/>
+      <w:pPr>
+        <w:ind w:left="5040" w:hanging="360"/>
+      </w:pPr>
+      <w:rPr>
+        <w:rFonts w:hint="default" w:ascii="Symbol" w:hAnsi="Symbol"/>
+      </w:rPr>
+    </w:lvl>
+    <w:lvl w:ilvl="7" w:tplc="240A0003" w:tentative="1">
+      <w:start w:val="1"/>
+      <w:numFmt w:val="bullet"/>
+      <w:lvlText w:val="o"/>
+      <w:lvlJc w:val="left"/>
+      <w:pPr>
+        <w:ind w:left="5760" w:hanging="360"/>
+      </w:pPr>
+      <w:rPr>
+        <w:rFonts w:hint="default" w:ascii="Courier New" w:hAnsi="Courier New" w:cs="Courier New"/>
+      </w:rPr>
+    </w:lvl>
+    <w:lvl w:ilvl="8" w:tplc="240A0005" w:tentative="1">
+      <w:start w:val="1"/>
+      <w:numFmt w:val="bullet"/>
+      <w:lvlText w:val=""/>
+      <w:lvlJc w:val="left"/>
+      <w:pPr>
+        <w:ind w:left="6480" w:hanging="360"/>
+      </w:pPr>
+      <w:rPr>
+        <w:rFonts w:hint="default" w:ascii="Wingdings" w:hAnsi="Wingdings"/>
+      </w:rPr>
+    </w:lvl>
+  </w:abstractNum>
+  <w:abstractNum w:abstractNumId="13" w15:restartNumberingAfterBreak="0">
+    <w:nsid w:val="3F2956CA"/>
+    <w:multiLevelType w:val="multilevel"/>
+    <w:tmpl w:val="96A485B4"/>
     <w:lvl w:ilvl="0">
       <w:start w:val="1"/>
       <w:numFmt w:val="bullet"/>
@@ -21480,10 +22856,236 @@
       </w:rPr>
     </w:lvl>
   </w:abstractNum>
-  <w:abstractNum w:abstractNumId="7" w15:restartNumberingAfterBreak="0">
-    <w:nsid w:val="15E77341"/>
+  <w:abstractNum w:abstractNumId="14" w15:restartNumberingAfterBreak="0">
+    <w:nsid w:val="4020464A"/>
+    <w:multiLevelType w:val="hybridMultilevel"/>
+    <w:tmpl w:val="A3F437C2"/>
+    <w:lvl w:ilvl="0" w:tplc="56AC62C8">
+      <w:start w:val="1"/>
+      <w:numFmt w:val="bullet"/>
+      <w:lvlText w:val=""/>
+      <w:lvlJc w:val="left"/>
+      <w:pPr>
+        <w:ind w:left="720" w:hanging="360"/>
+      </w:pPr>
+      <w:rPr>
+        <w:rFonts w:hint="default" w:ascii="Symbol" w:hAnsi="Symbol"/>
+      </w:rPr>
+    </w:lvl>
+    <w:lvl w:ilvl="1" w:tplc="240A0003" w:tentative="1">
+      <w:start w:val="1"/>
+      <w:numFmt w:val="bullet"/>
+      <w:lvlText w:val="o"/>
+      <w:lvlJc w:val="left"/>
+      <w:pPr>
+        <w:ind w:left="1440" w:hanging="360"/>
+      </w:pPr>
+      <w:rPr>
+        <w:rFonts w:hint="default" w:ascii="Courier New" w:hAnsi="Courier New" w:cs="Courier New"/>
+      </w:rPr>
+    </w:lvl>
+    <w:lvl w:ilvl="2" w:tplc="240A0005" w:tentative="1">
+      <w:start w:val="1"/>
+      <w:numFmt w:val="bullet"/>
+      <w:lvlText w:val=""/>
+      <w:lvlJc w:val="left"/>
+      <w:pPr>
+        <w:ind w:left="2160" w:hanging="360"/>
+      </w:pPr>
+      <w:rPr>
+        <w:rFonts w:hint="default" w:ascii="Wingdings" w:hAnsi="Wingdings"/>
+      </w:rPr>
+    </w:lvl>
+    <w:lvl w:ilvl="3" w:tplc="240A0001" w:tentative="1">
+      <w:start w:val="1"/>
+      <w:numFmt w:val="bullet"/>
+      <w:lvlText w:val=""/>
+      <w:lvlJc w:val="left"/>
+      <w:pPr>
+        <w:ind w:left="2880" w:hanging="360"/>
+      </w:pPr>
+      <w:rPr>
+        <w:rFonts w:hint="default" w:ascii="Symbol" w:hAnsi="Symbol"/>
+      </w:rPr>
+    </w:lvl>
+    <w:lvl w:ilvl="4" w:tplc="240A0003" w:tentative="1">
+      <w:start w:val="1"/>
+      <w:numFmt w:val="bullet"/>
+      <w:lvlText w:val="o"/>
+      <w:lvlJc w:val="left"/>
+      <w:pPr>
+        <w:ind w:left="3600" w:hanging="360"/>
+      </w:pPr>
+      <w:rPr>
+        <w:rFonts w:hint="default" w:ascii="Courier New" w:hAnsi="Courier New" w:cs="Courier New"/>
+      </w:rPr>
+    </w:lvl>
+    <w:lvl w:ilvl="5" w:tplc="240A0005" w:tentative="1">
+      <w:start w:val="1"/>
+      <w:numFmt w:val="bullet"/>
+      <w:lvlText w:val=""/>
+      <w:lvlJc w:val="left"/>
+      <w:pPr>
+        <w:ind w:left="4320" w:hanging="360"/>
+      </w:pPr>
+      <w:rPr>
+        <w:rFonts w:hint="default" w:ascii="Wingdings" w:hAnsi="Wingdings"/>
+      </w:rPr>
+    </w:lvl>
+    <w:lvl w:ilvl="6" w:tplc="240A0001" w:tentative="1">
+      <w:start w:val="1"/>
+      <w:numFmt w:val="bullet"/>
+      <w:lvlText w:val=""/>
+      <w:lvlJc w:val="left"/>
+      <w:pPr>
+        <w:ind w:left="5040" w:hanging="360"/>
+      </w:pPr>
+      <w:rPr>
+        <w:rFonts w:hint="default" w:ascii="Symbol" w:hAnsi="Symbol"/>
+      </w:rPr>
+    </w:lvl>
+    <w:lvl w:ilvl="7" w:tplc="240A0003" w:tentative="1">
+      <w:start w:val="1"/>
+      <w:numFmt w:val="bullet"/>
+      <w:lvlText w:val="o"/>
+      <w:lvlJc w:val="left"/>
+      <w:pPr>
+        <w:ind w:left="5760" w:hanging="360"/>
+      </w:pPr>
+      <w:rPr>
+        <w:rFonts w:hint="default" w:ascii="Courier New" w:hAnsi="Courier New" w:cs="Courier New"/>
+      </w:rPr>
+    </w:lvl>
+    <w:lvl w:ilvl="8" w:tplc="240A0005" w:tentative="1">
+      <w:start w:val="1"/>
+      <w:numFmt w:val="bullet"/>
+      <w:lvlText w:val=""/>
+      <w:lvlJc w:val="left"/>
+      <w:pPr>
+        <w:ind w:left="6480" w:hanging="360"/>
+      </w:pPr>
+      <w:rPr>
+        <w:rFonts w:hint="default" w:ascii="Wingdings" w:hAnsi="Wingdings"/>
+      </w:rPr>
+    </w:lvl>
+  </w:abstractNum>
+  <w:abstractNum w:abstractNumId="15" w15:restartNumberingAfterBreak="0">
+    <w:nsid w:val="462D61DD"/>
+    <w:multiLevelType w:val="hybridMultilevel"/>
+    <w:tmpl w:val="6818D092"/>
+    <w:lvl w:ilvl="0" w:tplc="56AC62C8">
+      <w:start w:val="1"/>
+      <w:numFmt w:val="bullet"/>
+      <w:lvlText w:val=""/>
+      <w:lvlJc w:val="left"/>
+      <w:pPr>
+        <w:ind w:left="720" w:hanging="360"/>
+      </w:pPr>
+      <w:rPr>
+        <w:rFonts w:hint="default" w:ascii="Symbol" w:hAnsi="Symbol"/>
+      </w:rPr>
+    </w:lvl>
+    <w:lvl w:ilvl="1" w:tplc="FFFFFFFF" w:tentative="1">
+      <w:start w:val="1"/>
+      <w:numFmt w:val="bullet"/>
+      <w:lvlText w:val="o"/>
+      <w:lvlJc w:val="left"/>
+      <w:pPr>
+        <w:ind w:left="1440" w:hanging="360"/>
+      </w:pPr>
+      <w:rPr>
+        <w:rFonts w:hint="default" w:ascii="Courier New" w:hAnsi="Courier New" w:cs="Courier New"/>
+      </w:rPr>
+    </w:lvl>
+    <w:lvl w:ilvl="2" w:tplc="FFFFFFFF" w:tentative="1">
+      <w:start w:val="1"/>
+      <w:numFmt w:val="bullet"/>
+      <w:lvlText w:val=""/>
+      <w:lvlJc w:val="left"/>
+      <w:pPr>
+        <w:ind w:left="2160" w:hanging="360"/>
+      </w:pPr>
+      <w:rPr>
+        <w:rFonts w:hint="default" w:ascii="Wingdings" w:hAnsi="Wingdings"/>
+      </w:rPr>
+    </w:lvl>
+    <w:lvl w:ilvl="3" w:tplc="FFFFFFFF" w:tentative="1">
+      <w:start w:val="1"/>
+      <w:numFmt w:val="bullet"/>
+      <w:lvlText w:val=""/>
+      <w:lvlJc w:val="left"/>
+      <w:pPr>
+        <w:ind w:left="2880" w:hanging="360"/>
+      </w:pPr>
+      <w:rPr>
+        <w:rFonts w:hint="default" w:ascii="Symbol" w:hAnsi="Symbol"/>
+      </w:rPr>
+    </w:lvl>
+    <w:lvl w:ilvl="4" w:tplc="FFFFFFFF" w:tentative="1">
+      <w:start w:val="1"/>
+      <w:numFmt w:val="bullet"/>
+      <w:lvlText w:val="o"/>
+      <w:lvlJc w:val="left"/>
+      <w:pPr>
+        <w:ind w:left="3600" w:hanging="360"/>
+      </w:pPr>
+      <w:rPr>
+        <w:rFonts w:hint="default" w:ascii="Courier New" w:hAnsi="Courier New" w:cs="Courier New"/>
+      </w:rPr>
+    </w:lvl>
+    <w:lvl w:ilvl="5" w:tplc="FFFFFFFF" w:tentative="1">
+      <w:start w:val="1"/>
+      <w:numFmt w:val="bullet"/>
+      <w:lvlText w:val=""/>
+      <w:lvlJc w:val="left"/>
+      <w:pPr>
+        <w:ind w:left="4320" w:hanging="360"/>
+      </w:pPr>
+      <w:rPr>
+        <w:rFonts w:hint="default" w:ascii="Wingdings" w:hAnsi="Wingdings"/>
+      </w:rPr>
+    </w:lvl>
+    <w:lvl w:ilvl="6" w:tplc="FFFFFFFF" w:tentative="1">
+      <w:start w:val="1"/>
+      <w:numFmt w:val="bullet"/>
+      <w:lvlText w:val=""/>
+      <w:lvlJc w:val="left"/>
+      <w:pPr>
+        <w:ind w:left="5040" w:hanging="360"/>
+      </w:pPr>
+      <w:rPr>
+        <w:rFonts w:hint="default" w:ascii="Symbol" w:hAnsi="Symbol"/>
+      </w:rPr>
+    </w:lvl>
+    <w:lvl w:ilvl="7" w:tplc="FFFFFFFF" w:tentative="1">
+      <w:start w:val="1"/>
+      <w:numFmt w:val="bullet"/>
+      <w:lvlText w:val="o"/>
+      <w:lvlJc w:val="left"/>
+      <w:pPr>
+        <w:ind w:left="5760" w:hanging="360"/>
+      </w:pPr>
+      <w:rPr>
+        <w:rFonts w:hint="default" w:ascii="Courier New" w:hAnsi="Courier New" w:cs="Courier New"/>
+      </w:rPr>
+    </w:lvl>
+    <w:lvl w:ilvl="8" w:tplc="FFFFFFFF" w:tentative="1">
+      <w:start w:val="1"/>
+      <w:numFmt w:val="bullet"/>
+      <w:lvlText w:val=""/>
+      <w:lvlJc w:val="left"/>
+      <w:pPr>
+        <w:ind w:left="6480" w:hanging="360"/>
+      </w:pPr>
+      <w:rPr>
+        <w:rFonts w:hint="default" w:ascii="Wingdings" w:hAnsi="Wingdings"/>
+      </w:rPr>
+    </w:lvl>
+  </w:abstractNum>
+  <w:abstractNum w:abstractNumId="16" w15:restartNumberingAfterBreak="0">
+    <w:nsid w:val="52E569DD"/>
     <w:multiLevelType w:val="multilevel"/>
-    <w:tmpl w:val="9FA06C58"/>
+    <w:tmpl w:val="08D8A2A2"/>
     <w:lvl w:ilvl="0">
       <w:start w:val="1"/>
       <w:numFmt w:val="bullet"/>
@@ -21629,127 +23231,14 @@
       </w:rPr>
     </w:lvl>
   </w:abstractNum>
-  <w:abstractNum w:abstractNumId="8" w15:restartNumberingAfterBreak="0">
-    <w:nsid w:val="1BAD62B6"/>
+  <w:abstractNum w:abstractNumId="17" w15:restartNumberingAfterBreak="0">
+    <w:nsid w:val="56431F23"/>
     <w:multiLevelType w:val="multilevel"/>
-    <w:tmpl w:val="50EE0DB6"/>
-    <w:lvl w:ilvl="0">
-      <w:start w:val="1"/>
-      <w:numFmt w:val="decimal"/>
-      <w:lvlText w:val="%1"/>
-      <w:lvlJc w:val="left"/>
-      <w:pPr>
-        <w:ind w:left="360" w:hanging="360"/>
-      </w:pPr>
-      <w:rPr>
-        <w:rFonts w:hint="default"/>
-      </w:rPr>
-    </w:lvl>
-    <w:lvl w:ilvl="1">
-      <w:start w:val="1"/>
-      <w:numFmt w:val="decimal"/>
-      <w:lvlText w:val="%1.%2"/>
-      <w:lvlJc w:val="left"/>
-      <w:pPr>
-        <w:ind w:left="1080" w:hanging="360"/>
-      </w:pPr>
-      <w:rPr>
-        <w:rFonts w:hint="default"/>
-      </w:rPr>
-    </w:lvl>
-    <w:lvl w:ilvl="2">
-      <w:start w:val="1"/>
-      <w:numFmt w:val="decimal"/>
-      <w:lvlText w:val="%1.%2.%3"/>
-      <w:lvlJc w:val="left"/>
-      <w:pPr>
-        <w:ind w:left="2160" w:hanging="720"/>
-      </w:pPr>
-      <w:rPr>
-        <w:rFonts w:hint="default"/>
-      </w:rPr>
-    </w:lvl>
-    <w:lvl w:ilvl="3">
-      <w:start w:val="1"/>
-      <w:numFmt w:val="decimal"/>
-      <w:lvlText w:val="%1.%2.%3.%4"/>
-      <w:lvlJc w:val="left"/>
-      <w:pPr>
-        <w:ind w:left="2880" w:hanging="720"/>
-      </w:pPr>
-      <w:rPr>
-        <w:rFonts w:hint="default"/>
-      </w:rPr>
-    </w:lvl>
-    <w:lvl w:ilvl="4">
-      <w:start w:val="1"/>
-      <w:numFmt w:val="decimal"/>
-      <w:lvlText w:val="%1.%2.%3.%4.%5"/>
-      <w:lvlJc w:val="left"/>
-      <w:pPr>
-        <w:ind w:left="3960" w:hanging="1080"/>
-      </w:pPr>
-      <w:rPr>
-        <w:rFonts w:hint="default"/>
-      </w:rPr>
-    </w:lvl>
-    <w:lvl w:ilvl="5">
-      <w:start w:val="1"/>
-      <w:numFmt w:val="decimal"/>
-      <w:lvlText w:val="%1.%2.%3.%4.%5.%6"/>
-      <w:lvlJc w:val="left"/>
-      <w:pPr>
-        <w:ind w:left="4680" w:hanging="1080"/>
-      </w:pPr>
-      <w:rPr>
-        <w:rFonts w:hint="default"/>
-      </w:rPr>
-    </w:lvl>
-    <w:lvl w:ilvl="6">
-      <w:start w:val="1"/>
-      <w:numFmt w:val="decimal"/>
-      <w:lvlText w:val="%1.%2.%3.%4.%5.%6.%7"/>
-      <w:lvlJc w:val="left"/>
-      <w:pPr>
-        <w:ind w:left="5760" w:hanging="1440"/>
-      </w:pPr>
-      <w:rPr>
-        <w:rFonts w:hint="default"/>
-      </w:rPr>
-    </w:lvl>
-    <w:lvl w:ilvl="7">
-      <w:start w:val="1"/>
-      <w:numFmt w:val="decimal"/>
-      <w:lvlText w:val="%1.%2.%3.%4.%5.%6.%7.%8"/>
-      <w:lvlJc w:val="left"/>
-      <w:pPr>
-        <w:ind w:left="6480" w:hanging="1440"/>
-      </w:pPr>
-      <w:rPr>
-        <w:rFonts w:hint="default"/>
-      </w:rPr>
-    </w:lvl>
-    <w:lvl w:ilvl="8">
-      <w:start w:val="1"/>
-      <w:numFmt w:val="decimal"/>
-      <w:lvlText w:val="%1.%2.%3.%4.%5.%6.%7.%8.%9"/>
-      <w:lvlJc w:val="left"/>
-      <w:pPr>
-        <w:ind w:left="7560" w:hanging="1800"/>
-      </w:pPr>
-      <w:rPr>
-        <w:rFonts w:hint="default"/>
-      </w:rPr>
-    </w:lvl>
-  </w:abstractNum>
-  <w:abstractNum w:abstractNumId="9" w15:restartNumberingAfterBreak="0">
-    <w:nsid w:val="1BD57153"/>
-    <w:multiLevelType w:val="multilevel"/>
-    <w:tmpl w:val="81B47240"/>
+    <w:tmpl w:val="B972DD1E"/>
     <w:lvl w:ilvl="0">
       <w:start w:val="1"/>
       <w:numFmt w:val="bullet"/>
-      <w:lvlText w:val=""/>
+      <w:lvlText w:val=""/>
       <w:lvlJc w:val="left"/>
       <w:pPr>
         <w:tabs>
@@ -21891,107 +23380,220 @@
       </w:rPr>
     </w:lvl>
   </w:abstractNum>
-  <w:abstractNum w:abstractNumId="10" w15:restartNumberingAfterBreak="0">
-    <w:nsid w:val="1E87689C"/>
+  <w:abstractNum w:abstractNumId="18" w15:restartNumberingAfterBreak="0">
+    <w:nsid w:val="59334F19"/>
+    <w:multiLevelType w:val="multilevel"/>
+    <w:tmpl w:val="88A8FA98"/>
+    <w:lvl w:ilvl="0">
+      <w:start w:val="2"/>
+      <w:numFmt w:val="decimal"/>
+      <w:lvlText w:val="%1"/>
+      <w:lvlJc w:val="left"/>
+      <w:pPr>
+        <w:ind w:left="360" w:hanging="360"/>
+      </w:pPr>
+      <w:rPr>
+        <w:rFonts w:hint="default"/>
+      </w:rPr>
+    </w:lvl>
+    <w:lvl w:ilvl="1">
+      <w:start w:val="1"/>
+      <w:numFmt w:val="decimal"/>
+      <w:lvlText w:val="%1.%2"/>
+      <w:lvlJc w:val="left"/>
+      <w:pPr>
+        <w:ind w:left="1080" w:hanging="360"/>
+      </w:pPr>
+      <w:rPr>
+        <w:rFonts w:hint="default"/>
+      </w:rPr>
+    </w:lvl>
+    <w:lvl w:ilvl="2">
+      <w:start w:val="1"/>
+      <w:numFmt w:val="decimal"/>
+      <w:lvlText w:val="%1.%2.%3"/>
+      <w:lvlJc w:val="left"/>
+      <w:pPr>
+        <w:ind w:left="2160" w:hanging="720"/>
+      </w:pPr>
+      <w:rPr>
+        <w:rFonts w:hint="default"/>
+      </w:rPr>
+    </w:lvl>
+    <w:lvl w:ilvl="3">
+      <w:start w:val="1"/>
+      <w:numFmt w:val="decimal"/>
+      <w:lvlText w:val="%1.%2.%3.%4"/>
+      <w:lvlJc w:val="left"/>
+      <w:pPr>
+        <w:ind w:left="2880" w:hanging="720"/>
+      </w:pPr>
+      <w:rPr>
+        <w:rFonts w:hint="default"/>
+      </w:rPr>
+    </w:lvl>
+    <w:lvl w:ilvl="4">
+      <w:start w:val="1"/>
+      <w:numFmt w:val="decimal"/>
+      <w:lvlText w:val="%1.%2.%3.%4.%5"/>
+      <w:lvlJc w:val="left"/>
+      <w:pPr>
+        <w:ind w:left="3960" w:hanging="1080"/>
+      </w:pPr>
+      <w:rPr>
+        <w:rFonts w:hint="default"/>
+      </w:rPr>
+    </w:lvl>
+    <w:lvl w:ilvl="5">
+      <w:start w:val="1"/>
+      <w:numFmt w:val="decimal"/>
+      <w:lvlText w:val="%1.%2.%3.%4.%5.%6"/>
+      <w:lvlJc w:val="left"/>
+      <w:pPr>
+        <w:ind w:left="4680" w:hanging="1080"/>
+      </w:pPr>
+      <w:rPr>
+        <w:rFonts w:hint="default"/>
+      </w:rPr>
+    </w:lvl>
+    <w:lvl w:ilvl="6">
+      <w:start w:val="1"/>
+      <w:numFmt w:val="decimal"/>
+      <w:lvlText w:val="%1.%2.%3.%4.%5.%6.%7"/>
+      <w:lvlJc w:val="left"/>
+      <w:pPr>
+        <w:ind w:left="5760" w:hanging="1440"/>
+      </w:pPr>
+      <w:rPr>
+        <w:rFonts w:hint="default"/>
+      </w:rPr>
+    </w:lvl>
+    <w:lvl w:ilvl="7">
+      <w:start w:val="1"/>
+      <w:numFmt w:val="decimal"/>
+      <w:lvlText w:val="%1.%2.%3.%4.%5.%6.%7.%8"/>
+      <w:lvlJc w:val="left"/>
+      <w:pPr>
+        <w:ind w:left="6480" w:hanging="1440"/>
+      </w:pPr>
+      <w:rPr>
+        <w:rFonts w:hint="default"/>
+      </w:rPr>
+    </w:lvl>
+    <w:lvl w:ilvl="8">
+      <w:start w:val="1"/>
+      <w:numFmt w:val="decimal"/>
+      <w:lvlText w:val="%1.%2.%3.%4.%5.%6.%7.%8.%9"/>
+      <w:lvlJc w:val="left"/>
+      <w:pPr>
+        <w:ind w:left="7560" w:hanging="1800"/>
+      </w:pPr>
+      <w:rPr>
+        <w:rFonts w:hint="default"/>
+      </w:rPr>
+    </w:lvl>
+  </w:abstractNum>
+  <w:abstractNum w:abstractNumId="19" w15:restartNumberingAfterBreak="0">
+    <w:nsid w:val="5BBD2D50"/>
     <w:multiLevelType w:val="hybridMultilevel"/>
-    <w:tmpl w:val="FFAC2822"/>
-    <w:lvl w:ilvl="0" w:tplc="080A0001">
+    <w:tmpl w:val="29C6D88C"/>
+    <w:lvl w:ilvl="0" w:tplc="240A000D">
+      <w:start w:val="1"/>
+      <w:numFmt w:val="bullet"/>
+      <w:lvlText w:val=""/>
+      <w:lvlJc w:val="left"/>
+      <w:pPr>
+        <w:ind w:left="720" w:hanging="360"/>
+      </w:pPr>
+      <w:rPr>
+        <w:rFonts w:hint="default" w:ascii="Wingdings" w:hAnsi="Wingdings"/>
+      </w:rPr>
+    </w:lvl>
+    <w:lvl w:ilvl="1" w:tplc="FFFFFFFF" w:tentative="1">
+      <w:start w:val="1"/>
+      <w:numFmt w:val="bullet"/>
+      <w:lvlText w:val="o"/>
+      <w:lvlJc w:val="left"/>
+      <w:pPr>
+        <w:ind w:left="1440" w:hanging="360"/>
+      </w:pPr>
+      <w:rPr>
+        <w:rFonts w:hint="default" w:ascii="Courier New" w:hAnsi="Courier New" w:cs="Courier New"/>
+      </w:rPr>
+    </w:lvl>
+    <w:lvl w:ilvl="2" w:tplc="FFFFFFFF" w:tentative="1">
+      <w:start w:val="1"/>
+      <w:numFmt w:val="bullet"/>
+      <w:lvlText w:val=""/>
+      <w:lvlJc w:val="left"/>
+      <w:pPr>
+        <w:ind w:left="2160" w:hanging="360"/>
+      </w:pPr>
+      <w:rPr>
+        <w:rFonts w:hint="default" w:ascii="Wingdings" w:hAnsi="Wingdings"/>
+      </w:rPr>
+    </w:lvl>
+    <w:lvl w:ilvl="3" w:tplc="FFFFFFFF" w:tentative="1">
       <w:start w:val="1"/>
       <w:numFmt w:val="bullet"/>
       <w:lvlText w:val=""/>
       <w:lvlJc w:val="left"/>
       <w:pPr>
-        <w:ind w:left="720" w:hanging="360"/>
+        <w:ind w:left="2880" w:hanging="360"/>
       </w:pPr>
       <w:rPr>
         <w:rFonts w:hint="default" w:ascii="Symbol" w:hAnsi="Symbol"/>
       </w:rPr>
     </w:lvl>
-    <w:lvl w:ilvl="1" w:tplc="080A0003" w:tentative="1">
+    <w:lvl w:ilvl="4" w:tplc="FFFFFFFF" w:tentative="1">
       <w:start w:val="1"/>
       <w:numFmt w:val="bullet"/>
       <w:lvlText w:val="o"/>
       <w:lvlJc w:val="left"/>
       <w:pPr>
-        <w:ind w:left="1440" w:hanging="360"/>
+        <w:ind w:left="3600" w:hanging="360"/>
       </w:pPr>
       <w:rPr>
         <w:rFonts w:hint="default" w:ascii="Courier New" w:hAnsi="Courier New" w:cs="Courier New"/>
       </w:rPr>
     </w:lvl>
-    <w:lvl w:ilvl="2" w:tplc="080A0005" w:tentative="1">
+    <w:lvl w:ilvl="5" w:tplc="FFFFFFFF" w:tentative="1">
       <w:start w:val="1"/>
       <w:numFmt w:val="bullet"/>
       <w:lvlText w:val=""/>
       <w:lvlJc w:val="left"/>
       <w:pPr>
-        <w:ind w:left="2160" w:hanging="360"/>
+        <w:ind w:left="4320" w:hanging="360"/>
       </w:pPr>
       <w:rPr>
         <w:rFonts w:hint="default" w:ascii="Wingdings" w:hAnsi="Wingdings"/>
       </w:rPr>
     </w:lvl>
-    <w:lvl w:ilvl="3" w:tplc="080A0001" w:tentative="1">
+    <w:lvl w:ilvl="6" w:tplc="FFFFFFFF" w:tentative="1">
       <w:start w:val="1"/>
       <w:numFmt w:val="bullet"/>
       <w:lvlText w:val=""/>
       <w:lvlJc w:val="left"/>
       <w:pPr>
-        <w:ind w:left="2880" w:hanging="360"/>
+        <w:ind w:left="5040" w:hanging="360"/>
       </w:pPr>
       <w:rPr>
         <w:rFonts w:hint="default" w:ascii="Symbol" w:hAnsi="Symbol"/>
       </w:rPr>
     </w:lvl>
-    <w:lvl w:ilvl="4" w:tplc="080A0003" w:tentative="1">
+    <w:lvl w:ilvl="7" w:tplc="FFFFFFFF" w:tentative="1">
       <w:start w:val="1"/>
       <w:numFmt w:val="bullet"/>
       <w:lvlText w:val="o"/>
       <w:lvlJc w:val="left"/>
       <w:pPr>
-        <w:ind w:left="3600" w:hanging="360"/>
+        <w:ind w:left="5760" w:hanging="360"/>
       </w:pPr>
       <w:rPr>
         <w:rFonts w:hint="default" w:ascii="Courier New" w:hAnsi="Courier New" w:cs="Courier New"/>
       </w:rPr>
     </w:lvl>
-    <w:lvl w:ilvl="5" w:tplc="080A0005" w:tentative="1">
-      <w:start w:val="1"/>
-      <w:numFmt w:val="bullet"/>
-      <w:lvlText w:val=""/>
-      <w:lvlJc w:val="left"/>
-      <w:pPr>
-        <w:ind w:left="4320" w:hanging="360"/>
-      </w:pPr>
-      <w:rPr>
-        <w:rFonts w:hint="default" w:ascii="Wingdings" w:hAnsi="Wingdings"/>
-      </w:rPr>
-    </w:lvl>
-    <w:lvl w:ilvl="6" w:tplc="080A0001" w:tentative="1">
-      <w:start w:val="1"/>
-      <w:numFmt w:val="bullet"/>
-      <w:lvlText w:val=""/>
-      <w:lvlJc w:val="left"/>
-      <w:pPr>
-        <w:ind w:left="5040" w:hanging="360"/>
-      </w:pPr>
-      <w:rPr>
-        <w:rFonts w:hint="default" w:ascii="Symbol" w:hAnsi="Symbol"/>
-      </w:rPr>
-    </w:lvl>
-    <w:lvl w:ilvl="7" w:tplc="080A0003" w:tentative="1">
-      <w:start w:val="1"/>
-      <w:numFmt w:val="bullet"/>
-      <w:lvlText w:val="o"/>
-      <w:lvlJc w:val="left"/>
-      <w:pPr>
-        <w:ind w:left="5760" w:hanging="360"/>
-      </w:pPr>
-      <w:rPr>
-        <w:rFonts w:hint="default" w:ascii="Courier New" w:hAnsi="Courier New" w:cs="Courier New"/>
-      </w:rPr>
-    </w:lvl>
-    <w:lvl w:ilvl="8" w:tplc="080A0005" w:tentative="1">
+    <w:lvl w:ilvl="8" w:tplc="FFFFFFFF" w:tentative="1">
       <w:start w:val="1"/>
       <w:numFmt w:val="bullet"/>
       <w:lvlText w:val=""/>
@@ -22004,664 +23606,159 @@
       </w:rPr>
     </w:lvl>
   </w:abstractNum>
-  <w:abstractNum w:abstractNumId="11" w15:restartNumberingAfterBreak="0">
-    <w:nsid w:val="20D65EA4"/>
-    <w:multiLevelType w:val="hybridMultilevel"/>
-    <w:tmpl w:val="5F8E3680"/>
-    <w:lvl w:ilvl="0" w:tplc="080A0001">
+  <w:abstractNum w:abstractNumId="20" w15:restartNumberingAfterBreak="0">
+    <w:nsid w:val="6A1A417A"/>
+    <w:multiLevelType w:val="multilevel"/>
+    <w:tmpl w:val="C5EEB8B6"/>
+    <w:lvl w:ilvl="0">
       <w:start w:val="1"/>
       <w:numFmt w:val="bullet"/>
-      <w:lvlText w:val=""/>
+      <w:lvlText w:val=""/>
       <w:lvlJc w:val="left"/>
       <w:pPr>
+        <w:tabs>
+          <w:tab w:val="num" w:pos="720"/>
+        </w:tabs>
         <w:ind w:left="720" w:hanging="360"/>
       </w:pPr>
       <w:rPr>
-        <w:rFonts w:hint="default" w:ascii="Symbol" w:hAnsi="Symbol"/>
+        <w:rFonts w:hint="default" w:ascii="Wingdings" w:hAnsi="Wingdings"/>
+        <w:sz w:val="20"/>
       </w:rPr>
     </w:lvl>
-    <w:lvl w:ilvl="1" w:tplc="080A0003" w:tentative="1">
+    <w:lvl w:ilvl="1" w:tentative="1">
       <w:start w:val="1"/>
       <w:numFmt w:val="bullet"/>
       <w:lvlText w:val="o"/>
       <w:lvlJc w:val="left"/>
       <w:pPr>
+        <w:tabs>
+          <w:tab w:val="num" w:pos="1440"/>
+        </w:tabs>
         <w:ind w:left="1440" w:hanging="360"/>
       </w:pPr>
       <w:rPr>
-        <w:rFonts w:hint="default" w:ascii="Courier New" w:hAnsi="Courier New" w:cs="Courier New"/>
+        <w:rFonts w:hint="default" w:ascii="Courier New" w:hAnsi="Courier New"/>
+        <w:sz w:val="20"/>
       </w:rPr>
     </w:lvl>
-    <w:lvl w:ilvl="2" w:tplc="080A0005" w:tentative="1">
+    <w:lvl w:ilvl="2" w:tentative="1">
       <w:start w:val="1"/>
       <w:numFmt w:val="bullet"/>
       <w:lvlText w:val=""/>
       <w:lvlJc w:val="left"/>
       <w:pPr>
+        <w:tabs>
+          <w:tab w:val="num" w:pos="2160"/>
+        </w:tabs>
         <w:ind w:left="2160" w:hanging="360"/>
       </w:pPr>
       <w:rPr>
         <w:rFonts w:hint="default" w:ascii="Wingdings" w:hAnsi="Wingdings"/>
+        <w:sz w:val="20"/>
       </w:rPr>
     </w:lvl>
-    <w:lvl w:ilvl="3" w:tplc="080A0001" w:tentative="1">
-      <w:start w:val="1"/>
-      <w:numFmt w:val="bullet"/>
-      <w:lvlText w:val=""/>
-      <w:lvlJc w:val="left"/>
-      <w:pPr>
-        <w:ind w:left="2880" w:hanging="360"/>
-      </w:pPr>
-      <w:rPr>
-        <w:rFonts w:hint="default" w:ascii="Symbol" w:hAnsi="Symbol"/>
-      </w:rPr>
-    </w:lvl>
-    <w:lvl w:ilvl="4" w:tplc="080A0003" w:tentative="1">
-      <w:start w:val="1"/>
-      <w:numFmt w:val="bullet"/>
-      <w:lvlText w:val="o"/>
-      <w:lvlJc w:val="left"/>
-      <w:pPr>
-        <w:ind w:left="3600" w:hanging="360"/>
-      </w:pPr>
-      <w:rPr>
-        <w:rFonts w:hint="default" w:ascii="Courier New" w:hAnsi="Courier New" w:cs="Courier New"/>
-      </w:rPr>
-    </w:lvl>
-    <w:lvl w:ilvl="5" w:tplc="080A0005" w:tentative="1">
+    <w:lvl w:ilvl="3" w:tentative="1">
       <w:start w:val="1"/>
       <w:numFmt w:val="bullet"/>
       <w:lvlText w:val=""/>
       <w:lvlJc w:val="left"/>
       <w:pPr>
-        <w:ind w:left="4320" w:hanging="360"/>
+        <w:tabs>
+          <w:tab w:val="num" w:pos="2880"/>
+        </w:tabs>
+        <w:ind w:left="2880" w:hanging="360"/>
       </w:pPr>
       <w:rPr>
         <w:rFonts w:hint="default" w:ascii="Wingdings" w:hAnsi="Wingdings"/>
+        <w:sz w:val="20"/>
       </w:rPr>
     </w:lvl>
-    <w:lvl w:ilvl="6" w:tplc="080A0001" w:tentative="1">
-      <w:start w:val="1"/>
-      <w:numFmt w:val="bullet"/>
-      <w:lvlText w:val=""/>
-      <w:lvlJc w:val="left"/>
-      <w:pPr>
-        <w:ind w:left="5040" w:hanging="360"/>
-      </w:pPr>
-      <w:rPr>
-        <w:rFonts w:hint="default" w:ascii="Symbol" w:hAnsi="Symbol"/>
-      </w:rPr>
-    </w:lvl>
-    <w:lvl w:ilvl="7" w:tplc="080A0003" w:tentative="1">
-      <w:start w:val="1"/>
-      <w:numFmt w:val="bullet"/>
-      <w:lvlText w:val="o"/>
-      <w:lvlJc w:val="left"/>
-      <w:pPr>
-        <w:ind w:left="5760" w:hanging="360"/>
-      </w:pPr>
-      <w:rPr>
-        <w:rFonts w:hint="default" w:ascii="Courier New" w:hAnsi="Courier New" w:cs="Courier New"/>
-      </w:rPr>
-    </w:lvl>
-    <w:lvl w:ilvl="8" w:tplc="080A0005" w:tentative="1">
+    <w:lvl w:ilvl="4" w:tentative="1">
       <w:start w:val="1"/>
       <w:numFmt w:val="bullet"/>
       <w:lvlText w:val=""/>
       <w:lvlJc w:val="left"/>
       <w:pPr>
-        <w:ind w:left="6480" w:hanging="360"/>
+        <w:tabs>
+          <w:tab w:val="num" w:pos="3600"/>
+        </w:tabs>
+        <w:ind w:left="3600" w:hanging="360"/>
       </w:pPr>
       <w:rPr>
         <w:rFonts w:hint="default" w:ascii="Wingdings" w:hAnsi="Wingdings"/>
+        <w:sz w:val="20"/>
       </w:rPr>
     </w:lvl>
-  </w:abstractNum>
-  <w:abstractNum w:abstractNumId="12" w15:restartNumberingAfterBreak="0">
-    <w:nsid w:val="219462E3"/>
-    <w:multiLevelType w:val="hybridMultilevel"/>
-    <w:tmpl w:val="BEAE8CFC"/>
-    <w:lvl w:ilvl="0" w:tplc="56AC62C8">
-      <w:start w:val="1"/>
-      <w:numFmt w:val="bullet"/>
-      <w:lvlText w:val=""/>
-      <w:lvlJc w:val="left"/>
-      <w:pPr>
-        <w:ind w:left="720" w:hanging="360"/>
-      </w:pPr>
-      <w:rPr>
-        <w:rFonts w:hint="default" w:ascii="Symbol" w:hAnsi="Symbol"/>
-      </w:rPr>
-    </w:lvl>
-    <w:lvl w:ilvl="1" w:tplc="240A0003" w:tentative="1">
-      <w:start w:val="1"/>
-      <w:numFmt w:val="bullet"/>
-      <w:lvlText w:val="o"/>
-      <w:lvlJc w:val="left"/>
-      <w:pPr>
-        <w:ind w:left="1440" w:hanging="360"/>
-      </w:pPr>
-      <w:rPr>
-        <w:rFonts w:hint="default" w:ascii="Courier New" w:hAnsi="Courier New" w:cs="Courier New"/>
-      </w:rPr>
-    </w:lvl>
-    <w:lvl w:ilvl="2" w:tplc="240A0005" w:tentative="1">
+    <w:lvl w:ilvl="5" w:tentative="1">
       <w:start w:val="1"/>
       <w:numFmt w:val="bullet"/>
       <w:lvlText w:val=""/>
       <w:lvlJc w:val="left"/>
       <w:pPr>
-        <w:ind w:left="2160" w:hanging="360"/>
+        <w:tabs>
+          <w:tab w:val="num" w:pos="4320"/>
+        </w:tabs>
+        <w:ind w:left="4320" w:hanging="360"/>
       </w:pPr>
       <w:rPr>
         <w:rFonts w:hint="default" w:ascii="Wingdings" w:hAnsi="Wingdings"/>
+        <w:sz w:val="20"/>
       </w:rPr>
     </w:lvl>
-    <w:lvl w:ilvl="3" w:tplc="240A0001" w:tentative="1">
-      <w:start w:val="1"/>
-      <w:numFmt w:val="bullet"/>
-      <w:lvlText w:val=""/>
-      <w:lvlJc w:val="left"/>
-      <w:pPr>
-        <w:ind w:left="2880" w:hanging="360"/>
-      </w:pPr>
-      <w:rPr>
-        <w:rFonts w:hint="default" w:ascii="Symbol" w:hAnsi="Symbol"/>
-      </w:rPr>
-    </w:lvl>
-    <w:lvl w:ilvl="4" w:tplc="240A0003" w:tentative="1">
-      <w:start w:val="1"/>
-      <w:numFmt w:val="bullet"/>
-      <w:lvlText w:val="o"/>
-      <w:lvlJc w:val="left"/>
-      <w:pPr>
-        <w:ind w:left="3600" w:hanging="360"/>
-      </w:pPr>
-      <w:rPr>
-        <w:rFonts w:hint="default" w:ascii="Courier New" w:hAnsi="Courier New" w:cs="Courier New"/>
-      </w:rPr>
-    </w:lvl>
-    <w:lvl w:ilvl="5" w:tplc="240A0005" w:tentative="1">
+    <w:lvl w:ilvl="6" w:tentative="1">
       <w:start w:val="1"/>
       <w:numFmt w:val="bullet"/>
       <w:lvlText w:val=""/>
       <w:lvlJc w:val="left"/>
       <w:pPr>
-        <w:ind w:left="4320" w:hanging="360"/>
+        <w:tabs>
+          <w:tab w:val="num" w:pos="5040"/>
+        </w:tabs>
+        <w:ind w:left="5040" w:hanging="360"/>
       </w:pPr>
       <w:rPr>
         <w:rFonts w:hint="default" w:ascii="Wingdings" w:hAnsi="Wingdings"/>
+        <w:sz w:val="20"/>
       </w:rPr>
     </w:lvl>
-    <w:lvl w:ilvl="6" w:tplc="240A0001" w:tentative="1">
-      <w:start w:val="1"/>
-      <w:numFmt w:val="bullet"/>
-      <w:lvlText w:val=""/>
-      <w:lvlJc w:val="left"/>
-      <w:pPr>
-        <w:ind w:left="5040" w:hanging="360"/>
-      </w:pPr>
-      <w:rPr>
-        <w:rFonts w:hint="default" w:ascii="Symbol" w:hAnsi="Symbol"/>
-      </w:rPr>
-    </w:lvl>
-    <w:lvl w:ilvl="7" w:tplc="240A0003" w:tentative="1">
-      <w:start w:val="1"/>
-      <w:numFmt w:val="bullet"/>
-      <w:lvlText w:val="o"/>
-      <w:lvlJc w:val="left"/>
-      <w:pPr>
-        <w:ind w:left="5760" w:hanging="360"/>
-      </w:pPr>
-      <w:rPr>
-        <w:rFonts w:hint="default" w:ascii="Courier New" w:hAnsi="Courier New" w:cs="Courier New"/>
-      </w:rPr>
-    </w:lvl>
-    <w:lvl w:ilvl="8" w:tplc="240A0005" w:tentative="1">
+    <w:lvl w:ilvl="7" w:tentative="1">
       <w:start w:val="1"/>
       <w:numFmt w:val="bullet"/>
       <w:lvlText w:val=""/>
       <w:lvlJc w:val="left"/>
       <w:pPr>
-        <w:ind w:left="6480" w:hanging="360"/>
+        <w:tabs>
+          <w:tab w:val="num" w:pos="5760"/>
+        </w:tabs>
+        <w:ind w:left="5760" w:hanging="360"/>
       </w:pPr>
       <w:rPr>
         <w:rFonts w:hint="default" w:ascii="Wingdings" w:hAnsi="Wingdings"/>
+        <w:sz w:val="20"/>
       </w:rPr>
     </w:lvl>
-  </w:abstractNum>
-  <w:abstractNum w:abstractNumId="13" w15:restartNumberingAfterBreak="0">
-    <w:nsid w:val="22204B11"/>
-    <w:multiLevelType w:val="hybridMultilevel"/>
-    <w:tmpl w:val="E904C6A4"/>
-    <w:lvl w:ilvl="0" w:tplc="080A0001">
-      <w:start w:val="1"/>
-      <w:numFmt w:val="bullet"/>
-      <w:lvlText w:val=""/>
-      <w:lvlJc w:val="left"/>
-      <w:pPr>
-        <w:ind w:left="720" w:hanging="360"/>
-      </w:pPr>
-      <w:rPr>
-        <w:rFonts w:hint="default" w:ascii="Symbol" w:hAnsi="Symbol"/>
-      </w:rPr>
-    </w:lvl>
-    <w:lvl w:ilvl="1" w:tplc="080A0003" w:tentative="1">
-      <w:start w:val="1"/>
-      <w:numFmt w:val="bullet"/>
-      <w:lvlText w:val="o"/>
-      <w:lvlJc w:val="left"/>
-      <w:pPr>
-        <w:ind w:left="1440" w:hanging="360"/>
-      </w:pPr>
-      <w:rPr>
-        <w:rFonts w:hint="default" w:ascii="Courier New" w:hAnsi="Courier New" w:cs="Courier New"/>
-      </w:rPr>
-    </w:lvl>
-    <w:lvl w:ilvl="2" w:tplc="080A0005" w:tentative="1">
+    <w:lvl w:ilvl="8" w:tentative="1">
       <w:start w:val="1"/>
       <w:numFmt w:val="bullet"/>
       <w:lvlText w:val=""/>
       <w:lvlJc w:val="left"/>
       <w:pPr>
-        <w:ind w:left="2160" w:hanging="360"/>
+        <w:tabs>
+          <w:tab w:val="num" w:pos="6480"/>
+        </w:tabs>
+        <w:ind w:left="6480" w:hanging="360"/>
       </w:pPr>
       <w:rPr>
         <w:rFonts w:hint="default" w:ascii="Wingdings" w:hAnsi="Wingdings"/>
-      </w:rPr>
-    </w:lvl>
-    <w:lvl w:ilvl="3" w:tplc="080A0001" w:tentative="1">
-      <w:start w:val="1"/>
-      <w:numFmt w:val="bullet"/>
-      <w:lvlText w:val=""/>
-      <w:lvlJc w:val="left"/>
-      <w:pPr>
-        <w:ind w:left="2880" w:hanging="360"/>
-      </w:pPr>
-      <w:rPr>
-        <w:rFonts w:hint="default" w:ascii="Symbol" w:hAnsi="Symbol"/>
-      </w:rPr>
-    </w:lvl>
-    <w:lvl w:ilvl="4" w:tplc="080A0003" w:tentative="1">
-      <w:start w:val="1"/>
-      <w:numFmt w:val="bullet"/>
-      <w:lvlText w:val="o"/>
-      <w:lvlJc w:val="left"/>
-      <w:pPr>
-        <w:ind w:left="3600" w:hanging="360"/>
-      </w:pPr>
-      <w:rPr>
-        <w:rFonts w:hint="default" w:ascii="Courier New" w:hAnsi="Courier New" w:cs="Courier New"/>
-      </w:rPr>
-    </w:lvl>
-    <w:lvl w:ilvl="5" w:tplc="080A0005" w:tentative="1">
-      <w:start w:val="1"/>
-      <w:numFmt w:val="bullet"/>
-      <w:lvlText w:val=""/>
-      <w:lvlJc w:val="left"/>
-      <w:pPr>
-        <w:ind w:left="4320" w:hanging="360"/>
-      </w:pPr>
-      <w:rPr>
-        <w:rFonts w:hint="default" w:ascii="Wingdings" w:hAnsi="Wingdings"/>
-      </w:rPr>
-    </w:lvl>
-    <w:lvl w:ilvl="6" w:tplc="080A0001" w:tentative="1">
-      <w:start w:val="1"/>
-      <w:numFmt w:val="bullet"/>
-      <w:lvlText w:val=""/>
-      <w:lvlJc w:val="left"/>
-      <w:pPr>
-        <w:ind w:left="5040" w:hanging="360"/>
-      </w:pPr>
-      <w:rPr>
-        <w:rFonts w:hint="default" w:ascii="Symbol" w:hAnsi="Symbol"/>
-      </w:rPr>
-    </w:lvl>
-    <w:lvl w:ilvl="7" w:tplc="080A0003" w:tentative="1">
-      <w:start w:val="1"/>
-      <w:numFmt w:val="bullet"/>
-      <w:lvlText w:val="o"/>
-      <w:lvlJc w:val="left"/>
-      <w:pPr>
-        <w:ind w:left="5760" w:hanging="360"/>
-      </w:pPr>
-      <w:rPr>
-        <w:rFonts w:hint="default" w:ascii="Courier New" w:hAnsi="Courier New" w:cs="Courier New"/>
-      </w:rPr>
-    </w:lvl>
-    <w:lvl w:ilvl="8" w:tplc="080A0005" w:tentative="1">
-      <w:start w:val="1"/>
-      <w:numFmt w:val="bullet"/>
-      <w:lvlText w:val=""/>
-      <w:lvlJc w:val="left"/>
-      <w:pPr>
-        <w:ind w:left="6480" w:hanging="360"/>
-      </w:pPr>
-      <w:rPr>
-        <w:rFonts w:hint="default" w:ascii="Wingdings" w:hAnsi="Wingdings"/>
+        <w:sz w:val="20"/>
       </w:rPr>
     </w:lvl>
   </w:abstractNum>
-  <w:abstractNum w:abstractNumId="14" w15:restartNumberingAfterBreak="0">
-    <w:nsid w:val="2271081E"/>
-    <w:multiLevelType w:val="hybridMultilevel"/>
-    <w:tmpl w:val="1960C720"/>
-    <w:lvl w:ilvl="0" w:tplc="240A0001">
-      <w:start w:val="1"/>
-      <w:numFmt w:val="bullet"/>
-      <w:lvlText w:val=""/>
-      <w:lvlJc w:val="left"/>
-      <w:pPr>
-        <w:ind w:left="720" w:hanging="360"/>
-      </w:pPr>
-      <w:rPr>
-        <w:rFonts w:hint="default" w:ascii="Symbol" w:hAnsi="Symbol"/>
-      </w:rPr>
-    </w:lvl>
-    <w:lvl w:ilvl="1" w:tplc="240A0003" w:tentative="1">
-      <w:start w:val="1"/>
-      <w:numFmt w:val="bullet"/>
-      <w:lvlText w:val="o"/>
-      <w:lvlJc w:val="left"/>
-      <w:pPr>
-        <w:ind w:left="1440" w:hanging="360"/>
-      </w:pPr>
-      <w:rPr>
-        <w:rFonts w:hint="default" w:ascii="Courier New" w:hAnsi="Courier New" w:cs="Courier New"/>
-      </w:rPr>
-    </w:lvl>
-    <w:lvl w:ilvl="2" w:tplc="240A0005" w:tentative="1">
-      <w:start w:val="1"/>
-      <w:numFmt w:val="bullet"/>
-      <w:lvlText w:val=""/>
-      <w:lvlJc w:val="left"/>
-      <w:pPr>
-        <w:ind w:left="2160" w:hanging="360"/>
-      </w:pPr>
-      <w:rPr>
-        <w:rFonts w:hint="default" w:ascii="Wingdings" w:hAnsi="Wingdings"/>
-      </w:rPr>
-    </w:lvl>
-    <w:lvl w:ilvl="3" w:tplc="240A0001" w:tentative="1">
-      <w:start w:val="1"/>
-      <w:numFmt w:val="bullet"/>
-      <w:lvlText w:val=""/>
-      <w:lvlJc w:val="left"/>
-      <w:pPr>
-        <w:ind w:left="2880" w:hanging="360"/>
-      </w:pPr>
-      <w:rPr>
-        <w:rFonts w:hint="default" w:ascii="Symbol" w:hAnsi="Symbol"/>
-      </w:rPr>
-    </w:lvl>
-    <w:lvl w:ilvl="4" w:tplc="240A0003" w:tentative="1">
-      <w:start w:val="1"/>
-      <w:numFmt w:val="bullet"/>
-      <w:lvlText w:val="o"/>
-      <w:lvlJc w:val="left"/>
-      <w:pPr>
-        <w:ind w:left="3600" w:hanging="360"/>
-      </w:pPr>
-      <w:rPr>
-        <w:rFonts w:hint="default" w:ascii="Courier New" w:hAnsi="Courier New" w:cs="Courier New"/>
-      </w:rPr>
-    </w:lvl>
-    <w:lvl w:ilvl="5" w:tplc="240A0005" w:tentative="1">
-      <w:start w:val="1"/>
-      <w:numFmt w:val="bullet"/>
-      <w:lvlText w:val=""/>
-      <w:lvlJc w:val="left"/>
-      <w:pPr>
-        <w:ind w:left="4320" w:hanging="360"/>
-      </w:pPr>
-      <w:rPr>
-        <w:rFonts w:hint="default" w:ascii="Wingdings" w:hAnsi="Wingdings"/>
-      </w:rPr>
-    </w:lvl>
-    <w:lvl w:ilvl="6" w:tplc="240A0001" w:tentative="1">
-      <w:start w:val="1"/>
-      <w:numFmt w:val="bullet"/>
-      <w:lvlText w:val=""/>
-      <w:lvlJc w:val="left"/>
-      <w:pPr>
-        <w:ind w:left="5040" w:hanging="360"/>
-      </w:pPr>
-      <w:rPr>
-        <w:rFonts w:hint="default" w:ascii="Symbol" w:hAnsi="Symbol"/>
-      </w:rPr>
-    </w:lvl>
-    <w:lvl w:ilvl="7" w:tplc="240A0003" w:tentative="1">
-      <w:start w:val="1"/>
-      <w:numFmt w:val="bullet"/>
-      <w:lvlText w:val="o"/>
-      <w:lvlJc w:val="left"/>
-      <w:pPr>
-        <w:ind w:left="5760" w:hanging="360"/>
-      </w:pPr>
-      <w:rPr>
-        <w:rFonts w:hint="default" w:ascii="Courier New" w:hAnsi="Courier New" w:cs="Courier New"/>
-      </w:rPr>
-    </w:lvl>
-    <w:lvl w:ilvl="8" w:tplc="240A0005" w:tentative="1">
-      <w:start w:val="1"/>
-      <w:numFmt w:val="bullet"/>
-      <w:lvlText w:val=""/>
-      <w:lvlJc w:val="left"/>
-      <w:pPr>
-        <w:ind w:left="6480" w:hanging="360"/>
-      </w:pPr>
-      <w:rPr>
-        <w:rFonts w:hint="default" w:ascii="Wingdings" w:hAnsi="Wingdings"/>
-      </w:rPr>
-    </w:lvl>
-  </w:abstractNum>
-  <w:abstractNum w:abstractNumId="15" w15:restartNumberingAfterBreak="0">
-    <w:nsid w:val="23BF113E"/>
-    <w:multiLevelType w:val="hybridMultilevel"/>
-    <w:tmpl w:val="448293A0"/>
-    <w:lvl w:ilvl="0" w:tplc="56AC62C8">
-      <w:start w:val="1"/>
-      <w:numFmt w:val="bullet"/>
-      <w:lvlText w:val=""/>
-      <w:lvlJc w:val="left"/>
-      <w:pPr>
-        <w:ind w:left="720" w:hanging="360"/>
-      </w:pPr>
-      <w:rPr>
-        <w:rFonts w:hint="default" w:ascii="Symbol" w:hAnsi="Symbol"/>
-      </w:rPr>
-    </w:lvl>
-    <w:lvl w:ilvl="1" w:tplc="240A0003" w:tentative="1">
-      <w:start w:val="1"/>
-      <w:numFmt w:val="bullet"/>
-      <w:lvlText w:val="o"/>
-      <w:lvlJc w:val="left"/>
-      <w:pPr>
-        <w:ind w:left="1440" w:hanging="360"/>
-      </w:pPr>
-      <w:rPr>
-        <w:rFonts w:hint="default" w:ascii="Courier New" w:hAnsi="Courier New" w:cs="Courier New"/>
-      </w:rPr>
-    </w:lvl>
-    <w:lvl w:ilvl="2" w:tplc="240A0005" w:tentative="1">
-      <w:start w:val="1"/>
-      <w:numFmt w:val="bullet"/>
-      <w:lvlText w:val=""/>
-      <w:lvlJc w:val="left"/>
-      <w:pPr>
-        <w:ind w:left="2160" w:hanging="360"/>
-      </w:pPr>
-      <w:rPr>
-        <w:rFonts w:hint="default" w:ascii="Wingdings" w:hAnsi="Wingdings"/>
-      </w:rPr>
-    </w:lvl>
-    <w:lvl w:ilvl="3" w:tplc="240A0001" w:tentative="1">
-      <w:start w:val="1"/>
-      <w:numFmt w:val="bullet"/>
-      <w:lvlText w:val=""/>
-      <w:lvlJc w:val="left"/>
-      <w:pPr>
-        <w:ind w:left="2880" w:hanging="360"/>
-      </w:pPr>
-      <w:rPr>
-        <w:rFonts w:hint="default" w:ascii="Symbol" w:hAnsi="Symbol"/>
-      </w:rPr>
-    </w:lvl>
-    <w:lvl w:ilvl="4" w:tplc="240A0003" w:tentative="1">
-      <w:start w:val="1"/>
-      <w:numFmt w:val="bullet"/>
-      <w:lvlText w:val="o"/>
-      <w:lvlJc w:val="left"/>
-      <w:pPr>
-        <w:ind w:left="3600" w:hanging="360"/>
-      </w:pPr>
-      <w:rPr>
-        <w:rFonts w:hint="default" w:ascii="Courier New" w:hAnsi="Courier New" w:cs="Courier New"/>
-      </w:rPr>
-    </w:lvl>
-    <w:lvl w:ilvl="5" w:tplc="240A0005" w:tentative="1">
-      <w:start w:val="1"/>
-      <w:numFmt w:val="bullet"/>
-      <w:lvlText w:val=""/>
-      <w:lvlJc w:val="left"/>
-      <w:pPr>
-        <w:ind w:left="4320" w:hanging="360"/>
-      </w:pPr>
-      <w:rPr>
-        <w:rFonts w:hint="default" w:ascii="Wingdings" w:hAnsi="Wingdings"/>
-      </w:rPr>
-    </w:lvl>
-    <w:lvl w:ilvl="6" w:tplc="240A0001" w:tentative="1">
-      <w:start w:val="1"/>
-      <w:numFmt w:val="bullet"/>
-      <w:lvlText w:val=""/>
-      <w:lvlJc w:val="left"/>
-      <w:pPr>
-        <w:ind w:left="5040" w:hanging="360"/>
-      </w:pPr>
-      <w:rPr>
-        <w:rFonts w:hint="default" w:ascii="Symbol" w:hAnsi="Symbol"/>
-      </w:rPr>
-    </w:lvl>
-    <w:lvl w:ilvl="7" w:tplc="240A0003" w:tentative="1">
-      <w:start w:val="1"/>
-      <w:numFmt w:val="bullet"/>
-      <w:lvlText w:val="o"/>
-      <w:lvlJc w:val="left"/>
-      <w:pPr>
-        <w:ind w:left="5760" w:hanging="360"/>
-      </w:pPr>
-      <w:rPr>
-        <w:rFonts w:hint="default" w:ascii="Courier New" w:hAnsi="Courier New" w:cs="Courier New"/>
-      </w:rPr>
-    </w:lvl>
-    <w:lvl w:ilvl="8" w:tplc="240A0005" w:tentative="1">
-      <w:start w:val="1"/>
-      <w:numFmt w:val="bullet"/>
-      <w:lvlText w:val=""/>
-      <w:lvlJc w:val="left"/>
-      <w:pPr>
-        <w:ind w:left="6480" w:hanging="360"/>
-      </w:pPr>
-      <w:rPr>
-        <w:rFonts w:hint="default" w:ascii="Wingdings" w:hAnsi="Wingdings"/>
-      </w:rPr>
-    </w:lvl>
-  </w:abstractNum>
-  <w:abstractNum w:abstractNumId="16" w15:restartNumberingAfterBreak="0">
-    <w:nsid w:val="26AE2691"/>
-    <w:multiLevelType w:val="hybridMultilevel"/>
-    <w:tmpl w:val="68946BC8"/>
-    <w:lvl w:ilvl="0" w:tplc="240A0015">
-      <w:start w:val="1"/>
-      <w:numFmt w:val="upperLetter"/>
-      <w:lvlText w:val="%1."/>
-      <w:lvlJc w:val="left"/>
-      <w:pPr>
-        <w:ind w:left="720" w:hanging="360"/>
-      </w:pPr>
-      <w:rPr>
-        <w:rFonts w:hint="default"/>
-      </w:rPr>
-    </w:lvl>
-    <w:lvl w:ilvl="1" w:tplc="240A0019" w:tentative="1">
-      <w:start w:val="1"/>
-      <w:numFmt w:val="lowerLetter"/>
-      <w:lvlText w:val="%2."/>
-      <w:lvlJc w:val="left"/>
-      <w:pPr>
-        <w:ind w:left="1440" w:hanging="360"/>
-      </w:pPr>
-    </w:lvl>
-    <w:lvl w:ilvl="2" w:tplc="240A001B" w:tentative="1">
-      <w:start w:val="1"/>
-      <w:numFmt w:val="lowerRoman"/>
-      <w:lvlText w:val="%3."/>
-      <w:lvlJc w:val="right"/>
-      <w:pPr>
-        <w:ind w:left="2160" w:hanging="180"/>
-      </w:pPr>
-    </w:lvl>
-    <w:lvl w:ilvl="3" w:tplc="240A000F" w:tentative="1">
-      <w:start w:val="1"/>
-      <w:numFmt w:val="decimal"/>
-      <w:lvlText w:val="%4."/>
-      <w:lvlJc w:val="left"/>
-      <w:pPr>
-        <w:ind w:left="2880" w:hanging="360"/>
-      </w:pPr>
-    </w:lvl>
-    <w:lvl w:ilvl="4" w:tplc="240A0019" w:tentative="1">
-      <w:start w:val="1"/>
-      <w:numFmt w:val="lowerLetter"/>
-      <w:lvlText w:val="%5."/>
-      <w:lvlJc w:val="left"/>
-      <w:pPr>
-        <w:ind w:left="3600" w:hanging="360"/>
-      </w:pPr>
-    </w:lvl>
-    <w:lvl w:ilvl="5" w:tplc="240A001B" w:tentative="1">
-      <w:start w:val="1"/>
-      <w:numFmt w:val="lowerRoman"/>
-      <w:lvlText w:val="%6."/>
-      <w:lvlJc w:val="right"/>
-      <w:pPr>
-        <w:ind w:left="4320" w:hanging="180"/>
-      </w:pPr>
-    </w:lvl>
-    <w:lvl w:ilvl="6" w:tplc="240A000F" w:tentative="1">
-      <w:start w:val="1"/>
-      <w:numFmt w:val="decimal"/>
-      <w:lvlText w:val="%7."/>
-      <w:lvlJc w:val="left"/>
-      <w:pPr>
-        <w:ind w:left="5040" w:hanging="360"/>
-      </w:pPr>
-    </w:lvl>
-    <w:lvl w:ilvl="7" w:tplc="240A0019" w:tentative="1">
-      <w:start w:val="1"/>
-      <w:numFmt w:val="lowerLetter"/>
-      <w:lvlText w:val="%8."/>
-      <w:lvlJc w:val="left"/>
-      <w:pPr>
-        <w:ind w:left="5760" w:hanging="360"/>
-      </w:pPr>
-    </w:lvl>
-    <w:lvl w:ilvl="8" w:tplc="240A001B" w:tentative="1">
-      <w:start w:val="1"/>
-      <w:numFmt w:val="lowerRoman"/>
-      <w:lvlText w:val="%9."/>
-      <w:lvlJc w:val="right"/>
-      <w:pPr>
-        <w:ind w:left="6480" w:hanging="180"/>
-      </w:pPr>
-    </w:lvl>
-  </w:abstractNum>
-  <w:abstractNum w:abstractNumId="17" w15:restartNumberingAfterBreak="0">
-    <w:nsid w:val="2E203312"/>
+  <w:abstractNum w:abstractNumId="21" w15:restartNumberingAfterBreak="0">
+    <w:nsid w:val="6C5132DC"/>
     <w:multiLevelType w:val="multilevel"/>
-    <w:tmpl w:val="F63C219C"/>
+    <w:tmpl w:val="BB343CF8"/>
     <w:lvl w:ilvl="0">
       <w:start w:val="1"/>
       <w:numFmt w:val="bullet"/>
@@ -22807,135 +23904,127 @@
       </w:rPr>
     </w:lvl>
   </w:abstractNum>
-  <w:abstractNum w:abstractNumId="18" w15:restartNumberingAfterBreak="0">
-    <w:nsid w:val="2E5E0CF0"/>
-    <w:multiLevelType w:val="multilevel"/>
-    <w:tmpl w:val="501807E0"/>
-    <w:lvl w:ilvl="0">
+  <w:abstractNum w:abstractNumId="22" w15:restartNumberingAfterBreak="0">
+    <w:nsid w:val="6DDD16ED"/>
+    <w:multiLevelType w:val="hybridMultilevel"/>
+    <w:tmpl w:val="B2A4F438"/>
+    <w:lvl w:ilvl="0" w:tplc="56AC62C8">
       <w:start w:val="1"/>
-      <w:numFmt w:val="decimal"/>
-      <w:lvlText w:val="%1."/>
+      <w:numFmt w:val="bullet"/>
+      <w:lvlText w:val=""/>
       <w:lvlJc w:val="left"/>
       <w:pPr>
         <w:ind w:left="720" w:hanging="360"/>
       </w:pPr>
       <w:rPr>
-        <w:rFonts w:hint="default"/>
+        <w:rFonts w:hint="default" w:ascii="Symbol" w:hAnsi="Symbol"/>
       </w:rPr>
     </w:lvl>
-    <w:lvl w:ilvl="1">
+    <w:lvl w:ilvl="1" w:tplc="FFFFFFFF" w:tentative="1">
       <w:start w:val="1"/>
-      <w:numFmt w:val="decimal"/>
-      <w:isLgl/>
-      <w:lvlText w:val="%1.%2."/>
+      <w:numFmt w:val="bullet"/>
+      <w:lvlText w:val="o"/>
       <w:lvlJc w:val="left"/>
       <w:pPr>
-        <w:ind w:left="720" w:hanging="360"/>
+        <w:ind w:left="1440" w:hanging="360"/>
       </w:pPr>
       <w:rPr>
-        <w:rFonts w:hint="default"/>
+        <w:rFonts w:hint="default" w:ascii="Courier New" w:hAnsi="Courier New" w:cs="Courier New"/>
       </w:rPr>
     </w:lvl>
-    <w:lvl w:ilvl="2">
+    <w:lvl w:ilvl="2" w:tplc="FFFFFFFF" w:tentative="1">
       <w:start w:val="1"/>
-      <w:numFmt w:val="decimal"/>
-      <w:isLgl/>
-      <w:lvlText w:val="%1.%2.%3."/>
+      <w:numFmt w:val="bullet"/>
+      <w:lvlText w:val=""/>
       <w:lvlJc w:val="left"/>
       <w:pPr>
-        <w:ind w:left="1080" w:hanging="720"/>
+        <w:ind w:left="2160" w:hanging="360"/>
       </w:pPr>
       <w:rPr>
-        <w:rFonts w:hint="default"/>
+        <w:rFonts w:hint="default" w:ascii="Wingdings" w:hAnsi="Wingdings"/>
       </w:rPr>
     </w:lvl>
-    <w:lvl w:ilvl="3">
+    <w:lvl w:ilvl="3" w:tplc="FFFFFFFF" w:tentative="1">
       <w:start w:val="1"/>
-      <w:numFmt w:val="decimal"/>
-      <w:isLgl/>
-      <w:lvlText w:val="%1.%2.%3.%4."/>
+      <w:numFmt w:val="bullet"/>
+      <w:lvlText w:val=""/>
       <w:lvlJc w:val="left"/>
       <w:pPr>
-        <w:ind w:left="1080" w:hanging="720"/>
+        <w:ind w:left="2880" w:hanging="360"/>
       </w:pPr>
       <w:rPr>
-        <w:rFonts w:hint="default"/>
+        <w:rFonts w:hint="default" w:ascii="Symbol" w:hAnsi="Symbol"/>
       </w:rPr>
     </w:lvl>
-    <w:lvl w:ilvl="4">
+    <w:lvl w:ilvl="4" w:tplc="FFFFFFFF" w:tentative="1">
       <w:start w:val="1"/>
-      <w:numFmt w:val="decimal"/>
-      <w:isLgl/>
-      <w:lvlText w:val="%1.%2.%3.%4.%5."/>
+      <w:numFmt w:val="bullet"/>
+      <w:lvlText w:val="o"/>
       <w:lvlJc w:val="left"/>
       <w:pPr>
-        <w:ind w:left="1440" w:hanging="1080"/>
+        <w:ind w:left="3600" w:hanging="360"/>
       </w:pPr>
       <w:rPr>
-        <w:rFonts w:hint="default"/>
+        <w:rFonts w:hint="default" w:ascii="Courier New" w:hAnsi="Courier New" w:cs="Courier New"/>
       </w:rPr>
     </w:lvl>
-    <w:lvl w:ilvl="5">
+    <w:lvl w:ilvl="5" w:tplc="FFFFFFFF" w:tentative="1">
       <w:start w:val="1"/>
-      <w:numFmt w:val="decimal"/>
-      <w:isLgl/>
-      <w:lvlText w:val="%1.%2.%3.%4.%5.%6."/>
+      <w:numFmt w:val="bullet"/>
+      <w:lvlText w:val=""/>
       <w:lvlJc w:val="left"/>
       <w:pPr>
-        <w:ind w:left="1440" w:hanging="1080"/>
+        <w:ind w:left="4320" w:hanging="360"/>
       </w:pPr>
       <w:rPr>
-        <w:rFonts w:hint="default"/>
+        <w:rFonts w:hint="default" w:ascii="Wingdings" w:hAnsi="Wingdings"/>
       </w:rPr>
     </w:lvl>
-    <w:lvl w:ilvl="6">
+    <w:lvl w:ilvl="6" w:tplc="FFFFFFFF" w:tentative="1">
       <w:start w:val="1"/>
-      <w:numFmt w:val="decimal"/>
-      <w:isLgl/>
-      <w:lvlText w:val="%1.%2.%3.%4.%5.%6.%7."/>
+      <w:numFmt w:val="bullet"/>
+      <w:lvlText w:val=""/>
       <w:lvlJc w:val="left"/>
       <w:pPr>
-        <w:ind w:left="1800" w:hanging="1440"/>
+        <w:ind w:left="5040" w:hanging="360"/>
       </w:pPr>
       <w:rPr>
-        <w:rFonts w:hint="default"/>
+        <w:rFonts w:hint="default" w:ascii="Symbol" w:hAnsi="Symbol"/>
       </w:rPr>
     </w:lvl>
-    <w:lvl w:ilvl="7">
+    <w:lvl w:ilvl="7" w:tplc="FFFFFFFF" w:tentative="1">
       <w:start w:val="1"/>
-      <w:numFmt w:val="decimal"/>
-      <w:isLgl/>
-      <w:lvlText w:val="%1.%2.%3.%4.%5.%6.%7.%8."/>
+      <w:numFmt w:val="bullet"/>
+      <w:lvlText w:val="o"/>
       <w:lvlJc w:val="left"/>
       <w:pPr>
-        <w:ind w:left="1800" w:hanging="1440"/>
+        <w:ind w:left="5760" w:hanging="360"/>
       </w:pPr>
       <w:rPr>
-        <w:rFonts w:hint="default"/>
+        <w:rFonts w:hint="default" w:ascii="Courier New" w:hAnsi="Courier New" w:cs="Courier New"/>
       </w:rPr>
     </w:lvl>
-    <w:lvl w:ilvl="8">
+    <w:lvl w:ilvl="8" w:tplc="FFFFFFFF" w:tentative="1">
       <w:start w:val="1"/>
-      <w:numFmt w:val="decimal"/>
-      <w:isLgl/>
-      <w:lvlText w:val="%1.%2.%3.%4.%5.%6.%7.%8.%9."/>
+      <w:numFmt w:val="bullet"/>
+      <w:lvlText w:val=""/>
       <w:lvlJc w:val="left"/>
       <w:pPr>
-        <w:ind w:left="2160" w:hanging="1800"/>
+        <w:ind w:left="6480" w:hanging="360"/>
       </w:pPr>
       <w:rPr>
-        <w:rFonts w:hint="default"/>
+        <w:rFonts w:hint="default" w:ascii="Wingdings" w:hAnsi="Wingdings"/>
       </w:rPr>
     </w:lvl>
   </w:abstractNum>
-  <w:abstractNum w:abstractNumId="19" w15:restartNumberingAfterBreak="0">
-    <w:nsid w:val="33AB74E2"/>
+  <w:abstractNum w:abstractNumId="23" w15:restartNumberingAfterBreak="0">
+    <w:nsid w:val="6FC536C9"/>
     <w:multiLevelType w:val="multilevel"/>
-    <w:tmpl w:val="91829CA2"/>
+    <w:tmpl w:val="D88C0626"/>
     <w:lvl w:ilvl="0">
       <w:start w:val="1"/>
       <w:numFmt w:val="bullet"/>
-      <w:lvlText w:val=""/>
+      <w:lvlText w:val=""/>
       <w:lvlJc w:val="left"/>
       <w:pPr>
         <w:tabs>
@@ -23077,123 +24166,10 @@
       </w:rPr>
     </w:lvl>
   </w:abstractNum>
-  <w:abstractNum w:abstractNumId="20" w15:restartNumberingAfterBreak="0">
-    <w:nsid w:val="352E53D0"/>
+  <w:abstractNum w:abstractNumId="24" w15:restartNumberingAfterBreak="0">
+    <w:nsid w:val="741E05D8"/>
     <w:multiLevelType w:val="multilevel"/>
-    <w:tmpl w:val="24229F54"/>
-    <w:lvl w:ilvl="0">
-      <w:start w:val="1"/>
-      <w:numFmt w:val="decimal"/>
-      <w:lvlText w:val="%1"/>
-      <w:lvlJc w:val="left"/>
-      <w:pPr>
-        <w:ind w:left="360" w:hanging="360"/>
-      </w:pPr>
-      <w:rPr>
-        <w:rFonts w:hint="default"/>
-      </w:rPr>
-    </w:lvl>
-    <w:lvl w:ilvl="1">
-      <w:start w:val="2"/>
-      <w:numFmt w:val="decimal"/>
-      <w:lvlText w:val="%1.%2"/>
-      <w:lvlJc w:val="left"/>
-      <w:pPr>
-        <w:ind w:left="1080" w:hanging="360"/>
-      </w:pPr>
-      <w:rPr>
-        <w:rFonts w:hint="default"/>
-      </w:rPr>
-    </w:lvl>
-    <w:lvl w:ilvl="2">
-      <w:start w:val="1"/>
-      <w:numFmt w:val="decimal"/>
-      <w:lvlText w:val="%1.%2.%3"/>
-      <w:lvlJc w:val="left"/>
-      <w:pPr>
-        <w:ind w:left="2160" w:hanging="720"/>
-      </w:pPr>
-      <w:rPr>
-        <w:rFonts w:hint="default"/>
-      </w:rPr>
-    </w:lvl>
-    <w:lvl w:ilvl="3">
-      <w:start w:val="1"/>
-      <w:numFmt w:val="decimal"/>
-      <w:lvlText w:val="%1.%2.%3.%4"/>
-      <w:lvlJc w:val="left"/>
-      <w:pPr>
-        <w:ind w:left="2880" w:hanging="720"/>
-      </w:pPr>
-      <w:rPr>
-        <w:rFonts w:hint="default"/>
-      </w:rPr>
-    </w:lvl>
-    <w:lvl w:ilvl="4">
-      <w:start w:val="1"/>
-      <w:numFmt w:val="decimal"/>
-      <w:lvlText w:val="%1.%2.%3.%4.%5"/>
-      <w:lvlJc w:val="left"/>
-      <w:pPr>
-        <w:ind w:left="3960" w:hanging="1080"/>
-      </w:pPr>
-      <w:rPr>
-        <w:rFonts w:hint="default"/>
-      </w:rPr>
-    </w:lvl>
-    <w:lvl w:ilvl="5">
-      <w:start w:val="1"/>
-      <w:numFmt w:val="decimal"/>
-      <w:lvlText w:val="%1.%2.%3.%4.%5.%6"/>
-      <w:lvlJc w:val="left"/>
-      <w:pPr>
-        <w:ind w:left="4680" w:hanging="1080"/>
-      </w:pPr>
-      <w:rPr>
-        <w:rFonts w:hint="default"/>
-      </w:rPr>
-    </w:lvl>
-    <w:lvl w:ilvl="6">
-      <w:start w:val="1"/>
-      <w:numFmt w:val="decimal"/>
-      <w:lvlText w:val="%1.%2.%3.%4.%5.%6.%7"/>
-      <w:lvlJc w:val="left"/>
-      <w:pPr>
-        <w:ind w:left="5760" w:hanging="1440"/>
-      </w:pPr>
-      <w:rPr>
-        <w:rFonts w:hint="default"/>
-      </w:rPr>
-    </w:lvl>
-    <w:lvl w:ilvl="7">
-      <w:start w:val="1"/>
-      <w:numFmt w:val="decimal"/>
-      <w:lvlText w:val="%1.%2.%3.%4.%5.%6.%7.%8"/>
-      <w:lvlJc w:val="left"/>
-      <w:pPr>
-        <w:ind w:left="6480" w:hanging="1440"/>
-      </w:pPr>
-      <w:rPr>
-        <w:rFonts w:hint="default"/>
-      </w:rPr>
-    </w:lvl>
-    <w:lvl w:ilvl="8">
-      <w:start w:val="1"/>
-      <w:numFmt w:val="decimal"/>
-      <w:lvlText w:val="%1.%2.%3.%4.%5.%6.%7.%8.%9"/>
-      <w:lvlJc w:val="left"/>
-      <w:pPr>
-        <w:ind w:left="7560" w:hanging="1800"/>
-      </w:pPr>
-      <w:rPr>
-        <w:rFonts w:hint="default"/>
-      </w:rPr>
-    </w:lvl>
-  </w:abstractNum>
-  <w:abstractNum w:abstractNumId="21" w15:restartNumberingAfterBreak="0">
-    <w:nsid w:val="35DF65D2"/>
-    <w:multiLevelType w:val="multilevel"/>
-    <w:tmpl w:val="EABA8E32"/>
+    <w:tmpl w:val="C8E455DE"/>
     <w:lvl w:ilvl="0">
       <w:start w:val="1"/>
       <w:numFmt w:val="bullet"/>
@@ -23339,4229 +24315,95 @@
       </w:rPr>
     </w:lvl>
   </w:abstractNum>
-  <w:abstractNum w:abstractNumId="22" w15:restartNumberingAfterBreak="0">
-    <w:nsid w:val="3791733B"/>
-    <w:multiLevelType w:val="hybridMultilevel"/>
-    <w:tmpl w:val="C4E638A8"/>
-    <w:lvl w:ilvl="0" w:tplc="240A000D">
-      <w:start w:val="1"/>
-      <w:numFmt w:val="bullet"/>
-      <w:lvlText w:val=""/>
-      <w:lvlJc w:val="left"/>
-      <w:pPr>
-        <w:ind w:left="720" w:hanging="360"/>
-      </w:pPr>
-      <w:rPr>
-        <w:rFonts w:hint="default" w:ascii="Wingdings" w:hAnsi="Wingdings"/>
-      </w:rPr>
-    </w:lvl>
-    <w:lvl w:ilvl="1" w:tplc="FFFFFFFF" w:tentative="1">
-      <w:start w:val="1"/>
-      <w:numFmt w:val="bullet"/>
-      <w:lvlText w:val="o"/>
-      <w:lvlJc w:val="left"/>
-      <w:pPr>
-        <w:ind w:left="1440" w:hanging="360"/>
-      </w:pPr>
-      <w:rPr>
-        <w:rFonts w:hint="default" w:ascii="Courier New" w:hAnsi="Courier New" w:cs="Courier New"/>
-      </w:rPr>
-    </w:lvl>
-    <w:lvl w:ilvl="2" w:tplc="FFFFFFFF" w:tentative="1">
-      <w:start w:val="1"/>
-      <w:numFmt w:val="bullet"/>
-      <w:lvlText w:val=""/>
-      <w:lvlJc w:val="left"/>
-      <w:pPr>
-        <w:ind w:left="2160" w:hanging="360"/>
-      </w:pPr>
-      <w:rPr>
-        <w:rFonts w:hint="default" w:ascii="Wingdings" w:hAnsi="Wingdings"/>
-      </w:rPr>
-    </w:lvl>
-    <w:lvl w:ilvl="3" w:tplc="FFFFFFFF" w:tentative="1">
-      <w:start w:val="1"/>
-      <w:numFmt w:val="bullet"/>
-      <w:lvlText w:val=""/>
-      <w:lvlJc w:val="left"/>
-      <w:pPr>
-        <w:ind w:left="2880" w:hanging="360"/>
-      </w:pPr>
-      <w:rPr>
-        <w:rFonts w:hint="default" w:ascii="Symbol" w:hAnsi="Symbol"/>
-      </w:rPr>
-    </w:lvl>
-    <w:lvl w:ilvl="4" w:tplc="FFFFFFFF" w:tentative="1">
-      <w:start w:val="1"/>
-      <w:numFmt w:val="bullet"/>
-      <w:lvlText w:val="o"/>
-      <w:lvlJc w:val="left"/>
-      <w:pPr>
-        <w:ind w:left="3600" w:hanging="360"/>
-      </w:pPr>
-      <w:rPr>
-        <w:rFonts w:hint="default" w:ascii="Courier New" w:hAnsi="Courier New" w:cs="Courier New"/>
-      </w:rPr>
-    </w:lvl>
-    <w:lvl w:ilvl="5" w:tplc="FFFFFFFF" w:tentative="1">
-      <w:start w:val="1"/>
-      <w:numFmt w:val="bullet"/>
-      <w:lvlText w:val=""/>
-      <w:lvlJc w:val="left"/>
-      <w:pPr>
-        <w:ind w:left="4320" w:hanging="360"/>
-      </w:pPr>
-      <w:rPr>
-        <w:rFonts w:hint="default" w:ascii="Wingdings" w:hAnsi="Wingdings"/>
-      </w:rPr>
-    </w:lvl>
-    <w:lvl w:ilvl="6" w:tplc="FFFFFFFF" w:tentative="1">
-      <w:start w:val="1"/>
-      <w:numFmt w:val="bullet"/>
-      <w:lvlText w:val=""/>
-      <w:lvlJc w:val="left"/>
-      <w:pPr>
-        <w:ind w:left="5040" w:hanging="360"/>
-      </w:pPr>
-      <w:rPr>
-        <w:rFonts w:hint="default" w:ascii="Symbol" w:hAnsi="Symbol"/>
-      </w:rPr>
-    </w:lvl>
-    <w:lvl w:ilvl="7" w:tplc="FFFFFFFF" w:tentative="1">
-      <w:start w:val="1"/>
-      <w:numFmt w:val="bullet"/>
-      <w:lvlText w:val="o"/>
-      <w:lvlJc w:val="left"/>
-      <w:pPr>
-        <w:ind w:left="5760" w:hanging="360"/>
-      </w:pPr>
-      <w:rPr>
-        <w:rFonts w:hint="default" w:ascii="Courier New" w:hAnsi="Courier New" w:cs="Courier New"/>
-      </w:rPr>
-    </w:lvl>
-    <w:lvl w:ilvl="8" w:tplc="FFFFFFFF" w:tentative="1">
-      <w:start w:val="1"/>
-      <w:numFmt w:val="bullet"/>
-      <w:lvlText w:val=""/>
-      <w:lvlJc w:val="left"/>
-      <w:pPr>
-        <w:ind w:left="6480" w:hanging="360"/>
-      </w:pPr>
-      <w:rPr>
-        <w:rFonts w:hint="default" w:ascii="Wingdings" w:hAnsi="Wingdings"/>
-      </w:rPr>
-    </w:lvl>
-  </w:abstractNum>
-  <w:abstractNum w:abstractNumId="23" w15:restartNumberingAfterBreak="0">
-    <w:nsid w:val="38456792"/>
-    <w:multiLevelType w:val="hybridMultilevel"/>
-    <w:tmpl w:val="59B4AC12"/>
-    <w:lvl w:ilvl="0" w:tplc="240A0001">
-      <w:start w:val="1"/>
-      <w:numFmt w:val="bullet"/>
-      <w:lvlText w:val=""/>
-      <w:lvlJc w:val="left"/>
-      <w:pPr>
-        <w:ind w:left="720" w:hanging="360"/>
-      </w:pPr>
-      <w:rPr>
-        <w:rFonts w:hint="default" w:ascii="Symbol" w:hAnsi="Symbol"/>
-      </w:rPr>
-    </w:lvl>
-    <w:lvl w:ilvl="1" w:tplc="240A0003" w:tentative="1">
-      <w:start w:val="1"/>
-      <w:numFmt w:val="bullet"/>
-      <w:lvlText w:val="o"/>
-      <w:lvlJc w:val="left"/>
-      <w:pPr>
-        <w:ind w:left="1440" w:hanging="360"/>
-      </w:pPr>
-      <w:rPr>
-        <w:rFonts w:hint="default" w:ascii="Courier New" w:hAnsi="Courier New" w:cs="Courier New"/>
-      </w:rPr>
-    </w:lvl>
-    <w:lvl w:ilvl="2" w:tplc="240A0005" w:tentative="1">
-      <w:start w:val="1"/>
-      <w:numFmt w:val="bullet"/>
-      <w:lvlText w:val=""/>
-      <w:lvlJc w:val="left"/>
-      <w:pPr>
-        <w:ind w:left="2160" w:hanging="360"/>
-      </w:pPr>
-      <w:rPr>
-        <w:rFonts w:hint="default" w:ascii="Wingdings" w:hAnsi="Wingdings"/>
-      </w:rPr>
-    </w:lvl>
-    <w:lvl w:ilvl="3" w:tplc="240A0001" w:tentative="1">
-      <w:start w:val="1"/>
-      <w:numFmt w:val="bullet"/>
-      <w:lvlText w:val=""/>
-      <w:lvlJc w:val="left"/>
-      <w:pPr>
-        <w:ind w:left="2880" w:hanging="360"/>
-      </w:pPr>
-      <w:rPr>
-        <w:rFonts w:hint="default" w:ascii="Symbol" w:hAnsi="Symbol"/>
-      </w:rPr>
-    </w:lvl>
-    <w:lvl w:ilvl="4" w:tplc="240A0003" w:tentative="1">
-      <w:start w:val="1"/>
-      <w:numFmt w:val="bullet"/>
-      <w:lvlText w:val="o"/>
-      <w:lvlJc w:val="left"/>
-      <w:pPr>
-        <w:ind w:left="3600" w:hanging="360"/>
-      </w:pPr>
-      <w:rPr>
-        <w:rFonts w:hint="default" w:ascii="Courier New" w:hAnsi="Courier New" w:cs="Courier New"/>
-      </w:rPr>
-    </w:lvl>
-    <w:lvl w:ilvl="5" w:tplc="240A0005" w:tentative="1">
-      <w:start w:val="1"/>
-      <w:numFmt w:val="bullet"/>
-      <w:lvlText w:val=""/>
-      <w:lvlJc w:val="left"/>
-      <w:pPr>
-        <w:ind w:left="4320" w:hanging="360"/>
-      </w:pPr>
-      <w:rPr>
-        <w:rFonts w:hint="default" w:ascii="Wingdings" w:hAnsi="Wingdings"/>
-      </w:rPr>
-    </w:lvl>
-    <w:lvl w:ilvl="6" w:tplc="240A0001" w:tentative="1">
-      <w:start w:val="1"/>
-      <w:numFmt w:val="bullet"/>
-      <w:lvlText w:val=""/>
-      <w:lvlJc w:val="left"/>
-      <w:pPr>
-        <w:ind w:left="5040" w:hanging="360"/>
-      </w:pPr>
-      <w:rPr>
-        <w:rFonts w:hint="default" w:ascii="Symbol" w:hAnsi="Symbol"/>
-      </w:rPr>
-    </w:lvl>
-    <w:lvl w:ilvl="7" w:tplc="240A0003" w:tentative="1">
-      <w:start w:val="1"/>
-      <w:numFmt w:val="bullet"/>
-      <w:lvlText w:val="o"/>
-      <w:lvlJc w:val="left"/>
-      <w:pPr>
-        <w:ind w:left="5760" w:hanging="360"/>
-      </w:pPr>
-      <w:rPr>
-        <w:rFonts w:hint="default" w:ascii="Courier New" w:hAnsi="Courier New" w:cs="Courier New"/>
-      </w:rPr>
-    </w:lvl>
-    <w:lvl w:ilvl="8" w:tplc="240A0005" w:tentative="1">
-      <w:start w:val="1"/>
-      <w:numFmt w:val="bullet"/>
-      <w:lvlText w:val=""/>
-      <w:lvlJc w:val="left"/>
-      <w:pPr>
-        <w:ind w:left="6480" w:hanging="360"/>
-      </w:pPr>
-      <w:rPr>
-        <w:rFonts w:hint="default" w:ascii="Wingdings" w:hAnsi="Wingdings"/>
-      </w:rPr>
-    </w:lvl>
-  </w:abstractNum>
-  <w:abstractNum w:abstractNumId="24" w15:restartNumberingAfterBreak="0">
-    <w:nsid w:val="38D20A9C"/>
-    <w:multiLevelType w:val="hybridMultilevel"/>
-    <w:tmpl w:val="83DC0966"/>
-    <w:lvl w:ilvl="0" w:tplc="240A000D">
-      <w:start w:val="1"/>
-      <w:numFmt w:val="bullet"/>
-      <w:lvlText w:val=""/>
-      <w:lvlJc w:val="left"/>
-      <w:pPr>
-        <w:ind w:left="720" w:hanging="360"/>
-      </w:pPr>
-      <w:rPr>
-        <w:rFonts w:hint="default" w:ascii="Wingdings" w:hAnsi="Wingdings"/>
-      </w:rPr>
-    </w:lvl>
-    <w:lvl w:ilvl="1" w:tplc="240A0003" w:tentative="1">
-      <w:start w:val="1"/>
-      <w:numFmt w:val="bullet"/>
-      <w:lvlText w:val="o"/>
-      <w:lvlJc w:val="left"/>
-      <w:pPr>
-        <w:ind w:left="1440" w:hanging="360"/>
-      </w:pPr>
-      <w:rPr>
-        <w:rFonts w:hint="default" w:ascii="Courier New" w:hAnsi="Courier New" w:cs="Courier New"/>
-      </w:rPr>
-    </w:lvl>
-    <w:lvl w:ilvl="2" w:tplc="240A0005" w:tentative="1">
-      <w:start w:val="1"/>
-      <w:numFmt w:val="bullet"/>
-      <w:lvlText w:val=""/>
-      <w:lvlJc w:val="left"/>
-      <w:pPr>
-        <w:ind w:left="2160" w:hanging="360"/>
-      </w:pPr>
-      <w:rPr>
-        <w:rFonts w:hint="default" w:ascii="Wingdings" w:hAnsi="Wingdings"/>
-      </w:rPr>
-    </w:lvl>
-    <w:lvl w:ilvl="3" w:tplc="240A0001" w:tentative="1">
-      <w:start w:val="1"/>
-      <w:numFmt w:val="bullet"/>
-      <w:lvlText w:val=""/>
-      <w:lvlJc w:val="left"/>
-      <w:pPr>
-        <w:ind w:left="2880" w:hanging="360"/>
-      </w:pPr>
-      <w:rPr>
-        <w:rFonts w:hint="default" w:ascii="Symbol" w:hAnsi="Symbol"/>
-      </w:rPr>
-    </w:lvl>
-    <w:lvl w:ilvl="4" w:tplc="240A0003" w:tentative="1">
-      <w:start w:val="1"/>
-      <w:numFmt w:val="bullet"/>
-      <w:lvlText w:val="o"/>
-      <w:lvlJc w:val="left"/>
-      <w:pPr>
-        <w:ind w:left="3600" w:hanging="360"/>
-      </w:pPr>
-      <w:rPr>
-        <w:rFonts w:hint="default" w:ascii="Courier New" w:hAnsi="Courier New" w:cs="Courier New"/>
-      </w:rPr>
-    </w:lvl>
-    <w:lvl w:ilvl="5" w:tplc="240A0005" w:tentative="1">
-      <w:start w:val="1"/>
-      <w:numFmt w:val="bullet"/>
-      <w:lvlText w:val=""/>
-      <w:lvlJc w:val="left"/>
-      <w:pPr>
-        <w:ind w:left="4320" w:hanging="360"/>
-      </w:pPr>
-      <w:rPr>
-        <w:rFonts w:hint="default" w:ascii="Wingdings" w:hAnsi="Wingdings"/>
-      </w:rPr>
-    </w:lvl>
-    <w:lvl w:ilvl="6" w:tplc="240A0001" w:tentative="1">
-      <w:start w:val="1"/>
-      <w:numFmt w:val="bullet"/>
-      <w:lvlText w:val=""/>
-      <w:lvlJc w:val="left"/>
-      <w:pPr>
-        <w:ind w:left="5040" w:hanging="360"/>
-      </w:pPr>
-      <w:rPr>
-        <w:rFonts w:hint="default" w:ascii="Symbol" w:hAnsi="Symbol"/>
-      </w:rPr>
-    </w:lvl>
-    <w:lvl w:ilvl="7" w:tplc="240A0003" w:tentative="1">
-      <w:start w:val="1"/>
-      <w:numFmt w:val="bullet"/>
-      <w:lvlText w:val="o"/>
-      <w:lvlJc w:val="left"/>
-      <w:pPr>
-        <w:ind w:left="5760" w:hanging="360"/>
-      </w:pPr>
-      <w:rPr>
-        <w:rFonts w:hint="default" w:ascii="Courier New" w:hAnsi="Courier New" w:cs="Courier New"/>
-      </w:rPr>
-    </w:lvl>
-    <w:lvl w:ilvl="8" w:tplc="240A0005" w:tentative="1">
-      <w:start w:val="1"/>
-      <w:numFmt w:val="bullet"/>
-      <w:lvlText w:val=""/>
-      <w:lvlJc w:val="left"/>
-      <w:pPr>
-        <w:ind w:left="6480" w:hanging="360"/>
-      </w:pPr>
-      <w:rPr>
-        <w:rFonts w:hint="default" w:ascii="Wingdings" w:hAnsi="Wingdings"/>
-      </w:rPr>
-    </w:lvl>
-  </w:abstractNum>
-  <w:abstractNum w:abstractNumId="25" w15:restartNumberingAfterBreak="0">
-    <w:nsid w:val="3A2D0FD6"/>
-    <w:multiLevelType w:val="hybridMultilevel"/>
-    <w:tmpl w:val="58B22DE6"/>
-    <w:lvl w:ilvl="0" w:tplc="240A0001">
-      <w:start w:val="1"/>
-      <w:numFmt w:val="bullet"/>
-      <w:lvlText w:val=""/>
-      <w:lvlJc w:val="left"/>
-      <w:pPr>
-        <w:ind w:left="720" w:hanging="360"/>
-      </w:pPr>
-      <w:rPr>
-        <w:rFonts w:hint="default" w:ascii="Symbol" w:hAnsi="Symbol"/>
-      </w:rPr>
-    </w:lvl>
-    <w:lvl w:ilvl="1" w:tplc="240A0003" w:tentative="1">
-      <w:start w:val="1"/>
-      <w:numFmt w:val="bullet"/>
-      <w:lvlText w:val="o"/>
-      <w:lvlJc w:val="left"/>
-      <w:pPr>
-        <w:ind w:left="1440" w:hanging="360"/>
-      </w:pPr>
-      <w:rPr>
-        <w:rFonts w:hint="default" w:ascii="Courier New" w:hAnsi="Courier New" w:cs="Courier New"/>
-      </w:rPr>
-    </w:lvl>
-    <w:lvl w:ilvl="2" w:tplc="240A0005" w:tentative="1">
-      <w:start w:val="1"/>
-      <w:numFmt w:val="bullet"/>
-      <w:lvlText w:val=""/>
-      <w:lvlJc w:val="left"/>
-      <w:pPr>
-        <w:ind w:left="2160" w:hanging="360"/>
-      </w:pPr>
-      <w:rPr>
-        <w:rFonts w:hint="default" w:ascii="Wingdings" w:hAnsi="Wingdings"/>
-      </w:rPr>
-    </w:lvl>
-    <w:lvl w:ilvl="3" w:tplc="240A0001" w:tentative="1">
-      <w:start w:val="1"/>
-      <w:numFmt w:val="bullet"/>
-      <w:lvlText w:val=""/>
-      <w:lvlJc w:val="left"/>
-      <w:pPr>
-        <w:ind w:left="2880" w:hanging="360"/>
-      </w:pPr>
-      <w:rPr>
-        <w:rFonts w:hint="default" w:ascii="Symbol" w:hAnsi="Symbol"/>
-      </w:rPr>
-    </w:lvl>
-    <w:lvl w:ilvl="4" w:tplc="240A0003" w:tentative="1">
-      <w:start w:val="1"/>
-      <w:numFmt w:val="bullet"/>
-      <w:lvlText w:val="o"/>
-      <w:lvlJc w:val="left"/>
-      <w:pPr>
-        <w:ind w:left="3600" w:hanging="360"/>
-      </w:pPr>
-      <w:rPr>
-        <w:rFonts w:hint="default" w:ascii="Courier New" w:hAnsi="Courier New" w:cs="Courier New"/>
-      </w:rPr>
-    </w:lvl>
-    <w:lvl w:ilvl="5" w:tplc="240A0005" w:tentative="1">
-      <w:start w:val="1"/>
-      <w:numFmt w:val="bullet"/>
-      <w:lvlText w:val=""/>
-      <w:lvlJc w:val="left"/>
-      <w:pPr>
-        <w:ind w:left="4320" w:hanging="360"/>
-      </w:pPr>
-      <w:rPr>
-        <w:rFonts w:hint="default" w:ascii="Wingdings" w:hAnsi="Wingdings"/>
-      </w:rPr>
-    </w:lvl>
-    <w:lvl w:ilvl="6" w:tplc="240A0001" w:tentative="1">
-      <w:start w:val="1"/>
-      <w:numFmt w:val="bullet"/>
-      <w:lvlText w:val=""/>
-      <w:lvlJc w:val="left"/>
-      <w:pPr>
-        <w:ind w:left="5040" w:hanging="360"/>
-      </w:pPr>
-      <w:rPr>
-        <w:rFonts w:hint="default" w:ascii="Symbol" w:hAnsi="Symbol"/>
-      </w:rPr>
-    </w:lvl>
-    <w:lvl w:ilvl="7" w:tplc="240A0003" w:tentative="1">
-      <w:start w:val="1"/>
-      <w:numFmt w:val="bullet"/>
-      <w:lvlText w:val="o"/>
-      <w:lvlJc w:val="left"/>
-      <w:pPr>
-        <w:ind w:left="5760" w:hanging="360"/>
-      </w:pPr>
-      <w:rPr>
-        <w:rFonts w:hint="default" w:ascii="Courier New" w:hAnsi="Courier New" w:cs="Courier New"/>
-      </w:rPr>
-    </w:lvl>
-    <w:lvl w:ilvl="8" w:tplc="240A0005" w:tentative="1">
-      <w:start w:val="1"/>
-      <w:numFmt w:val="bullet"/>
-      <w:lvlText w:val=""/>
-      <w:lvlJc w:val="left"/>
-      <w:pPr>
-        <w:ind w:left="6480" w:hanging="360"/>
-      </w:pPr>
-      <w:rPr>
-        <w:rFonts w:hint="default" w:ascii="Wingdings" w:hAnsi="Wingdings"/>
-      </w:rPr>
-    </w:lvl>
-  </w:abstractNum>
-  <w:abstractNum w:abstractNumId="26" w15:restartNumberingAfterBreak="0">
-    <w:nsid w:val="3A9B0D26"/>
-    <w:multiLevelType w:val="hybridMultilevel"/>
-    <w:tmpl w:val="FADA0CC4"/>
-    <w:lvl w:ilvl="0" w:tplc="240A0001">
-      <w:start w:val="1"/>
-      <w:numFmt w:val="bullet"/>
-      <w:lvlText w:val=""/>
-      <w:lvlJc w:val="left"/>
-      <w:pPr>
-        <w:ind w:left="720" w:hanging="360"/>
-      </w:pPr>
-      <w:rPr>
-        <w:rFonts w:hint="default" w:ascii="Symbol" w:hAnsi="Symbol"/>
-      </w:rPr>
-    </w:lvl>
-    <w:lvl w:ilvl="1" w:tplc="240A0003" w:tentative="1">
-      <w:start w:val="1"/>
-      <w:numFmt w:val="bullet"/>
-      <w:lvlText w:val="o"/>
-      <w:lvlJc w:val="left"/>
-      <w:pPr>
-        <w:ind w:left="1440" w:hanging="360"/>
-      </w:pPr>
-      <w:rPr>
-        <w:rFonts w:hint="default" w:ascii="Courier New" w:hAnsi="Courier New" w:cs="Courier New"/>
-      </w:rPr>
-    </w:lvl>
-    <w:lvl w:ilvl="2" w:tplc="240A0005" w:tentative="1">
-      <w:start w:val="1"/>
-      <w:numFmt w:val="bullet"/>
-      <w:lvlText w:val=""/>
-      <w:lvlJc w:val="left"/>
-      <w:pPr>
-        <w:ind w:left="2160" w:hanging="360"/>
-      </w:pPr>
-      <w:rPr>
-        <w:rFonts w:hint="default" w:ascii="Wingdings" w:hAnsi="Wingdings"/>
-      </w:rPr>
-    </w:lvl>
-    <w:lvl w:ilvl="3" w:tplc="240A0001" w:tentative="1">
-      <w:start w:val="1"/>
-      <w:numFmt w:val="bullet"/>
-      <w:lvlText w:val=""/>
-      <w:lvlJc w:val="left"/>
-      <w:pPr>
-        <w:ind w:left="2880" w:hanging="360"/>
-      </w:pPr>
-      <w:rPr>
-        <w:rFonts w:hint="default" w:ascii="Symbol" w:hAnsi="Symbol"/>
-      </w:rPr>
-    </w:lvl>
-    <w:lvl w:ilvl="4" w:tplc="240A0003" w:tentative="1">
-      <w:start w:val="1"/>
-      <w:numFmt w:val="bullet"/>
-      <w:lvlText w:val="o"/>
-      <w:lvlJc w:val="left"/>
-      <w:pPr>
-        <w:ind w:left="3600" w:hanging="360"/>
-      </w:pPr>
-      <w:rPr>
-        <w:rFonts w:hint="default" w:ascii="Courier New" w:hAnsi="Courier New" w:cs="Courier New"/>
-      </w:rPr>
-    </w:lvl>
-    <w:lvl w:ilvl="5" w:tplc="240A0005" w:tentative="1">
-      <w:start w:val="1"/>
-      <w:numFmt w:val="bullet"/>
-      <w:lvlText w:val=""/>
-      <w:lvlJc w:val="left"/>
-      <w:pPr>
-        <w:ind w:left="4320" w:hanging="360"/>
-      </w:pPr>
-      <w:rPr>
-        <w:rFonts w:hint="default" w:ascii="Wingdings" w:hAnsi="Wingdings"/>
-      </w:rPr>
-    </w:lvl>
-    <w:lvl w:ilvl="6" w:tplc="240A0001" w:tentative="1">
-      <w:start w:val="1"/>
-      <w:numFmt w:val="bullet"/>
-      <w:lvlText w:val=""/>
-      <w:lvlJc w:val="left"/>
-      <w:pPr>
-        <w:ind w:left="5040" w:hanging="360"/>
-      </w:pPr>
-      <w:rPr>
-        <w:rFonts w:hint="default" w:ascii="Symbol" w:hAnsi="Symbol"/>
-      </w:rPr>
-    </w:lvl>
-    <w:lvl w:ilvl="7" w:tplc="240A0003" w:tentative="1">
-      <w:start w:val="1"/>
-      <w:numFmt w:val="bullet"/>
-      <w:lvlText w:val="o"/>
-      <w:lvlJc w:val="left"/>
-      <w:pPr>
-        <w:ind w:left="5760" w:hanging="360"/>
-      </w:pPr>
-      <w:rPr>
-        <w:rFonts w:hint="default" w:ascii="Courier New" w:hAnsi="Courier New" w:cs="Courier New"/>
-      </w:rPr>
-    </w:lvl>
-    <w:lvl w:ilvl="8" w:tplc="240A0005" w:tentative="1">
-      <w:start w:val="1"/>
-      <w:numFmt w:val="bullet"/>
-      <w:lvlText w:val=""/>
-      <w:lvlJc w:val="left"/>
-      <w:pPr>
-        <w:ind w:left="6480" w:hanging="360"/>
-      </w:pPr>
-      <w:rPr>
-        <w:rFonts w:hint="default" w:ascii="Wingdings" w:hAnsi="Wingdings"/>
-      </w:rPr>
-    </w:lvl>
-  </w:abstractNum>
-  <w:abstractNum w:abstractNumId="27" w15:restartNumberingAfterBreak="0">
-    <w:nsid w:val="3D4A7964"/>
-    <w:multiLevelType w:val="multilevel"/>
-    <w:tmpl w:val="E770545A"/>
-    <w:lvl w:ilvl="0">
-      <w:start w:val="1"/>
-      <w:numFmt w:val="lowerLetter"/>
-      <w:lvlText w:val="%1."/>
-      <w:lvlJc w:val="left"/>
-      <w:pPr>
-        <w:tabs>
-          <w:tab w:val="num" w:pos="720"/>
-        </w:tabs>
-        <w:ind w:left="720" w:hanging="360"/>
-      </w:pPr>
-      <w:rPr>
-        <w:rFonts w:hint="default"/>
-        <w:sz w:val="20"/>
-      </w:rPr>
-    </w:lvl>
-    <w:lvl w:ilvl="1" w:tentative="1">
-      <w:start w:val="1"/>
-      <w:numFmt w:val="bullet"/>
-      <w:lvlText w:val="o"/>
-      <w:lvlJc w:val="left"/>
-      <w:pPr>
-        <w:tabs>
-          <w:tab w:val="num" w:pos="1440"/>
-        </w:tabs>
-        <w:ind w:left="1440" w:hanging="360"/>
-      </w:pPr>
-      <w:rPr>
-        <w:rFonts w:hint="default" w:ascii="Courier New" w:hAnsi="Courier New"/>
-        <w:sz w:val="20"/>
-      </w:rPr>
-    </w:lvl>
-    <w:lvl w:ilvl="2" w:tentative="1">
-      <w:start w:val="1"/>
-      <w:numFmt w:val="bullet"/>
-      <w:lvlText w:val=""/>
-      <w:lvlJc w:val="left"/>
-      <w:pPr>
-        <w:tabs>
-          <w:tab w:val="num" w:pos="2160"/>
-        </w:tabs>
-        <w:ind w:left="2160" w:hanging="360"/>
-      </w:pPr>
-      <w:rPr>
-        <w:rFonts w:hint="default" w:ascii="Wingdings" w:hAnsi="Wingdings"/>
-        <w:sz w:val="20"/>
-      </w:rPr>
-    </w:lvl>
-    <w:lvl w:ilvl="3" w:tentative="1">
-      <w:start w:val="1"/>
-      <w:numFmt w:val="bullet"/>
-      <w:lvlText w:val=""/>
-      <w:lvlJc w:val="left"/>
-      <w:pPr>
-        <w:tabs>
-          <w:tab w:val="num" w:pos="2880"/>
-        </w:tabs>
-        <w:ind w:left="2880" w:hanging="360"/>
-      </w:pPr>
-      <w:rPr>
-        <w:rFonts w:hint="default" w:ascii="Wingdings" w:hAnsi="Wingdings"/>
-        <w:sz w:val="20"/>
-      </w:rPr>
-    </w:lvl>
-    <w:lvl w:ilvl="4" w:tentative="1">
-      <w:start w:val="1"/>
-      <w:numFmt w:val="bullet"/>
-      <w:lvlText w:val=""/>
-      <w:lvlJc w:val="left"/>
-      <w:pPr>
-        <w:tabs>
-          <w:tab w:val="num" w:pos="3600"/>
-        </w:tabs>
-        <w:ind w:left="3600" w:hanging="360"/>
-      </w:pPr>
-      <w:rPr>
-        <w:rFonts w:hint="default" w:ascii="Wingdings" w:hAnsi="Wingdings"/>
-        <w:sz w:val="20"/>
-      </w:rPr>
-    </w:lvl>
-    <w:lvl w:ilvl="5" w:tentative="1">
-      <w:start w:val="1"/>
-      <w:numFmt w:val="bullet"/>
-      <w:lvlText w:val=""/>
-      <w:lvlJc w:val="left"/>
-      <w:pPr>
-        <w:tabs>
-          <w:tab w:val="num" w:pos="4320"/>
-        </w:tabs>
-        <w:ind w:left="4320" w:hanging="360"/>
-      </w:pPr>
-      <w:rPr>
-        <w:rFonts w:hint="default" w:ascii="Wingdings" w:hAnsi="Wingdings"/>
-        <w:sz w:val="20"/>
-      </w:rPr>
-    </w:lvl>
-    <w:lvl w:ilvl="6" w:tentative="1">
-      <w:start w:val="1"/>
-      <w:numFmt w:val="bullet"/>
-      <w:lvlText w:val=""/>
-      <w:lvlJc w:val="left"/>
-      <w:pPr>
-        <w:tabs>
-          <w:tab w:val="num" w:pos="5040"/>
-        </w:tabs>
-        <w:ind w:left="5040" w:hanging="360"/>
-      </w:pPr>
-      <w:rPr>
-        <w:rFonts w:hint="default" w:ascii="Wingdings" w:hAnsi="Wingdings"/>
-        <w:sz w:val="20"/>
-      </w:rPr>
-    </w:lvl>
-    <w:lvl w:ilvl="7" w:tentative="1">
-      <w:start w:val="1"/>
-      <w:numFmt w:val="bullet"/>
-      <w:lvlText w:val=""/>
-      <w:lvlJc w:val="left"/>
-      <w:pPr>
-        <w:tabs>
-          <w:tab w:val="num" w:pos="5760"/>
-        </w:tabs>
-        <w:ind w:left="5760" w:hanging="360"/>
-      </w:pPr>
-      <w:rPr>
-        <w:rFonts w:hint="default" w:ascii="Wingdings" w:hAnsi="Wingdings"/>
-        <w:sz w:val="20"/>
-      </w:rPr>
-    </w:lvl>
-    <w:lvl w:ilvl="8" w:tentative="1">
-      <w:start w:val="1"/>
-      <w:numFmt w:val="bullet"/>
-      <w:lvlText w:val=""/>
-      <w:lvlJc w:val="left"/>
-      <w:pPr>
-        <w:tabs>
-          <w:tab w:val="num" w:pos="6480"/>
-        </w:tabs>
-        <w:ind w:left="6480" w:hanging="360"/>
-      </w:pPr>
-      <w:rPr>
-        <w:rFonts w:hint="default" w:ascii="Wingdings" w:hAnsi="Wingdings"/>
-        <w:sz w:val="20"/>
-      </w:rPr>
-    </w:lvl>
-  </w:abstractNum>
-  <w:abstractNum w:abstractNumId="28" w15:restartNumberingAfterBreak="0">
-    <w:nsid w:val="3F1B3F5C"/>
-    <w:multiLevelType w:val="multilevel"/>
-    <w:tmpl w:val="C6BE0AFA"/>
-    <w:lvl w:ilvl="0">
-      <w:start w:val="1"/>
-      <w:numFmt w:val="bullet"/>
-      <w:lvlText w:val=""/>
-      <w:lvlJc w:val="left"/>
-      <w:pPr>
-        <w:tabs>
-          <w:tab w:val="num" w:pos="720"/>
-        </w:tabs>
-        <w:ind w:left="720" w:hanging="360"/>
-      </w:pPr>
-      <w:rPr>
-        <w:rFonts w:hint="default" w:ascii="Wingdings" w:hAnsi="Wingdings"/>
-        <w:sz w:val="20"/>
-      </w:rPr>
-    </w:lvl>
-    <w:lvl w:ilvl="1">
-      <w:start w:val="1"/>
-      <w:numFmt w:val="lowerLetter"/>
-      <w:lvlText w:val="%2."/>
-      <w:lvlJc w:val="left"/>
-      <w:pPr>
-        <w:ind w:left="1440" w:hanging="360"/>
-      </w:pPr>
-      <w:rPr>
-        <w:rFonts w:hint="default"/>
-      </w:rPr>
-    </w:lvl>
-    <w:lvl w:ilvl="2" w:tentative="1">
-      <w:start w:val="1"/>
-      <w:numFmt w:val="bullet"/>
-      <w:lvlText w:val=""/>
-      <w:lvlJc w:val="left"/>
-      <w:pPr>
-        <w:tabs>
-          <w:tab w:val="num" w:pos="2160"/>
-        </w:tabs>
-        <w:ind w:left="2160" w:hanging="360"/>
-      </w:pPr>
-      <w:rPr>
-        <w:rFonts w:hint="default" w:ascii="Wingdings" w:hAnsi="Wingdings"/>
-        <w:sz w:val="20"/>
-      </w:rPr>
-    </w:lvl>
-    <w:lvl w:ilvl="3" w:tentative="1">
-      <w:start w:val="1"/>
-      <w:numFmt w:val="bullet"/>
-      <w:lvlText w:val=""/>
-      <w:lvlJc w:val="left"/>
-      <w:pPr>
-        <w:tabs>
-          <w:tab w:val="num" w:pos="2880"/>
-        </w:tabs>
-        <w:ind w:left="2880" w:hanging="360"/>
-      </w:pPr>
-      <w:rPr>
-        <w:rFonts w:hint="default" w:ascii="Wingdings" w:hAnsi="Wingdings"/>
-        <w:sz w:val="20"/>
-      </w:rPr>
-    </w:lvl>
-    <w:lvl w:ilvl="4" w:tentative="1">
-      <w:start w:val="1"/>
-      <w:numFmt w:val="bullet"/>
-      <w:lvlText w:val=""/>
-      <w:lvlJc w:val="left"/>
-      <w:pPr>
-        <w:tabs>
-          <w:tab w:val="num" w:pos="3600"/>
-        </w:tabs>
-        <w:ind w:left="3600" w:hanging="360"/>
-      </w:pPr>
-      <w:rPr>
-        <w:rFonts w:hint="default" w:ascii="Wingdings" w:hAnsi="Wingdings"/>
-        <w:sz w:val="20"/>
-      </w:rPr>
-    </w:lvl>
-    <w:lvl w:ilvl="5" w:tentative="1">
-      <w:start w:val="1"/>
-      <w:numFmt w:val="bullet"/>
-      <w:lvlText w:val=""/>
-      <w:lvlJc w:val="left"/>
-      <w:pPr>
-        <w:tabs>
-          <w:tab w:val="num" w:pos="4320"/>
-        </w:tabs>
-        <w:ind w:left="4320" w:hanging="360"/>
-      </w:pPr>
-      <w:rPr>
-        <w:rFonts w:hint="default" w:ascii="Wingdings" w:hAnsi="Wingdings"/>
-        <w:sz w:val="20"/>
-      </w:rPr>
-    </w:lvl>
-    <w:lvl w:ilvl="6" w:tentative="1">
-      <w:start w:val="1"/>
-      <w:numFmt w:val="bullet"/>
-      <w:lvlText w:val=""/>
-      <w:lvlJc w:val="left"/>
-      <w:pPr>
-        <w:tabs>
-          <w:tab w:val="num" w:pos="5040"/>
-        </w:tabs>
-        <w:ind w:left="5040" w:hanging="360"/>
-      </w:pPr>
-      <w:rPr>
-        <w:rFonts w:hint="default" w:ascii="Wingdings" w:hAnsi="Wingdings"/>
-        <w:sz w:val="20"/>
-      </w:rPr>
-    </w:lvl>
-    <w:lvl w:ilvl="7" w:tentative="1">
-      <w:start w:val="1"/>
-      <w:numFmt w:val="bullet"/>
-      <w:lvlText w:val=""/>
-      <w:lvlJc w:val="left"/>
-      <w:pPr>
-        <w:tabs>
-          <w:tab w:val="num" w:pos="5760"/>
-        </w:tabs>
-        <w:ind w:left="5760" w:hanging="360"/>
-      </w:pPr>
-      <w:rPr>
-        <w:rFonts w:hint="default" w:ascii="Wingdings" w:hAnsi="Wingdings"/>
-        <w:sz w:val="20"/>
-      </w:rPr>
-    </w:lvl>
-    <w:lvl w:ilvl="8" w:tentative="1">
-      <w:start w:val="1"/>
-      <w:numFmt w:val="bullet"/>
-      <w:lvlText w:val=""/>
-      <w:lvlJc w:val="left"/>
-      <w:pPr>
-        <w:tabs>
-          <w:tab w:val="num" w:pos="6480"/>
-        </w:tabs>
-        <w:ind w:left="6480" w:hanging="360"/>
-      </w:pPr>
-      <w:rPr>
-        <w:rFonts w:hint="default" w:ascii="Wingdings" w:hAnsi="Wingdings"/>
-        <w:sz w:val="20"/>
-      </w:rPr>
-    </w:lvl>
-  </w:abstractNum>
-  <w:abstractNum w:abstractNumId="29" w15:restartNumberingAfterBreak="0">
-    <w:nsid w:val="3F2956CA"/>
-    <w:multiLevelType w:val="multilevel"/>
-    <w:tmpl w:val="96A485B4"/>
-    <w:lvl w:ilvl="0">
-      <w:start w:val="1"/>
-      <w:numFmt w:val="bullet"/>
-      <w:lvlText w:val=""/>
-      <w:lvlJc w:val="left"/>
-      <w:pPr>
-        <w:tabs>
-          <w:tab w:val="num" w:pos="720"/>
-        </w:tabs>
-        <w:ind w:left="720" w:hanging="360"/>
-      </w:pPr>
-      <w:rPr>
-        <w:rFonts w:hint="default" w:ascii="Symbol" w:hAnsi="Symbol"/>
-        <w:sz w:val="20"/>
-      </w:rPr>
-    </w:lvl>
-    <w:lvl w:ilvl="1" w:tentative="1">
-      <w:start w:val="1"/>
-      <w:numFmt w:val="bullet"/>
-      <w:lvlText w:val="o"/>
-      <w:lvlJc w:val="left"/>
-      <w:pPr>
-        <w:tabs>
-          <w:tab w:val="num" w:pos="1440"/>
-        </w:tabs>
-        <w:ind w:left="1440" w:hanging="360"/>
-      </w:pPr>
-      <w:rPr>
-        <w:rFonts w:hint="default" w:ascii="Courier New" w:hAnsi="Courier New"/>
-        <w:sz w:val="20"/>
-      </w:rPr>
-    </w:lvl>
-    <w:lvl w:ilvl="2" w:tentative="1">
-      <w:start w:val="1"/>
-      <w:numFmt w:val="bullet"/>
-      <w:lvlText w:val=""/>
-      <w:lvlJc w:val="left"/>
-      <w:pPr>
-        <w:tabs>
-          <w:tab w:val="num" w:pos="2160"/>
-        </w:tabs>
-        <w:ind w:left="2160" w:hanging="360"/>
-      </w:pPr>
-      <w:rPr>
-        <w:rFonts w:hint="default" w:ascii="Wingdings" w:hAnsi="Wingdings"/>
-        <w:sz w:val="20"/>
-      </w:rPr>
-    </w:lvl>
-    <w:lvl w:ilvl="3" w:tentative="1">
-      <w:start w:val="1"/>
-      <w:numFmt w:val="bullet"/>
-      <w:lvlText w:val=""/>
-      <w:lvlJc w:val="left"/>
-      <w:pPr>
-        <w:tabs>
-          <w:tab w:val="num" w:pos="2880"/>
-        </w:tabs>
-        <w:ind w:left="2880" w:hanging="360"/>
-      </w:pPr>
-      <w:rPr>
-        <w:rFonts w:hint="default" w:ascii="Wingdings" w:hAnsi="Wingdings"/>
-        <w:sz w:val="20"/>
-      </w:rPr>
-    </w:lvl>
-    <w:lvl w:ilvl="4" w:tentative="1">
-      <w:start w:val="1"/>
-      <w:numFmt w:val="bullet"/>
-      <w:lvlText w:val=""/>
-      <w:lvlJc w:val="left"/>
-      <w:pPr>
-        <w:tabs>
-          <w:tab w:val="num" w:pos="3600"/>
-        </w:tabs>
-        <w:ind w:left="3600" w:hanging="360"/>
-      </w:pPr>
-      <w:rPr>
-        <w:rFonts w:hint="default" w:ascii="Wingdings" w:hAnsi="Wingdings"/>
-        <w:sz w:val="20"/>
-      </w:rPr>
-    </w:lvl>
-    <w:lvl w:ilvl="5" w:tentative="1">
-      <w:start w:val="1"/>
-      <w:numFmt w:val="bullet"/>
-      <w:lvlText w:val=""/>
-      <w:lvlJc w:val="left"/>
-      <w:pPr>
-        <w:tabs>
-          <w:tab w:val="num" w:pos="4320"/>
-        </w:tabs>
-        <w:ind w:left="4320" w:hanging="360"/>
-      </w:pPr>
-      <w:rPr>
-        <w:rFonts w:hint="default" w:ascii="Wingdings" w:hAnsi="Wingdings"/>
-        <w:sz w:val="20"/>
-      </w:rPr>
-    </w:lvl>
-    <w:lvl w:ilvl="6" w:tentative="1">
-      <w:start w:val="1"/>
-      <w:numFmt w:val="bullet"/>
-      <w:lvlText w:val=""/>
-      <w:lvlJc w:val="left"/>
-      <w:pPr>
-        <w:tabs>
-          <w:tab w:val="num" w:pos="5040"/>
-        </w:tabs>
-        <w:ind w:left="5040" w:hanging="360"/>
-      </w:pPr>
-      <w:rPr>
-        <w:rFonts w:hint="default" w:ascii="Wingdings" w:hAnsi="Wingdings"/>
-        <w:sz w:val="20"/>
-      </w:rPr>
-    </w:lvl>
-    <w:lvl w:ilvl="7" w:tentative="1">
-      <w:start w:val="1"/>
-      <w:numFmt w:val="bullet"/>
-      <w:lvlText w:val=""/>
-      <w:lvlJc w:val="left"/>
-      <w:pPr>
-        <w:tabs>
-          <w:tab w:val="num" w:pos="5760"/>
-        </w:tabs>
-        <w:ind w:left="5760" w:hanging="360"/>
-      </w:pPr>
-      <w:rPr>
-        <w:rFonts w:hint="default" w:ascii="Wingdings" w:hAnsi="Wingdings"/>
-        <w:sz w:val="20"/>
-      </w:rPr>
-    </w:lvl>
-    <w:lvl w:ilvl="8" w:tentative="1">
-      <w:start w:val="1"/>
-      <w:numFmt w:val="bullet"/>
-      <w:lvlText w:val=""/>
-      <w:lvlJc w:val="left"/>
-      <w:pPr>
-        <w:tabs>
-          <w:tab w:val="num" w:pos="6480"/>
-        </w:tabs>
-        <w:ind w:left="6480" w:hanging="360"/>
-      </w:pPr>
-      <w:rPr>
-        <w:rFonts w:hint="default" w:ascii="Wingdings" w:hAnsi="Wingdings"/>
-        <w:sz w:val="20"/>
-      </w:rPr>
-    </w:lvl>
-  </w:abstractNum>
-  <w:abstractNum w:abstractNumId="30" w15:restartNumberingAfterBreak="0">
-    <w:nsid w:val="4020464A"/>
-    <w:multiLevelType w:val="hybridMultilevel"/>
-    <w:tmpl w:val="A3F437C2"/>
-    <w:lvl w:ilvl="0" w:tplc="56AC62C8">
-      <w:start w:val="1"/>
-      <w:numFmt w:val="bullet"/>
-      <w:lvlText w:val=""/>
-      <w:lvlJc w:val="left"/>
-      <w:pPr>
-        <w:ind w:left="720" w:hanging="360"/>
-      </w:pPr>
-      <w:rPr>
-        <w:rFonts w:hint="default" w:ascii="Symbol" w:hAnsi="Symbol"/>
-      </w:rPr>
-    </w:lvl>
-    <w:lvl w:ilvl="1" w:tplc="240A0003" w:tentative="1">
-      <w:start w:val="1"/>
-      <w:numFmt w:val="bullet"/>
-      <w:lvlText w:val="o"/>
-      <w:lvlJc w:val="left"/>
-      <w:pPr>
-        <w:ind w:left="1440" w:hanging="360"/>
-      </w:pPr>
-      <w:rPr>
-        <w:rFonts w:hint="default" w:ascii="Courier New" w:hAnsi="Courier New" w:cs="Courier New"/>
-      </w:rPr>
-    </w:lvl>
-    <w:lvl w:ilvl="2" w:tplc="240A0005" w:tentative="1">
-      <w:start w:val="1"/>
-      <w:numFmt w:val="bullet"/>
-      <w:lvlText w:val=""/>
-      <w:lvlJc w:val="left"/>
-      <w:pPr>
-        <w:ind w:left="2160" w:hanging="360"/>
-      </w:pPr>
-      <w:rPr>
-        <w:rFonts w:hint="default" w:ascii="Wingdings" w:hAnsi="Wingdings"/>
-      </w:rPr>
-    </w:lvl>
-    <w:lvl w:ilvl="3" w:tplc="240A0001" w:tentative="1">
-      <w:start w:val="1"/>
-      <w:numFmt w:val="bullet"/>
-      <w:lvlText w:val=""/>
-      <w:lvlJc w:val="left"/>
-      <w:pPr>
-        <w:ind w:left="2880" w:hanging="360"/>
-      </w:pPr>
-      <w:rPr>
-        <w:rFonts w:hint="default" w:ascii="Symbol" w:hAnsi="Symbol"/>
-      </w:rPr>
-    </w:lvl>
-    <w:lvl w:ilvl="4" w:tplc="240A0003" w:tentative="1">
-      <w:start w:val="1"/>
-      <w:numFmt w:val="bullet"/>
-      <w:lvlText w:val="o"/>
-      <w:lvlJc w:val="left"/>
-      <w:pPr>
-        <w:ind w:left="3600" w:hanging="360"/>
-      </w:pPr>
-      <w:rPr>
-        <w:rFonts w:hint="default" w:ascii="Courier New" w:hAnsi="Courier New" w:cs="Courier New"/>
-      </w:rPr>
-    </w:lvl>
-    <w:lvl w:ilvl="5" w:tplc="240A0005" w:tentative="1">
-      <w:start w:val="1"/>
-      <w:numFmt w:val="bullet"/>
-      <w:lvlText w:val=""/>
-      <w:lvlJc w:val="left"/>
-      <w:pPr>
-        <w:ind w:left="4320" w:hanging="360"/>
-      </w:pPr>
-      <w:rPr>
-        <w:rFonts w:hint="default" w:ascii="Wingdings" w:hAnsi="Wingdings"/>
-      </w:rPr>
-    </w:lvl>
-    <w:lvl w:ilvl="6" w:tplc="240A0001" w:tentative="1">
-      <w:start w:val="1"/>
-      <w:numFmt w:val="bullet"/>
-      <w:lvlText w:val=""/>
-      <w:lvlJc w:val="left"/>
-      <w:pPr>
-        <w:ind w:left="5040" w:hanging="360"/>
-      </w:pPr>
-      <w:rPr>
-        <w:rFonts w:hint="default" w:ascii="Symbol" w:hAnsi="Symbol"/>
-      </w:rPr>
-    </w:lvl>
-    <w:lvl w:ilvl="7" w:tplc="240A0003" w:tentative="1">
-      <w:start w:val="1"/>
-      <w:numFmt w:val="bullet"/>
-      <w:lvlText w:val="o"/>
-      <w:lvlJc w:val="left"/>
-      <w:pPr>
-        <w:ind w:left="5760" w:hanging="360"/>
-      </w:pPr>
-      <w:rPr>
-        <w:rFonts w:hint="default" w:ascii="Courier New" w:hAnsi="Courier New" w:cs="Courier New"/>
-      </w:rPr>
-    </w:lvl>
-    <w:lvl w:ilvl="8" w:tplc="240A0005" w:tentative="1">
-      <w:start w:val="1"/>
-      <w:numFmt w:val="bullet"/>
-      <w:lvlText w:val=""/>
-      <w:lvlJc w:val="left"/>
-      <w:pPr>
-        <w:ind w:left="6480" w:hanging="360"/>
-      </w:pPr>
-      <w:rPr>
-        <w:rFonts w:hint="default" w:ascii="Wingdings" w:hAnsi="Wingdings"/>
-      </w:rPr>
-    </w:lvl>
-  </w:abstractNum>
-  <w:abstractNum w:abstractNumId="31" w15:restartNumberingAfterBreak="0">
-    <w:nsid w:val="41C55632"/>
-    <w:multiLevelType w:val="multilevel"/>
-    <w:tmpl w:val="519E863C"/>
-    <w:lvl w:ilvl="0">
-      <w:start w:val="1"/>
-      <w:numFmt w:val="bullet"/>
-      <w:lvlText w:val=""/>
-      <w:lvlJc w:val="left"/>
-      <w:pPr>
-        <w:tabs>
-          <w:tab w:val="num" w:pos="720"/>
-        </w:tabs>
-        <w:ind w:left="720" w:hanging="360"/>
-      </w:pPr>
-      <w:rPr>
-        <w:rFonts w:hint="default" w:ascii="Symbol" w:hAnsi="Symbol"/>
-        <w:sz w:val="20"/>
-      </w:rPr>
-    </w:lvl>
-    <w:lvl w:ilvl="1" w:tentative="1">
-      <w:start w:val="1"/>
-      <w:numFmt w:val="bullet"/>
-      <w:lvlText w:val="o"/>
-      <w:lvlJc w:val="left"/>
-      <w:pPr>
-        <w:tabs>
-          <w:tab w:val="num" w:pos="1440"/>
-        </w:tabs>
-        <w:ind w:left="1440" w:hanging="360"/>
-      </w:pPr>
-      <w:rPr>
-        <w:rFonts w:hint="default" w:ascii="Courier New" w:hAnsi="Courier New"/>
-        <w:sz w:val="20"/>
-      </w:rPr>
-    </w:lvl>
-    <w:lvl w:ilvl="2" w:tentative="1">
-      <w:start w:val="1"/>
-      <w:numFmt w:val="bullet"/>
-      <w:lvlText w:val=""/>
-      <w:lvlJc w:val="left"/>
-      <w:pPr>
-        <w:tabs>
-          <w:tab w:val="num" w:pos="2160"/>
-        </w:tabs>
-        <w:ind w:left="2160" w:hanging="360"/>
-      </w:pPr>
-      <w:rPr>
-        <w:rFonts w:hint="default" w:ascii="Wingdings" w:hAnsi="Wingdings"/>
-        <w:sz w:val="20"/>
-      </w:rPr>
-    </w:lvl>
-    <w:lvl w:ilvl="3" w:tentative="1">
-      <w:start w:val="1"/>
-      <w:numFmt w:val="bullet"/>
-      <w:lvlText w:val=""/>
-      <w:lvlJc w:val="left"/>
-      <w:pPr>
-        <w:tabs>
-          <w:tab w:val="num" w:pos="2880"/>
-        </w:tabs>
-        <w:ind w:left="2880" w:hanging="360"/>
-      </w:pPr>
-      <w:rPr>
-        <w:rFonts w:hint="default" w:ascii="Wingdings" w:hAnsi="Wingdings"/>
-        <w:sz w:val="20"/>
-      </w:rPr>
-    </w:lvl>
-    <w:lvl w:ilvl="4" w:tentative="1">
-      <w:start w:val="1"/>
-      <w:numFmt w:val="bullet"/>
-      <w:lvlText w:val=""/>
-      <w:lvlJc w:val="left"/>
-      <w:pPr>
-        <w:tabs>
-          <w:tab w:val="num" w:pos="3600"/>
-        </w:tabs>
-        <w:ind w:left="3600" w:hanging="360"/>
-      </w:pPr>
-      <w:rPr>
-        <w:rFonts w:hint="default" w:ascii="Wingdings" w:hAnsi="Wingdings"/>
-        <w:sz w:val="20"/>
-      </w:rPr>
-    </w:lvl>
-    <w:lvl w:ilvl="5" w:tentative="1">
-      <w:start w:val="1"/>
-      <w:numFmt w:val="bullet"/>
-      <w:lvlText w:val=""/>
-      <w:lvlJc w:val="left"/>
-      <w:pPr>
-        <w:tabs>
-          <w:tab w:val="num" w:pos="4320"/>
-        </w:tabs>
-        <w:ind w:left="4320" w:hanging="360"/>
-      </w:pPr>
-      <w:rPr>
-        <w:rFonts w:hint="default" w:ascii="Wingdings" w:hAnsi="Wingdings"/>
-        <w:sz w:val="20"/>
-      </w:rPr>
-    </w:lvl>
-    <w:lvl w:ilvl="6" w:tentative="1">
-      <w:start w:val="1"/>
-      <w:numFmt w:val="bullet"/>
-      <w:lvlText w:val=""/>
-      <w:lvlJc w:val="left"/>
-      <w:pPr>
-        <w:tabs>
-          <w:tab w:val="num" w:pos="5040"/>
-        </w:tabs>
-        <w:ind w:left="5040" w:hanging="360"/>
-      </w:pPr>
-      <w:rPr>
-        <w:rFonts w:hint="default" w:ascii="Wingdings" w:hAnsi="Wingdings"/>
-        <w:sz w:val="20"/>
-      </w:rPr>
-    </w:lvl>
-    <w:lvl w:ilvl="7" w:tentative="1">
-      <w:start w:val="1"/>
-      <w:numFmt w:val="bullet"/>
-      <w:lvlText w:val=""/>
-      <w:lvlJc w:val="left"/>
-      <w:pPr>
-        <w:tabs>
-          <w:tab w:val="num" w:pos="5760"/>
-        </w:tabs>
-        <w:ind w:left="5760" w:hanging="360"/>
-      </w:pPr>
-      <w:rPr>
-        <w:rFonts w:hint="default" w:ascii="Wingdings" w:hAnsi="Wingdings"/>
-        <w:sz w:val="20"/>
-      </w:rPr>
-    </w:lvl>
-    <w:lvl w:ilvl="8" w:tentative="1">
-      <w:start w:val="1"/>
-      <w:numFmt w:val="bullet"/>
-      <w:lvlText w:val=""/>
-      <w:lvlJc w:val="left"/>
-      <w:pPr>
-        <w:tabs>
-          <w:tab w:val="num" w:pos="6480"/>
-        </w:tabs>
-        <w:ind w:left="6480" w:hanging="360"/>
-      </w:pPr>
-      <w:rPr>
-        <w:rFonts w:hint="default" w:ascii="Wingdings" w:hAnsi="Wingdings"/>
-        <w:sz w:val="20"/>
-      </w:rPr>
-    </w:lvl>
-  </w:abstractNum>
-  <w:abstractNum w:abstractNumId="32" w15:restartNumberingAfterBreak="0">
-    <w:nsid w:val="45BE4DE0"/>
-    <w:multiLevelType w:val="hybridMultilevel"/>
-    <w:tmpl w:val="9904C140"/>
-    <w:lvl w:ilvl="0" w:tplc="56AC62C8">
-      <w:start w:val="1"/>
-      <w:numFmt w:val="bullet"/>
-      <w:lvlText w:val=""/>
-      <w:lvlJc w:val="left"/>
-      <w:pPr>
-        <w:ind w:left="1440" w:hanging="360"/>
-      </w:pPr>
-      <w:rPr>
-        <w:rFonts w:hint="default" w:ascii="Symbol" w:hAnsi="Symbol"/>
-      </w:rPr>
-    </w:lvl>
-    <w:lvl w:ilvl="1" w:tplc="240A0003" w:tentative="1">
-      <w:start w:val="1"/>
-      <w:numFmt w:val="bullet"/>
-      <w:lvlText w:val="o"/>
-      <w:lvlJc w:val="left"/>
-      <w:pPr>
-        <w:ind w:left="2160" w:hanging="360"/>
-      </w:pPr>
-      <w:rPr>
-        <w:rFonts w:hint="default" w:ascii="Courier New" w:hAnsi="Courier New" w:cs="Courier New"/>
-      </w:rPr>
-    </w:lvl>
-    <w:lvl w:ilvl="2" w:tplc="240A0005" w:tentative="1">
-      <w:start w:val="1"/>
-      <w:numFmt w:val="bullet"/>
-      <w:lvlText w:val=""/>
-      <w:lvlJc w:val="left"/>
-      <w:pPr>
-        <w:ind w:left="2880" w:hanging="360"/>
-      </w:pPr>
-      <w:rPr>
-        <w:rFonts w:hint="default" w:ascii="Wingdings" w:hAnsi="Wingdings"/>
-      </w:rPr>
-    </w:lvl>
-    <w:lvl w:ilvl="3" w:tplc="240A0001" w:tentative="1">
-      <w:start w:val="1"/>
-      <w:numFmt w:val="bullet"/>
-      <w:lvlText w:val=""/>
-      <w:lvlJc w:val="left"/>
-      <w:pPr>
-        <w:ind w:left="3600" w:hanging="360"/>
-      </w:pPr>
-      <w:rPr>
-        <w:rFonts w:hint="default" w:ascii="Symbol" w:hAnsi="Symbol"/>
-      </w:rPr>
-    </w:lvl>
-    <w:lvl w:ilvl="4" w:tplc="240A0003" w:tentative="1">
-      <w:start w:val="1"/>
-      <w:numFmt w:val="bullet"/>
-      <w:lvlText w:val="o"/>
-      <w:lvlJc w:val="left"/>
-      <w:pPr>
-        <w:ind w:left="4320" w:hanging="360"/>
-      </w:pPr>
-      <w:rPr>
-        <w:rFonts w:hint="default" w:ascii="Courier New" w:hAnsi="Courier New" w:cs="Courier New"/>
-      </w:rPr>
-    </w:lvl>
-    <w:lvl w:ilvl="5" w:tplc="240A0005" w:tentative="1">
-      <w:start w:val="1"/>
-      <w:numFmt w:val="bullet"/>
-      <w:lvlText w:val=""/>
-      <w:lvlJc w:val="left"/>
-      <w:pPr>
-        <w:ind w:left="5040" w:hanging="360"/>
-      </w:pPr>
-      <w:rPr>
-        <w:rFonts w:hint="default" w:ascii="Wingdings" w:hAnsi="Wingdings"/>
-      </w:rPr>
-    </w:lvl>
-    <w:lvl w:ilvl="6" w:tplc="240A0001" w:tentative="1">
-      <w:start w:val="1"/>
-      <w:numFmt w:val="bullet"/>
-      <w:lvlText w:val=""/>
-      <w:lvlJc w:val="left"/>
-      <w:pPr>
-        <w:ind w:left="5760" w:hanging="360"/>
-      </w:pPr>
-      <w:rPr>
-        <w:rFonts w:hint="default" w:ascii="Symbol" w:hAnsi="Symbol"/>
-      </w:rPr>
-    </w:lvl>
-    <w:lvl w:ilvl="7" w:tplc="240A0003" w:tentative="1">
-      <w:start w:val="1"/>
-      <w:numFmt w:val="bullet"/>
-      <w:lvlText w:val="o"/>
-      <w:lvlJc w:val="left"/>
-      <w:pPr>
-        <w:ind w:left="6480" w:hanging="360"/>
-      </w:pPr>
-      <w:rPr>
-        <w:rFonts w:hint="default" w:ascii="Courier New" w:hAnsi="Courier New" w:cs="Courier New"/>
-      </w:rPr>
-    </w:lvl>
-    <w:lvl w:ilvl="8" w:tplc="240A0005" w:tentative="1">
-      <w:start w:val="1"/>
-      <w:numFmt w:val="bullet"/>
-      <w:lvlText w:val=""/>
-      <w:lvlJc w:val="left"/>
-      <w:pPr>
-        <w:ind w:left="7200" w:hanging="360"/>
-      </w:pPr>
-      <w:rPr>
-        <w:rFonts w:hint="default" w:ascii="Wingdings" w:hAnsi="Wingdings"/>
-      </w:rPr>
-    </w:lvl>
-  </w:abstractNum>
-  <w:abstractNum w:abstractNumId="33" w15:restartNumberingAfterBreak="0">
-    <w:nsid w:val="462D61DD"/>
-    <w:multiLevelType w:val="hybridMultilevel"/>
-    <w:tmpl w:val="6818D092"/>
-    <w:lvl w:ilvl="0" w:tplc="56AC62C8">
-      <w:start w:val="1"/>
-      <w:numFmt w:val="bullet"/>
-      <w:lvlText w:val=""/>
-      <w:lvlJc w:val="left"/>
-      <w:pPr>
-        <w:ind w:left="720" w:hanging="360"/>
-      </w:pPr>
-      <w:rPr>
-        <w:rFonts w:hint="default" w:ascii="Symbol" w:hAnsi="Symbol"/>
-      </w:rPr>
-    </w:lvl>
-    <w:lvl w:ilvl="1" w:tplc="FFFFFFFF" w:tentative="1">
-      <w:start w:val="1"/>
-      <w:numFmt w:val="bullet"/>
-      <w:lvlText w:val="o"/>
-      <w:lvlJc w:val="left"/>
-      <w:pPr>
-        <w:ind w:left="1440" w:hanging="360"/>
-      </w:pPr>
-      <w:rPr>
-        <w:rFonts w:hint="default" w:ascii="Courier New" w:hAnsi="Courier New" w:cs="Courier New"/>
-      </w:rPr>
-    </w:lvl>
-    <w:lvl w:ilvl="2" w:tplc="FFFFFFFF" w:tentative="1">
-      <w:start w:val="1"/>
-      <w:numFmt w:val="bullet"/>
-      <w:lvlText w:val=""/>
-      <w:lvlJc w:val="left"/>
-      <w:pPr>
-        <w:ind w:left="2160" w:hanging="360"/>
-      </w:pPr>
-      <w:rPr>
-        <w:rFonts w:hint="default" w:ascii="Wingdings" w:hAnsi="Wingdings"/>
-      </w:rPr>
-    </w:lvl>
-    <w:lvl w:ilvl="3" w:tplc="FFFFFFFF" w:tentative="1">
-      <w:start w:val="1"/>
-      <w:numFmt w:val="bullet"/>
-      <w:lvlText w:val=""/>
-      <w:lvlJc w:val="left"/>
-      <w:pPr>
-        <w:ind w:left="2880" w:hanging="360"/>
-      </w:pPr>
-      <w:rPr>
-        <w:rFonts w:hint="default" w:ascii="Symbol" w:hAnsi="Symbol"/>
-      </w:rPr>
-    </w:lvl>
-    <w:lvl w:ilvl="4" w:tplc="FFFFFFFF" w:tentative="1">
-      <w:start w:val="1"/>
-      <w:numFmt w:val="bullet"/>
-      <w:lvlText w:val="o"/>
-      <w:lvlJc w:val="left"/>
-      <w:pPr>
-        <w:ind w:left="3600" w:hanging="360"/>
-      </w:pPr>
-      <w:rPr>
-        <w:rFonts w:hint="default" w:ascii="Courier New" w:hAnsi="Courier New" w:cs="Courier New"/>
-      </w:rPr>
-    </w:lvl>
-    <w:lvl w:ilvl="5" w:tplc="FFFFFFFF" w:tentative="1">
-      <w:start w:val="1"/>
-      <w:numFmt w:val="bullet"/>
-      <w:lvlText w:val=""/>
-      <w:lvlJc w:val="left"/>
-      <w:pPr>
-        <w:ind w:left="4320" w:hanging="360"/>
-      </w:pPr>
-      <w:rPr>
-        <w:rFonts w:hint="default" w:ascii="Wingdings" w:hAnsi="Wingdings"/>
-      </w:rPr>
-    </w:lvl>
-    <w:lvl w:ilvl="6" w:tplc="FFFFFFFF" w:tentative="1">
-      <w:start w:val="1"/>
-      <w:numFmt w:val="bullet"/>
-      <w:lvlText w:val=""/>
-      <w:lvlJc w:val="left"/>
-      <w:pPr>
-        <w:ind w:left="5040" w:hanging="360"/>
-      </w:pPr>
-      <w:rPr>
-        <w:rFonts w:hint="default" w:ascii="Symbol" w:hAnsi="Symbol"/>
-      </w:rPr>
-    </w:lvl>
-    <w:lvl w:ilvl="7" w:tplc="FFFFFFFF" w:tentative="1">
-      <w:start w:val="1"/>
-      <w:numFmt w:val="bullet"/>
-      <w:lvlText w:val="o"/>
-      <w:lvlJc w:val="left"/>
-      <w:pPr>
-        <w:ind w:left="5760" w:hanging="360"/>
-      </w:pPr>
-      <w:rPr>
-        <w:rFonts w:hint="default" w:ascii="Courier New" w:hAnsi="Courier New" w:cs="Courier New"/>
-      </w:rPr>
-    </w:lvl>
-    <w:lvl w:ilvl="8" w:tplc="FFFFFFFF" w:tentative="1">
-      <w:start w:val="1"/>
-      <w:numFmt w:val="bullet"/>
-      <w:lvlText w:val=""/>
-      <w:lvlJc w:val="left"/>
-      <w:pPr>
-        <w:ind w:left="6480" w:hanging="360"/>
-      </w:pPr>
-      <w:rPr>
-        <w:rFonts w:hint="default" w:ascii="Wingdings" w:hAnsi="Wingdings"/>
-      </w:rPr>
-    </w:lvl>
-  </w:abstractNum>
-  <w:abstractNum w:abstractNumId="34" w15:restartNumberingAfterBreak="0">
-    <w:nsid w:val="524447DD"/>
-    <w:multiLevelType w:val="hybridMultilevel"/>
-    <w:tmpl w:val="D0E8041C"/>
-    <w:lvl w:ilvl="0" w:tplc="080A0001">
-      <w:start w:val="1"/>
-      <w:numFmt w:val="bullet"/>
-      <w:lvlText w:val=""/>
-      <w:lvlJc w:val="left"/>
-      <w:pPr>
-        <w:ind w:left="720" w:hanging="360"/>
-      </w:pPr>
-      <w:rPr>
-        <w:rFonts w:hint="default" w:ascii="Symbol" w:hAnsi="Symbol"/>
-      </w:rPr>
-    </w:lvl>
-    <w:lvl w:ilvl="1" w:tplc="080A0003" w:tentative="1">
-      <w:start w:val="1"/>
-      <w:numFmt w:val="bullet"/>
-      <w:lvlText w:val="o"/>
-      <w:lvlJc w:val="left"/>
-      <w:pPr>
-        <w:ind w:left="1440" w:hanging="360"/>
-      </w:pPr>
-      <w:rPr>
-        <w:rFonts w:hint="default" w:ascii="Courier New" w:hAnsi="Courier New" w:cs="Courier New"/>
-      </w:rPr>
-    </w:lvl>
-    <w:lvl w:ilvl="2" w:tplc="080A0005" w:tentative="1">
-      <w:start w:val="1"/>
-      <w:numFmt w:val="bullet"/>
-      <w:lvlText w:val=""/>
-      <w:lvlJc w:val="left"/>
-      <w:pPr>
-        <w:ind w:left="2160" w:hanging="360"/>
-      </w:pPr>
-      <w:rPr>
-        <w:rFonts w:hint="default" w:ascii="Wingdings" w:hAnsi="Wingdings"/>
-      </w:rPr>
-    </w:lvl>
-    <w:lvl w:ilvl="3" w:tplc="080A0001" w:tentative="1">
-      <w:start w:val="1"/>
-      <w:numFmt w:val="bullet"/>
-      <w:lvlText w:val=""/>
-      <w:lvlJc w:val="left"/>
-      <w:pPr>
-        <w:ind w:left="2880" w:hanging="360"/>
-      </w:pPr>
-      <w:rPr>
-        <w:rFonts w:hint="default" w:ascii="Symbol" w:hAnsi="Symbol"/>
-      </w:rPr>
-    </w:lvl>
-    <w:lvl w:ilvl="4" w:tplc="080A0003" w:tentative="1">
-      <w:start w:val="1"/>
-      <w:numFmt w:val="bullet"/>
-      <w:lvlText w:val="o"/>
-      <w:lvlJc w:val="left"/>
-      <w:pPr>
-        <w:ind w:left="3600" w:hanging="360"/>
-      </w:pPr>
-      <w:rPr>
-        <w:rFonts w:hint="default" w:ascii="Courier New" w:hAnsi="Courier New" w:cs="Courier New"/>
-      </w:rPr>
-    </w:lvl>
-    <w:lvl w:ilvl="5" w:tplc="080A0005" w:tentative="1">
-      <w:start w:val="1"/>
-      <w:numFmt w:val="bullet"/>
-      <w:lvlText w:val=""/>
-      <w:lvlJc w:val="left"/>
-      <w:pPr>
-        <w:ind w:left="4320" w:hanging="360"/>
-      </w:pPr>
-      <w:rPr>
-        <w:rFonts w:hint="default" w:ascii="Wingdings" w:hAnsi="Wingdings"/>
-      </w:rPr>
-    </w:lvl>
-    <w:lvl w:ilvl="6" w:tplc="080A0001" w:tentative="1">
-      <w:start w:val="1"/>
-      <w:numFmt w:val="bullet"/>
-      <w:lvlText w:val=""/>
-      <w:lvlJc w:val="left"/>
-      <w:pPr>
-        <w:ind w:left="5040" w:hanging="360"/>
-      </w:pPr>
-      <w:rPr>
-        <w:rFonts w:hint="default" w:ascii="Symbol" w:hAnsi="Symbol"/>
-      </w:rPr>
-    </w:lvl>
-    <w:lvl w:ilvl="7" w:tplc="080A0003" w:tentative="1">
-      <w:start w:val="1"/>
-      <w:numFmt w:val="bullet"/>
-      <w:lvlText w:val="o"/>
-      <w:lvlJc w:val="left"/>
-      <w:pPr>
-        <w:ind w:left="5760" w:hanging="360"/>
-      </w:pPr>
-      <w:rPr>
-        <w:rFonts w:hint="default" w:ascii="Courier New" w:hAnsi="Courier New" w:cs="Courier New"/>
-      </w:rPr>
-    </w:lvl>
-    <w:lvl w:ilvl="8" w:tplc="080A0005" w:tentative="1">
-      <w:start w:val="1"/>
-      <w:numFmt w:val="bullet"/>
-      <w:lvlText w:val=""/>
-      <w:lvlJc w:val="left"/>
-      <w:pPr>
-        <w:ind w:left="6480" w:hanging="360"/>
-      </w:pPr>
-      <w:rPr>
-        <w:rFonts w:hint="default" w:ascii="Wingdings" w:hAnsi="Wingdings"/>
-      </w:rPr>
-    </w:lvl>
-  </w:abstractNum>
-  <w:abstractNum w:abstractNumId="35" w15:restartNumberingAfterBreak="0">
-    <w:nsid w:val="52E569DD"/>
-    <w:multiLevelType w:val="multilevel"/>
-    <w:tmpl w:val="08D8A2A2"/>
-    <w:lvl w:ilvl="0">
-      <w:start w:val="1"/>
-      <w:numFmt w:val="bullet"/>
-      <w:lvlText w:val=""/>
-      <w:lvlJc w:val="left"/>
-      <w:pPr>
-        <w:tabs>
-          <w:tab w:val="num" w:pos="720"/>
-        </w:tabs>
-        <w:ind w:left="720" w:hanging="360"/>
-      </w:pPr>
-      <w:rPr>
-        <w:rFonts w:hint="default" w:ascii="Symbol" w:hAnsi="Symbol"/>
-        <w:sz w:val="20"/>
-      </w:rPr>
-    </w:lvl>
-    <w:lvl w:ilvl="1" w:tentative="1">
-      <w:start w:val="1"/>
-      <w:numFmt w:val="bullet"/>
-      <w:lvlText w:val="o"/>
-      <w:lvlJc w:val="left"/>
-      <w:pPr>
-        <w:tabs>
-          <w:tab w:val="num" w:pos="1440"/>
-        </w:tabs>
-        <w:ind w:left="1440" w:hanging="360"/>
-      </w:pPr>
-      <w:rPr>
-        <w:rFonts w:hint="default" w:ascii="Courier New" w:hAnsi="Courier New"/>
-        <w:sz w:val="20"/>
-      </w:rPr>
-    </w:lvl>
-    <w:lvl w:ilvl="2" w:tentative="1">
-      <w:start w:val="1"/>
-      <w:numFmt w:val="bullet"/>
-      <w:lvlText w:val=""/>
-      <w:lvlJc w:val="left"/>
-      <w:pPr>
-        <w:tabs>
-          <w:tab w:val="num" w:pos="2160"/>
-        </w:tabs>
-        <w:ind w:left="2160" w:hanging="360"/>
-      </w:pPr>
-      <w:rPr>
-        <w:rFonts w:hint="default" w:ascii="Wingdings" w:hAnsi="Wingdings"/>
-        <w:sz w:val="20"/>
-      </w:rPr>
-    </w:lvl>
-    <w:lvl w:ilvl="3" w:tentative="1">
-      <w:start w:val="1"/>
-      <w:numFmt w:val="bullet"/>
-      <w:lvlText w:val=""/>
-      <w:lvlJc w:val="left"/>
-      <w:pPr>
-        <w:tabs>
-          <w:tab w:val="num" w:pos="2880"/>
-        </w:tabs>
-        <w:ind w:left="2880" w:hanging="360"/>
-      </w:pPr>
-      <w:rPr>
-        <w:rFonts w:hint="default" w:ascii="Wingdings" w:hAnsi="Wingdings"/>
-        <w:sz w:val="20"/>
-      </w:rPr>
-    </w:lvl>
-    <w:lvl w:ilvl="4" w:tentative="1">
-      <w:start w:val="1"/>
-      <w:numFmt w:val="bullet"/>
-      <w:lvlText w:val=""/>
-      <w:lvlJc w:val="left"/>
-      <w:pPr>
-        <w:tabs>
-          <w:tab w:val="num" w:pos="3600"/>
-        </w:tabs>
-        <w:ind w:left="3600" w:hanging="360"/>
-      </w:pPr>
-      <w:rPr>
-        <w:rFonts w:hint="default" w:ascii="Wingdings" w:hAnsi="Wingdings"/>
-        <w:sz w:val="20"/>
-      </w:rPr>
-    </w:lvl>
-    <w:lvl w:ilvl="5" w:tentative="1">
-      <w:start w:val="1"/>
-      <w:numFmt w:val="bullet"/>
-      <w:lvlText w:val=""/>
-      <w:lvlJc w:val="left"/>
-      <w:pPr>
-        <w:tabs>
-          <w:tab w:val="num" w:pos="4320"/>
-        </w:tabs>
-        <w:ind w:left="4320" w:hanging="360"/>
-      </w:pPr>
-      <w:rPr>
-        <w:rFonts w:hint="default" w:ascii="Wingdings" w:hAnsi="Wingdings"/>
-        <w:sz w:val="20"/>
-      </w:rPr>
-    </w:lvl>
-    <w:lvl w:ilvl="6" w:tentative="1">
-      <w:start w:val="1"/>
-      <w:numFmt w:val="bullet"/>
-      <w:lvlText w:val=""/>
-      <w:lvlJc w:val="left"/>
-      <w:pPr>
-        <w:tabs>
-          <w:tab w:val="num" w:pos="5040"/>
-        </w:tabs>
-        <w:ind w:left="5040" w:hanging="360"/>
-      </w:pPr>
-      <w:rPr>
-        <w:rFonts w:hint="default" w:ascii="Wingdings" w:hAnsi="Wingdings"/>
-        <w:sz w:val="20"/>
-      </w:rPr>
-    </w:lvl>
-    <w:lvl w:ilvl="7" w:tentative="1">
-      <w:start w:val="1"/>
-      <w:numFmt w:val="bullet"/>
-      <w:lvlText w:val=""/>
-      <w:lvlJc w:val="left"/>
-      <w:pPr>
-        <w:tabs>
-          <w:tab w:val="num" w:pos="5760"/>
-        </w:tabs>
-        <w:ind w:left="5760" w:hanging="360"/>
-      </w:pPr>
-      <w:rPr>
-        <w:rFonts w:hint="default" w:ascii="Wingdings" w:hAnsi="Wingdings"/>
-        <w:sz w:val="20"/>
-      </w:rPr>
-    </w:lvl>
-    <w:lvl w:ilvl="8" w:tentative="1">
-      <w:start w:val="1"/>
-      <w:numFmt w:val="bullet"/>
-      <w:lvlText w:val=""/>
-      <w:lvlJc w:val="left"/>
-      <w:pPr>
-        <w:tabs>
-          <w:tab w:val="num" w:pos="6480"/>
-        </w:tabs>
-        <w:ind w:left="6480" w:hanging="360"/>
-      </w:pPr>
-      <w:rPr>
-        <w:rFonts w:hint="default" w:ascii="Wingdings" w:hAnsi="Wingdings"/>
-        <w:sz w:val="20"/>
-      </w:rPr>
-    </w:lvl>
-  </w:abstractNum>
-  <w:abstractNum w:abstractNumId="36" w15:restartNumberingAfterBreak="0">
-    <w:nsid w:val="56431F23"/>
-    <w:multiLevelType w:val="multilevel"/>
-    <w:tmpl w:val="B972DD1E"/>
-    <w:lvl w:ilvl="0">
-      <w:start w:val="1"/>
-      <w:numFmt w:val="bullet"/>
-      <w:lvlText w:val=""/>
-      <w:lvlJc w:val="left"/>
-      <w:pPr>
-        <w:tabs>
-          <w:tab w:val="num" w:pos="720"/>
-        </w:tabs>
-        <w:ind w:left="720" w:hanging="360"/>
-      </w:pPr>
-      <w:rPr>
-        <w:rFonts w:hint="default" w:ascii="Symbol" w:hAnsi="Symbol"/>
-        <w:sz w:val="20"/>
-      </w:rPr>
-    </w:lvl>
-    <w:lvl w:ilvl="1" w:tentative="1">
-      <w:start w:val="1"/>
-      <w:numFmt w:val="bullet"/>
-      <w:lvlText w:val="o"/>
-      <w:lvlJc w:val="left"/>
-      <w:pPr>
-        <w:tabs>
-          <w:tab w:val="num" w:pos="1440"/>
-        </w:tabs>
-        <w:ind w:left="1440" w:hanging="360"/>
-      </w:pPr>
-      <w:rPr>
-        <w:rFonts w:hint="default" w:ascii="Courier New" w:hAnsi="Courier New"/>
-        <w:sz w:val="20"/>
-      </w:rPr>
-    </w:lvl>
-    <w:lvl w:ilvl="2" w:tentative="1">
-      <w:start w:val="1"/>
-      <w:numFmt w:val="bullet"/>
-      <w:lvlText w:val=""/>
-      <w:lvlJc w:val="left"/>
-      <w:pPr>
-        <w:tabs>
-          <w:tab w:val="num" w:pos="2160"/>
-        </w:tabs>
-        <w:ind w:left="2160" w:hanging="360"/>
-      </w:pPr>
-      <w:rPr>
-        <w:rFonts w:hint="default" w:ascii="Wingdings" w:hAnsi="Wingdings"/>
-        <w:sz w:val="20"/>
-      </w:rPr>
-    </w:lvl>
-    <w:lvl w:ilvl="3" w:tentative="1">
-      <w:start w:val="1"/>
-      <w:numFmt w:val="bullet"/>
-      <w:lvlText w:val=""/>
-      <w:lvlJc w:val="left"/>
-      <w:pPr>
-        <w:tabs>
-          <w:tab w:val="num" w:pos="2880"/>
-        </w:tabs>
-        <w:ind w:left="2880" w:hanging="360"/>
-      </w:pPr>
-      <w:rPr>
-        <w:rFonts w:hint="default" w:ascii="Wingdings" w:hAnsi="Wingdings"/>
-        <w:sz w:val="20"/>
-      </w:rPr>
-    </w:lvl>
-    <w:lvl w:ilvl="4" w:tentative="1">
-      <w:start w:val="1"/>
-      <w:numFmt w:val="bullet"/>
-      <w:lvlText w:val=""/>
-      <w:lvlJc w:val="left"/>
-      <w:pPr>
-        <w:tabs>
-          <w:tab w:val="num" w:pos="3600"/>
-        </w:tabs>
-        <w:ind w:left="3600" w:hanging="360"/>
-      </w:pPr>
-      <w:rPr>
-        <w:rFonts w:hint="default" w:ascii="Wingdings" w:hAnsi="Wingdings"/>
-        <w:sz w:val="20"/>
-      </w:rPr>
-    </w:lvl>
-    <w:lvl w:ilvl="5" w:tentative="1">
-      <w:start w:val="1"/>
-      <w:numFmt w:val="bullet"/>
-      <w:lvlText w:val=""/>
-      <w:lvlJc w:val="left"/>
-      <w:pPr>
-        <w:tabs>
-          <w:tab w:val="num" w:pos="4320"/>
-        </w:tabs>
-        <w:ind w:left="4320" w:hanging="360"/>
-      </w:pPr>
-      <w:rPr>
-        <w:rFonts w:hint="default" w:ascii="Wingdings" w:hAnsi="Wingdings"/>
-        <w:sz w:val="20"/>
-      </w:rPr>
-    </w:lvl>
-    <w:lvl w:ilvl="6" w:tentative="1">
-      <w:start w:val="1"/>
-      <w:numFmt w:val="bullet"/>
-      <w:lvlText w:val=""/>
-      <w:lvlJc w:val="left"/>
-      <w:pPr>
-        <w:tabs>
-          <w:tab w:val="num" w:pos="5040"/>
-        </w:tabs>
-        <w:ind w:left="5040" w:hanging="360"/>
-      </w:pPr>
-      <w:rPr>
-        <w:rFonts w:hint="default" w:ascii="Wingdings" w:hAnsi="Wingdings"/>
-        <w:sz w:val="20"/>
-      </w:rPr>
-    </w:lvl>
-    <w:lvl w:ilvl="7" w:tentative="1">
-      <w:start w:val="1"/>
-      <w:numFmt w:val="bullet"/>
-      <w:lvlText w:val=""/>
-      <w:lvlJc w:val="left"/>
-      <w:pPr>
-        <w:tabs>
-          <w:tab w:val="num" w:pos="5760"/>
-        </w:tabs>
-        <w:ind w:left="5760" w:hanging="360"/>
-      </w:pPr>
-      <w:rPr>
-        <w:rFonts w:hint="default" w:ascii="Wingdings" w:hAnsi="Wingdings"/>
-        <w:sz w:val="20"/>
-      </w:rPr>
-    </w:lvl>
-    <w:lvl w:ilvl="8" w:tentative="1">
-      <w:start w:val="1"/>
-      <w:numFmt w:val="bullet"/>
-      <w:lvlText w:val=""/>
-      <w:lvlJc w:val="left"/>
-      <w:pPr>
-        <w:tabs>
-          <w:tab w:val="num" w:pos="6480"/>
-        </w:tabs>
-        <w:ind w:left="6480" w:hanging="360"/>
-      </w:pPr>
-      <w:rPr>
-        <w:rFonts w:hint="default" w:ascii="Wingdings" w:hAnsi="Wingdings"/>
-        <w:sz w:val="20"/>
-      </w:rPr>
-    </w:lvl>
-  </w:abstractNum>
-  <w:abstractNum w:abstractNumId="37" w15:restartNumberingAfterBreak="0">
-    <w:nsid w:val="59334F19"/>
-    <w:multiLevelType w:val="multilevel"/>
-    <w:tmpl w:val="88A8FA98"/>
-    <w:lvl w:ilvl="0">
-      <w:start w:val="2"/>
-      <w:numFmt w:val="decimal"/>
-      <w:lvlText w:val="%1"/>
-      <w:lvlJc w:val="left"/>
-      <w:pPr>
-        <w:ind w:left="360" w:hanging="360"/>
-      </w:pPr>
-      <w:rPr>
-        <w:rFonts w:hint="default"/>
-      </w:rPr>
-    </w:lvl>
-    <w:lvl w:ilvl="1">
-      <w:start w:val="1"/>
-      <w:numFmt w:val="decimal"/>
-      <w:lvlText w:val="%1.%2"/>
-      <w:lvlJc w:val="left"/>
-      <w:pPr>
-        <w:ind w:left="1080" w:hanging="360"/>
-      </w:pPr>
-      <w:rPr>
-        <w:rFonts w:hint="default"/>
-      </w:rPr>
-    </w:lvl>
-    <w:lvl w:ilvl="2">
-      <w:start w:val="1"/>
-      <w:numFmt w:val="decimal"/>
-      <w:lvlText w:val="%1.%2.%3"/>
-      <w:lvlJc w:val="left"/>
-      <w:pPr>
-        <w:ind w:left="2160" w:hanging="720"/>
-      </w:pPr>
-      <w:rPr>
-        <w:rFonts w:hint="default"/>
-      </w:rPr>
-    </w:lvl>
-    <w:lvl w:ilvl="3">
-      <w:start w:val="1"/>
-      <w:numFmt w:val="decimal"/>
-      <w:lvlText w:val="%1.%2.%3.%4"/>
-      <w:lvlJc w:val="left"/>
-      <w:pPr>
-        <w:ind w:left="2880" w:hanging="720"/>
-      </w:pPr>
-      <w:rPr>
-        <w:rFonts w:hint="default"/>
-      </w:rPr>
-    </w:lvl>
-    <w:lvl w:ilvl="4">
-      <w:start w:val="1"/>
-      <w:numFmt w:val="decimal"/>
-      <w:lvlText w:val="%1.%2.%3.%4.%5"/>
-      <w:lvlJc w:val="left"/>
-      <w:pPr>
-        <w:ind w:left="3960" w:hanging="1080"/>
-      </w:pPr>
-      <w:rPr>
-        <w:rFonts w:hint="default"/>
-      </w:rPr>
-    </w:lvl>
-    <w:lvl w:ilvl="5">
-      <w:start w:val="1"/>
-      <w:numFmt w:val="decimal"/>
-      <w:lvlText w:val="%1.%2.%3.%4.%5.%6"/>
-      <w:lvlJc w:val="left"/>
-      <w:pPr>
-        <w:ind w:left="4680" w:hanging="1080"/>
-      </w:pPr>
-      <w:rPr>
-        <w:rFonts w:hint="default"/>
-      </w:rPr>
-    </w:lvl>
-    <w:lvl w:ilvl="6">
-      <w:start w:val="1"/>
-      <w:numFmt w:val="decimal"/>
-      <w:lvlText w:val="%1.%2.%3.%4.%5.%6.%7"/>
-      <w:lvlJc w:val="left"/>
-      <w:pPr>
-        <w:ind w:left="5760" w:hanging="1440"/>
-      </w:pPr>
-      <w:rPr>
-        <w:rFonts w:hint="default"/>
-      </w:rPr>
-    </w:lvl>
-    <w:lvl w:ilvl="7">
-      <w:start w:val="1"/>
-      <w:numFmt w:val="decimal"/>
-      <w:lvlText w:val="%1.%2.%3.%4.%5.%6.%7.%8"/>
-      <w:lvlJc w:val="left"/>
-      <w:pPr>
-        <w:ind w:left="6480" w:hanging="1440"/>
-      </w:pPr>
-      <w:rPr>
-        <w:rFonts w:hint="default"/>
-      </w:rPr>
-    </w:lvl>
-    <w:lvl w:ilvl="8">
-      <w:start w:val="1"/>
-      <w:numFmt w:val="decimal"/>
-      <w:lvlText w:val="%1.%2.%3.%4.%5.%6.%7.%8.%9"/>
-      <w:lvlJc w:val="left"/>
-      <w:pPr>
-        <w:ind w:left="7560" w:hanging="1800"/>
-      </w:pPr>
-      <w:rPr>
-        <w:rFonts w:hint="default"/>
-      </w:rPr>
-    </w:lvl>
-  </w:abstractNum>
-  <w:abstractNum w:abstractNumId="38" w15:restartNumberingAfterBreak="0">
-    <w:nsid w:val="5A3B5252"/>
-    <w:multiLevelType w:val="multilevel"/>
-    <w:tmpl w:val="5F40B0E6"/>
-    <w:lvl w:ilvl="0">
-      <w:start w:val="1"/>
-      <w:numFmt w:val="bullet"/>
-      <w:lvlText w:val=""/>
-      <w:lvlJc w:val="left"/>
-      <w:pPr>
-        <w:tabs>
-          <w:tab w:val="num" w:pos="720"/>
-        </w:tabs>
-        <w:ind w:left="720" w:hanging="360"/>
-      </w:pPr>
-      <w:rPr>
-        <w:rFonts w:hint="default" w:ascii="Symbol" w:hAnsi="Symbol"/>
-        <w:sz w:val="20"/>
-      </w:rPr>
-    </w:lvl>
-    <w:lvl w:ilvl="1" w:tentative="1">
-      <w:start w:val="1"/>
-      <w:numFmt w:val="bullet"/>
-      <w:lvlText w:val="o"/>
-      <w:lvlJc w:val="left"/>
-      <w:pPr>
-        <w:tabs>
-          <w:tab w:val="num" w:pos="1440"/>
-        </w:tabs>
-        <w:ind w:left="1440" w:hanging="360"/>
-      </w:pPr>
-      <w:rPr>
-        <w:rFonts w:hint="default" w:ascii="Courier New" w:hAnsi="Courier New"/>
-        <w:sz w:val="20"/>
-      </w:rPr>
-    </w:lvl>
-    <w:lvl w:ilvl="2" w:tentative="1">
-      <w:start w:val="1"/>
-      <w:numFmt w:val="bullet"/>
-      <w:lvlText w:val=""/>
-      <w:lvlJc w:val="left"/>
-      <w:pPr>
-        <w:tabs>
-          <w:tab w:val="num" w:pos="2160"/>
-        </w:tabs>
-        <w:ind w:left="2160" w:hanging="360"/>
-      </w:pPr>
-      <w:rPr>
-        <w:rFonts w:hint="default" w:ascii="Wingdings" w:hAnsi="Wingdings"/>
-        <w:sz w:val="20"/>
-      </w:rPr>
-    </w:lvl>
-    <w:lvl w:ilvl="3" w:tentative="1">
-      <w:start w:val="1"/>
-      <w:numFmt w:val="bullet"/>
-      <w:lvlText w:val=""/>
-      <w:lvlJc w:val="left"/>
-      <w:pPr>
-        <w:tabs>
-          <w:tab w:val="num" w:pos="2880"/>
-        </w:tabs>
-        <w:ind w:left="2880" w:hanging="360"/>
-      </w:pPr>
-      <w:rPr>
-        <w:rFonts w:hint="default" w:ascii="Wingdings" w:hAnsi="Wingdings"/>
-        <w:sz w:val="20"/>
-      </w:rPr>
-    </w:lvl>
-    <w:lvl w:ilvl="4" w:tentative="1">
-      <w:start w:val="1"/>
-      <w:numFmt w:val="bullet"/>
-      <w:lvlText w:val=""/>
-      <w:lvlJc w:val="left"/>
-      <w:pPr>
-        <w:tabs>
-          <w:tab w:val="num" w:pos="3600"/>
-        </w:tabs>
-        <w:ind w:left="3600" w:hanging="360"/>
-      </w:pPr>
-      <w:rPr>
-        <w:rFonts w:hint="default" w:ascii="Wingdings" w:hAnsi="Wingdings"/>
-        <w:sz w:val="20"/>
-      </w:rPr>
-    </w:lvl>
-    <w:lvl w:ilvl="5" w:tentative="1">
-      <w:start w:val="1"/>
-      <w:numFmt w:val="bullet"/>
-      <w:lvlText w:val=""/>
-      <w:lvlJc w:val="left"/>
-      <w:pPr>
-        <w:tabs>
-          <w:tab w:val="num" w:pos="4320"/>
-        </w:tabs>
-        <w:ind w:left="4320" w:hanging="360"/>
-      </w:pPr>
-      <w:rPr>
-        <w:rFonts w:hint="default" w:ascii="Wingdings" w:hAnsi="Wingdings"/>
-        <w:sz w:val="20"/>
-      </w:rPr>
-    </w:lvl>
-    <w:lvl w:ilvl="6" w:tentative="1">
-      <w:start w:val="1"/>
-      <w:numFmt w:val="bullet"/>
-      <w:lvlText w:val=""/>
-      <w:lvlJc w:val="left"/>
-      <w:pPr>
-        <w:tabs>
-          <w:tab w:val="num" w:pos="5040"/>
-        </w:tabs>
-        <w:ind w:left="5040" w:hanging="360"/>
-      </w:pPr>
-      <w:rPr>
-        <w:rFonts w:hint="default" w:ascii="Wingdings" w:hAnsi="Wingdings"/>
-        <w:sz w:val="20"/>
-      </w:rPr>
-    </w:lvl>
-    <w:lvl w:ilvl="7" w:tentative="1">
-      <w:start w:val="1"/>
-      <w:numFmt w:val="bullet"/>
-      <w:lvlText w:val=""/>
-      <w:lvlJc w:val="left"/>
-      <w:pPr>
-        <w:tabs>
-          <w:tab w:val="num" w:pos="5760"/>
-        </w:tabs>
-        <w:ind w:left="5760" w:hanging="360"/>
-      </w:pPr>
-      <w:rPr>
-        <w:rFonts w:hint="default" w:ascii="Wingdings" w:hAnsi="Wingdings"/>
-        <w:sz w:val="20"/>
-      </w:rPr>
-    </w:lvl>
-    <w:lvl w:ilvl="8" w:tentative="1">
-      <w:start w:val="1"/>
-      <w:numFmt w:val="bullet"/>
-      <w:lvlText w:val=""/>
-      <w:lvlJc w:val="left"/>
-      <w:pPr>
-        <w:tabs>
-          <w:tab w:val="num" w:pos="6480"/>
-        </w:tabs>
-        <w:ind w:left="6480" w:hanging="360"/>
-      </w:pPr>
-      <w:rPr>
-        <w:rFonts w:hint="default" w:ascii="Wingdings" w:hAnsi="Wingdings"/>
-        <w:sz w:val="20"/>
-      </w:rPr>
-    </w:lvl>
-  </w:abstractNum>
-  <w:abstractNum w:abstractNumId="39" w15:restartNumberingAfterBreak="0">
-    <w:nsid w:val="5BBD2D50"/>
-    <w:multiLevelType w:val="hybridMultilevel"/>
-    <w:tmpl w:val="29C6D88C"/>
-    <w:lvl w:ilvl="0" w:tplc="240A000D">
-      <w:start w:val="1"/>
-      <w:numFmt w:val="bullet"/>
-      <w:lvlText w:val=""/>
-      <w:lvlJc w:val="left"/>
-      <w:pPr>
-        <w:ind w:left="720" w:hanging="360"/>
-      </w:pPr>
-      <w:rPr>
-        <w:rFonts w:hint="default" w:ascii="Wingdings" w:hAnsi="Wingdings"/>
-      </w:rPr>
-    </w:lvl>
-    <w:lvl w:ilvl="1" w:tplc="FFFFFFFF" w:tentative="1">
-      <w:start w:val="1"/>
-      <w:numFmt w:val="bullet"/>
-      <w:lvlText w:val="o"/>
-      <w:lvlJc w:val="left"/>
-      <w:pPr>
-        <w:ind w:left="1440" w:hanging="360"/>
-      </w:pPr>
-      <w:rPr>
-        <w:rFonts w:hint="default" w:ascii="Courier New" w:hAnsi="Courier New" w:cs="Courier New"/>
-      </w:rPr>
-    </w:lvl>
-    <w:lvl w:ilvl="2" w:tplc="FFFFFFFF" w:tentative="1">
-      <w:start w:val="1"/>
-      <w:numFmt w:val="bullet"/>
-      <w:lvlText w:val=""/>
-      <w:lvlJc w:val="left"/>
-      <w:pPr>
-        <w:ind w:left="2160" w:hanging="360"/>
-      </w:pPr>
-      <w:rPr>
-        <w:rFonts w:hint="default" w:ascii="Wingdings" w:hAnsi="Wingdings"/>
-      </w:rPr>
-    </w:lvl>
-    <w:lvl w:ilvl="3" w:tplc="FFFFFFFF" w:tentative="1">
-      <w:start w:val="1"/>
-      <w:numFmt w:val="bullet"/>
-      <w:lvlText w:val=""/>
-      <w:lvlJc w:val="left"/>
-      <w:pPr>
-        <w:ind w:left="2880" w:hanging="360"/>
-      </w:pPr>
-      <w:rPr>
-        <w:rFonts w:hint="default" w:ascii="Symbol" w:hAnsi="Symbol"/>
-      </w:rPr>
-    </w:lvl>
-    <w:lvl w:ilvl="4" w:tplc="FFFFFFFF" w:tentative="1">
-      <w:start w:val="1"/>
-      <w:numFmt w:val="bullet"/>
-      <w:lvlText w:val="o"/>
-      <w:lvlJc w:val="left"/>
-      <w:pPr>
-        <w:ind w:left="3600" w:hanging="360"/>
-      </w:pPr>
-      <w:rPr>
-        <w:rFonts w:hint="default" w:ascii="Courier New" w:hAnsi="Courier New" w:cs="Courier New"/>
-      </w:rPr>
-    </w:lvl>
-    <w:lvl w:ilvl="5" w:tplc="FFFFFFFF" w:tentative="1">
-      <w:start w:val="1"/>
-      <w:numFmt w:val="bullet"/>
-      <w:lvlText w:val=""/>
-      <w:lvlJc w:val="left"/>
-      <w:pPr>
-        <w:ind w:left="4320" w:hanging="360"/>
-      </w:pPr>
-      <w:rPr>
-        <w:rFonts w:hint="default" w:ascii="Wingdings" w:hAnsi="Wingdings"/>
-      </w:rPr>
-    </w:lvl>
-    <w:lvl w:ilvl="6" w:tplc="FFFFFFFF" w:tentative="1">
-      <w:start w:val="1"/>
-      <w:numFmt w:val="bullet"/>
-      <w:lvlText w:val=""/>
-      <w:lvlJc w:val="left"/>
-      <w:pPr>
-        <w:ind w:left="5040" w:hanging="360"/>
-      </w:pPr>
-      <w:rPr>
-        <w:rFonts w:hint="default" w:ascii="Symbol" w:hAnsi="Symbol"/>
-      </w:rPr>
-    </w:lvl>
-    <w:lvl w:ilvl="7" w:tplc="FFFFFFFF" w:tentative="1">
-      <w:start w:val="1"/>
-      <w:numFmt w:val="bullet"/>
-      <w:lvlText w:val="o"/>
-      <w:lvlJc w:val="left"/>
-      <w:pPr>
-        <w:ind w:left="5760" w:hanging="360"/>
-      </w:pPr>
-      <w:rPr>
-        <w:rFonts w:hint="default" w:ascii="Courier New" w:hAnsi="Courier New" w:cs="Courier New"/>
-      </w:rPr>
-    </w:lvl>
-    <w:lvl w:ilvl="8" w:tplc="FFFFFFFF" w:tentative="1">
-      <w:start w:val="1"/>
-      <w:numFmt w:val="bullet"/>
-      <w:lvlText w:val=""/>
-      <w:lvlJc w:val="left"/>
-      <w:pPr>
-        <w:ind w:left="6480" w:hanging="360"/>
-      </w:pPr>
-      <w:rPr>
-        <w:rFonts w:hint="default" w:ascii="Wingdings" w:hAnsi="Wingdings"/>
-      </w:rPr>
-    </w:lvl>
-  </w:abstractNum>
-  <w:abstractNum w:abstractNumId="40" w15:restartNumberingAfterBreak="0">
-    <w:nsid w:val="5DDE5D64"/>
-    <w:multiLevelType w:val="hybridMultilevel"/>
-    <w:tmpl w:val="4EF2F164"/>
-    <w:lvl w:ilvl="0" w:tplc="080A0001">
-      <w:start w:val="1"/>
-      <w:numFmt w:val="bullet"/>
-      <w:lvlText w:val=""/>
-      <w:lvlJc w:val="left"/>
-      <w:pPr>
-        <w:ind w:left="720" w:hanging="360"/>
-      </w:pPr>
-      <w:rPr>
-        <w:rFonts w:hint="default" w:ascii="Symbol" w:hAnsi="Symbol"/>
-      </w:rPr>
-    </w:lvl>
-    <w:lvl w:ilvl="1" w:tplc="080A0003" w:tentative="1">
-      <w:start w:val="1"/>
-      <w:numFmt w:val="bullet"/>
-      <w:lvlText w:val="o"/>
-      <w:lvlJc w:val="left"/>
-      <w:pPr>
-        <w:ind w:left="1440" w:hanging="360"/>
-      </w:pPr>
-      <w:rPr>
-        <w:rFonts w:hint="default" w:ascii="Courier New" w:hAnsi="Courier New" w:cs="Courier New"/>
-      </w:rPr>
-    </w:lvl>
-    <w:lvl w:ilvl="2" w:tplc="080A0005" w:tentative="1">
-      <w:start w:val="1"/>
-      <w:numFmt w:val="bullet"/>
-      <w:lvlText w:val=""/>
-      <w:lvlJc w:val="left"/>
-      <w:pPr>
-        <w:ind w:left="2160" w:hanging="360"/>
-      </w:pPr>
-      <w:rPr>
-        <w:rFonts w:hint="default" w:ascii="Wingdings" w:hAnsi="Wingdings"/>
-      </w:rPr>
-    </w:lvl>
-    <w:lvl w:ilvl="3" w:tplc="080A0001" w:tentative="1">
-      <w:start w:val="1"/>
-      <w:numFmt w:val="bullet"/>
-      <w:lvlText w:val=""/>
-      <w:lvlJc w:val="left"/>
-      <w:pPr>
-        <w:ind w:left="2880" w:hanging="360"/>
-      </w:pPr>
-      <w:rPr>
-        <w:rFonts w:hint="default" w:ascii="Symbol" w:hAnsi="Symbol"/>
-      </w:rPr>
-    </w:lvl>
-    <w:lvl w:ilvl="4" w:tplc="080A0003" w:tentative="1">
-      <w:start w:val="1"/>
-      <w:numFmt w:val="bullet"/>
-      <w:lvlText w:val="o"/>
-      <w:lvlJc w:val="left"/>
-      <w:pPr>
-        <w:ind w:left="3600" w:hanging="360"/>
-      </w:pPr>
-      <w:rPr>
-        <w:rFonts w:hint="default" w:ascii="Courier New" w:hAnsi="Courier New" w:cs="Courier New"/>
-      </w:rPr>
-    </w:lvl>
-    <w:lvl w:ilvl="5" w:tplc="080A0005" w:tentative="1">
-      <w:start w:val="1"/>
-      <w:numFmt w:val="bullet"/>
-      <w:lvlText w:val=""/>
-      <w:lvlJc w:val="left"/>
-      <w:pPr>
-        <w:ind w:left="4320" w:hanging="360"/>
-      </w:pPr>
-      <w:rPr>
-        <w:rFonts w:hint="default" w:ascii="Wingdings" w:hAnsi="Wingdings"/>
-      </w:rPr>
-    </w:lvl>
-    <w:lvl w:ilvl="6" w:tplc="080A0001" w:tentative="1">
-      <w:start w:val="1"/>
-      <w:numFmt w:val="bullet"/>
-      <w:lvlText w:val=""/>
-      <w:lvlJc w:val="left"/>
-      <w:pPr>
-        <w:ind w:left="5040" w:hanging="360"/>
-      </w:pPr>
-      <w:rPr>
-        <w:rFonts w:hint="default" w:ascii="Symbol" w:hAnsi="Symbol"/>
-      </w:rPr>
-    </w:lvl>
-    <w:lvl w:ilvl="7" w:tplc="080A0003" w:tentative="1">
-      <w:start w:val="1"/>
-      <w:numFmt w:val="bullet"/>
-      <w:lvlText w:val="o"/>
-      <w:lvlJc w:val="left"/>
-      <w:pPr>
-        <w:ind w:left="5760" w:hanging="360"/>
-      </w:pPr>
-      <w:rPr>
-        <w:rFonts w:hint="default" w:ascii="Courier New" w:hAnsi="Courier New" w:cs="Courier New"/>
-      </w:rPr>
-    </w:lvl>
-    <w:lvl w:ilvl="8" w:tplc="080A0005" w:tentative="1">
-      <w:start w:val="1"/>
-      <w:numFmt w:val="bullet"/>
-      <w:lvlText w:val=""/>
-      <w:lvlJc w:val="left"/>
-      <w:pPr>
-        <w:ind w:left="6480" w:hanging="360"/>
-      </w:pPr>
-      <w:rPr>
-        <w:rFonts w:hint="default" w:ascii="Wingdings" w:hAnsi="Wingdings"/>
-      </w:rPr>
-    </w:lvl>
-  </w:abstractNum>
-  <w:abstractNum w:abstractNumId="41" w15:restartNumberingAfterBreak="0">
-    <w:nsid w:val="5EC44CF7"/>
-    <w:multiLevelType w:val="hybridMultilevel"/>
-    <w:tmpl w:val="A4A01A0A"/>
-    <w:lvl w:ilvl="0" w:tplc="240A0001">
-      <w:start w:val="1"/>
-      <w:numFmt w:val="bullet"/>
-      <w:lvlText w:val=""/>
-      <w:lvlJc w:val="left"/>
-      <w:pPr>
-        <w:ind w:left="720" w:hanging="360"/>
-      </w:pPr>
-      <w:rPr>
-        <w:rFonts w:hint="default" w:ascii="Symbol" w:hAnsi="Symbol"/>
-      </w:rPr>
-    </w:lvl>
-    <w:lvl w:ilvl="1" w:tplc="240A0003" w:tentative="1">
-      <w:start w:val="1"/>
-      <w:numFmt w:val="bullet"/>
-      <w:lvlText w:val="o"/>
-      <w:lvlJc w:val="left"/>
-      <w:pPr>
-        <w:ind w:left="1440" w:hanging="360"/>
-      </w:pPr>
-      <w:rPr>
-        <w:rFonts w:hint="default" w:ascii="Courier New" w:hAnsi="Courier New" w:cs="Courier New"/>
-      </w:rPr>
-    </w:lvl>
-    <w:lvl w:ilvl="2" w:tplc="240A0005" w:tentative="1">
-      <w:start w:val="1"/>
-      <w:numFmt w:val="bullet"/>
-      <w:lvlText w:val=""/>
-      <w:lvlJc w:val="left"/>
-      <w:pPr>
-        <w:ind w:left="2160" w:hanging="360"/>
-      </w:pPr>
-      <w:rPr>
-        <w:rFonts w:hint="default" w:ascii="Wingdings" w:hAnsi="Wingdings"/>
-      </w:rPr>
-    </w:lvl>
-    <w:lvl w:ilvl="3" w:tplc="240A0001" w:tentative="1">
-      <w:start w:val="1"/>
-      <w:numFmt w:val="bullet"/>
-      <w:lvlText w:val=""/>
-      <w:lvlJc w:val="left"/>
-      <w:pPr>
-        <w:ind w:left="2880" w:hanging="360"/>
-      </w:pPr>
-      <w:rPr>
-        <w:rFonts w:hint="default" w:ascii="Symbol" w:hAnsi="Symbol"/>
-      </w:rPr>
-    </w:lvl>
-    <w:lvl w:ilvl="4" w:tplc="240A0003" w:tentative="1">
-      <w:start w:val="1"/>
-      <w:numFmt w:val="bullet"/>
-      <w:lvlText w:val="o"/>
-      <w:lvlJc w:val="left"/>
-      <w:pPr>
-        <w:ind w:left="3600" w:hanging="360"/>
-      </w:pPr>
-      <w:rPr>
-        <w:rFonts w:hint="default" w:ascii="Courier New" w:hAnsi="Courier New" w:cs="Courier New"/>
-      </w:rPr>
-    </w:lvl>
-    <w:lvl w:ilvl="5" w:tplc="240A0005" w:tentative="1">
-      <w:start w:val="1"/>
-      <w:numFmt w:val="bullet"/>
-      <w:lvlText w:val=""/>
-      <w:lvlJc w:val="left"/>
-      <w:pPr>
-        <w:ind w:left="4320" w:hanging="360"/>
-      </w:pPr>
-      <w:rPr>
-        <w:rFonts w:hint="default" w:ascii="Wingdings" w:hAnsi="Wingdings"/>
-      </w:rPr>
-    </w:lvl>
-    <w:lvl w:ilvl="6" w:tplc="240A0001" w:tentative="1">
-      <w:start w:val="1"/>
-      <w:numFmt w:val="bullet"/>
-      <w:lvlText w:val=""/>
-      <w:lvlJc w:val="left"/>
-      <w:pPr>
-        <w:ind w:left="5040" w:hanging="360"/>
-      </w:pPr>
-      <w:rPr>
-        <w:rFonts w:hint="default" w:ascii="Symbol" w:hAnsi="Symbol"/>
-      </w:rPr>
-    </w:lvl>
-    <w:lvl w:ilvl="7" w:tplc="240A0003" w:tentative="1">
-      <w:start w:val="1"/>
-      <w:numFmt w:val="bullet"/>
-      <w:lvlText w:val="o"/>
-      <w:lvlJc w:val="left"/>
-      <w:pPr>
-        <w:ind w:left="5760" w:hanging="360"/>
-      </w:pPr>
-      <w:rPr>
-        <w:rFonts w:hint="default" w:ascii="Courier New" w:hAnsi="Courier New" w:cs="Courier New"/>
-      </w:rPr>
-    </w:lvl>
-    <w:lvl w:ilvl="8" w:tplc="240A0005" w:tentative="1">
-      <w:start w:val="1"/>
-      <w:numFmt w:val="bullet"/>
-      <w:lvlText w:val=""/>
-      <w:lvlJc w:val="left"/>
-      <w:pPr>
-        <w:ind w:left="6480" w:hanging="360"/>
-      </w:pPr>
-      <w:rPr>
-        <w:rFonts w:hint="default" w:ascii="Wingdings" w:hAnsi="Wingdings"/>
-      </w:rPr>
-    </w:lvl>
-  </w:abstractNum>
-  <w:abstractNum w:abstractNumId="42" w15:restartNumberingAfterBreak="0">
-    <w:nsid w:val="680273B9"/>
-    <w:multiLevelType w:val="multilevel"/>
-    <w:tmpl w:val="3A564A8C"/>
-    <w:lvl w:ilvl="0">
-      <w:start w:val="1"/>
-      <w:numFmt w:val="decimal"/>
-      <w:lvlText w:val="%1."/>
-      <w:lvlJc w:val="left"/>
-      <w:pPr>
-        <w:ind w:left="720" w:hanging="360"/>
-      </w:pPr>
-      <w:rPr>
-        <w:rFonts w:hint="default"/>
-      </w:rPr>
-    </w:lvl>
-    <w:lvl w:ilvl="1">
-      <w:start w:val="1"/>
-      <w:numFmt w:val="decimal"/>
-      <w:isLgl/>
-      <w:lvlText w:val="%1.%2."/>
-      <w:lvlJc w:val="left"/>
-      <w:pPr>
-        <w:ind w:left="1080" w:hanging="720"/>
-      </w:pPr>
-      <w:rPr>
-        <w:rFonts w:hint="default"/>
-      </w:rPr>
-    </w:lvl>
-    <w:lvl w:ilvl="2">
-      <w:start w:val="1"/>
-      <w:numFmt w:val="decimal"/>
-      <w:isLgl/>
-      <w:lvlText w:val="%1.%2.%3."/>
-      <w:lvlJc w:val="left"/>
-      <w:pPr>
-        <w:ind w:left="1440" w:hanging="1080"/>
-      </w:pPr>
-      <w:rPr>
-        <w:rFonts w:hint="default"/>
-      </w:rPr>
-    </w:lvl>
-    <w:lvl w:ilvl="3">
-      <w:start w:val="1"/>
-      <w:numFmt w:val="decimal"/>
-      <w:isLgl/>
-      <w:lvlText w:val="%1.%2.%3.%4."/>
-      <w:lvlJc w:val="left"/>
-      <w:pPr>
-        <w:ind w:left="1440" w:hanging="1080"/>
-      </w:pPr>
-      <w:rPr>
-        <w:rFonts w:hint="default"/>
-      </w:rPr>
-    </w:lvl>
-    <w:lvl w:ilvl="4">
-      <w:start w:val="1"/>
-      <w:numFmt w:val="decimal"/>
-      <w:isLgl/>
-      <w:lvlText w:val="%1.%2.%3.%4.%5."/>
-      <w:lvlJc w:val="left"/>
-      <w:pPr>
-        <w:ind w:left="1800" w:hanging="1440"/>
-      </w:pPr>
-      <w:rPr>
-        <w:rFonts w:hint="default"/>
-      </w:rPr>
-    </w:lvl>
-    <w:lvl w:ilvl="5">
-      <w:start w:val="1"/>
-      <w:numFmt w:val="decimal"/>
-      <w:isLgl/>
-      <w:lvlText w:val="%1.%2.%3.%4.%5.%6."/>
-      <w:lvlJc w:val="left"/>
-      <w:pPr>
-        <w:ind w:left="2160" w:hanging="1800"/>
-      </w:pPr>
-      <w:rPr>
-        <w:rFonts w:hint="default"/>
-      </w:rPr>
-    </w:lvl>
-    <w:lvl w:ilvl="6">
-      <w:start w:val="1"/>
-      <w:numFmt w:val="decimal"/>
-      <w:isLgl/>
-      <w:lvlText w:val="%1.%2.%3.%4.%5.%6.%7."/>
-      <w:lvlJc w:val="left"/>
-      <w:pPr>
-        <w:ind w:left="2520" w:hanging="2160"/>
-      </w:pPr>
-      <w:rPr>
-        <w:rFonts w:hint="default"/>
-      </w:rPr>
-    </w:lvl>
-    <w:lvl w:ilvl="7">
-      <w:start w:val="1"/>
-      <w:numFmt w:val="decimal"/>
-      <w:isLgl/>
-      <w:lvlText w:val="%1.%2.%3.%4.%5.%6.%7.%8."/>
-      <w:lvlJc w:val="left"/>
-      <w:pPr>
-        <w:ind w:left="2520" w:hanging="2160"/>
-      </w:pPr>
-      <w:rPr>
-        <w:rFonts w:hint="default"/>
-      </w:rPr>
-    </w:lvl>
-    <w:lvl w:ilvl="8">
-      <w:start w:val="1"/>
-      <w:numFmt w:val="decimal"/>
-      <w:isLgl/>
-      <w:lvlText w:val="%1.%2.%3.%4.%5.%6.%7.%8.%9."/>
-      <w:lvlJc w:val="left"/>
-      <w:pPr>
-        <w:ind w:left="2880" w:hanging="2520"/>
-      </w:pPr>
-      <w:rPr>
-        <w:rFonts w:hint="default"/>
-      </w:rPr>
-    </w:lvl>
-  </w:abstractNum>
-  <w:abstractNum w:abstractNumId="43" w15:restartNumberingAfterBreak="0">
-    <w:nsid w:val="6A1A417A"/>
-    <w:multiLevelType w:val="multilevel"/>
-    <w:tmpl w:val="C5EEB8B6"/>
-    <w:lvl w:ilvl="0">
-      <w:start w:val="1"/>
-      <w:numFmt w:val="bullet"/>
-      <w:lvlText w:val=""/>
-      <w:lvlJc w:val="left"/>
-      <w:pPr>
-        <w:tabs>
-          <w:tab w:val="num" w:pos="720"/>
-        </w:tabs>
-        <w:ind w:left="720" w:hanging="360"/>
-      </w:pPr>
-      <w:rPr>
-        <w:rFonts w:hint="default" w:ascii="Wingdings" w:hAnsi="Wingdings"/>
-        <w:sz w:val="20"/>
-      </w:rPr>
-    </w:lvl>
-    <w:lvl w:ilvl="1" w:tentative="1">
-      <w:start w:val="1"/>
-      <w:numFmt w:val="bullet"/>
-      <w:lvlText w:val="o"/>
-      <w:lvlJc w:val="left"/>
-      <w:pPr>
-        <w:tabs>
-          <w:tab w:val="num" w:pos="1440"/>
-        </w:tabs>
-        <w:ind w:left="1440" w:hanging="360"/>
-      </w:pPr>
-      <w:rPr>
-        <w:rFonts w:hint="default" w:ascii="Courier New" w:hAnsi="Courier New"/>
-        <w:sz w:val="20"/>
-      </w:rPr>
-    </w:lvl>
-    <w:lvl w:ilvl="2" w:tentative="1">
-      <w:start w:val="1"/>
-      <w:numFmt w:val="bullet"/>
-      <w:lvlText w:val=""/>
-      <w:lvlJc w:val="left"/>
-      <w:pPr>
-        <w:tabs>
-          <w:tab w:val="num" w:pos="2160"/>
-        </w:tabs>
-        <w:ind w:left="2160" w:hanging="360"/>
-      </w:pPr>
-      <w:rPr>
-        <w:rFonts w:hint="default" w:ascii="Wingdings" w:hAnsi="Wingdings"/>
-        <w:sz w:val="20"/>
-      </w:rPr>
-    </w:lvl>
-    <w:lvl w:ilvl="3" w:tentative="1">
-      <w:start w:val="1"/>
-      <w:numFmt w:val="bullet"/>
-      <w:lvlText w:val=""/>
-      <w:lvlJc w:val="left"/>
-      <w:pPr>
-        <w:tabs>
-          <w:tab w:val="num" w:pos="2880"/>
-        </w:tabs>
-        <w:ind w:left="2880" w:hanging="360"/>
-      </w:pPr>
-      <w:rPr>
-        <w:rFonts w:hint="default" w:ascii="Wingdings" w:hAnsi="Wingdings"/>
-        <w:sz w:val="20"/>
-      </w:rPr>
-    </w:lvl>
-    <w:lvl w:ilvl="4" w:tentative="1">
-      <w:start w:val="1"/>
-      <w:numFmt w:val="bullet"/>
-      <w:lvlText w:val=""/>
-      <w:lvlJc w:val="left"/>
-      <w:pPr>
-        <w:tabs>
-          <w:tab w:val="num" w:pos="3600"/>
-        </w:tabs>
-        <w:ind w:left="3600" w:hanging="360"/>
-      </w:pPr>
-      <w:rPr>
-        <w:rFonts w:hint="default" w:ascii="Wingdings" w:hAnsi="Wingdings"/>
-        <w:sz w:val="20"/>
-      </w:rPr>
-    </w:lvl>
-    <w:lvl w:ilvl="5" w:tentative="1">
-      <w:start w:val="1"/>
-      <w:numFmt w:val="bullet"/>
-      <w:lvlText w:val=""/>
-      <w:lvlJc w:val="left"/>
-      <w:pPr>
-        <w:tabs>
-          <w:tab w:val="num" w:pos="4320"/>
-        </w:tabs>
-        <w:ind w:left="4320" w:hanging="360"/>
-      </w:pPr>
-      <w:rPr>
-        <w:rFonts w:hint="default" w:ascii="Wingdings" w:hAnsi="Wingdings"/>
-        <w:sz w:val="20"/>
-      </w:rPr>
-    </w:lvl>
-    <w:lvl w:ilvl="6" w:tentative="1">
-      <w:start w:val="1"/>
-      <w:numFmt w:val="bullet"/>
-      <w:lvlText w:val=""/>
-      <w:lvlJc w:val="left"/>
-      <w:pPr>
-        <w:tabs>
-          <w:tab w:val="num" w:pos="5040"/>
-        </w:tabs>
-        <w:ind w:left="5040" w:hanging="360"/>
-      </w:pPr>
-      <w:rPr>
-        <w:rFonts w:hint="default" w:ascii="Wingdings" w:hAnsi="Wingdings"/>
-        <w:sz w:val="20"/>
-      </w:rPr>
-    </w:lvl>
-    <w:lvl w:ilvl="7" w:tentative="1">
-      <w:start w:val="1"/>
-      <w:numFmt w:val="bullet"/>
-      <w:lvlText w:val=""/>
-      <w:lvlJc w:val="left"/>
-      <w:pPr>
-        <w:tabs>
-          <w:tab w:val="num" w:pos="5760"/>
-        </w:tabs>
-        <w:ind w:left="5760" w:hanging="360"/>
-      </w:pPr>
-      <w:rPr>
-        <w:rFonts w:hint="default" w:ascii="Wingdings" w:hAnsi="Wingdings"/>
-        <w:sz w:val="20"/>
-      </w:rPr>
-    </w:lvl>
-    <w:lvl w:ilvl="8" w:tentative="1">
-      <w:start w:val="1"/>
-      <w:numFmt w:val="bullet"/>
-      <w:lvlText w:val=""/>
-      <w:lvlJc w:val="left"/>
-      <w:pPr>
-        <w:tabs>
-          <w:tab w:val="num" w:pos="6480"/>
-        </w:tabs>
-        <w:ind w:left="6480" w:hanging="360"/>
-      </w:pPr>
-      <w:rPr>
-        <w:rFonts w:hint="default" w:ascii="Wingdings" w:hAnsi="Wingdings"/>
-        <w:sz w:val="20"/>
-      </w:rPr>
-    </w:lvl>
-  </w:abstractNum>
-  <w:abstractNum w:abstractNumId="44" w15:restartNumberingAfterBreak="0">
-    <w:nsid w:val="6AE073A6"/>
-    <w:multiLevelType w:val="multilevel"/>
-    <w:tmpl w:val="EDD46E50"/>
-    <w:lvl w:ilvl="0">
-      <w:start w:val="1"/>
-      <w:numFmt w:val="lowerLetter"/>
-      <w:lvlText w:val="%1."/>
-      <w:lvlJc w:val="left"/>
-      <w:pPr>
-        <w:tabs>
-          <w:tab w:val="num" w:pos="720"/>
-        </w:tabs>
-        <w:ind w:left="720" w:hanging="360"/>
-      </w:pPr>
-      <w:rPr>
-        <w:rFonts w:hint="default"/>
-        <w:sz w:val="20"/>
-      </w:rPr>
-    </w:lvl>
-    <w:lvl w:ilvl="1" w:tentative="1">
-      <w:start w:val="1"/>
-      <w:numFmt w:val="bullet"/>
-      <w:lvlText w:val="o"/>
-      <w:lvlJc w:val="left"/>
-      <w:pPr>
-        <w:tabs>
-          <w:tab w:val="num" w:pos="1440"/>
-        </w:tabs>
-        <w:ind w:left="1440" w:hanging="360"/>
-      </w:pPr>
-      <w:rPr>
-        <w:rFonts w:hint="default" w:ascii="Courier New" w:hAnsi="Courier New"/>
-        <w:sz w:val="20"/>
-      </w:rPr>
-    </w:lvl>
-    <w:lvl w:ilvl="2" w:tentative="1">
-      <w:start w:val="1"/>
-      <w:numFmt w:val="bullet"/>
-      <w:lvlText w:val=""/>
-      <w:lvlJc w:val="left"/>
-      <w:pPr>
-        <w:tabs>
-          <w:tab w:val="num" w:pos="2160"/>
-        </w:tabs>
-        <w:ind w:left="2160" w:hanging="360"/>
-      </w:pPr>
-      <w:rPr>
-        <w:rFonts w:hint="default" w:ascii="Wingdings" w:hAnsi="Wingdings"/>
-        <w:sz w:val="20"/>
-      </w:rPr>
-    </w:lvl>
-    <w:lvl w:ilvl="3" w:tentative="1">
-      <w:start w:val="1"/>
-      <w:numFmt w:val="bullet"/>
-      <w:lvlText w:val=""/>
-      <w:lvlJc w:val="left"/>
-      <w:pPr>
-        <w:tabs>
-          <w:tab w:val="num" w:pos="2880"/>
-        </w:tabs>
-        <w:ind w:left="2880" w:hanging="360"/>
-      </w:pPr>
-      <w:rPr>
-        <w:rFonts w:hint="default" w:ascii="Wingdings" w:hAnsi="Wingdings"/>
-        <w:sz w:val="20"/>
-      </w:rPr>
-    </w:lvl>
-    <w:lvl w:ilvl="4" w:tentative="1">
-      <w:start w:val="1"/>
-      <w:numFmt w:val="bullet"/>
-      <w:lvlText w:val=""/>
-      <w:lvlJc w:val="left"/>
-      <w:pPr>
-        <w:tabs>
-          <w:tab w:val="num" w:pos="3600"/>
-        </w:tabs>
-        <w:ind w:left="3600" w:hanging="360"/>
-      </w:pPr>
-      <w:rPr>
-        <w:rFonts w:hint="default" w:ascii="Wingdings" w:hAnsi="Wingdings"/>
-        <w:sz w:val="20"/>
-      </w:rPr>
-    </w:lvl>
-    <w:lvl w:ilvl="5" w:tentative="1">
-      <w:start w:val="1"/>
-      <w:numFmt w:val="bullet"/>
-      <w:lvlText w:val=""/>
-      <w:lvlJc w:val="left"/>
-      <w:pPr>
-        <w:tabs>
-          <w:tab w:val="num" w:pos="4320"/>
-        </w:tabs>
-        <w:ind w:left="4320" w:hanging="360"/>
-      </w:pPr>
-      <w:rPr>
-        <w:rFonts w:hint="default" w:ascii="Wingdings" w:hAnsi="Wingdings"/>
-        <w:sz w:val="20"/>
-      </w:rPr>
-    </w:lvl>
-    <w:lvl w:ilvl="6" w:tentative="1">
-      <w:start w:val="1"/>
-      <w:numFmt w:val="bullet"/>
-      <w:lvlText w:val=""/>
-      <w:lvlJc w:val="left"/>
-      <w:pPr>
-        <w:tabs>
-          <w:tab w:val="num" w:pos="5040"/>
-        </w:tabs>
-        <w:ind w:left="5040" w:hanging="360"/>
-      </w:pPr>
-      <w:rPr>
-        <w:rFonts w:hint="default" w:ascii="Wingdings" w:hAnsi="Wingdings"/>
-        <w:sz w:val="20"/>
-      </w:rPr>
-    </w:lvl>
-    <w:lvl w:ilvl="7" w:tentative="1">
-      <w:start w:val="1"/>
-      <w:numFmt w:val="bullet"/>
-      <w:lvlText w:val=""/>
-      <w:lvlJc w:val="left"/>
-      <w:pPr>
-        <w:tabs>
-          <w:tab w:val="num" w:pos="5760"/>
-        </w:tabs>
-        <w:ind w:left="5760" w:hanging="360"/>
-      </w:pPr>
-      <w:rPr>
-        <w:rFonts w:hint="default" w:ascii="Wingdings" w:hAnsi="Wingdings"/>
-        <w:sz w:val="20"/>
-      </w:rPr>
-    </w:lvl>
-    <w:lvl w:ilvl="8" w:tentative="1">
-      <w:start w:val="1"/>
-      <w:numFmt w:val="bullet"/>
-      <w:lvlText w:val=""/>
-      <w:lvlJc w:val="left"/>
-      <w:pPr>
-        <w:tabs>
-          <w:tab w:val="num" w:pos="6480"/>
-        </w:tabs>
-        <w:ind w:left="6480" w:hanging="360"/>
-      </w:pPr>
-      <w:rPr>
-        <w:rFonts w:hint="default" w:ascii="Wingdings" w:hAnsi="Wingdings"/>
-        <w:sz w:val="20"/>
-      </w:rPr>
-    </w:lvl>
-  </w:abstractNum>
-  <w:abstractNum w:abstractNumId="45" w15:restartNumberingAfterBreak="0">
-    <w:nsid w:val="6C5132DC"/>
-    <w:multiLevelType w:val="multilevel"/>
-    <w:tmpl w:val="BB343CF8"/>
-    <w:lvl w:ilvl="0">
-      <w:start w:val="1"/>
-      <w:numFmt w:val="bullet"/>
-      <w:lvlText w:val=""/>
-      <w:lvlJc w:val="left"/>
-      <w:pPr>
-        <w:tabs>
-          <w:tab w:val="num" w:pos="720"/>
-        </w:tabs>
-        <w:ind w:left="720" w:hanging="360"/>
-      </w:pPr>
-      <w:rPr>
-        <w:rFonts w:hint="default" w:ascii="Symbol" w:hAnsi="Symbol"/>
-        <w:sz w:val="20"/>
-      </w:rPr>
-    </w:lvl>
-    <w:lvl w:ilvl="1" w:tentative="1">
-      <w:start w:val="1"/>
-      <w:numFmt w:val="bullet"/>
-      <w:lvlText w:val="o"/>
-      <w:lvlJc w:val="left"/>
-      <w:pPr>
-        <w:tabs>
-          <w:tab w:val="num" w:pos="1440"/>
-        </w:tabs>
-        <w:ind w:left="1440" w:hanging="360"/>
-      </w:pPr>
-      <w:rPr>
-        <w:rFonts w:hint="default" w:ascii="Courier New" w:hAnsi="Courier New"/>
-        <w:sz w:val="20"/>
-      </w:rPr>
-    </w:lvl>
-    <w:lvl w:ilvl="2" w:tentative="1">
-      <w:start w:val="1"/>
-      <w:numFmt w:val="bullet"/>
-      <w:lvlText w:val=""/>
-      <w:lvlJc w:val="left"/>
-      <w:pPr>
-        <w:tabs>
-          <w:tab w:val="num" w:pos="2160"/>
-        </w:tabs>
-        <w:ind w:left="2160" w:hanging="360"/>
-      </w:pPr>
-      <w:rPr>
-        <w:rFonts w:hint="default" w:ascii="Wingdings" w:hAnsi="Wingdings"/>
-        <w:sz w:val="20"/>
-      </w:rPr>
-    </w:lvl>
-    <w:lvl w:ilvl="3" w:tentative="1">
-      <w:start w:val="1"/>
-      <w:numFmt w:val="bullet"/>
-      <w:lvlText w:val=""/>
-      <w:lvlJc w:val="left"/>
-      <w:pPr>
-        <w:tabs>
-          <w:tab w:val="num" w:pos="2880"/>
-        </w:tabs>
-        <w:ind w:left="2880" w:hanging="360"/>
-      </w:pPr>
-      <w:rPr>
-        <w:rFonts w:hint="default" w:ascii="Wingdings" w:hAnsi="Wingdings"/>
-        <w:sz w:val="20"/>
-      </w:rPr>
-    </w:lvl>
-    <w:lvl w:ilvl="4" w:tentative="1">
-      <w:start w:val="1"/>
-      <w:numFmt w:val="bullet"/>
-      <w:lvlText w:val=""/>
-      <w:lvlJc w:val="left"/>
-      <w:pPr>
-        <w:tabs>
-          <w:tab w:val="num" w:pos="3600"/>
-        </w:tabs>
-        <w:ind w:left="3600" w:hanging="360"/>
-      </w:pPr>
-      <w:rPr>
-        <w:rFonts w:hint="default" w:ascii="Wingdings" w:hAnsi="Wingdings"/>
-        <w:sz w:val="20"/>
-      </w:rPr>
-    </w:lvl>
-    <w:lvl w:ilvl="5" w:tentative="1">
-      <w:start w:val="1"/>
-      <w:numFmt w:val="bullet"/>
-      <w:lvlText w:val=""/>
-      <w:lvlJc w:val="left"/>
-      <w:pPr>
-        <w:tabs>
-          <w:tab w:val="num" w:pos="4320"/>
-        </w:tabs>
-        <w:ind w:left="4320" w:hanging="360"/>
-      </w:pPr>
-      <w:rPr>
-        <w:rFonts w:hint="default" w:ascii="Wingdings" w:hAnsi="Wingdings"/>
-        <w:sz w:val="20"/>
-      </w:rPr>
-    </w:lvl>
-    <w:lvl w:ilvl="6" w:tentative="1">
-      <w:start w:val="1"/>
-      <w:numFmt w:val="bullet"/>
-      <w:lvlText w:val=""/>
-      <w:lvlJc w:val="left"/>
-      <w:pPr>
-        <w:tabs>
-          <w:tab w:val="num" w:pos="5040"/>
-        </w:tabs>
-        <w:ind w:left="5040" w:hanging="360"/>
-      </w:pPr>
-      <w:rPr>
-        <w:rFonts w:hint="default" w:ascii="Wingdings" w:hAnsi="Wingdings"/>
-        <w:sz w:val="20"/>
-      </w:rPr>
-    </w:lvl>
-    <w:lvl w:ilvl="7" w:tentative="1">
-      <w:start w:val="1"/>
-      <w:numFmt w:val="bullet"/>
-      <w:lvlText w:val=""/>
-      <w:lvlJc w:val="left"/>
-      <w:pPr>
-        <w:tabs>
-          <w:tab w:val="num" w:pos="5760"/>
-        </w:tabs>
-        <w:ind w:left="5760" w:hanging="360"/>
-      </w:pPr>
-      <w:rPr>
-        <w:rFonts w:hint="default" w:ascii="Wingdings" w:hAnsi="Wingdings"/>
-        <w:sz w:val="20"/>
-      </w:rPr>
-    </w:lvl>
-    <w:lvl w:ilvl="8" w:tentative="1">
-      <w:start w:val="1"/>
-      <w:numFmt w:val="bullet"/>
-      <w:lvlText w:val=""/>
-      <w:lvlJc w:val="left"/>
-      <w:pPr>
-        <w:tabs>
-          <w:tab w:val="num" w:pos="6480"/>
-        </w:tabs>
-        <w:ind w:left="6480" w:hanging="360"/>
-      </w:pPr>
-      <w:rPr>
-        <w:rFonts w:hint="default" w:ascii="Wingdings" w:hAnsi="Wingdings"/>
-        <w:sz w:val="20"/>
-      </w:rPr>
-    </w:lvl>
-  </w:abstractNum>
-  <w:abstractNum w:abstractNumId="46" w15:restartNumberingAfterBreak="0">
-    <w:nsid w:val="6D146F95"/>
-    <w:multiLevelType w:val="multilevel"/>
-    <w:tmpl w:val="5F5A5DB6"/>
-    <w:lvl w:ilvl="0">
-      <w:start w:val="1"/>
-      <w:numFmt w:val="bullet"/>
-      <w:lvlText w:val=""/>
-      <w:lvlJc w:val="left"/>
-      <w:pPr>
-        <w:tabs>
-          <w:tab w:val="num" w:pos="720"/>
-        </w:tabs>
-        <w:ind w:left="720" w:hanging="360"/>
-      </w:pPr>
-      <w:rPr>
-        <w:rFonts w:hint="default" w:ascii="Symbol" w:hAnsi="Symbol"/>
-        <w:sz w:val="20"/>
-      </w:rPr>
-    </w:lvl>
-    <w:lvl w:ilvl="1" w:tentative="1">
-      <w:start w:val="1"/>
-      <w:numFmt w:val="bullet"/>
-      <w:lvlText w:val="o"/>
-      <w:lvlJc w:val="left"/>
-      <w:pPr>
-        <w:tabs>
-          <w:tab w:val="num" w:pos="1440"/>
-        </w:tabs>
-        <w:ind w:left="1440" w:hanging="360"/>
-      </w:pPr>
-      <w:rPr>
-        <w:rFonts w:hint="default" w:ascii="Courier New" w:hAnsi="Courier New"/>
-        <w:sz w:val="20"/>
-      </w:rPr>
-    </w:lvl>
-    <w:lvl w:ilvl="2" w:tentative="1">
-      <w:start w:val="1"/>
-      <w:numFmt w:val="bullet"/>
-      <w:lvlText w:val=""/>
-      <w:lvlJc w:val="left"/>
-      <w:pPr>
-        <w:tabs>
-          <w:tab w:val="num" w:pos="2160"/>
-        </w:tabs>
-        <w:ind w:left="2160" w:hanging="360"/>
-      </w:pPr>
-      <w:rPr>
-        <w:rFonts w:hint="default" w:ascii="Wingdings" w:hAnsi="Wingdings"/>
-        <w:sz w:val="20"/>
-      </w:rPr>
-    </w:lvl>
-    <w:lvl w:ilvl="3" w:tentative="1">
-      <w:start w:val="1"/>
-      <w:numFmt w:val="bullet"/>
-      <w:lvlText w:val=""/>
-      <w:lvlJc w:val="left"/>
-      <w:pPr>
-        <w:tabs>
-          <w:tab w:val="num" w:pos="2880"/>
-        </w:tabs>
-        <w:ind w:left="2880" w:hanging="360"/>
-      </w:pPr>
-      <w:rPr>
-        <w:rFonts w:hint="default" w:ascii="Wingdings" w:hAnsi="Wingdings"/>
-        <w:sz w:val="20"/>
-      </w:rPr>
-    </w:lvl>
-    <w:lvl w:ilvl="4" w:tentative="1">
-      <w:start w:val="1"/>
-      <w:numFmt w:val="bullet"/>
-      <w:lvlText w:val=""/>
-      <w:lvlJc w:val="left"/>
-      <w:pPr>
-        <w:tabs>
-          <w:tab w:val="num" w:pos="3600"/>
-        </w:tabs>
-        <w:ind w:left="3600" w:hanging="360"/>
-      </w:pPr>
-      <w:rPr>
-        <w:rFonts w:hint="default" w:ascii="Wingdings" w:hAnsi="Wingdings"/>
-        <w:sz w:val="20"/>
-      </w:rPr>
-    </w:lvl>
-    <w:lvl w:ilvl="5" w:tentative="1">
-      <w:start w:val="1"/>
-      <w:numFmt w:val="bullet"/>
-      <w:lvlText w:val=""/>
-      <w:lvlJc w:val="left"/>
-      <w:pPr>
-        <w:tabs>
-          <w:tab w:val="num" w:pos="4320"/>
-        </w:tabs>
-        <w:ind w:left="4320" w:hanging="360"/>
-      </w:pPr>
-      <w:rPr>
-        <w:rFonts w:hint="default" w:ascii="Wingdings" w:hAnsi="Wingdings"/>
-        <w:sz w:val="20"/>
-      </w:rPr>
-    </w:lvl>
-    <w:lvl w:ilvl="6" w:tentative="1">
-      <w:start w:val="1"/>
-      <w:numFmt w:val="bullet"/>
-      <w:lvlText w:val=""/>
-      <w:lvlJc w:val="left"/>
-      <w:pPr>
-        <w:tabs>
-          <w:tab w:val="num" w:pos="5040"/>
-        </w:tabs>
-        <w:ind w:left="5040" w:hanging="360"/>
-      </w:pPr>
-      <w:rPr>
-        <w:rFonts w:hint="default" w:ascii="Wingdings" w:hAnsi="Wingdings"/>
-        <w:sz w:val="20"/>
-      </w:rPr>
-    </w:lvl>
-    <w:lvl w:ilvl="7" w:tentative="1">
-      <w:start w:val="1"/>
-      <w:numFmt w:val="bullet"/>
-      <w:lvlText w:val=""/>
-      <w:lvlJc w:val="left"/>
-      <w:pPr>
-        <w:tabs>
-          <w:tab w:val="num" w:pos="5760"/>
-        </w:tabs>
-        <w:ind w:left="5760" w:hanging="360"/>
-      </w:pPr>
-      <w:rPr>
-        <w:rFonts w:hint="default" w:ascii="Wingdings" w:hAnsi="Wingdings"/>
-        <w:sz w:val="20"/>
-      </w:rPr>
-    </w:lvl>
-    <w:lvl w:ilvl="8" w:tentative="1">
-      <w:start w:val="1"/>
-      <w:numFmt w:val="bullet"/>
-      <w:lvlText w:val=""/>
-      <w:lvlJc w:val="left"/>
-      <w:pPr>
-        <w:tabs>
-          <w:tab w:val="num" w:pos="6480"/>
-        </w:tabs>
-        <w:ind w:left="6480" w:hanging="360"/>
-      </w:pPr>
-      <w:rPr>
-        <w:rFonts w:hint="default" w:ascii="Wingdings" w:hAnsi="Wingdings"/>
-        <w:sz w:val="20"/>
-      </w:rPr>
-    </w:lvl>
-  </w:abstractNum>
-  <w:abstractNum w:abstractNumId="47" w15:restartNumberingAfterBreak="0">
-    <w:nsid w:val="6DDD16ED"/>
-    <w:multiLevelType w:val="hybridMultilevel"/>
-    <w:tmpl w:val="B2A4F438"/>
-    <w:lvl w:ilvl="0" w:tplc="56AC62C8">
-      <w:start w:val="1"/>
-      <w:numFmt w:val="bullet"/>
-      <w:lvlText w:val=""/>
-      <w:lvlJc w:val="left"/>
-      <w:pPr>
-        <w:ind w:left="720" w:hanging="360"/>
-      </w:pPr>
-      <w:rPr>
-        <w:rFonts w:hint="default" w:ascii="Symbol" w:hAnsi="Symbol"/>
-      </w:rPr>
-    </w:lvl>
-    <w:lvl w:ilvl="1" w:tplc="FFFFFFFF" w:tentative="1">
-      <w:start w:val="1"/>
-      <w:numFmt w:val="bullet"/>
-      <w:lvlText w:val="o"/>
-      <w:lvlJc w:val="left"/>
-      <w:pPr>
-        <w:ind w:left="1440" w:hanging="360"/>
-      </w:pPr>
-      <w:rPr>
-        <w:rFonts w:hint="default" w:ascii="Courier New" w:hAnsi="Courier New" w:cs="Courier New"/>
-      </w:rPr>
-    </w:lvl>
-    <w:lvl w:ilvl="2" w:tplc="FFFFFFFF" w:tentative="1">
-      <w:start w:val="1"/>
-      <w:numFmt w:val="bullet"/>
-      <w:lvlText w:val=""/>
-      <w:lvlJc w:val="left"/>
-      <w:pPr>
-        <w:ind w:left="2160" w:hanging="360"/>
-      </w:pPr>
-      <w:rPr>
-        <w:rFonts w:hint="default" w:ascii="Wingdings" w:hAnsi="Wingdings"/>
-      </w:rPr>
-    </w:lvl>
-    <w:lvl w:ilvl="3" w:tplc="FFFFFFFF" w:tentative="1">
-      <w:start w:val="1"/>
-      <w:numFmt w:val="bullet"/>
-      <w:lvlText w:val=""/>
-      <w:lvlJc w:val="left"/>
-      <w:pPr>
-        <w:ind w:left="2880" w:hanging="360"/>
-      </w:pPr>
-      <w:rPr>
-        <w:rFonts w:hint="default" w:ascii="Symbol" w:hAnsi="Symbol"/>
-      </w:rPr>
-    </w:lvl>
-    <w:lvl w:ilvl="4" w:tplc="FFFFFFFF" w:tentative="1">
-      <w:start w:val="1"/>
-      <w:numFmt w:val="bullet"/>
-      <w:lvlText w:val="o"/>
-      <w:lvlJc w:val="left"/>
-      <w:pPr>
-        <w:ind w:left="3600" w:hanging="360"/>
-      </w:pPr>
-      <w:rPr>
-        <w:rFonts w:hint="default" w:ascii="Courier New" w:hAnsi="Courier New" w:cs="Courier New"/>
-      </w:rPr>
-    </w:lvl>
-    <w:lvl w:ilvl="5" w:tplc="FFFFFFFF" w:tentative="1">
-      <w:start w:val="1"/>
-      <w:numFmt w:val="bullet"/>
-      <w:lvlText w:val=""/>
-      <w:lvlJc w:val="left"/>
-      <w:pPr>
-        <w:ind w:left="4320" w:hanging="360"/>
-      </w:pPr>
-      <w:rPr>
-        <w:rFonts w:hint="default" w:ascii="Wingdings" w:hAnsi="Wingdings"/>
-      </w:rPr>
-    </w:lvl>
-    <w:lvl w:ilvl="6" w:tplc="FFFFFFFF" w:tentative="1">
-      <w:start w:val="1"/>
-      <w:numFmt w:val="bullet"/>
-      <w:lvlText w:val=""/>
-      <w:lvlJc w:val="left"/>
-      <w:pPr>
-        <w:ind w:left="5040" w:hanging="360"/>
-      </w:pPr>
-      <w:rPr>
-        <w:rFonts w:hint="default" w:ascii="Symbol" w:hAnsi="Symbol"/>
-      </w:rPr>
-    </w:lvl>
-    <w:lvl w:ilvl="7" w:tplc="FFFFFFFF" w:tentative="1">
-      <w:start w:val="1"/>
-      <w:numFmt w:val="bullet"/>
-      <w:lvlText w:val="o"/>
-      <w:lvlJc w:val="left"/>
-      <w:pPr>
-        <w:ind w:left="5760" w:hanging="360"/>
-      </w:pPr>
-      <w:rPr>
-        <w:rFonts w:hint="default" w:ascii="Courier New" w:hAnsi="Courier New" w:cs="Courier New"/>
-      </w:rPr>
-    </w:lvl>
-    <w:lvl w:ilvl="8" w:tplc="FFFFFFFF" w:tentative="1">
-      <w:start w:val="1"/>
-      <w:numFmt w:val="bullet"/>
-      <w:lvlText w:val=""/>
-      <w:lvlJc w:val="left"/>
-      <w:pPr>
-        <w:ind w:left="6480" w:hanging="360"/>
-      </w:pPr>
-      <w:rPr>
-        <w:rFonts w:hint="default" w:ascii="Wingdings" w:hAnsi="Wingdings"/>
-      </w:rPr>
-    </w:lvl>
-  </w:abstractNum>
-  <w:abstractNum w:abstractNumId="48" w15:restartNumberingAfterBreak="0">
-    <w:nsid w:val="6FC536C9"/>
-    <w:multiLevelType w:val="multilevel"/>
-    <w:tmpl w:val="D88C0626"/>
-    <w:lvl w:ilvl="0">
-      <w:start w:val="1"/>
-      <w:numFmt w:val="bullet"/>
-      <w:lvlText w:val=""/>
-      <w:lvlJc w:val="left"/>
-      <w:pPr>
-        <w:tabs>
-          <w:tab w:val="num" w:pos="720"/>
-        </w:tabs>
-        <w:ind w:left="720" w:hanging="360"/>
-      </w:pPr>
-      <w:rPr>
-        <w:rFonts w:hint="default" w:ascii="Symbol" w:hAnsi="Symbol"/>
-        <w:sz w:val="20"/>
-      </w:rPr>
-    </w:lvl>
-    <w:lvl w:ilvl="1" w:tentative="1">
-      <w:start w:val="1"/>
-      <w:numFmt w:val="bullet"/>
-      <w:lvlText w:val="o"/>
-      <w:lvlJc w:val="left"/>
-      <w:pPr>
-        <w:tabs>
-          <w:tab w:val="num" w:pos="1440"/>
-        </w:tabs>
-        <w:ind w:left="1440" w:hanging="360"/>
-      </w:pPr>
-      <w:rPr>
-        <w:rFonts w:hint="default" w:ascii="Courier New" w:hAnsi="Courier New"/>
-        <w:sz w:val="20"/>
-      </w:rPr>
-    </w:lvl>
-    <w:lvl w:ilvl="2" w:tentative="1">
-      <w:start w:val="1"/>
-      <w:numFmt w:val="bullet"/>
-      <w:lvlText w:val=""/>
-      <w:lvlJc w:val="left"/>
-      <w:pPr>
-        <w:tabs>
-          <w:tab w:val="num" w:pos="2160"/>
-        </w:tabs>
-        <w:ind w:left="2160" w:hanging="360"/>
-      </w:pPr>
-      <w:rPr>
-        <w:rFonts w:hint="default" w:ascii="Wingdings" w:hAnsi="Wingdings"/>
-        <w:sz w:val="20"/>
-      </w:rPr>
-    </w:lvl>
-    <w:lvl w:ilvl="3" w:tentative="1">
-      <w:start w:val="1"/>
-      <w:numFmt w:val="bullet"/>
-      <w:lvlText w:val=""/>
-      <w:lvlJc w:val="left"/>
-      <w:pPr>
-        <w:tabs>
-          <w:tab w:val="num" w:pos="2880"/>
-        </w:tabs>
-        <w:ind w:left="2880" w:hanging="360"/>
-      </w:pPr>
-      <w:rPr>
-        <w:rFonts w:hint="default" w:ascii="Wingdings" w:hAnsi="Wingdings"/>
-        <w:sz w:val="20"/>
-      </w:rPr>
-    </w:lvl>
-    <w:lvl w:ilvl="4" w:tentative="1">
-      <w:start w:val="1"/>
-      <w:numFmt w:val="bullet"/>
-      <w:lvlText w:val=""/>
-      <w:lvlJc w:val="left"/>
-      <w:pPr>
-        <w:tabs>
-          <w:tab w:val="num" w:pos="3600"/>
-        </w:tabs>
-        <w:ind w:left="3600" w:hanging="360"/>
-      </w:pPr>
-      <w:rPr>
-        <w:rFonts w:hint="default" w:ascii="Wingdings" w:hAnsi="Wingdings"/>
-        <w:sz w:val="20"/>
-      </w:rPr>
-    </w:lvl>
-    <w:lvl w:ilvl="5" w:tentative="1">
-      <w:start w:val="1"/>
-      <w:numFmt w:val="bullet"/>
-      <w:lvlText w:val=""/>
-      <w:lvlJc w:val="left"/>
-      <w:pPr>
-        <w:tabs>
-          <w:tab w:val="num" w:pos="4320"/>
-        </w:tabs>
-        <w:ind w:left="4320" w:hanging="360"/>
-      </w:pPr>
-      <w:rPr>
-        <w:rFonts w:hint="default" w:ascii="Wingdings" w:hAnsi="Wingdings"/>
-        <w:sz w:val="20"/>
-      </w:rPr>
-    </w:lvl>
-    <w:lvl w:ilvl="6" w:tentative="1">
-      <w:start w:val="1"/>
-      <w:numFmt w:val="bullet"/>
-      <w:lvlText w:val=""/>
-      <w:lvlJc w:val="left"/>
-      <w:pPr>
-        <w:tabs>
-          <w:tab w:val="num" w:pos="5040"/>
-        </w:tabs>
-        <w:ind w:left="5040" w:hanging="360"/>
-      </w:pPr>
-      <w:rPr>
-        <w:rFonts w:hint="default" w:ascii="Wingdings" w:hAnsi="Wingdings"/>
-        <w:sz w:val="20"/>
-      </w:rPr>
-    </w:lvl>
-    <w:lvl w:ilvl="7" w:tentative="1">
-      <w:start w:val="1"/>
-      <w:numFmt w:val="bullet"/>
-      <w:lvlText w:val=""/>
-      <w:lvlJc w:val="left"/>
-      <w:pPr>
-        <w:tabs>
-          <w:tab w:val="num" w:pos="5760"/>
-        </w:tabs>
-        <w:ind w:left="5760" w:hanging="360"/>
-      </w:pPr>
-      <w:rPr>
-        <w:rFonts w:hint="default" w:ascii="Wingdings" w:hAnsi="Wingdings"/>
-        <w:sz w:val="20"/>
-      </w:rPr>
-    </w:lvl>
-    <w:lvl w:ilvl="8" w:tentative="1">
-      <w:start w:val="1"/>
-      <w:numFmt w:val="bullet"/>
-      <w:lvlText w:val=""/>
-      <w:lvlJc w:val="left"/>
-      <w:pPr>
-        <w:tabs>
-          <w:tab w:val="num" w:pos="6480"/>
-        </w:tabs>
-        <w:ind w:left="6480" w:hanging="360"/>
-      </w:pPr>
-      <w:rPr>
-        <w:rFonts w:hint="default" w:ascii="Wingdings" w:hAnsi="Wingdings"/>
-        <w:sz w:val="20"/>
-      </w:rPr>
-    </w:lvl>
-  </w:abstractNum>
-  <w:abstractNum w:abstractNumId="49" w15:restartNumberingAfterBreak="0">
-    <w:nsid w:val="732B7F8C"/>
-    <w:multiLevelType w:val="multilevel"/>
-    <w:tmpl w:val="8C12216A"/>
-    <w:lvl w:ilvl="0">
-      <w:start w:val="1"/>
-      <w:numFmt w:val="bullet"/>
-      <w:lvlText w:val=""/>
-      <w:lvlJc w:val="left"/>
-      <w:pPr>
-        <w:tabs>
-          <w:tab w:val="num" w:pos="720"/>
-        </w:tabs>
-        <w:ind w:left="720" w:hanging="360"/>
-      </w:pPr>
-      <w:rPr>
-        <w:rFonts w:hint="default" w:ascii="Wingdings" w:hAnsi="Wingdings"/>
-        <w:sz w:val="20"/>
-      </w:rPr>
-    </w:lvl>
-    <w:lvl w:ilvl="1" w:tentative="1">
-      <w:start w:val="1"/>
-      <w:numFmt w:val="bullet"/>
-      <w:lvlText w:val="o"/>
-      <w:lvlJc w:val="left"/>
-      <w:pPr>
-        <w:tabs>
-          <w:tab w:val="num" w:pos="1440"/>
-        </w:tabs>
-        <w:ind w:left="1440" w:hanging="360"/>
-      </w:pPr>
-      <w:rPr>
-        <w:rFonts w:hint="default" w:ascii="Courier New" w:hAnsi="Courier New"/>
-        <w:sz w:val="20"/>
-      </w:rPr>
-    </w:lvl>
-    <w:lvl w:ilvl="2" w:tentative="1">
-      <w:start w:val="1"/>
-      <w:numFmt w:val="bullet"/>
-      <w:lvlText w:val=""/>
-      <w:lvlJc w:val="left"/>
-      <w:pPr>
-        <w:tabs>
-          <w:tab w:val="num" w:pos="2160"/>
-        </w:tabs>
-        <w:ind w:left="2160" w:hanging="360"/>
-      </w:pPr>
-      <w:rPr>
-        <w:rFonts w:hint="default" w:ascii="Wingdings" w:hAnsi="Wingdings"/>
-        <w:sz w:val="20"/>
-      </w:rPr>
-    </w:lvl>
-    <w:lvl w:ilvl="3" w:tentative="1">
-      <w:start w:val="1"/>
-      <w:numFmt w:val="bullet"/>
-      <w:lvlText w:val=""/>
-      <w:lvlJc w:val="left"/>
-      <w:pPr>
-        <w:tabs>
-          <w:tab w:val="num" w:pos="2880"/>
-        </w:tabs>
-        <w:ind w:left="2880" w:hanging="360"/>
-      </w:pPr>
-      <w:rPr>
-        <w:rFonts w:hint="default" w:ascii="Wingdings" w:hAnsi="Wingdings"/>
-        <w:sz w:val="20"/>
-      </w:rPr>
-    </w:lvl>
-    <w:lvl w:ilvl="4" w:tentative="1">
-      <w:start w:val="1"/>
-      <w:numFmt w:val="bullet"/>
-      <w:lvlText w:val=""/>
-      <w:lvlJc w:val="left"/>
-      <w:pPr>
-        <w:tabs>
-          <w:tab w:val="num" w:pos="3600"/>
-        </w:tabs>
-        <w:ind w:left="3600" w:hanging="360"/>
-      </w:pPr>
-      <w:rPr>
-        <w:rFonts w:hint="default" w:ascii="Wingdings" w:hAnsi="Wingdings"/>
-        <w:sz w:val="20"/>
-      </w:rPr>
-    </w:lvl>
-    <w:lvl w:ilvl="5" w:tentative="1">
-      <w:start w:val="1"/>
-      <w:numFmt w:val="bullet"/>
-      <w:lvlText w:val=""/>
-      <w:lvlJc w:val="left"/>
-      <w:pPr>
-        <w:tabs>
-          <w:tab w:val="num" w:pos="4320"/>
-        </w:tabs>
-        <w:ind w:left="4320" w:hanging="360"/>
-      </w:pPr>
-      <w:rPr>
-        <w:rFonts w:hint="default" w:ascii="Wingdings" w:hAnsi="Wingdings"/>
-        <w:sz w:val="20"/>
-      </w:rPr>
-    </w:lvl>
-    <w:lvl w:ilvl="6" w:tentative="1">
-      <w:start w:val="1"/>
-      <w:numFmt w:val="bullet"/>
-      <w:lvlText w:val=""/>
-      <w:lvlJc w:val="left"/>
-      <w:pPr>
-        <w:tabs>
-          <w:tab w:val="num" w:pos="5040"/>
-        </w:tabs>
-        <w:ind w:left="5040" w:hanging="360"/>
-      </w:pPr>
-      <w:rPr>
-        <w:rFonts w:hint="default" w:ascii="Wingdings" w:hAnsi="Wingdings"/>
-        <w:sz w:val="20"/>
-      </w:rPr>
-    </w:lvl>
-    <w:lvl w:ilvl="7" w:tentative="1">
-      <w:start w:val="1"/>
-      <w:numFmt w:val="bullet"/>
-      <w:lvlText w:val=""/>
-      <w:lvlJc w:val="left"/>
-      <w:pPr>
-        <w:tabs>
-          <w:tab w:val="num" w:pos="5760"/>
-        </w:tabs>
-        <w:ind w:left="5760" w:hanging="360"/>
-      </w:pPr>
-      <w:rPr>
-        <w:rFonts w:hint="default" w:ascii="Wingdings" w:hAnsi="Wingdings"/>
-        <w:sz w:val="20"/>
-      </w:rPr>
-    </w:lvl>
-    <w:lvl w:ilvl="8" w:tentative="1">
-      <w:start w:val="1"/>
-      <w:numFmt w:val="bullet"/>
-      <w:lvlText w:val=""/>
-      <w:lvlJc w:val="left"/>
-      <w:pPr>
-        <w:tabs>
-          <w:tab w:val="num" w:pos="6480"/>
-        </w:tabs>
-        <w:ind w:left="6480" w:hanging="360"/>
-      </w:pPr>
-      <w:rPr>
-        <w:rFonts w:hint="default" w:ascii="Wingdings" w:hAnsi="Wingdings"/>
-        <w:sz w:val="20"/>
-      </w:rPr>
-    </w:lvl>
-  </w:abstractNum>
-  <w:abstractNum w:abstractNumId="50" w15:restartNumberingAfterBreak="0">
-    <w:nsid w:val="741E05D8"/>
-    <w:multiLevelType w:val="multilevel"/>
-    <w:tmpl w:val="C8E455DE"/>
-    <w:lvl w:ilvl="0">
-      <w:start w:val="1"/>
-      <w:numFmt w:val="bullet"/>
-      <w:lvlText w:val=""/>
-      <w:lvlJc w:val="left"/>
-      <w:pPr>
-        <w:tabs>
-          <w:tab w:val="num" w:pos="720"/>
-        </w:tabs>
-        <w:ind w:left="720" w:hanging="360"/>
-      </w:pPr>
-      <w:rPr>
-        <w:rFonts w:hint="default" w:ascii="Symbol" w:hAnsi="Symbol"/>
-        <w:sz w:val="20"/>
-      </w:rPr>
-    </w:lvl>
-    <w:lvl w:ilvl="1" w:tentative="1">
-      <w:start w:val="1"/>
-      <w:numFmt w:val="bullet"/>
-      <w:lvlText w:val="o"/>
-      <w:lvlJc w:val="left"/>
-      <w:pPr>
-        <w:tabs>
-          <w:tab w:val="num" w:pos="1440"/>
-        </w:tabs>
-        <w:ind w:left="1440" w:hanging="360"/>
-      </w:pPr>
-      <w:rPr>
-        <w:rFonts w:hint="default" w:ascii="Courier New" w:hAnsi="Courier New"/>
-        <w:sz w:val="20"/>
-      </w:rPr>
-    </w:lvl>
-    <w:lvl w:ilvl="2" w:tentative="1">
-      <w:start w:val="1"/>
-      <w:numFmt w:val="bullet"/>
-      <w:lvlText w:val=""/>
-      <w:lvlJc w:val="left"/>
-      <w:pPr>
-        <w:tabs>
-          <w:tab w:val="num" w:pos="2160"/>
-        </w:tabs>
-        <w:ind w:left="2160" w:hanging="360"/>
-      </w:pPr>
-      <w:rPr>
-        <w:rFonts w:hint="default" w:ascii="Wingdings" w:hAnsi="Wingdings"/>
-        <w:sz w:val="20"/>
-      </w:rPr>
-    </w:lvl>
-    <w:lvl w:ilvl="3" w:tentative="1">
-      <w:start w:val="1"/>
-      <w:numFmt w:val="bullet"/>
-      <w:lvlText w:val=""/>
-      <w:lvlJc w:val="left"/>
-      <w:pPr>
-        <w:tabs>
-          <w:tab w:val="num" w:pos="2880"/>
-        </w:tabs>
-        <w:ind w:left="2880" w:hanging="360"/>
-      </w:pPr>
-      <w:rPr>
-        <w:rFonts w:hint="default" w:ascii="Wingdings" w:hAnsi="Wingdings"/>
-        <w:sz w:val="20"/>
-      </w:rPr>
-    </w:lvl>
-    <w:lvl w:ilvl="4" w:tentative="1">
-      <w:start w:val="1"/>
-      <w:numFmt w:val="bullet"/>
-      <w:lvlText w:val=""/>
-      <w:lvlJc w:val="left"/>
-      <w:pPr>
-        <w:tabs>
-          <w:tab w:val="num" w:pos="3600"/>
-        </w:tabs>
-        <w:ind w:left="3600" w:hanging="360"/>
-      </w:pPr>
-      <w:rPr>
-        <w:rFonts w:hint="default" w:ascii="Wingdings" w:hAnsi="Wingdings"/>
-        <w:sz w:val="20"/>
-      </w:rPr>
-    </w:lvl>
-    <w:lvl w:ilvl="5" w:tentative="1">
-      <w:start w:val="1"/>
-      <w:numFmt w:val="bullet"/>
-      <w:lvlText w:val=""/>
-      <w:lvlJc w:val="left"/>
-      <w:pPr>
-        <w:tabs>
-          <w:tab w:val="num" w:pos="4320"/>
-        </w:tabs>
-        <w:ind w:left="4320" w:hanging="360"/>
-      </w:pPr>
-      <w:rPr>
-        <w:rFonts w:hint="default" w:ascii="Wingdings" w:hAnsi="Wingdings"/>
-        <w:sz w:val="20"/>
-      </w:rPr>
-    </w:lvl>
-    <w:lvl w:ilvl="6" w:tentative="1">
-      <w:start w:val="1"/>
-      <w:numFmt w:val="bullet"/>
-      <w:lvlText w:val=""/>
-      <w:lvlJc w:val="left"/>
-      <w:pPr>
-        <w:tabs>
-          <w:tab w:val="num" w:pos="5040"/>
-        </w:tabs>
-        <w:ind w:left="5040" w:hanging="360"/>
-      </w:pPr>
-      <w:rPr>
-        <w:rFonts w:hint="default" w:ascii="Wingdings" w:hAnsi="Wingdings"/>
-        <w:sz w:val="20"/>
-      </w:rPr>
-    </w:lvl>
-    <w:lvl w:ilvl="7" w:tentative="1">
-      <w:start w:val="1"/>
-      <w:numFmt w:val="bullet"/>
-      <w:lvlText w:val=""/>
-      <w:lvlJc w:val="left"/>
-      <w:pPr>
-        <w:tabs>
-          <w:tab w:val="num" w:pos="5760"/>
-        </w:tabs>
-        <w:ind w:left="5760" w:hanging="360"/>
-      </w:pPr>
-      <w:rPr>
-        <w:rFonts w:hint="default" w:ascii="Wingdings" w:hAnsi="Wingdings"/>
-        <w:sz w:val="20"/>
-      </w:rPr>
-    </w:lvl>
-    <w:lvl w:ilvl="8" w:tentative="1">
-      <w:start w:val="1"/>
-      <w:numFmt w:val="bullet"/>
-      <w:lvlText w:val=""/>
-      <w:lvlJc w:val="left"/>
-      <w:pPr>
-        <w:tabs>
-          <w:tab w:val="num" w:pos="6480"/>
-        </w:tabs>
-        <w:ind w:left="6480" w:hanging="360"/>
-      </w:pPr>
-      <w:rPr>
-        <w:rFonts w:hint="default" w:ascii="Wingdings" w:hAnsi="Wingdings"/>
-        <w:sz w:val="20"/>
-      </w:rPr>
-    </w:lvl>
-  </w:abstractNum>
-  <w:abstractNum w:abstractNumId="51" w15:restartNumberingAfterBreak="0">
-    <w:nsid w:val="76BD7B3E"/>
-    <w:multiLevelType w:val="multilevel"/>
-    <w:tmpl w:val="A6A47F34"/>
-    <w:lvl w:ilvl="0">
-      <w:start w:val="1"/>
-      <w:numFmt w:val="lowerLetter"/>
-      <w:lvlText w:val="%1."/>
-      <w:lvlJc w:val="left"/>
-      <w:pPr>
-        <w:tabs>
-          <w:tab w:val="num" w:pos="720"/>
-        </w:tabs>
-        <w:ind w:left="720" w:hanging="360"/>
-      </w:pPr>
-      <w:rPr>
-        <w:rFonts w:hint="default"/>
-        <w:sz w:val="20"/>
-      </w:rPr>
-    </w:lvl>
-    <w:lvl w:ilvl="1" w:tentative="1">
-      <w:start w:val="1"/>
-      <w:numFmt w:val="bullet"/>
-      <w:lvlText w:val="o"/>
-      <w:lvlJc w:val="left"/>
-      <w:pPr>
-        <w:tabs>
-          <w:tab w:val="num" w:pos="1440"/>
-        </w:tabs>
-        <w:ind w:left="1440" w:hanging="360"/>
-      </w:pPr>
-      <w:rPr>
-        <w:rFonts w:hint="default" w:ascii="Courier New" w:hAnsi="Courier New"/>
-        <w:sz w:val="20"/>
-      </w:rPr>
-    </w:lvl>
-    <w:lvl w:ilvl="2" w:tentative="1">
-      <w:start w:val="1"/>
-      <w:numFmt w:val="bullet"/>
-      <w:lvlText w:val=""/>
-      <w:lvlJc w:val="left"/>
-      <w:pPr>
-        <w:tabs>
-          <w:tab w:val="num" w:pos="2160"/>
-        </w:tabs>
-        <w:ind w:left="2160" w:hanging="360"/>
-      </w:pPr>
-      <w:rPr>
-        <w:rFonts w:hint="default" w:ascii="Wingdings" w:hAnsi="Wingdings"/>
-        <w:sz w:val="20"/>
-      </w:rPr>
-    </w:lvl>
-    <w:lvl w:ilvl="3" w:tentative="1">
-      <w:start w:val="1"/>
-      <w:numFmt w:val="bullet"/>
-      <w:lvlText w:val=""/>
-      <w:lvlJc w:val="left"/>
-      <w:pPr>
-        <w:tabs>
-          <w:tab w:val="num" w:pos="2880"/>
-        </w:tabs>
-        <w:ind w:left="2880" w:hanging="360"/>
-      </w:pPr>
-      <w:rPr>
-        <w:rFonts w:hint="default" w:ascii="Wingdings" w:hAnsi="Wingdings"/>
-        <w:sz w:val="20"/>
-      </w:rPr>
-    </w:lvl>
-    <w:lvl w:ilvl="4" w:tentative="1">
-      <w:start w:val="1"/>
-      <w:numFmt w:val="bullet"/>
-      <w:lvlText w:val=""/>
-      <w:lvlJc w:val="left"/>
-      <w:pPr>
-        <w:tabs>
-          <w:tab w:val="num" w:pos="3600"/>
-        </w:tabs>
-        <w:ind w:left="3600" w:hanging="360"/>
-      </w:pPr>
-      <w:rPr>
-        <w:rFonts w:hint="default" w:ascii="Wingdings" w:hAnsi="Wingdings"/>
-        <w:sz w:val="20"/>
-      </w:rPr>
-    </w:lvl>
-    <w:lvl w:ilvl="5" w:tentative="1">
-      <w:start w:val="1"/>
-      <w:numFmt w:val="bullet"/>
-      <w:lvlText w:val=""/>
-      <w:lvlJc w:val="left"/>
-      <w:pPr>
-        <w:tabs>
-          <w:tab w:val="num" w:pos="4320"/>
-        </w:tabs>
-        <w:ind w:left="4320" w:hanging="360"/>
-      </w:pPr>
-      <w:rPr>
-        <w:rFonts w:hint="default" w:ascii="Wingdings" w:hAnsi="Wingdings"/>
-        <w:sz w:val="20"/>
-      </w:rPr>
-    </w:lvl>
-    <w:lvl w:ilvl="6" w:tentative="1">
-      <w:start w:val="1"/>
-      <w:numFmt w:val="bullet"/>
-      <w:lvlText w:val=""/>
-      <w:lvlJc w:val="left"/>
-      <w:pPr>
-        <w:tabs>
-          <w:tab w:val="num" w:pos="5040"/>
-        </w:tabs>
-        <w:ind w:left="5040" w:hanging="360"/>
-      </w:pPr>
-      <w:rPr>
-        <w:rFonts w:hint="default" w:ascii="Wingdings" w:hAnsi="Wingdings"/>
-        <w:sz w:val="20"/>
-      </w:rPr>
-    </w:lvl>
-    <w:lvl w:ilvl="7" w:tentative="1">
-      <w:start w:val="1"/>
-      <w:numFmt w:val="bullet"/>
-      <w:lvlText w:val=""/>
-      <w:lvlJc w:val="left"/>
-      <w:pPr>
-        <w:tabs>
-          <w:tab w:val="num" w:pos="5760"/>
-        </w:tabs>
-        <w:ind w:left="5760" w:hanging="360"/>
-      </w:pPr>
-      <w:rPr>
-        <w:rFonts w:hint="default" w:ascii="Wingdings" w:hAnsi="Wingdings"/>
-        <w:sz w:val="20"/>
-      </w:rPr>
-    </w:lvl>
-    <w:lvl w:ilvl="8" w:tentative="1">
-      <w:start w:val="1"/>
-      <w:numFmt w:val="bullet"/>
-      <w:lvlText w:val=""/>
-      <w:lvlJc w:val="left"/>
-      <w:pPr>
-        <w:tabs>
-          <w:tab w:val="num" w:pos="6480"/>
-        </w:tabs>
-        <w:ind w:left="6480" w:hanging="360"/>
-      </w:pPr>
-      <w:rPr>
-        <w:rFonts w:hint="default" w:ascii="Wingdings" w:hAnsi="Wingdings"/>
-        <w:sz w:val="20"/>
-      </w:rPr>
-    </w:lvl>
-  </w:abstractNum>
-  <w:abstractNum w:abstractNumId="52" w15:restartNumberingAfterBreak="0">
-    <w:nsid w:val="7BF95D10"/>
-    <w:multiLevelType w:val="hybridMultilevel"/>
-    <w:tmpl w:val="474EEB16"/>
-    <w:lvl w:ilvl="0" w:tplc="240A0001">
-      <w:start w:val="1"/>
-      <w:numFmt w:val="bullet"/>
-      <w:lvlText w:val=""/>
-      <w:lvlJc w:val="left"/>
-      <w:pPr>
-        <w:ind w:left="720" w:hanging="360"/>
-      </w:pPr>
-      <w:rPr>
-        <w:rFonts w:hint="default" w:ascii="Symbol" w:hAnsi="Symbol"/>
-      </w:rPr>
-    </w:lvl>
-    <w:lvl w:ilvl="1" w:tplc="240A0003" w:tentative="1">
-      <w:start w:val="1"/>
-      <w:numFmt w:val="bullet"/>
-      <w:lvlText w:val="o"/>
-      <w:lvlJc w:val="left"/>
-      <w:pPr>
-        <w:ind w:left="1440" w:hanging="360"/>
-      </w:pPr>
-      <w:rPr>
-        <w:rFonts w:hint="default" w:ascii="Courier New" w:hAnsi="Courier New" w:cs="Courier New"/>
-      </w:rPr>
-    </w:lvl>
-    <w:lvl w:ilvl="2" w:tplc="240A0005" w:tentative="1">
-      <w:start w:val="1"/>
-      <w:numFmt w:val="bullet"/>
-      <w:lvlText w:val=""/>
-      <w:lvlJc w:val="left"/>
-      <w:pPr>
-        <w:ind w:left="2160" w:hanging="360"/>
-      </w:pPr>
-      <w:rPr>
-        <w:rFonts w:hint="default" w:ascii="Wingdings" w:hAnsi="Wingdings"/>
-      </w:rPr>
-    </w:lvl>
-    <w:lvl w:ilvl="3" w:tplc="240A0001" w:tentative="1">
-      <w:start w:val="1"/>
-      <w:numFmt w:val="bullet"/>
-      <w:lvlText w:val=""/>
-      <w:lvlJc w:val="left"/>
-      <w:pPr>
-        <w:ind w:left="2880" w:hanging="360"/>
-      </w:pPr>
-      <w:rPr>
-        <w:rFonts w:hint="default" w:ascii="Symbol" w:hAnsi="Symbol"/>
-      </w:rPr>
-    </w:lvl>
-    <w:lvl w:ilvl="4" w:tplc="240A0003" w:tentative="1">
-      <w:start w:val="1"/>
-      <w:numFmt w:val="bullet"/>
-      <w:lvlText w:val="o"/>
-      <w:lvlJc w:val="left"/>
-      <w:pPr>
-        <w:ind w:left="3600" w:hanging="360"/>
-      </w:pPr>
-      <w:rPr>
-        <w:rFonts w:hint="default" w:ascii="Courier New" w:hAnsi="Courier New" w:cs="Courier New"/>
-      </w:rPr>
-    </w:lvl>
-    <w:lvl w:ilvl="5" w:tplc="240A0005" w:tentative="1">
-      <w:start w:val="1"/>
-      <w:numFmt w:val="bullet"/>
-      <w:lvlText w:val=""/>
-      <w:lvlJc w:val="left"/>
-      <w:pPr>
-        <w:ind w:left="4320" w:hanging="360"/>
-      </w:pPr>
-      <w:rPr>
-        <w:rFonts w:hint="default" w:ascii="Wingdings" w:hAnsi="Wingdings"/>
-      </w:rPr>
-    </w:lvl>
-    <w:lvl w:ilvl="6" w:tplc="240A0001" w:tentative="1">
-      <w:start w:val="1"/>
-      <w:numFmt w:val="bullet"/>
-      <w:lvlText w:val=""/>
-      <w:lvlJc w:val="left"/>
-      <w:pPr>
-        <w:ind w:left="5040" w:hanging="360"/>
-      </w:pPr>
-      <w:rPr>
-        <w:rFonts w:hint="default" w:ascii="Symbol" w:hAnsi="Symbol"/>
-      </w:rPr>
-    </w:lvl>
-    <w:lvl w:ilvl="7" w:tplc="240A0003" w:tentative="1">
-      <w:start w:val="1"/>
-      <w:numFmt w:val="bullet"/>
-      <w:lvlText w:val="o"/>
-      <w:lvlJc w:val="left"/>
-      <w:pPr>
-        <w:ind w:left="5760" w:hanging="360"/>
-      </w:pPr>
-      <w:rPr>
-        <w:rFonts w:hint="default" w:ascii="Courier New" w:hAnsi="Courier New" w:cs="Courier New"/>
-      </w:rPr>
-    </w:lvl>
-    <w:lvl w:ilvl="8" w:tplc="240A0005" w:tentative="1">
-      <w:start w:val="1"/>
-      <w:numFmt w:val="bullet"/>
-      <w:lvlText w:val=""/>
-      <w:lvlJc w:val="left"/>
-      <w:pPr>
-        <w:ind w:left="6480" w:hanging="360"/>
-      </w:pPr>
-      <w:rPr>
-        <w:rFonts w:hint="default" w:ascii="Wingdings" w:hAnsi="Wingdings"/>
-      </w:rPr>
-    </w:lvl>
-  </w:abstractNum>
   <w:num w:numId="1" w16cid:durableId="519466354">
+    <w:abstractNumId w:val="7"/>
+  </w:num>
+  <w:num w:numId="2" w16cid:durableId="341199776">
+    <w:abstractNumId w:val="9"/>
+  </w:num>
+  <w:num w:numId="3" w16cid:durableId="450633483">
+    <w:abstractNumId w:val="1"/>
+  </w:num>
+  <w:num w:numId="4" w16cid:durableId="1033968189">
+    <w:abstractNumId w:val="22"/>
+  </w:num>
+  <w:num w:numId="5" w16cid:durableId="1435249355">
+    <w:abstractNumId w:val="13"/>
+  </w:num>
+  <w:num w:numId="6" w16cid:durableId="784080838">
+    <w:abstractNumId w:val="21"/>
+  </w:num>
+  <w:num w:numId="7" w16cid:durableId="861209532">
+    <w:abstractNumId w:val="4"/>
+  </w:num>
+  <w:num w:numId="8" w16cid:durableId="292371296">
+    <w:abstractNumId w:val="23"/>
+  </w:num>
+  <w:num w:numId="9" w16cid:durableId="498741978">
+    <w:abstractNumId w:val="2"/>
+  </w:num>
+  <w:num w:numId="10" w16cid:durableId="110167942">
+    <w:abstractNumId w:val="3"/>
+  </w:num>
+  <w:num w:numId="11" w16cid:durableId="1406566108">
     <w:abstractNumId w:val="16"/>
   </w:num>
-  <w:num w:numId="2" w16cid:durableId="1734154354">
-    <w:abstractNumId w:val="42"/>
-  </w:num>
-  <w:num w:numId="3" w16cid:durableId="494346019">
-    <w:abstractNumId w:val="26"/>
-  </w:num>
-  <w:num w:numId="4" w16cid:durableId="1814367877">
-    <w:abstractNumId w:val="31"/>
-  </w:num>
-  <w:num w:numId="5" w16cid:durableId="2143031652">
-    <w:abstractNumId w:val="32"/>
-  </w:num>
-  <w:num w:numId="6" w16cid:durableId="209460481">
-    <w:abstractNumId w:val="2"/>
-  </w:num>
-  <w:num w:numId="7" w16cid:durableId="521868066">
-    <w:abstractNumId w:val="49"/>
-  </w:num>
-  <w:num w:numId="8" w16cid:durableId="1699769324">
-    <w:abstractNumId w:val="28"/>
-  </w:num>
-  <w:num w:numId="9" w16cid:durableId="1983848705">
+  <w:num w:numId="12" w16cid:durableId="1192918394">
     <w:abstractNumId w:val="0"/>
   </w:num>
-  <w:num w:numId="10" w16cid:durableId="870455073">
-    <w:abstractNumId w:val="51"/>
+  <w:num w:numId="13" w16cid:durableId="1059980198">
+    <w:abstractNumId w:val="24"/>
   </w:num>
-  <w:num w:numId="11" w16cid:durableId="1695769878">
-    <w:abstractNumId w:val="44"/>
+  <w:num w:numId="14" w16cid:durableId="1328485678">
+    <w:abstractNumId w:val="8"/>
   </w:num>
-  <w:num w:numId="12" w16cid:durableId="774638985">
-    <w:abstractNumId w:val="27"/>
+  <w:num w:numId="15" w16cid:durableId="799958103">
+    <w:abstractNumId w:val="15"/>
   </w:num>
-  <w:num w:numId="13" w16cid:durableId="1364554999">
-    <w:abstractNumId w:val="38"/>
+  <w:num w:numId="16" w16cid:durableId="1240674299">
+    <w:abstractNumId w:val="17"/>
   </w:num>
-  <w:num w:numId="14" w16cid:durableId="1121731639">
-    <w:abstractNumId w:val="46"/>
+  <w:num w:numId="17" w16cid:durableId="226108008">
+    <w:abstractNumId w:val="6"/>
   </w:num>
-  <w:num w:numId="15" w16cid:durableId="1712798951">
-    <w:abstractNumId w:val="52"/>
+  <w:num w:numId="18" w16cid:durableId="573322971">
+    <w:abstractNumId w:val="14"/>
   </w:num>
-  <w:num w:numId="16" w16cid:durableId="304163052">
+  <w:num w:numId="19" w16cid:durableId="243996416">
     <w:abstractNumId w:val="19"/>
   </w:num>
-  <w:num w:numId="17" w16cid:durableId="1208496132">
-    <w:abstractNumId w:val="8"/>
+  <w:num w:numId="20" w16cid:durableId="654072019">
+    <w:abstractNumId w:val="20"/>
   </w:num>
-  <w:num w:numId="18" w16cid:durableId="1339624548">
-    <w:abstractNumId w:val="41"/>
+  <w:num w:numId="21" w16cid:durableId="1559785825">
+    <w:abstractNumId w:val="11"/>
   </w:num>
-  <w:num w:numId="19" w16cid:durableId="1497453377">
-    <w:abstractNumId w:val="23"/>
+  <w:num w:numId="22" w16cid:durableId="104036855">
+    <w:abstractNumId w:val="12"/>
   </w:num>
-  <w:num w:numId="20" w16cid:durableId="1888294457">
-    <w:abstractNumId w:val="25"/>
+  <w:num w:numId="23" w16cid:durableId="16666789">
+    <w:abstractNumId w:val="5"/>
   </w:num>
-  <w:num w:numId="21" w16cid:durableId="792214723">
-    <w:abstractNumId w:val="13"/>
-  </w:num>
-  <w:num w:numId="22" w16cid:durableId="1040711773">
+  <w:num w:numId="24" w16cid:durableId="2092849817">
     <w:abstractNumId w:val="10"/>
   </w:num>
-  <w:num w:numId="23" w16cid:durableId="1918323304">
-    <w:abstractNumId w:val="40"/>
-  </w:num>
-  <w:num w:numId="24" w16cid:durableId="2058049535">
-    <w:abstractNumId w:val="11"/>
-  </w:num>
-  <w:num w:numId="25" w16cid:durableId="380833379">
-    <w:abstractNumId w:val="34"/>
-  </w:num>
-  <w:num w:numId="26" w16cid:durableId="341199776">
+  <w:num w:numId="25" w16cid:durableId="223182719">
     <w:abstractNumId w:val="18"/>
   </w:num>
-  <w:num w:numId="27" w16cid:durableId="450633483">
-    <w:abstractNumId w:val="4"/>
-  </w:num>
-  <w:num w:numId="28" w16cid:durableId="1033968189">
-    <w:abstractNumId w:val="47"/>
-  </w:num>
-  <w:num w:numId="29" w16cid:durableId="1435249355">
-    <w:abstractNumId w:val="29"/>
-  </w:num>
-  <w:num w:numId="30" w16cid:durableId="784080838">
-    <w:abstractNumId w:val="45"/>
-  </w:num>
-  <w:num w:numId="31" w16cid:durableId="861209532">
-    <w:abstractNumId w:val="9"/>
-  </w:num>
-  <w:num w:numId="32" w16cid:durableId="292371296">
-    <w:abstractNumId w:val="48"/>
-  </w:num>
-  <w:num w:numId="33" w16cid:durableId="498741978">
-    <w:abstractNumId w:val="6"/>
-  </w:num>
-  <w:num w:numId="34" w16cid:durableId="110167942">
-    <w:abstractNumId w:val="7"/>
-  </w:num>
-  <w:num w:numId="35" w16cid:durableId="1406566108">
-    <w:abstractNumId w:val="35"/>
-  </w:num>
-  <w:num w:numId="36" w16cid:durableId="1192918394">
-    <w:abstractNumId w:val="1"/>
-  </w:num>
-  <w:num w:numId="37" w16cid:durableId="1059980198">
-    <w:abstractNumId w:val="50"/>
-  </w:num>
-  <w:num w:numId="38" w16cid:durableId="1328485678">
-    <w:abstractNumId w:val="17"/>
-  </w:num>
-  <w:num w:numId="39" w16cid:durableId="799958103">
-    <w:abstractNumId w:val="33"/>
-  </w:num>
-  <w:num w:numId="40" w16cid:durableId="132331267">
-    <w:abstractNumId w:val="3"/>
-  </w:num>
-  <w:num w:numId="41" w16cid:durableId="4484961">
-    <w:abstractNumId w:val="12"/>
-  </w:num>
-  <w:num w:numId="42" w16cid:durableId="1240674299">
-    <w:abstractNumId w:val="36"/>
-  </w:num>
-  <w:num w:numId="43" w16cid:durableId="226108008">
-    <w:abstractNumId w:val="15"/>
-  </w:num>
-  <w:num w:numId="44" w16cid:durableId="573322971">
-    <w:abstractNumId w:val="30"/>
-  </w:num>
-  <w:num w:numId="45" w16cid:durableId="243996416">
-    <w:abstractNumId w:val="39"/>
-  </w:num>
-  <w:num w:numId="46" w16cid:durableId="927736906">
-    <w:abstractNumId w:val="5"/>
-  </w:num>
-  <w:num w:numId="47" w16cid:durableId="654072019">
-    <w:abstractNumId w:val="43"/>
-  </w:num>
-  <w:num w:numId="48" w16cid:durableId="1559785825">
-    <w:abstractNumId w:val="22"/>
-  </w:num>
-  <w:num w:numId="49" w16cid:durableId="1559514482">
-    <w:abstractNumId w:val="21"/>
-  </w:num>
-  <w:num w:numId="50" w16cid:durableId="104036855">
-    <w:abstractNumId w:val="24"/>
-  </w:num>
-  <w:num w:numId="51" w16cid:durableId="16666789">
-    <w:abstractNumId w:val="14"/>
-  </w:num>
-  <w:num w:numId="52" w16cid:durableId="2092849817">
-    <w:abstractNumId w:val="20"/>
-  </w:num>
-  <w:num w:numId="53" w16cid:durableId="223182719">
-    <w:abstractNumId w:val="37"/>
-  </w:num>
-  <w:numIdMacAtCleanup w:val="16"/>
+  <w:numIdMacAtCleanup w:val="25"/>
 </w:numbering>
 </file>
 
 <file path=word/people.xml><?xml version="1.0" encoding="utf-8"?>
-<w15:people xmlns:mc="http://schemas.openxmlformats.org/markup-compatibility/2006" xmlns:w15="http://schemas.microsoft.com/office/word/2012/wordml" mc:Ignorable="w15">
+<w15:people xmlns:wpc="http://schemas.microsoft.com/office/word/2010/wordprocessingCanvas" xmlns:cx="http://schemas.microsoft.com/office/drawing/2014/chartex" xmlns:cx1="http://schemas.microsoft.com/office/drawing/2015/9/8/chartex" xmlns:cx2="http://schemas.microsoft.com/office/drawing/2015/10/21/chartex" xmlns:cx3="http://schemas.microsoft.com/office/drawing/2016/5/9/chartex" xmlns:cx4="http://schemas.microsoft.com/office/drawing/2016/5/10/chartex" xmlns:cx5="http://schemas.microsoft.com/office/drawing/2016/5/11/chartex" xmlns:cx6="http://schemas.microsoft.com/office/drawing/2016/5/12/chartex" xmlns:cx7="http://schemas.microsoft.com/office/drawing/2016/5/13/chartex" xmlns:cx8="http://schemas.microsoft.com/office/drawing/2016/5/14/chartex" xmlns:mc="http://schemas.openxmlformats.org/markup-compatibility/2006" xmlns:aink="http://schemas.microsoft.com/office/drawing/2016/ink" xmlns:am3d="http://schemas.microsoft.com/office/drawing/2017/model3d" xmlns:o="urn:schemas-microsoft-com:office:office" xmlns:oel="http://schemas.microsoft.com/office/2019/extlst" xmlns:r="http://schemas.openxmlformats.org/officeDocument/2006/relationships" xmlns:m="http://schemas.openxmlformats.org/officeDocument/2006/math" xmlns:v="urn:schemas-microsoft-com:vml" xmlns:wp14="http://schemas.microsoft.com/office/word/2010/wordprocessingDrawing" xmlns:wp="http://schemas.openxmlformats.org/drawingml/2006/wordprocessingDrawing" xmlns:w10="urn:schemas-microsoft-com:office:word" xmlns:w="http://schemas.openxmlformats.org/wordprocessingml/2006/main" xmlns:w14="http://schemas.microsoft.com/office/word/2010/wordml" xmlns:w15="http://schemas.microsoft.com/office/word/2012/wordml" xmlns:w16cex="http://schemas.microsoft.com/office/word/2018/wordml/cex" xmlns:w16cid="http://schemas.microsoft.com/office/word/2016/wordml/cid" xmlns:w16="http://schemas.microsoft.com/office/word/2018/wordml" xmlns:w16du="http://schemas.microsoft.com/office/word/2023/wordml/word16du" xmlns:w16sdtdh="http://schemas.microsoft.com/office/word/2020/wordml/sdtdatahash" xmlns:w16sdtfl="http://schemas.microsoft.com/office/word/2024/wordml/sdtformatlock" xmlns:w16se="http://schemas.microsoft.com/office/word/2015/wordml/symex" xmlns:wpg="http://schemas.microsoft.com/office/word/2010/wordprocessingGroup" xmlns:wpi="http://schemas.microsoft.com/office/word/2010/wordprocessingInk" xmlns:wne="http://schemas.microsoft.com/office/word/2006/wordml" xmlns:wps="http://schemas.microsoft.com/office/word/2010/wordprocessingShape" mc:Ignorable="w14 w15 w16se w16cid w16 w16cex w16sdtdh w16sdtfl w16du wp14">
   <w15:person w15:author="Sandra Paola Morales Paez">
     <w15:presenceInfo w15:providerId="AD" w15:userId="S::sandrap.morales@unad.edu.co::33e80951-1d3b-47f2-8326-0ae4d88eafec"/>
-  </w15:person>
-  <w15:person w15:author="licencias321@i365.top">
-    <w15:presenceInfo w15:providerId="AD" w15:userId="S::licencias321@i365.top::7e69f81d-0e3b-4175-bb9f-57f0b30c227b"/>
   </w15:person>
   <w15:person w15:author="Sandra Paola Morales Páez">
     <w15:presenceInfo w15:providerId="AD" w15:userId="S::spmoralesp@sena.edu.co::10985b28-dc37-4a32-8c1c-fda81c033cd7"/>
   </w15:person>
-  <w15:person w15:author="Sandra Paola Morales Paez">
-    <w15:presenceInfo w15:providerId="AD" w15:userId="S::spmoralesp@sena.edu.co::10985b28-dc37-4a32-8c1c-fda81c033cd7"/>
+  <w15:person w15:author="licencias321@i365.top">
+    <w15:presenceInfo w15:providerId="AD" w15:userId="S::licencias321@i365.top::7e69f81d-0e3b-4175-bb9f-57f0b30c227b"/>
   </w15:person>
 </w15:people>
 </file>
@@ -30386,7 +27228,7 @@
 </file>
 
 <file path=word/diagrams/colors1.xml><?xml version="1.0" encoding="utf-8"?>
-<dgm:colorsDef xmlns:dgm="http://schemas.openxmlformats.org/drawingml/2006/diagram" xmlns:a="http://schemas.openxmlformats.org/drawingml/2006/main" uniqueId="urn:microsoft.com/office/officeart/2005/8/colors/accent1_2">
+<dgm:colorsDef xmlns:dgm="http://schemas.openxmlformats.org/drawingml/2006/diagram" xmlns:a="http://schemas.openxmlformats.org/drawingml/2006/main" uniqueId="urn:microsoft.com/office/officeart/2005/8/colors/accent1_2#1">
   <dgm:title val=""/>
   <dgm:desc val=""/>
   <dgm:catLst>
@@ -31133,7 +27975,7 @@
 </file>
 
 <file path=word/diagrams/colors2.xml><?xml version="1.0" encoding="utf-8"?>
-<dgm:colorsDef xmlns:dgm="http://schemas.openxmlformats.org/drawingml/2006/diagram" xmlns:a="http://schemas.openxmlformats.org/drawingml/2006/main" uniqueId="urn:microsoft.com/office/officeart/2005/8/colors/accent1_2">
+<dgm:colorsDef xmlns:dgm="http://schemas.openxmlformats.org/drawingml/2006/diagram" xmlns:a="http://schemas.openxmlformats.org/drawingml/2006/main" uniqueId="urn:microsoft.com/office/officeart/2005/8/colors/accent1_2#2">
   <dgm:title val=""/>
   <dgm:desc val=""/>
   <dgm:catLst>
@@ -31880,7 +28722,7 @@
 </file>
 
 <file path=word/diagrams/colors3.xml><?xml version="1.0" encoding="utf-8"?>
-<dgm:colorsDef xmlns:dgm="http://schemas.openxmlformats.org/drawingml/2006/diagram" xmlns:a="http://schemas.openxmlformats.org/drawingml/2006/main" uniqueId="urn:microsoft.com/office/officeart/2005/8/colors/accent1_2">
+<dgm:colorsDef xmlns:dgm="http://schemas.openxmlformats.org/drawingml/2006/diagram" xmlns:a="http://schemas.openxmlformats.org/drawingml/2006/main" uniqueId="urn:microsoft.com/office/officeart/2005/8/colors/accent1_2#3">
   <dgm:title val=""/>
   <dgm:desc val=""/>
   <dgm:catLst>
@@ -32627,7 +29469,7 @@
 </file>
 
 <file path=word/diagrams/colors4.xml><?xml version="1.0" encoding="utf-8"?>
-<dgm:colorsDef xmlns:dgm="http://schemas.openxmlformats.org/drawingml/2006/diagram" xmlns:a="http://schemas.openxmlformats.org/drawingml/2006/main" uniqueId="urn:microsoft.com/office/officeart/2005/8/colors/accent1_2">
+<dgm:colorsDef xmlns:dgm="http://schemas.openxmlformats.org/drawingml/2006/diagram" xmlns:a="http://schemas.openxmlformats.org/drawingml/2006/main" uniqueId="urn:microsoft.com/office/officeart/2005/8/colors/accent1_2#4">
   <dgm:title val=""/>
   <dgm:desc val=""/>
   <dgm:catLst>
@@ -33377,7 +30219,7 @@
 <dgm:dataModel xmlns:dgm="http://schemas.openxmlformats.org/drawingml/2006/diagram" xmlns:a="http://schemas.openxmlformats.org/drawingml/2006/main">
   <dgm:ptLst>
     <dgm:pt modelId="{6AB7EF47-3ABD-4985-A2A8-8A4E8AB92935}" type="doc">
-      <dgm:prSet loTypeId="urn:microsoft.com/office/officeart/2005/8/layout/pList2" loCatId="list" qsTypeId="urn:microsoft.com/office/officeart/2005/8/quickstyle/simple1" qsCatId="simple" csTypeId="urn:microsoft.com/office/officeart/2005/8/colors/accent1_2" csCatId="accent1" phldr="1"/>
+      <dgm:prSet loTypeId="urn:microsoft.com/office/officeart/2005/8/layout/pList2" loCatId="list" qsTypeId="urn:microsoft.com/office/officeart/2005/8/quickstyle/simple1#1" qsCatId="simple" csTypeId="urn:microsoft.com/office/officeart/2005/8/colors/accent1_2#1" csCatId="accent1" phldr="1"/>
       <dgm:spPr/>
     </dgm:pt>
     <dgm:pt modelId="{CC251B84-B246-4CCB-A3E9-A371F80E2965}">
@@ -33731,7 +30573,7 @@
 <dgm:dataModel xmlns:dgm="http://schemas.openxmlformats.org/drawingml/2006/diagram" xmlns:a="http://schemas.openxmlformats.org/drawingml/2006/main">
   <dgm:ptLst>
     <dgm:pt modelId="{5692978F-F87E-4244-ABCB-EFE2502FA4D7}" type="doc">
-      <dgm:prSet loTypeId="urn:microsoft.com/office/officeart/2005/8/layout/process1" loCatId="process" qsTypeId="urn:microsoft.com/office/officeart/2005/8/quickstyle/simple1" qsCatId="simple" csTypeId="urn:microsoft.com/office/officeart/2005/8/colors/accent1_2" csCatId="accent1" phldr="1"/>
+      <dgm:prSet loTypeId="urn:microsoft.com/office/officeart/2005/8/layout/process1" loCatId="process" qsTypeId="urn:microsoft.com/office/officeart/2005/8/quickstyle/simple1#2" qsCatId="simple" csTypeId="urn:microsoft.com/office/officeart/2005/8/colors/accent1_2#2" csCatId="accent1" phldr="1"/>
       <dgm:spPr/>
     </dgm:pt>
     <dgm:pt modelId="{D21732B0-0BCC-46F4-89EF-06907E48F0F4}">
@@ -34027,7 +30869,7 @@
 <dgm:dataModel xmlns:dgm="http://schemas.openxmlformats.org/drawingml/2006/diagram" xmlns:a="http://schemas.openxmlformats.org/drawingml/2006/main">
   <dgm:ptLst>
     <dgm:pt modelId="{7319353A-F8A4-4B5B-AEAA-1301DF871D15}" type="doc">
-      <dgm:prSet loTypeId="urn:microsoft.com/office/officeart/2005/8/layout/hProcess7" loCatId="list" qsTypeId="urn:microsoft.com/office/officeart/2005/8/quickstyle/simple1" qsCatId="simple" csTypeId="urn:microsoft.com/office/officeart/2005/8/colors/accent1_2" csCatId="accent1" phldr="1"/>
+      <dgm:prSet loTypeId="urn:microsoft.com/office/officeart/2005/8/layout/hProcess7" loCatId="list" qsTypeId="urn:microsoft.com/office/officeart/2005/8/quickstyle/simple1#3" qsCatId="simple" csTypeId="urn:microsoft.com/office/officeart/2005/8/colors/accent1_2#3" csCatId="accent1" phldr="1"/>
       <dgm:spPr/>
       <dgm:t>
         <a:bodyPr/>
@@ -34602,7 +31444,7 @@
 <dgm:dataModel xmlns:dgm="http://schemas.openxmlformats.org/drawingml/2006/diagram" xmlns:a="http://schemas.openxmlformats.org/drawingml/2006/main">
   <dgm:ptLst>
     <dgm:pt modelId="{C0E7F192-97FA-403C-9CF5-98E3ACF53622}" type="doc">
-      <dgm:prSet loTypeId="urn:microsoft.com/office/officeart/2005/8/layout/hProcess9" loCatId="process" qsTypeId="urn:microsoft.com/office/officeart/2005/8/quickstyle/simple1" qsCatId="simple" csTypeId="urn:microsoft.com/office/officeart/2005/8/colors/accent1_2" csCatId="accent1" phldr="1"/>
+      <dgm:prSet loTypeId="urn:microsoft.com/office/officeart/2005/8/layout/hProcess9" loCatId="process" qsTypeId="urn:microsoft.com/office/officeart/2005/8/quickstyle/simple1#4" qsCatId="simple" csTypeId="urn:microsoft.com/office/officeart/2005/8/colors/accent1_2#4" csCatId="accent1" phldr="1"/>
       <dgm:spPr/>
     </dgm:pt>
     <dgm:pt modelId="{DA580447-F1EF-4790-BD13-880F553CCF44}">
@@ -37685,7 +34527,7 @@
 </file>
 
 <file path=word/diagrams/quickStyle1.xml><?xml version="1.0" encoding="utf-8"?>
-<dgm:styleDef xmlns:dgm="http://schemas.openxmlformats.org/drawingml/2006/diagram" xmlns:a="http://schemas.openxmlformats.org/drawingml/2006/main" uniqueId="urn:microsoft.com/office/officeart/2005/8/quickstyle/simple1">
+<dgm:styleDef xmlns:dgm="http://schemas.openxmlformats.org/drawingml/2006/diagram" xmlns:a="http://schemas.openxmlformats.org/drawingml/2006/main" uniqueId="urn:microsoft.com/office/officeart/2005/8/quickstyle/simple1#1">
   <dgm:title val=""/>
   <dgm:desc val=""/>
   <dgm:catLst>
@@ -38719,7 +35561,7 @@
 </file>
 
 <file path=word/diagrams/quickStyle2.xml><?xml version="1.0" encoding="utf-8"?>
-<dgm:styleDef xmlns:dgm="http://schemas.openxmlformats.org/drawingml/2006/diagram" xmlns:a="http://schemas.openxmlformats.org/drawingml/2006/main" uniqueId="urn:microsoft.com/office/officeart/2005/8/quickstyle/simple1">
+<dgm:styleDef xmlns:dgm="http://schemas.openxmlformats.org/drawingml/2006/diagram" xmlns:a="http://schemas.openxmlformats.org/drawingml/2006/main" uniqueId="urn:microsoft.com/office/officeart/2005/8/quickstyle/simple1#2">
   <dgm:title val=""/>
   <dgm:desc val=""/>
   <dgm:catLst>
@@ -39753,7 +36595,7 @@
 </file>
 
 <file path=word/diagrams/quickStyle3.xml><?xml version="1.0" encoding="utf-8"?>
-<dgm:styleDef xmlns:dgm="http://schemas.openxmlformats.org/drawingml/2006/diagram" xmlns:a="http://schemas.openxmlformats.org/drawingml/2006/main" uniqueId="urn:microsoft.com/office/officeart/2005/8/quickstyle/simple1">
+<dgm:styleDef xmlns:dgm="http://schemas.openxmlformats.org/drawingml/2006/diagram" xmlns:a="http://schemas.openxmlformats.org/drawingml/2006/main" uniqueId="urn:microsoft.com/office/officeart/2005/8/quickstyle/simple1#3">
   <dgm:title val=""/>
   <dgm:desc val=""/>
   <dgm:catLst>
@@ -40787,7 +37629,7 @@
 </file>
 
 <file path=word/diagrams/quickStyle4.xml><?xml version="1.0" encoding="utf-8"?>
-<dgm:styleDef xmlns:dgm="http://schemas.openxmlformats.org/drawingml/2006/diagram" xmlns:a="http://schemas.openxmlformats.org/drawingml/2006/main" uniqueId="urn:microsoft.com/office/officeart/2005/8/quickstyle/simple1">
+<dgm:styleDef xmlns:dgm="http://schemas.openxmlformats.org/drawingml/2006/diagram" xmlns:a="http://schemas.openxmlformats.org/drawingml/2006/main" uniqueId="urn:microsoft.com/office/officeart/2005/8/quickstyle/simple1#4">
   <dgm:title val=""/>
   <dgm:desc val=""/>
   <dgm:catLst>
@@ -42141,6 +38983,36 @@
 </file>
 
 <file path=customXml/item1.xml><?xml version="1.0" encoding="utf-8"?>
+<?mso-contentType ?>
+<FormTemplates xmlns="http://schemas.microsoft.com/sharepoint/v3/contenttype/forms">
+  <Display>DocumentLibraryForm</Display>
+  <Edit>DocumentLibraryForm</Edit>
+  <New>DocumentLibraryForm</New>
+</FormTemplates>
+</file>
+
+<file path=customXml/item2.xml><?xml version="1.0" encoding="utf-8"?>
+<p:properties xmlns:p="http://schemas.microsoft.com/office/2006/metadata/properties" xmlns:xsi="http://www.w3.org/2001/XMLSchema-instance" xmlns:pc="http://schemas.microsoft.com/office/infopath/2007/PartnerControls">
+  <documentManagement>
+    <TaxCatchAll xmlns="13c90a0b-73bc-4dc0-be5f-28d77b615beb" xsi:nil="true"/>
+    <lcf76f155ced4ddcb4097134ff3c332f xmlns="13c93bba-48ce-428c-bfe5-88b42c19b028">
+      <Terms xmlns="http://schemas.microsoft.com/office/infopath/2007/PartnerControls"/>
+    </lcf76f155ced4ddcb4097134ff3c332f>
+  </documentManagement>
+</p:properties>
+</file>
+
+<file path=customXml/item3.xml><?xml version="1.0" encoding="utf-8"?>
+<b:Sources xmlns:b="http://schemas.openxmlformats.org/officeDocument/2006/bibliography" xmlns="http://schemas.openxmlformats.org/officeDocument/2006/bibliography" SelectedStyle="\APASixthEditionOfficeOnline.xsl" StyleName="APA" Version="6"/>
+</file>
+
+<file path=customXml/item4.xml><?xml version="1.0" encoding="utf-8"?>
+<go:gDocsCustomXmlDataStorage xmlns:go="http://customooxmlschemas.google.com/" xmlns:r="http://schemas.openxmlformats.org/officeDocument/2006/relationships">
+  <go:docsCustomData xmlns:go="http://customooxmlschemas.google.com/" roundtripDataSignature="AMtx7mh3w1sXrKwdjzYCxjbwPkf7wsIk5w==">AMUW2mWhRc/xLonLdtoI8dz4BVu2GREgE7++Eme5Ko+W5/2G+QfXPKxV7NwLPPaJ77IM2LrlHDguxVZnDKcg4iQIvJIe+zJ9DBWjUaWFI+z0k4HbdiCFsJo=</go:docsCustomData>
+</go:gDocsCustomXmlDataStorage>
+</file>
+
+<file path=customXml/item5.xml><?xml version="1.0" encoding="utf-8"?>
 <ct:contentTypeSchema xmlns:ct="http://schemas.microsoft.com/office/2006/metadata/contentType" xmlns:ma="http://schemas.microsoft.com/office/2006/metadata/properties/metaAttributes" ct:_="" ma:_="" ma:contentTypeName="Documento" ma:contentTypeID="0x0101006A81D6BD42E8DF4C91013959704817E1" ma:contentTypeVersion="15" ma:contentTypeDescription="Crear nuevo documento." ma:contentTypeScope="" ma:versionID="bf4f72ffd194f0963ff564daca6869f7">
   <xsd:schema xmlns:xsd="http://www.w3.org/2001/XMLSchema" xmlns:xs="http://www.w3.org/2001/XMLSchema" xmlns:p="http://schemas.microsoft.com/office/2006/metadata/properties" xmlns:ns2="13c90a0b-73bc-4dc0-be5f-28d77b615beb" xmlns:ns3="13c93bba-48ce-428c-bfe5-88b42c19b028" targetNamespace="http://schemas.microsoft.com/office/2006/metadata/properties" ma:root="true" ma:fieldsID="8718d6f4873a5b1392a45044efa78385" ns2:_="" ns3:_="">
     <xsd:import namespace="13c90a0b-73bc-4dc0-be5f-28d77b615beb"/>
@@ -42375,37 +39247,43 @@
 </ct:contentTypeSchema>
 </file>
 
-<file path=customXml/item2.xml><?xml version="1.0" encoding="utf-8"?>
-<?mso-contentType ?>
-<FormTemplates xmlns="http://schemas.microsoft.com/sharepoint/v3/contenttype/forms">
-  <Display>DocumentLibraryForm</Display>
-  <Edit>DocumentLibraryForm</Edit>
-  <New>DocumentLibraryForm</New>
-</FormTemplates>
+<file path=customXml/itemProps1.xml><?xml version="1.0" encoding="utf-8"?>
+<ds:datastoreItem xmlns:ds="http://schemas.openxmlformats.org/officeDocument/2006/customXml" ds:itemID="{83102ECF-E44F-4F73-A78F-FE313D1BFB9A}">
+  <ds:schemaRefs>
+    <ds:schemaRef ds:uri="http://schemas.microsoft.com/sharepoint/v3/contenttype/forms"/>
+  </ds:schemaRefs>
+</ds:datastoreItem>
 </file>
 
-<file path=customXml/item3.xml><?xml version="1.0" encoding="utf-8"?>
-<go:gDocsCustomXmlDataStorage xmlns:go="http://customooxmlschemas.google.com/" xmlns:r="http://schemas.openxmlformats.org/officeDocument/2006/relationships">
-  <go:docsCustomData xmlns:go="http://customooxmlschemas.google.com/" roundtripDataSignature="AMtx7mh3w1sXrKwdjzYCxjbwPkf7wsIk5w==">AMUW2mWhRc/xLonLdtoI8dz4BVu2GREgE7++Eme5Ko+W5/2G+QfXPKxV7NwLPPaJ77IM2LrlHDguxVZnDKcg4iQIvJIe+zJ9DBWjUaWFI+z0k4HbdiCFsJo=</go:docsCustomData>
-</go:gDocsCustomXmlDataStorage>
+<file path=customXml/itemProps2.xml><?xml version="1.0" encoding="utf-8"?>
+<ds:datastoreItem xmlns:ds="http://schemas.openxmlformats.org/officeDocument/2006/customXml" ds:itemID="{9D9B1A75-0210-4935-8179-95DF20A26AD1}">
+  <ds:schemaRefs>
+    <ds:schemaRef ds:uri="http://schemas.microsoft.com/office/2006/metadata/properties"/>
+    <ds:schemaRef ds:uri="http://schemas.microsoft.com/office/infopath/2007/PartnerControls"/>
+    <ds:schemaRef ds:uri="13c90a0b-73bc-4dc0-be5f-28d77b615beb"/>
+    <ds:schemaRef ds:uri="13c93bba-48ce-428c-bfe5-88b42c19b028"/>
+  </ds:schemaRefs>
+</ds:datastoreItem>
 </file>
 
-<file path=customXml/item4.xml><?xml version="1.0" encoding="utf-8"?>
-<b:Sources xmlns:b="http://schemas.openxmlformats.org/officeDocument/2006/bibliography" xmlns="http://schemas.openxmlformats.org/officeDocument/2006/bibliography" SelectedStyle="\APASixthEditionOfficeOnline.xsl" StyleName="APA" Version="6"/>
+<file path=customXml/itemProps3.xml><?xml version="1.0" encoding="utf-8"?>
+<ds:datastoreItem xmlns:ds="http://schemas.openxmlformats.org/officeDocument/2006/customXml" ds:itemID="{73158964-26B6-41F9-BBE6-B2B704B4B161}">
+  <ds:schemaRefs>
+    <ds:schemaRef ds:uri="http://schemas.openxmlformats.org/officeDocument/2006/bibliography"/>
+  </ds:schemaRefs>
+</ds:datastoreItem>
 </file>
 
-<file path=customXml/item5.xml><?xml version="1.0" encoding="utf-8"?>
-<p:properties xmlns:p="http://schemas.microsoft.com/office/2006/metadata/properties" xmlns:xsi="http://www.w3.org/2001/XMLSchema-instance" xmlns:pc="http://schemas.microsoft.com/office/infopath/2007/PartnerControls">
-  <documentManagement>
-    <TaxCatchAll xmlns="13c90a0b-73bc-4dc0-be5f-28d77b615beb" xsi:nil="true"/>
-    <lcf76f155ced4ddcb4097134ff3c332f xmlns="13c93bba-48ce-428c-bfe5-88b42c19b028">
-      <Terms xmlns="http://schemas.microsoft.com/office/infopath/2007/PartnerControls"/>
-    </lcf76f155ced4ddcb4097134ff3c332f>
-  </documentManagement>
-</p:properties>
+<file path=customXml/itemProps4.xml><?xml version="1.0" encoding="utf-8"?>
+<ds:datastoreItem xmlns:ds="http://schemas.openxmlformats.org/officeDocument/2006/customXml" ds:itemID="{11111111-1234-1234-1234-123412341234}">
+  <ds:schemaRefs>
+    <ds:schemaRef ds:uri="http://customooxmlschemas.google.com/"/>
+    <ds:schemaRef ds:uri="http://schemas.openxmlformats.org/officeDocument/2006/relationships"/>
+  </ds:schemaRefs>
+</ds:datastoreItem>
 </file>
 
-<file path=customXml/itemProps1.xml><?xml version="1.0" encoding="utf-8"?>
+<file path=customXml/itemProps5.xml><?xml version="1.0" encoding="utf-8"?>
 <ds:datastoreItem xmlns:ds="http://schemas.openxmlformats.org/officeDocument/2006/customXml" ds:itemID="{D03E474C-37DE-4154-BAD1-EB3F086B5323}">
   <ds:schemaRefs>
     <ds:schemaRef ds:uri="http://schemas.microsoft.com/office/2006/metadata/contentType"/>
@@ -42422,40 +39300,4 @@
     <ds:schemaRef ds:uri="http://schemas.microsoft.com/internal/obd"/>
   </ds:schemaRefs>
 </ds:datastoreItem>
-</file>
-
-<file path=customXml/itemProps2.xml><?xml version="1.0" encoding="utf-8"?>
-<ds:datastoreItem xmlns:ds="http://schemas.openxmlformats.org/officeDocument/2006/customXml" ds:itemID="{83102ECF-E44F-4F73-A78F-FE313D1BFB9A}">
-  <ds:schemaRefs>
-    <ds:schemaRef ds:uri="http://schemas.microsoft.com/sharepoint/v3/contenttype/forms"/>
-  </ds:schemaRefs>
-</ds:datastoreItem>
-</file>
-
-<file path=customXml/itemProps3.xml><?xml version="1.0" encoding="utf-8"?>
-<ds:datastoreItem xmlns:ds="http://schemas.openxmlformats.org/officeDocument/2006/customXml" ds:itemID="{11111111-1234-1234-1234-123412341234}">
-  <ds:schemaRefs>
-    <ds:schemaRef ds:uri="http://customooxmlschemas.google.com/"/>
-    <ds:schemaRef ds:uri="http://schemas.openxmlformats.org/officeDocument/2006/relationships"/>
-  </ds:schemaRefs>
-</ds:datastoreItem>
-</file>
-
-<file path=customXml/itemProps4.xml><?xml version="1.0" encoding="utf-8"?>
-<ds:datastoreItem xmlns:ds="http://schemas.openxmlformats.org/officeDocument/2006/customXml" ds:itemID="{73158964-26B6-41F9-BBE6-B2B704B4B161}">
-  <ds:schemaRefs>
-    <ds:schemaRef ds:uri="http://schemas.openxmlformats.org/officeDocument/2006/bibliography"/>
-  </ds:schemaRefs>
-</ds:datastoreItem>
-</file>
-
-<file path=customXml/itemProps5.xml><?xml version="1.0" encoding="utf-8"?>
-<ds:datastoreItem xmlns:ds="http://schemas.openxmlformats.org/officeDocument/2006/customXml" ds:itemID="{9D9B1A75-0210-4935-8179-95DF20A26AD1}">
-  <ds:schemaRefs>
-    <ds:schemaRef ds:uri="http://schemas.microsoft.com/office/2006/metadata/properties"/>
-    <ds:schemaRef ds:uri="http://schemas.microsoft.com/office/infopath/2007/PartnerControls"/>
-    <ds:schemaRef ds:uri="13c90a0b-73bc-4dc0-be5f-28d77b615beb"/>
-    <ds:schemaRef ds:uri="13c93bba-48ce-428c-bfe5-88b42c19b028"/>
-  </ds:schemaRefs>
-</ds:datastoreItem>
 </file>